--- a/stuff/WHAT_WAS_EXPECTED_WHAT_HAPPENED.docx
+++ b/stuff/WHAT_WAS_EXPECTED_WHAT_HAPPENED.docx
@@ -25,12 +25,12 @@
         <w:pStyle w:val="Heading2"/>
       </w:pPr>
       <w:r>
-        <w:t>1. EU working-age population</w:t>
+        <w:t>1. 2025 Strategic Foresight Report</w:t>
       </w:r>
     </w:p>
     <w:p>
       <w:r>
-        <w:t>What was expected: The EU is projected to have 17 million fewer people of working age in 2040 than in 2023.</w:t>
+        <w:t>What was expected: the EU is projected to have 17 million fewer people of working age by 2040 than in 2023 (33).</w:t>
       </w:r>
     </w:p>
     <w:p>
@@ -48,37 +48,6 @@
         <w:pStyle w:val="Caption"/>
       </w:pPr>
       <w:r>
-        <w:t>Original: https://commission.europa.eu/strategy-and-policy/strategic-foresight/2025-strategic-foresight-report_en</w:t>
-      </w:r>
-    </w:p>
-    <w:p>
-      <w:pPr>
-        <w:pStyle w:val="Heading2"/>
-      </w:pPr>
-      <w:r>
-        <w:t>2. 2025 Strategic Foresight Report</w:t>
-      </w:r>
-    </w:p>
-    <w:p>
-      <w:r>
-        <w:t>What was expected: Healthy longevity offers various opportunities but also challenges, particularly when coupled with the parallel decline in fertility rates (32); the EU is projected to have 17 million fewer people of working age by 2040 than in 2023 (33).</w:t>
-      </w:r>
-    </w:p>
-    <w:p>
-      <w:r>
-        <w:t>What happened: No independently verified outcome yet.</w:t>
-      </w:r>
-    </w:p>
-    <w:p>
-      <w:r>
-        <w:t>Foresight score: Not scored — not yet assessed</w:t>
-      </w:r>
-    </w:p>
-    <w:p>
-      <w:pPr>
-        <w:pStyle w:val="Caption"/>
-      </w:pPr>
-      <w:r>
         <w:t>Original: https://commission.europa.eu/document/download/bdba60f0-abb3-42f8-b5be-fd35d693b289_en?filename=SFR2025-Report_web.pdf</w:t>
       </w:r>
     </w:p>
@@ -87,7 +56,7 @@
         <w:pStyle w:val="Heading2"/>
       </w:pPr>
       <w:r>
-        <w:t>3. 2023 Strategic Foresight Report</w:t>
+        <w:t>2. 2023 Strategic Foresight Report</w:t>
       </w:r>
     </w:p>
     <w:p>
@@ -118,7 +87,7 @@
         <w:pStyle w:val="Heading2"/>
       </w:pPr>
       <w:r>
-        <w:t>4. What if...? Scanning the horizon: 12 scenarios for 2021</w:t>
+        <w:t>3. What if...? Scanning the horizon: 12 scenarios for 2021</w:t>
       </w:r>
     </w:p>
     <w:p>
@@ -149,7 +118,7 @@
         <w:pStyle w:val="Heading2"/>
       </w:pPr>
       <w:r>
-        <w:t>5. Skills forecast: trends and challenges to 2030</w:t>
+        <w:t>4. Skills forecast: trends and challenges to 2030</w:t>
       </w:r>
     </w:p>
     <w:p>

--- a/stuff/WHAT_WAS_EXPECTED_WHAT_HAPPENED.docx
+++ b/stuff/WHAT_WAS_EXPECTED_WHAT_HAPPENED.docx
@@ -7,17 +7,22 @@
         <w:pStyle w:val="Title"/>
       </w:pPr>
       <w:r>
-        <w:t>What was expected — what happened</w:t>
+        <w:t>Foresight: signs of realization</w:t>
       </w:r>
     </w:p>
     <w:p>
       <w:r>
-        <w:t>Radar 2 | Informal historical foresight review | 2026-10-19</w:t>
+        <w:t>Radar 2 | Evidence-based monitoring | 2026-10-19</w:t>
       </w:r>
     </w:p>
     <w:p>
       <w:r>
-        <w:t>Scores are rough editorial estimates, not scientific measurements. Unresolved predictions receive no score.</w:t>
+        <w:t>Question: Is there credible evidence that foresight is happening, beginning to happen, or being contradicted? No numerical accuracy scores are used. A scenario is not a prediction. Evidence and remaining uncertainty are shown separately.</w:t>
+      </w:r>
+    </w:p>
+    <w:p>
+      <w:r>
+        <w:t>Statuses: Realized · Materializing · Early signals · No clear evidence · Contradicted · Too early to tell · Insufficient evidence · Not yet investigated.</w:t>
       </w:r>
     </w:p>
     <w:p>
@@ -30,25 +35,37 @@
     </w:p>
     <w:p>
       <w:r>
-        <w:t>What was expected: the EU is projected to have 17 million fewer people of working age by 2040 than in 2023 (33).</w:t>
+        <w:t>Original foresight: the EU is projected to have 17 million fewer people of working age by 2040 than in 2023 (33).</w:t>
       </w:r>
     </w:p>
     <w:p>
       <w:r>
-        <w:t>What happened: The forecast year has not arrived, so the outcome is not yet known.</w:t>
+        <w:t>Published: 2025-09-09 | Horizon: 2040</w:t>
       </w:r>
     </w:p>
     <w:p>
       <w:r>
-        <w:t>Foresight score: Not scored — too early</w:t>
+        <w:t>Realization status: Not yet investigated</w:t>
       </w:r>
     </w:p>
     <w:p>
-      <w:pPr>
-        <w:pStyle w:val="Caption"/>
-      </w:pPr>
       <w:r>
-        <w:t>Original: https://commission.europa.eu/document/download/bdba60f0-abb3-42f8-b5be-fd35d693b289_en?filename=SFR2025-Report_web.pdf</w:t>
+        <w:t>Observed developments: No independently verified outcome yet.</w:t>
+      </w:r>
+    </w:p>
+    <w:p>
+      <w:r>
+        <w:t>Assessment and limits: No conclusive assessment available.</w:t>
+      </w:r>
+    </w:p>
+    <w:p>
+      <w:r>
+        <w:t>What to watch next: Further independently dated observations.</w:t>
+      </w:r>
+    </w:p>
+    <w:p>
+      <w:r>
+        <w:t>Original study: https://commission.europa.eu/document/download/bdba60f0-abb3-42f8-b5be-fd35d693b289_en?filename=SFR2025-Report_web.pdf</w:t>
       </w:r>
     </w:p>
     <w:p>
@@ -61,25 +78,37 @@
     </w:p>
     <w:p>
       <w:r>
-        <w:t>What was expected: It will be key to reinforcing Europe’s long-term competitiveness and social model, and thus its global leadership in the new, net-zero economy, also by supporting other regions in building a sustainable future.</w:t>
+        <w:t>Original foresight: It will be key to reinforcing Europe’s long-term competitiveness and social model, and thus its global leadership in the new, net-zero economy, also by supporting other regions in building a sustainable future.</w:t>
       </w:r>
     </w:p>
     <w:p>
       <w:r>
-        <w:t>What happened: No independently verified outcome yet.</w:t>
+        <w:t>Published: Unknown | Horizon: Not specified</w:t>
       </w:r>
     </w:p>
     <w:p>
       <w:r>
-        <w:t>Foresight score: Not scored — not yet assessed</w:t>
+        <w:t>Realization status: Not yet investigated</w:t>
       </w:r>
     </w:p>
     <w:p>
-      <w:pPr>
-        <w:pStyle w:val="Caption"/>
-      </w:pPr>
       <w:r>
-        <w:t>Original: https://commission.europa.eu/document/download/ca1c61b7-e413-4877-970b-8ef619fc6b6c_en?filename=SFR-23-beautified-version_en_0.pdf</w:t>
+        <w:t>Observed developments: No independently verified outcome yet.</w:t>
+      </w:r>
+    </w:p>
+    <w:p>
+      <w:r>
+        <w:t>Assessment and limits: No conclusive assessment available.</w:t>
+      </w:r>
+    </w:p>
+    <w:p>
+      <w:r>
+        <w:t>What to watch next: Further independently dated observations.</w:t>
+      </w:r>
+    </w:p>
+    <w:p>
+      <w:r>
+        <w:t>Original study: https://commission.europa.eu/document/download/ca1c61b7-e413-4877-970b-8ef619fc6b6c_en?filename=SFR-23-beautified-version_en_0.pdf</w:t>
       </w:r>
     </w:p>
     <w:p>
@@ -92,25 +121,37 @@
     </w:p>
     <w:p>
       <w:r>
-        <w:t>What was expected: Furthermore, while the 2018 revised EU Maritime Security Strategy Action Plan 7 called on member states to improve the resilience of maritime trans - port infrastructure by 2020, Zirta had a relatively small navy and an under-re - sourced ministry of defence.</w:t>
+        <w:t>Original foresight: Furthermore, while the 2018 revised EU Maritime Security Strategy Action Plan 7 called on member states to improve the resilience of maritime trans - port infrastructure by 2020, Zirta had a relatively small navy and an under-re - sourced ministry of defence.</w:t>
       </w:r>
     </w:p>
     <w:p>
       <w:r>
-        <w:t>What happened: No independently verified outcome yet.</w:t>
+        <w:t>Published: Unknown | Horizon: Not specified</w:t>
       </w:r>
     </w:p>
     <w:p>
       <w:r>
-        <w:t>Foresight score: Not scored — not yet assessed</w:t>
+        <w:t>Realization status: Not yet investigated</w:t>
       </w:r>
     </w:p>
     <w:p>
-      <w:pPr>
-        <w:pStyle w:val="Caption"/>
-      </w:pPr>
       <w:r>
-        <w:t>Original: https://www.iss.europa.eu/sites/default/files/EUISSFiles/CP_150_0.pdf</w:t>
+        <w:t>Observed developments: No independently verified outcome yet.</w:t>
+      </w:r>
+    </w:p>
+    <w:p>
+      <w:r>
+        <w:t>Assessment and limits: No conclusive assessment available.</w:t>
+      </w:r>
+    </w:p>
+    <w:p>
+      <w:r>
+        <w:t>What to watch next: Further independently dated observations.</w:t>
+      </w:r>
+    </w:p>
+    <w:p>
+      <w:r>
+        <w:t>Original study: https://www.iss.europa.eu/sites/default/files/EUISSFiles/CP_150_0.pdf</w:t>
       </w:r>
     </w:p>
     <w:p>
@@ -123,25 +164,37 @@
     </w:p>
     <w:p>
       <w:r>
-        <w:t>What was expected: Prospects for employment and labour force trends in Europe Key messages Employment growth is expected to be moderate over the medium term, slowing down considerably after 2025.</w:t>
+        <w:t>Original foresight: Prospects for employment and labour force trends in Europe Key messages Employment growth is expected to be moderate over the medium term, slowing down considerably after 2025.</w:t>
       </w:r>
     </w:p>
     <w:p>
       <w:r>
-        <w:t>What happened: No independently verified outcome yet.</w:t>
+        <w:t>Published: Unknown | Horizon: Not specified</w:t>
       </w:r>
     </w:p>
     <w:p>
       <w:r>
-        <w:t>Foresight score: Not scored — not yet assessed</w:t>
+        <w:t>Realization status: Not yet investigated</w:t>
       </w:r>
     </w:p>
     <w:p>
-      <w:pPr>
-        <w:pStyle w:val="Caption"/>
-      </w:pPr>
       <w:r>
-        <w:t>Original: https://www.cedefop.europa.eu/files/3077_en.pdf</w:t>
+        <w:t>Observed developments: No independently verified outcome yet.</w:t>
+      </w:r>
+    </w:p>
+    <w:p>
+      <w:r>
+        <w:t>Assessment and limits: No conclusive assessment available.</w:t>
+      </w:r>
+    </w:p>
+    <w:p>
+      <w:r>
+        <w:t>What to watch next: Further independently dated observations.</w:t>
+      </w:r>
+    </w:p>
+    <w:p>
+      <w:r>
+        <w:t>Original study: https://www.cedefop.europa.eu/files/3077_en.pdf</w:t>
       </w:r>
     </w:p>
     <w:sectPr>

--- a/stuff/WHAT_WAS_EXPECTED_WHAT_HAPPENED.docx
+++ b/stuff/WHAT_WAS_EXPECTED_WHAT_HAPPENED.docx
@@ -12,7 +12,7 @@
     </w:p>
     <w:p>
       <w:r>
-        <w:t>Radar 2 | Evidence-based monitoring | 2026-10-19</w:t>
+        <w:t>Radar 2 | Evidence-based monitoring | 2026-10-20</w:t>
       </w:r>
     </w:p>
     <w:p>

--- a/stuff/WHAT_WAS_EXPECTED_WHAT_HAPPENED.docx
+++ b/stuff/WHAT_WAS_EXPECTED_WHAT_HAPPENED.docx
@@ -7,12 +7,12 @@
         <w:pStyle w:val="Title"/>
       </w:pPr>
       <w:r>
-        <w:t>Foresight: signs of realization</w:t>
+        <w:t>What was expected vs. what happened</w:t>
       </w:r>
     </w:p>
     <w:p>
       <w:r>
-        <w:t>Radar 2 | Evidence-based monitoring | 2026-10-20</w:t>
+        <w:t>Radar 2 | Report regenerated (UTC): 2026-10-20 07:53</w:t>
       </w:r>
     </w:p>
     <w:p>
@@ -26,6 +26,11 @@
       </w:r>
     </w:p>
     <w:p>
+      <w:r>
+        <w:t>Tracked claims: 2 | Claims with cited outcome leads: 0 | Without cited outcomes: 2. Source URLs are research leads, not independently verified by this document.</w:t>
+      </w:r>
+    </w:p>
+    <w:p>
       <w:pPr>
         <w:pStyle w:val="Heading2"/>
       </w:pPr>
@@ -35,7 +40,7 @@
     </w:p>
     <w:p>
       <w:r>
-        <w:t>Original foresight: the EU is projected to have 17 million fewer people of working age by 2040 than in 2023 (33).</w:t>
+        <w:t>WHAT WAS EXPECTED: the EU is projected to have 17 million fewer people of working age by 2040 than in 2023 (33).</w:t>
       </w:r>
     </w:p>
     <w:p>
@@ -50,7 +55,17 @@
     </w:p>
     <w:p>
       <w:r>
-        <w:t>Observed developments: No independently verified outcome yet.</w:t>
+        <w:t>WHAT ACTUALLY HAPPENED: No independently sourced observed outcome recorded yet.</w:t>
+      </w:r>
+    </w:p>
+    <w:p>
+      <w:r>
+        <w:t>Last evidence search (UTC): Never; awaiting research</w:t>
+      </w:r>
+    </w:p>
+    <w:p>
+      <w:r>
+        <w:t>Research attempts: 0</w:t>
       </w:r>
     </w:p>
     <w:p>
@@ -73,12 +88,12 @@
         <w:pStyle w:val="Heading2"/>
       </w:pPr>
       <w:r>
-        <w:t>2. 2023 Strategic Foresight Report</w:t>
+        <w:t>2. Skills forecast: trends and challenges to 2030</w:t>
       </w:r>
     </w:p>
     <w:p>
       <w:r>
-        <w:t>Original foresight: It will be key to reinforcing Europe’s long-term competitiveness and social model, and thus its global leadership in the new, net-zero economy, also by supporting other regions in building a sustainable future.</w:t>
+        <w:t>WHAT WAS EXPECTED: Prospects for employment and labour force trends in Europe Key messages Employment growth is expected to be moderate over the medium term, slowing down considerably after 2025.</w:t>
       </w:r>
     </w:p>
     <w:p>
@@ -93,93 +108,17 @@
     </w:p>
     <w:p>
       <w:r>
-        <w:t>Observed developments: No independently verified outcome yet.</w:t>
+        <w:t>WHAT ACTUALLY HAPPENED: No independently sourced observed outcome recorded yet.</w:t>
       </w:r>
     </w:p>
     <w:p>
       <w:r>
-        <w:t>Assessment and limits: No conclusive assessment available.</w:t>
+        <w:t>Last evidence search (UTC): Never; awaiting research</w:t>
       </w:r>
     </w:p>
     <w:p>
       <w:r>
-        <w:t>What to watch next: Further independently dated observations.</w:t>
-      </w:r>
-    </w:p>
-    <w:p>
-      <w:r>
-        <w:t>Original study: https://commission.europa.eu/document/download/ca1c61b7-e413-4877-970b-8ef619fc6b6c_en?filename=SFR-23-beautified-version_en_0.pdf</w:t>
-      </w:r>
-    </w:p>
-    <w:p>
-      <w:pPr>
-        <w:pStyle w:val="Heading2"/>
-      </w:pPr>
-      <w:r>
-        <w:t>3. What if...? Scanning the horizon: 12 scenarios for 2021</w:t>
-      </w:r>
-    </w:p>
-    <w:p>
-      <w:r>
-        <w:t>Original foresight: Furthermore, while the 2018 revised EU Maritime Security Strategy Action Plan 7 called on member states to improve the resilience of maritime trans - port infrastructure by 2020, Zirta had a relatively small navy and an under-re - sourced ministry of defence.</w:t>
-      </w:r>
-    </w:p>
-    <w:p>
-      <w:r>
-        <w:t>Published: Unknown | Horizon: Not specified</w:t>
-      </w:r>
-    </w:p>
-    <w:p>
-      <w:r>
-        <w:t>Realization status: Not yet investigated</w:t>
-      </w:r>
-    </w:p>
-    <w:p>
-      <w:r>
-        <w:t>Observed developments: No independently verified outcome yet.</w:t>
-      </w:r>
-    </w:p>
-    <w:p>
-      <w:r>
-        <w:t>Assessment and limits: No conclusive assessment available.</w:t>
-      </w:r>
-    </w:p>
-    <w:p>
-      <w:r>
-        <w:t>What to watch next: Further independently dated observations.</w:t>
-      </w:r>
-    </w:p>
-    <w:p>
-      <w:r>
-        <w:t>Original study: https://www.iss.europa.eu/sites/default/files/EUISSFiles/CP_150_0.pdf</w:t>
-      </w:r>
-    </w:p>
-    <w:p>
-      <w:pPr>
-        <w:pStyle w:val="Heading2"/>
-      </w:pPr>
-      <w:r>
-        <w:t>4. Skills forecast: trends and challenges to 2030</w:t>
-      </w:r>
-    </w:p>
-    <w:p>
-      <w:r>
-        <w:t>Original foresight: Prospects for employment and labour force trends in Europe Key messages Employment growth is expected to be moderate over the medium term, slowing down considerably after 2025.</w:t>
-      </w:r>
-    </w:p>
-    <w:p>
-      <w:r>
-        <w:t>Published: Unknown | Horizon: Not specified</w:t>
-      </w:r>
-    </w:p>
-    <w:p>
-      <w:r>
-        <w:t>Realization status: Not yet investigated</w:t>
-      </w:r>
-    </w:p>
-    <w:p>
-      <w:r>
-        <w:t>Observed developments: No independently verified outcome yet.</w:t>
+        <w:t>Research attempts: 0</w:t>
       </w:r>
     </w:p>
     <w:p>
@@ -199,7 +138,7 @@
     </w:p>
     <w:sectPr>
       <w:pgSz w:w="12240" w:h="15840"/>
-      <w:pgMar w:top="1080" w:right="1800" w:bottom="1080" w:left="1800" w:header="720" w:footer="720" w:gutter="0"/>
+      <w:pgMar w:top="893" w:right="1800" w:bottom="893" w:left="1800" w:header="720" w:footer="720" w:gutter="0"/>
       <w:cols w:space="720"/>
       <w:docGrid w:linePitch="360"/>
     </w:sectPr>
@@ -570,6 +509,12 @@
     <w:name w:val="Normal"/>
     <w:qFormat/>
     <w:rsid w:val="00FC693F"/>
+    <w:pPr>
+      <w:spacing w:after="80"/>
+    </w:pPr>
+    <w:rPr>
+      <w:sz w:val="18"/>
+    </w:rPr>
   </w:style>
   <w:style w:type="paragraph" w:styleId="Header">
     <w:name w:val="header"/>

--- a/stuff/WHAT_WAS_EXPECTED_WHAT_HAPPENED.docx
+++ b/stuff/WHAT_WAS_EXPECTED_WHAT_HAPPENED.docx
@@ -7,138 +7,104 @@
         <w:pStyle w:val="Title"/>
       </w:pPr>
       <w:r>
-        <w:t>What was expected vs. what happened</w:t>
+        <w:t>EU foresight | Short outlook</w:t>
       </w:r>
     </w:p>
     <w:p>
       <w:r>
-        <w:t>Radar 2 | Report regenerated (UTC): 2026-10-20 07:53</w:t>
+        <w:t>Updated: 2026-10-20 08:26 UTC</w:t>
+      </w:r>
+    </w:p>
+    <w:p>
+      <w:pPr>
+        <w:pStyle w:val="Heading1"/>
+      </w:pPr>
+      <w:r>
+        <w:t>At a glance</w:t>
       </w:r>
     </w:p>
     <w:p>
       <w:r>
-        <w:t>Question: Is there credible evidence that foresight is happening, beginning to happen, or being contradicted? No numerical accuracy scores are used. A scenario is not a prediction. Evidence and remaining uncertainty are shown separately.</w:t>
+        <w:t>European foresight research is being collected, but independently sourced follow-up developments have not yet been established.</w:t>
       </w:r>
     </w:p>
     <w:p>
       <w:r>
-        <w:t>Statuses: Realized · Materializing · Early signals · No clear evidence · Contradicted · Too early to tell · Insufficient evidence · Not yet investigated.</w:t>
+        <w:t>This is a small overview of the research being monitored and independently observed changes, not a claim that every research lead made a testable prediction.</w:t>
+      </w:r>
+    </w:p>
+    <w:p>
+      <w:pPr>
+        <w:pStyle w:val="Heading1"/>
+      </w:pPr>
+      <w:r>
+        <w:t>What the scanners are following</w:t>
       </w:r>
     </w:p>
     <w:p>
       <w:r>
-        <w:t>Tracked claims: 2 | Claims with cited outcome leads: 0 | Without cited outcomes: 2. Source URLs are research leads, not independently verified by this document.</w:t>
+        <w:t>Scanner 1 has 515 indexed research leads. Scanner 2 has researched 0 of these leads with follow-up evidence; 0 have cited later observations. The numbers describe the collection, not EU foresight accuracy.</w:t>
+      </w:r>
+    </w:p>
+    <w:p>
+      <w:r>
+        <w:t>• European Journal of Futures Research: 37 research leads</w:t>
+      </w:r>
+    </w:p>
+    <w:p>
+      <w:r>
+        <w:t>• European Journal of Public Health: 20 research leads</w:t>
+      </w:r>
+    </w:p>
+    <w:p>
+      <w:r>
+        <w:t>• Futures: 18 research leads</w:t>
+      </w:r>
+    </w:p>
+    <w:p>
+      <w:r>
+        <w:t>• Foresight: 15 research leads</w:t>
+      </w:r>
+    </w:p>
+    <w:p>
+      <w:r>
+        <w:t>• Sustainability: 13 research leads</w:t>
       </w:r>
     </w:p>
     <w:p>
       <w:pPr>
-        <w:pStyle w:val="Heading2"/>
+        <w:pStyle w:val="Heading1"/>
       </w:pPr>
       <w:r>
-        <w:t>1. 2025 Strategic Foresight Report</w:t>
+        <w:t>What has been happening</w:t>
       </w:r>
     </w:p>
     <w:p>
       <w:r>
-        <w:t>WHAT WAS EXPECTED: the EU is projected to have 17 million fewer people of working age by 2040 than in 2023 (33).</w:t>
+        <w:t>No independently sourced later developments are recorded yet. Scanner 2 will add short evidence-linked observations as research completes. This report does not invent updates.</w:t>
+      </w:r>
+    </w:p>
+    <w:p>
+      <w:pPr>
+        <w:pStyle w:val="Heading1"/>
+      </w:pPr>
+      <w:r>
+        <w:t>What to watch next</w:t>
       </w:r>
     </w:p>
     <w:p>
       <w:r>
-        <w:t>Published: 2025-09-09 | Horizon: 2040</w:t>
+        <w:t>Watch for new observations supported by dated external sources. Scanner 2 revisits the oldest unexamined leads first.</w:t>
       </w:r>
     </w:p>
     <w:p>
       <w:r>
-        <w:t>Realization status: Not yet investigated</w:t>
-      </w:r>
-    </w:p>
-    <w:p>
-      <w:r>
-        <w:t>WHAT ACTUALLY HAPPENED: No independently sourced observed outcome recorded yet.</w:t>
-      </w:r>
-    </w:p>
-    <w:p>
-      <w:r>
-        <w:t>Last evidence search (UTC): Never; awaiting research</w:t>
-      </w:r>
-    </w:p>
-    <w:p>
-      <w:r>
-        <w:t>Research attempts: 0</w:t>
-      </w:r>
-    </w:p>
-    <w:p>
-      <w:r>
-        <w:t>Assessment and limits: No conclusive assessment available.</w:t>
-      </w:r>
-    </w:p>
-    <w:p>
-      <w:r>
-        <w:t>What to watch next: Further independently dated observations.</w:t>
-      </w:r>
-    </w:p>
-    <w:p>
-      <w:r>
-        <w:t>Original study: https://commission.europa.eu/document/download/bdba60f0-abb3-42f8-b5be-fd35d693b289_en?filename=SFR2025-Report_web.pdf</w:t>
-      </w:r>
-    </w:p>
-    <w:p>
-      <w:pPr>
-        <w:pStyle w:val="Heading2"/>
-      </w:pPr>
-      <w:r>
-        <w:t>2. Skills forecast: trends and challenges to 2030</w:t>
-      </w:r>
-    </w:p>
-    <w:p>
-      <w:r>
-        <w:t>WHAT WAS EXPECTED: Prospects for employment and labour force trends in Europe Key messages Employment growth is expected to be moderate over the medium term, slowing down considerably after 2025.</w:t>
-      </w:r>
-    </w:p>
-    <w:p>
-      <w:r>
-        <w:t>Published: Unknown | Horizon: Not specified</w:t>
-      </w:r>
-    </w:p>
-    <w:p>
-      <w:r>
-        <w:t>Realization status: Not yet investigated</w:t>
-      </w:r>
-    </w:p>
-    <w:p>
-      <w:r>
-        <w:t>WHAT ACTUALLY HAPPENED: No independently sourced observed outcome recorded yet.</w:t>
-      </w:r>
-    </w:p>
-    <w:p>
-      <w:r>
-        <w:t>Last evidence search (UTC): Never; awaiting research</w:t>
-      </w:r>
-    </w:p>
-    <w:p>
-      <w:r>
-        <w:t>Research attempts: 0</w:t>
-      </w:r>
-    </w:p>
-    <w:p>
-      <w:r>
-        <w:t>Assessment and limits: No conclusive assessment available.</w:t>
-      </w:r>
-    </w:p>
-    <w:p>
-      <w:r>
-        <w:t>What to watch next: Further independently dated observations.</w:t>
-      </w:r>
-    </w:p>
-    <w:p>
-      <w:r>
-        <w:t>Original study: https://www.cedefop.europa.eu/files/3077_en.pdf</w:t>
+        <w:t>Method: Scanner 1 leads are included without the old full-study acceptance gate. Indexed metadata is not proof of a full-text review. Scenarios are possible futures, not predictions. For the full source list, see WORLD_RADAR_MASTER.xlsx.</w:t>
       </w:r>
     </w:p>
     <w:sectPr>
       <w:pgSz w:w="12240" w:h="15840"/>
-      <w:pgMar w:top="893" w:right="1800" w:bottom="893" w:left="1800" w:header="720" w:footer="720" w:gutter="0"/>
+      <w:pgMar w:top="1080" w:right="1800" w:bottom="1080" w:left="1800" w:header="720" w:footer="720" w:gutter="0"/>
       <w:cols w:space="720"/>
       <w:docGrid w:linePitch="360"/>
     </w:sectPr>
@@ -509,11 +475,8 @@
     <w:name w:val="Normal"/>
     <w:qFormat/>
     <w:rsid w:val="00FC693F"/>
-    <w:pPr>
-      <w:spacing w:after="80"/>
-    </w:pPr>
     <w:rPr>
-      <w:sz w:val="18"/>
+      <w:sz w:val="20"/>
     </w:rPr>
   </w:style>
   <w:style w:type="paragraph" w:styleId="Header">

--- a/stuff/WHAT_WAS_EXPECTED_WHAT_HAPPENED.docx
+++ b/stuff/WHAT_WAS_EXPECTED_WHAT_HAPPENED.docx
@@ -12,7 +12,7 @@
     </w:p>
     <w:p>
       <w:r>
-        <w:t>Updated: 2026-10-20 08:26 UTC</w:t>
+        <w:t>Updated: 2026-10-20 08:44 UTC</w:t>
       </w:r>
     </w:p>
     <w:p>

--- a/stuff/WHAT_WAS_EXPECTED_WHAT_HAPPENED.docx
+++ b/stuff/WHAT_WAS_EXPECTED_WHAT_HAPPENED.docx
@@ -12,7 +12,7 @@
     </w:p>
     <w:p>
       <w:r>
-        <w:t>Updated: 2026-10-20 08:44 UTC</w:t>
+        <w:t>Updated: 2026-10-20 09:24 UTC</w:t>
       </w:r>
     </w:p>
     <w:p>

--- a/stuff/WHAT_WAS_EXPECTED_WHAT_HAPPENED.docx
+++ b/stuff/WHAT_WAS_EXPECTED_WHAT_HAPPENED.docx
@@ -12,7 +12,7 @@
     </w:p>
     <w:p>
       <w:r>
-        <w:t>Updated: 2026-10-20 09:24 UTC</w:t>
+        <w:t>Updated: 2026-10-20 12:17 UTC</w:t>
       </w:r>
     </w:p>
     <w:p>
@@ -43,7 +43,7 @@
     </w:p>
     <w:p>
       <w:r>
-        <w:t>Scanner 1 has 515 indexed research leads. Scanner 2 has researched 0 of these leads with follow-up evidence; 0 have cited later observations. The numbers describe the collection, not EU foresight accuracy.</w:t>
+        <w:t>Scanner 1 has 515 indexed research leads. Scanner 2 has checked 0 leads; 0 have potentially related later publications. Independently verified outcomes: 0. Later research papers are not proof that a scenario came true.</w:t>
       </w:r>
     </w:p>
     <w:p>
@@ -89,12 +89,25 @@
         <w:pStyle w:val="Heading1"/>
       </w:pPr>
       <w:r>
+        <w:t>Later research found (not confirmed outcomes)</w:t>
+      </w:r>
+    </w:p>
+    <w:p>
+      <w:r>
+        <w:t>No later scholarly follow-ups catalogued so far.</w:t>
+      </w:r>
+    </w:p>
+    <w:p>
+      <w:pPr>
+        <w:pStyle w:val="Heading1"/>
+      </w:pPr>
+      <w:r>
         <w:t>What to watch next</w:t>
       </w:r>
     </w:p>
     <w:p>
       <w:r>
-        <w:t>Watch for new observations supported by dated external sources. Scanner 2 revisits the oldest unexamined leads first.</w:t>
+        <w:t>Scanner 2 checked 0 leads; 0 have possible later research links. These are research trails, not observed real-world outcomes.</w:t>
       </w:r>
     </w:p>
     <w:p>

--- a/stuff/WHAT_WAS_EXPECTED_WHAT_HAPPENED.docx
+++ b/stuff/WHAT_WAS_EXPECTED_WHAT_HAPPENED.docx
@@ -12,7 +12,7 @@
     </w:p>
     <w:p>
       <w:r>
-        <w:t>Updated: 2026-10-20 12:17 UTC</w:t>
+        <w:t>Updated: 2026-10-20 12:23 UTC</w:t>
       </w:r>
     </w:p>
     <w:p>
@@ -43,7 +43,7 @@
     </w:p>
     <w:p>
       <w:r>
-        <w:t>Scanner 1 has 515 indexed research leads. Scanner 2 has checked 0 leads; 0 have potentially related later publications. Independently verified outcomes: 0. Later research papers are not proof that a scenario came true.</w:t>
+        <w:t>Scanner 1 has 515 indexed research leads. Scanner 2 has checked 100 leads; 53 have potentially related later publications. Independently verified outcomes: 0. Later research papers are not proof that a scenario came true.</w:t>
       </w:r>
     </w:p>
     <w:p>
@@ -94,7 +94,167 @@
     </w:p>
     <w:p>
       <w:r>
-        <w:t>No later scholarly follow-ups catalogued so far.</w:t>
+        <w:t>Original: Sustainable renewable energy supply networks optimization – The gradual transition to a renewable energy syste</w:t>
+      </w:r>
+    </w:p>
+    <w:p>
+      <w:r>
+        <w:t>• 2022: Sustainable Energy Transition for Renewable and Low Carbon Grid Electricity Generation and Supply — https://doi.org/10.3389/fenrg.2021.743114</w:t>
+      </w:r>
+    </w:p>
+    <w:p>
+      <w:r>
+        <w:t>• 2023: Sustainable Long-Term Energy Supply and Demand: The Gradual Transition to a New and Renewable Energy System in Indonesia by 2050 — https://doi.org/10.14710/ijred.2023.50361</w:t>
+      </w:r>
+    </w:p>
+    <w:p>
+      <w:r>
+        <w:t>Original: Investigating European Union Decarbonization Strategies: Evaluating the Pathway to Carbon Neutrality by 2050</w:t>
+      </w:r>
+    </w:p>
+    <w:p>
+      <w:r>
+        <w:t>• 2025: Investigating Africa’s decarbonization strategies: evaluating the pathway to net-zero by 2050–2060 — https://doi.org/10.1007/s44274-025-00287-7</w:t>
+      </w:r>
+    </w:p>
+    <w:p>
+      <w:r>
+        <w:t>• 2025: An in-depth review of key technologies and pathways to carbon neutrality: classification and assessment of decarbonization technologies — https://doi.org/10.1007/s43979-025-00129-8</w:t>
+      </w:r>
+    </w:p>
+    <w:p>
+      <w:r>
+        <w:t>Original: Forecasting Loan Default in Europe with Machine Learning</w:t>
+      </w:r>
+    </w:p>
+    <w:p>
+      <w:r>
+        <w:t>• 2022: Application of Machine Learning in Loan Default Forecasting — https://doi.org/10.63282/3050-9262.ijaidsml-v3i4p114</w:t>
+      </w:r>
+    </w:p>
+    <w:p>
+      <w:r>
+        <w:t>• 2023: Loan Default Prediction Based on Machine Learning Methods — https://doi.org/10.4108/eai.2-12-2022.2328740</w:t>
+      </w:r>
+    </w:p>
+    <w:p>
+      <w:r>
+        <w:t xml:space="preserve">Original: Interactively modelling land profitability to estimate European agricultural and forest land use under future </w:t>
+      </w:r>
+    </w:p>
+    <w:p>
+      <w:r>
+        <w:t>• 2018: A Random Forest-Cellular Automata modelling approach to explore future land use/cover change in Attica (Greece), under different socio-economic realit — https://doi.org/10.1016/j.scitotenv.2018.07.302</w:t>
+      </w:r>
+    </w:p>
+    <w:p>
+      <w:r>
+        <w:t>Original: Developing an Agricultural Futures Framework to explore the option space for agricultural change in Europe und</w:t>
+      </w:r>
+    </w:p>
+    <w:p>
+      <w:r>
+        <w:t>• 2026: Mapping Agricultural Impact Investing for Climate Change Mitigation: A Bibliometric Analysis under the SDGs Framework — https://doi.org/10.36899/japs.2026.6.0145</w:t>
+      </w:r>
+    </w:p>
+    <w:p>
+      <w:r>
+        <w:t>Original: Experts’ assessments of migration scenarios between the Middle East &amp; North Africa and Europe</w:t>
+      </w:r>
+    </w:p>
+    <w:p>
+      <w:r>
+        <w:t>• 2024: Governing for Sustainable Prosperity in the Middle East and North Africa — https://doi.org/10.1787/d0da1d30-en</w:t>
+      </w:r>
+    </w:p>
+    <w:p>
+      <w:r>
+        <w:t>• 2025: Geopolitics of Renewable Energy in the Middle East and North Africa Region — https://doi.org/10.2991/978-94-6463-646-8_5</w:t>
+      </w:r>
+    </w:p>
+    <w:p>
+      <w:r>
+        <w:t>Original: The implications of demographic and economic projections on public pension spending in the European Union</w:t>
+      </w:r>
+    </w:p>
+    <w:p>
+      <w:r>
+        <w:t>• 2024: The Impact of the Demographic Ice Age on Economic Growth, Public Policy, and the Sustainability of Pension Systems — https://doi.org/10.54237/profnet.2024.tbdecce_9</w:t>
+      </w:r>
+    </w:p>
+    <w:p>
+      <w:r>
+        <w:t>• 2025: Demographic change will hit public debt sustainability in European Union countries — https://doi.org/10.1016/j.jpolmod.2025.09.004</w:t>
+      </w:r>
+    </w:p>
+    <w:p>
+      <w:r>
+        <w:t>Original: ENERGY TRANSITION IN ROMANIA AND THE EUROPEAN UNION: DEVELOPMENTS, CHALLENGES AND PERSPECTIVES</w:t>
+      </w:r>
+    </w:p>
+    <w:p>
+      <w:r>
+        <w:t>• 2026: Carbon power flow and Romania’s energy transition: Challenges and opportunities — https://doi.org/10.1051/epjconf/202637206013</w:t>
+      </w:r>
+    </w:p>
+    <w:p>
+      <w:r>
+        <w:t>• 2026: Carbon power flow and Romania’s energy transition: Challenges and opportunities — https://doi.org/10.1051/epjconf/202637206013/pdf</w:t>
+      </w:r>
+    </w:p>
+    <w:p>
+      <w:r>
+        <w:t>Original: Introduction: The EU new economic governance, labour law and labour lawyers</w:t>
+      </w:r>
+    </w:p>
+    <w:p>
+      <w:r>
+        <w:t>• 2024: Trade unions, labour governance and economic upgradation in value chains — https://doi.org/10.54394/xtnw2213</w:t>
+      </w:r>
+    </w:p>
+    <w:p>
+      <w:r>
+        <w:t>Original: Future Projections of Heat Mortality Risk for Major European Cities</w:t>
+      </w:r>
+    </w:p>
+    <w:p>
+      <w:r>
+        <w:t>• 2024: Future Projections of Heat Waves and Associated Mortality Risk in a Coastal Mediterranean City — https://doi.org/10.3390/su16031072</w:t>
+      </w:r>
+    </w:p>
+    <w:p>
+      <w:r>
+        <w:t>• 2024: High-resolution projections of ambient heat for major European cities using different heat metrics — https://doi.org/10.5194/nhess-24-331-2024</w:t>
+      </w:r>
+    </w:p>
+    <w:p>
+      <w:r>
+        <w:t>Original: Opportunities and challenges of high renewable energy deployment and electricity exchange for North Africa and</w:t>
+      </w:r>
+    </w:p>
+    <w:p>
+      <w:r>
+        <w:t>• 2022: Renewable energy in North Africa: Modeling of future electricity scenarios and the impact on manufacturing and employment — https://doi.org/10.24406/publica-fhg-280508</w:t>
+      </w:r>
+    </w:p>
+    <w:p>
+      <w:r>
+        <w:t>• 2021: Opportunities and Challenges of Renewable Energy Production in Ethiopia — https://doi.org/10.3390/su131810381</w:t>
+      </w:r>
+    </w:p>
+    <w:p>
+      <w:r>
+        <w:t>Original: The impact of Russian sanctions on the return of agricultural commodity futures in the EU</w:t>
+      </w:r>
+    </w:p>
+    <w:p>
+      <w:r>
+        <w:t>• 2023: Impact of economic sanctions on net commodity-producing and net commodity-consuming countries — https://doi.org/10.1590/0034-7329202300101</w:t>
+      </w:r>
+    </w:p>
+    <w:p>
+      <w:r>
+        <w:t>• 2022: Financial Speculation Impact on Agricultural and Other Commodity Return Volatility: Implications for Sustainable Development and Food Security — https://doi.org/10.3390/agriculture12111892</w:t>
       </w:r>
     </w:p>
     <w:p>
@@ -107,7 +267,7 @@
     </w:p>
     <w:p>
       <w:r>
-        <w:t>Scanner 2 checked 0 leads; 0 have possible later research links. These are research trails, not observed real-world outcomes.</w:t>
+        <w:t>Scanner 2 checked 100 leads; 53 have possible later research links. These are research trails, not observed real-world outcomes.</w:t>
       </w:r>
     </w:p>
     <w:p>

--- a/stuff/WHAT_WAS_EXPECTED_WHAT_HAPPENED.docx
+++ b/stuff/WHAT_WAS_EXPECTED_WHAT_HAPPENED.docx
@@ -12,7 +12,7 @@
     </w:p>
     <w:p>
       <w:r>
-        <w:t>Updated: 2026-10-20 12:23 UTC</w:t>
+        <w:t>Updated: 2026-10-20 12:29 UTC</w:t>
       </w:r>
     </w:p>
     <w:p>
@@ -255,6 +255,2954 @@
     <w:p>
       <w:r>
         <w:t>• 2022: Financial Speculation Impact on Agricultural and Other Commodity Return Volatility: Implications for Sustainable Development and Food Security — https://doi.org/10.3390/agriculture12111892</w:t>
+      </w:r>
+    </w:p>
+    <w:p>
+      <w:pPr>
+        <w:pStyle w:val="Heading1"/>
+      </w:pPr>
+      <w:r>
+        <w:t>Research register | all successfully checked leads</w:t>
+      </w:r>
+    </w:p>
+    <w:p>
+      <w:r>
+        <w:t>Each entry lists its original source, latest search result and possible follow-up publications. A link to later scholarship is NOT proof of a realized prediction.</w:t>
+      </w:r>
+    </w:p>
+    <w:p>
+      <w:pPr>
+        <w:pStyle w:val="Heading2"/>
+      </w:pPr>
+      <w:r>
+        <w:t>1. 345 Protecting workers from chemical hazards in Europe now and in the future</w:t>
+      </w:r>
+    </w:p>
+    <w:p>
+      <w:r>
+        <w:t>Original: https://doi.org/10.1093/annweh/wxae035.001</w:t>
+      </w:r>
+    </w:p>
+    <w:p>
+      <w:r>
+        <w:t>Last checked: 2026-10-20 | Status: Insufficient evidence</w:t>
+      </w:r>
+    </w:p>
+    <w:p>
+      <w:r>
+        <w:t>No sufficiently similar later publications found in this search; real-world outcome remains unverified.</w:t>
+      </w:r>
+    </w:p>
+    <w:p>
+      <w:pPr>
+        <w:pStyle w:val="Heading2"/>
+      </w:pPr>
+      <w:r>
+        <w:t>2. A multi-level futures analysis of European teleophthalmology through 2040: development and application of a conceptual framew</w:t>
+      </w:r>
+    </w:p>
+    <w:p>
+      <w:r>
+        <w:t>Original: https://doi.org/10.1186/s40309-025-00257-5</w:t>
+      </w:r>
+    </w:p>
+    <w:p>
+      <w:r>
+        <w:t>Last checked: 2026-10-20 | Status: Insufficient evidence</w:t>
+      </w:r>
+    </w:p>
+    <w:p>
+      <w:r>
+        <w:t>No sufficiently similar later publications found in this search; real-world outcome remains unverified.</w:t>
+      </w:r>
+    </w:p>
+    <w:p>
+      <w:pPr>
+        <w:pStyle w:val="Heading2"/>
+      </w:pPr>
+      <w:r>
+        <w:t>3. A Paradigm Shift: The Geopolitical Awakening of the European Union and Central and Eastern Europe States as Full-Fledged Secu</w:t>
+      </w:r>
+    </w:p>
+    <w:p>
+      <w:r>
+        <w:t>Original: https://doi.org/10.1177/08883254251394658</w:t>
+      </w:r>
+    </w:p>
+    <w:p>
+      <w:r>
+        <w:t>Last checked: 2026-10-20 | Status: Insufficient evidence</w:t>
+      </w:r>
+    </w:p>
+    <w:p>
+      <w:r>
+        <w:t>No sufficiently similar later publications found in this search; real-world outcome remains unverified.</w:t>
+      </w:r>
+    </w:p>
+    <w:p>
+      <w:pPr>
+        <w:pStyle w:val="Heading2"/>
+      </w:pPr>
+      <w:r>
+        <w:t>4. A review of the future transport labour market: An EU approach</w:t>
+      </w:r>
+    </w:p>
+    <w:p>
+      <w:r>
+        <w:t>Original: https://doi.org/10.1016/j.ets.2024.100007</w:t>
+      </w:r>
+    </w:p>
+    <w:p>
+      <w:r>
+        <w:t>Last checked: 2026-10-20 | Status: Insufficient evidence</w:t>
+      </w:r>
+    </w:p>
+    <w:p>
+      <w:r>
+        <w:t>No sufficiently similar later publications found in this search; real-world outcome remains unverified.</w:t>
+      </w:r>
+    </w:p>
+    <w:p>
+      <w:pPr>
+        <w:pStyle w:val="Heading2"/>
+      </w:pPr>
+      <w:r>
+        <w:t>5. A scenario discovery study of the impact of uncertainties in the global container transport system on European ports</w:t>
+      </w:r>
+    </w:p>
+    <w:p>
+      <w:r>
+        <w:t>Original: https://doi.org/10.1016/j.futures.2015.09.004</w:t>
+      </w:r>
+    </w:p>
+    <w:p>
+      <w:r>
+        <w:t>Last checked: 2026-10-20 | Status: Insufficient evidence</w:t>
+      </w:r>
+    </w:p>
+    <w:p>
+      <w:r>
+        <w:t>Found 1 potentially related later publications; real-world outcome remains unverified.</w:t>
+      </w:r>
+    </w:p>
+    <w:p>
+      <w:r>
+        <w:t>Related research (2017): Strategic Modeling of Global Container Transport Networks — https://doi.org/10.4233/uuid:1dbabb9d-a825-4dc0-9927-d1bf8d03ae93</w:t>
+      </w:r>
+    </w:p>
+    <w:p>
+      <w:pPr>
+        <w:pStyle w:val="Heading2"/>
+      </w:pPr>
+      <w:r>
+        <w:t>6. A scenario planning framework for (post-)pandemic tourism in European destinations</w:t>
+      </w:r>
+    </w:p>
+    <w:p>
+      <w:r>
+        <w:t>Original: https://doi.org/10.1080/09654313.2022.2045571</w:t>
+      </w:r>
+    </w:p>
+    <w:p>
+      <w:r>
+        <w:t>Last checked: 2026-10-20 | Status: Insufficient evidence</w:t>
+      </w:r>
+    </w:p>
+    <w:p>
+      <w:r>
+        <w:t>Found 3 potentially related later publications; real-world outcome remains unverified.</w:t>
+      </w:r>
+    </w:p>
+    <w:p>
+      <w:r>
+        <w:t>Related research (2023): A Framework for Understanding Travel Intention Post-Pandemic to International Tourist Destinations — https://doi.org/10.37741/t.71.2.10</w:t>
+      </w:r>
+    </w:p>
+    <w:p>
+      <w:r>
+        <w:t>Related research (2025): Reframing Slow Tourism in the Post-Pandemic Era: A Systematic Review and Regenerative Framework for Smart–Slow Destinations — https://doi.org/10.35313/jtospolban.v5i5.194</w:t>
+      </w:r>
+    </w:p>
+    <w:p>
+      <w:r>
+        <w:t>Related research (2024): Post-pandemic tourism in Longyearbyen — https://doi.org/10.24425/ppr.2024.150024</w:t>
+      </w:r>
+    </w:p>
+    <w:p>
+      <w:pPr>
+        <w:pStyle w:val="Heading2"/>
+      </w:pPr>
+      <w:r>
+        <w:t>7. Active ageing: A strategic policy solution to demographic ageing in the European Union</w:t>
+      </w:r>
+    </w:p>
+    <w:p>
+      <w:r>
+        <w:t>Original: https://doi.org/10.1111/j.1468-2397.2012.00871.x</w:t>
+      </w:r>
+    </w:p>
+    <w:p>
+      <w:r>
+        <w:t>Last checked: 2026-10-20 | Status: Insufficient evidence</w:t>
+      </w:r>
+    </w:p>
+    <w:p>
+      <w:r>
+        <w:t>Found 3 potentially related later publications; real-world outcome remains unverified.</w:t>
+      </w:r>
+    </w:p>
+    <w:p>
+      <w:r>
+        <w:t>Related research (2023): Impact of demographic change on society: active ageing, silver economy and strategic business — https://doi.org/10.25019/str/2023.036</w:t>
+      </w:r>
+    </w:p>
+    <w:p>
+      <w:r>
+        <w:t>Related research (2013): National strategic policy for active ageing : Malta 2014-2020 — https://openalex.org/W1875181672</w:t>
+      </w:r>
+    </w:p>
+    <w:p>
+      <w:r>
+        <w:t>Related research (2022): Demographic ageing and vulnerability in the European Union: a brief analysis of the challenges and opportunities it poses — https://doi.org/10.21814/unio.8.1.3920</w:t>
+      </w:r>
+    </w:p>
+    <w:p>
+      <w:pPr>
+        <w:pStyle w:val="Heading2"/>
+      </w:pPr>
+      <w:r>
+        <w:t>8. Alternative scenarios investigation of 1990..2016 CO 2 emission from Public Electricity and Heat Production sectors in Europe</w:t>
+      </w:r>
+    </w:p>
+    <w:p>
+      <w:r>
+        <w:t>Original: https://doi.org/10.1051/e3sconf/201911600053</w:t>
+      </w:r>
+    </w:p>
+    <w:p>
+      <w:r>
+        <w:t>Last checked: 2026-10-20 | Status: Insufficient evidence</w:t>
+      </w:r>
+    </w:p>
+    <w:p>
+      <w:r>
+        <w:t>Found 1 potentially related later publications; real-world outcome remains unverified.</w:t>
+      </w:r>
+    </w:p>
+    <w:p>
+      <w:r>
+        <w:t>Related research (2024): Perspectives of Electricity Production from Biogas in the European Union — https://doi.org/10.3390/en17051169</w:t>
+      </w:r>
+    </w:p>
+    <w:p>
+      <w:pPr>
+        <w:pStyle w:val="Heading2"/>
+      </w:pPr>
+      <w:r>
+        <w:t>9. Analysis of uncertainty in large scale climate change projections over Europe</w:t>
+      </w:r>
+    </w:p>
+    <w:p>
+      <w:r>
+        <w:t>Original: https://doi.org/10.1127/0941-2948/2011/0286</w:t>
+      </w:r>
+    </w:p>
+    <w:p>
+      <w:r>
+        <w:t>Last checked: 2026-10-20 | Status: Insufficient evidence</w:t>
+      </w:r>
+    </w:p>
+    <w:p>
+      <w:r>
+        <w:t>Found 3 potentially related later publications; real-world outcome remains unverified.</w:t>
+      </w:r>
+    </w:p>
+    <w:p>
+      <w:r>
+        <w:t>Related research (2014): Review of trend analysis and climate change projections of extreme precipitation and floods in Europe — https://doi.org/10.1016/j.jhydrol.2014.11.003</w:t>
+      </w:r>
+    </w:p>
+    <w:p>
+      <w:r>
+        <w:t>Related research (2014): Atmospheric circulation as a source of uncertainty in climate change projections — https://doi.org/10.1038/ngeo2253</w:t>
+      </w:r>
+    </w:p>
+    <w:p>
+      <w:r>
+        <w:t>Related research (2018): Projections and Uncertainties about Climate Change in an Era of Minimal Climate Policies — https://doi.org/10.1257/pol.20170046</w:t>
+      </w:r>
+    </w:p>
+    <w:p>
+      <w:pPr>
+        <w:pStyle w:val="Heading2"/>
+      </w:pPr>
+      <w:r>
+        <w:t>10. Artificial Intelligence in the Public Sphere: Legal and Security Culture in the EU</w:t>
+      </w:r>
+    </w:p>
+    <w:p>
+      <w:r>
+        <w:t>Original: https://doi.org/10.32084/tkp.9640</w:t>
+      </w:r>
+    </w:p>
+    <w:p>
+      <w:r>
+        <w:t>Last checked: 2026-10-20 | Status: Insufficient evidence</w:t>
+      </w:r>
+    </w:p>
+    <w:p>
+      <w:r>
+        <w:t>Found 3 potentially related later publications; real-world outcome remains unverified.</w:t>
+      </w:r>
+    </w:p>
+    <w:p>
+      <w:r>
+        <w:t>Related research (2026): The Multi-Level Legal Development of Artificial Intelligence: Opportunities and Threats — https://doi.org/10.22133/mtlj.2026.526396.1483</w:t>
+      </w:r>
+    </w:p>
+    <w:p>
+      <w:r>
+        <w:t>Related research (2026): THE IMPACT OF ARTIFICIAL INTELLIGENCE ON INTERNAL SECURITY — https://openalex.org/W7163604290</w:t>
+      </w:r>
+    </w:p>
+    <w:p>
+      <w:r>
+        <w:t>Related research (2026): Role of Artificial Intelligence in Legal Education — https://doi.org/10.3126/tulj.v2i01.93201</w:t>
+      </w:r>
+    </w:p>
+    <w:p>
+      <w:pPr>
+        <w:pStyle w:val="Heading2"/>
+      </w:pPr>
+      <w:r>
+        <w:t>11. Beyond Economics: The Geopolitical Importance of the Transatlantic Trade and Investment Partnership</w:t>
+      </w:r>
+    </w:p>
+    <w:p>
+      <w:r>
+        <w:t>Original: https://doi.org/10.1007/s12290-015-0376-0</w:t>
+      </w:r>
+    </w:p>
+    <w:p>
+      <w:r>
+        <w:t>Last checked: 2026-10-20 | Status: Insufficient evidence</w:t>
+      </w:r>
+    </w:p>
+    <w:p>
+      <w:r>
+        <w:t>Found 3 potentially related later publications; real-world outcome remains unverified.</w:t>
+      </w:r>
+    </w:p>
+    <w:p>
+      <w:r>
+        <w:t>Related research (2017): The Public Debate over Transatlantic Trade and Investment Partnership and Its Underlying Assumptions — https://doi.org/10.54648/trad2017002</w:t>
+      </w:r>
+    </w:p>
+    <w:p>
+      <w:r>
+        <w:t>Related research (2017): Supporters’ responses to contested trade negotiations: the European Commission’s rhetoric on the Transatlantic Trade and Investment Partnership — https://doi.org/10.1080/09557571.2018.1461807</w:t>
+      </w:r>
+    </w:p>
+    <w:p>
+      <w:r>
+        <w:t>Related research (2019): The Impacts of Transatlantic Trade and Investment Partnership (TTIP) Initiative on Turkey’s Foreign Trade — https://openalex.org/W2972212452</w:t>
+      </w:r>
+    </w:p>
+    <w:p>
+      <w:pPr>
+        <w:pStyle w:val="Heading2"/>
+      </w:pPr>
+      <w:r>
+        <w:t>12. Citizen visions for European futures—methodological considerations and implications</w:t>
+      </w:r>
+    </w:p>
+    <w:p>
+      <w:r>
+        <w:t>Original: https://doi.org/10.1186/s40309-018-0149-5</w:t>
+      </w:r>
+    </w:p>
+    <w:p>
+      <w:r>
+        <w:t>Last checked: 2026-10-20 | Status: Insufficient evidence</w:t>
+      </w:r>
+    </w:p>
+    <w:p>
+      <w:r>
+        <w:t>Found 1 potentially related later publications; real-world outcome remains unverified.</w:t>
+      </w:r>
+    </w:p>
+    <w:p>
+      <w:r>
+        <w:t>Related research (2022): Participatory utopian sketching: A methodological framework for collaborative citizen (re)imagination of urban spatial futures — https://doi.org/10.1016/j.futures.2022.102938</w:t>
+      </w:r>
+    </w:p>
+    <w:p>
+      <w:pPr>
+        <w:pStyle w:val="Heading2"/>
+      </w:pPr>
+      <w:r>
+        <w:t>13. Co-creating the European Transition Pathway for Tourism: a transition management approach through participatory backcasting</w:t>
+      </w:r>
+    </w:p>
+    <w:p>
+      <w:r>
+        <w:t>Original: https://doi.org/10.1080/09669582.2026.2618475</w:t>
+      </w:r>
+    </w:p>
+    <w:p>
+      <w:r>
+        <w:t>Last checked: 2026-10-20 | Status: Insufficient evidence</w:t>
+      </w:r>
+    </w:p>
+    <w:p>
+      <w:r>
+        <w:t>No sufficiently similar later publications found in this search; real-world outcome remains unverified.</w:t>
+      </w:r>
+    </w:p>
+    <w:p>
+      <w:pPr>
+        <w:pStyle w:val="Heading2"/>
+      </w:pPr>
+      <w:r>
+        <w:t>14. CO2 Emissions Scenarios in the European Union—The Urgency of Carbon Capture and Controlled Economic Growth</w:t>
+      </w:r>
+    </w:p>
+    <w:p>
+      <w:r>
+        <w:t>Original: https://doi.org/10.3390/su18021043</w:t>
+      </w:r>
+    </w:p>
+    <w:p>
+      <w:r>
+        <w:t>Last checked: 2026-10-20 | Status: Insufficient evidence</w:t>
+      </w:r>
+    </w:p>
+    <w:p>
+      <w:r>
+        <w:t>No sufficiently similar later publications found in this search; real-world outcome remains unverified.</w:t>
+      </w:r>
+    </w:p>
+    <w:p>
+      <w:pPr>
+        <w:pStyle w:val="Heading2"/>
+      </w:pPr>
+      <w:r>
+        <w:t>15. Comparison of modelling approaches to simulate the phenology of the European corn borer under future climate scenarios</w:t>
+      </w:r>
+    </w:p>
+    <w:p>
+      <w:r>
+        <w:t>Original: https://doi.org/10.1016/j.ecolmodel.2012.03.034</w:t>
+      </w:r>
+    </w:p>
+    <w:p>
+      <w:r>
+        <w:t>Last checked: 2026-10-20 | Status: Insufficient evidence</w:t>
+      </w:r>
+    </w:p>
+    <w:p>
+      <w:r>
+        <w:t>Found 3 potentially related later publications; real-world outcome remains unverified.</w:t>
+      </w:r>
+    </w:p>
+    <w:p>
+      <w:r>
+        <w:t>Related research (2023): sympatric voltinetypes and their response to climate warming in Asian corn borer — https://doi.org/10.21203/rs.3.rs-2559250/v1</w:t>
+      </w:r>
+    </w:p>
+    <w:p>
+      <w:r>
+        <w:t>Related research (2023): Evolutionary Shift of Insect Diapause Strategy in a Warming Climate: An Intra-Population Evidence from Asian Corn Borer — https://doi.org/10.3390/biology12060762</w:t>
+      </w:r>
+    </w:p>
+    <w:p>
+      <w:r>
+        <w:t>Related research (2019): Effects of Temperature, Phenology, and Geography on Butterfly Population Dynamics under Climate Change. — https://openalex.org/W3012951853</w:t>
+      </w:r>
+    </w:p>
+    <w:p>
+      <w:pPr>
+        <w:pStyle w:val="Heading2"/>
+      </w:pPr>
+      <w:r>
+        <w:t>16. Consequences of Enduring Low Fertility – A German Case Study. Demographic Projections and Implications for Different Policy F</w:t>
+      </w:r>
+    </w:p>
+    <w:p>
+      <w:r>
+        <w:t>Original: https://doi.org/10.12765/cpos-2015-06</w:t>
+      </w:r>
+    </w:p>
+    <w:p>
+      <w:r>
+        <w:t>Last checked: 2026-10-20 | Status: Insufficient evidence</w:t>
+      </w:r>
+    </w:p>
+    <w:p>
+      <w:r>
+        <w:t>No sufficiently similar later publications found in this search; real-world outcome remains unverified.</w:t>
+      </w:r>
+    </w:p>
+    <w:p>
+      <w:pPr>
+        <w:pStyle w:val="Heading2"/>
+      </w:pPr>
+      <w:r>
+        <w:t xml:space="preserve">17. Developing an Agricultural Futures Framework to explore the option space for agricultural change in Europe under alternative </w:t>
+      </w:r>
+    </w:p>
+    <w:p>
+      <w:r>
+        <w:t>Original: https://doi.org/10.1007/s11625-024-01612-4</w:t>
+      </w:r>
+    </w:p>
+    <w:p>
+      <w:r>
+        <w:t>Last checked: 2026-10-20 | Status: Insufficient evidence</w:t>
+      </w:r>
+    </w:p>
+    <w:p>
+      <w:r>
+        <w:t>Found 1 potentially related later publications; real-world outcome remains unverified.</w:t>
+      </w:r>
+    </w:p>
+    <w:p>
+      <w:r>
+        <w:t>Related research (2026): Mapping Agricultural Impact Investing for Climate Change Mitigation: A Bibliometric Analysis under the SDGs Framework — https://doi.org/10.36899/japs.2026.6.0145</w:t>
+      </w:r>
+    </w:p>
+    <w:p>
+      <w:pPr>
+        <w:pStyle w:val="Heading2"/>
+      </w:pPr>
+      <w:r>
+        <w:t>18. Disintegration scenarios in the European Union: A case study of Eastern European economies</w:t>
+      </w:r>
+    </w:p>
+    <w:p>
+      <w:r>
+        <w:t>Original: https://doi.org/10.1016/j.econmod.2020.11.015</w:t>
+      </w:r>
+    </w:p>
+    <w:p>
+      <w:r>
+        <w:t>Last checked: 2026-10-20 | Status: Insufficient evidence</w:t>
+      </w:r>
+    </w:p>
+    <w:p>
+      <w:r>
+        <w:t>No sufficiently similar later publications found in this search; real-world outcome remains unverified.</w:t>
+      </w:r>
+    </w:p>
+    <w:p>
+      <w:pPr>
+        <w:pStyle w:val="Heading2"/>
+      </w:pPr>
+      <w:r>
+        <w:t>19. ECONOMIC GROWTH PROJECTION FOR EUROPEAN UNION BY 2030</w:t>
+      </w:r>
+    </w:p>
+    <w:p>
+      <w:r>
+        <w:t>Original: https://doi.org/10.5755/j01.eis.0.13.23709</w:t>
+      </w:r>
+    </w:p>
+    <w:p>
+      <w:r>
+        <w:t>Last checked: 2026-10-20 | Status: Insufficient evidence</w:t>
+      </w:r>
+    </w:p>
+    <w:p>
+      <w:r>
+        <w:t>Found 3 potentially related later publications; real-world outcome remains unverified.</w:t>
+      </w:r>
+    </w:p>
+    <w:p>
+      <w:r>
+        <w:t>Related research (2022): Analyzing the Level of Digitalization among the Enterprises of the European Union Member States and Their Impact on Economic Growth — https://doi.org/10.3390/joitmc8020070</w:t>
+      </w:r>
+    </w:p>
+    <w:p>
+      <w:r>
+        <w:t>Related research (2026): Energy Transition in the Context of the Determinants of Long-Term Economic Growth in the European Union — https://doi.org/10.33067/se.1.2026.8</w:t>
+      </w:r>
+    </w:p>
+    <w:p>
+      <w:r>
+        <w:t>Related research (2026): CO2 Emissions Scenarios in the European Union—The Urgency of Carbon Capture and Controlled Economic Growth — https://doi.org/10.3390/su18021043</w:t>
+      </w:r>
+    </w:p>
+    <w:p>
+      <w:pPr>
+        <w:pStyle w:val="Heading2"/>
+      </w:pPr>
+      <w:r>
+        <w:t>20. Efficiency of the European Union farm types: Scenarios with and without the 2013 CAP measures</w:t>
+      </w:r>
+    </w:p>
+    <w:p>
+      <w:r>
+        <w:t>Original: https://doi.org/10.1515/opag-2022-0071</w:t>
+      </w:r>
+    </w:p>
+    <w:p>
+      <w:r>
+        <w:t>Last checked: 2026-10-20 | Status: Insufficient evidence</w:t>
+      </w:r>
+    </w:p>
+    <w:p>
+      <w:r>
+        <w:t>Found 1 potentially related later publications; real-world outcome remains unverified.</w:t>
+      </w:r>
+    </w:p>
+    <w:p>
+      <w:r>
+        <w:t>Related research (2025): Ranking farm types in the European Union according to investment activity: The I-distance approach — https://doi.org/10.5937/intrev2504097i</w:t>
+      </w:r>
+    </w:p>
+    <w:p>
+      <w:pPr>
+        <w:pStyle w:val="Heading2"/>
+      </w:pPr>
+      <w:r>
+        <w:t>21. ENERGY TRANSITION IN ROMANIA AND THE EUROPEAN UNION: DEVELOPMENTS, CHALLENGES AND PERSPECTIVES</w:t>
+      </w:r>
+    </w:p>
+    <w:p>
+      <w:r>
+        <w:t>Original: https://doi.org/10.56043/reveco-2025-0018</w:t>
+      </w:r>
+    </w:p>
+    <w:p>
+      <w:r>
+        <w:t>Last checked: 2026-10-20 | Status: Insufficient evidence</w:t>
+      </w:r>
+    </w:p>
+    <w:p>
+      <w:r>
+        <w:t>Found 3 potentially related later publications; real-world outcome remains unverified.</w:t>
+      </w:r>
+    </w:p>
+    <w:p>
+      <w:r>
+        <w:t>Related research (2026): Carbon power flow and Romania’s energy transition: Challenges and opportunities — https://doi.org/10.1051/epjconf/202637206013</w:t>
+      </w:r>
+    </w:p>
+    <w:p>
+      <w:r>
+        <w:t>Related research (2026): Carbon power flow and Romania’s energy transition: Challenges and opportunities — https://doi.org/10.1051/epjconf/202637206013/pdf</w:t>
+      </w:r>
+    </w:p>
+    <w:p>
+      <w:r>
+        <w:t>Related research (2026): An Empirical Assessment of the Green Energy Transition, Sustainable Development, and Socioeconomic Impacts Under the New Normal Framework in the European Union — https://doi.org/10.3390/en19030807</w:t>
+      </w:r>
+    </w:p>
+    <w:p>
+      <w:pPr>
+        <w:pStyle w:val="Heading2"/>
+      </w:pPr>
+      <w:r>
+        <w:t>22. Ensuring sustainable agriculture by analyzing the European Union and Romanian legislation on soil resources protection</w:t>
+      </w:r>
+    </w:p>
+    <w:p>
+      <w:r>
+        <w:t>Original: https://doi.org/10.46676/ij-fanres.v3i2.65</w:t>
+      </w:r>
+    </w:p>
+    <w:p>
+      <w:r>
+        <w:t>Last checked: 2026-10-20 | Status: Insufficient evidence</w:t>
+      </w:r>
+    </w:p>
+    <w:p>
+      <w:r>
+        <w:t>No sufficiently similar later publications found in this search; real-world outcome remains unverified.</w:t>
+      </w:r>
+    </w:p>
+    <w:p>
+      <w:pPr>
+        <w:pStyle w:val="Heading2"/>
+      </w:pPr>
+      <w:r>
+        <w:t>23. EU Climate and Energy Policy: How Myopic Is It?</w:t>
+      </w:r>
+    </w:p>
+    <w:p>
+      <w:r>
+        <w:t>Original: https://doi.org/10.17645/pag.v9i3.4320</w:t>
+      </w:r>
+    </w:p>
+    <w:p>
+      <w:r>
+        <w:t>Last checked: 2026-10-20 | Status: Not yet investigated</w:t>
+      </w:r>
+    </w:p>
+    <w:p>
+      <w:r>
+        <w:t>No independently verified outcome yet.</w:t>
+      </w:r>
+    </w:p>
+    <w:p>
+      <w:pPr>
+        <w:pStyle w:val="Heading2"/>
+      </w:pPr>
+      <w:r>
+        <w:t>24. EU land use futures: modelling food, bioenergy and carbon dynamics</w:t>
+      </w:r>
+    </w:p>
+    <w:p>
+      <w:r>
+        <w:t>Original: https://doi.org/10.1016/j.esr.2020.100545</w:t>
+      </w:r>
+    </w:p>
+    <w:p>
+      <w:r>
+        <w:t>Last checked: 2026-10-20 | Status: Insufficient evidence</w:t>
+      </w:r>
+    </w:p>
+    <w:p>
+      <w:r>
+        <w:t>Found 2 potentially related later publications; real-world outcome remains unverified.</w:t>
+      </w:r>
+    </w:p>
+    <w:p>
+      <w:r>
+        <w:t>Related research (2026): Weighing the Value of Bioenergy — Accounting for Land Carbon and the Timing of Emissions — https://openalex.org/W7210664393</w:t>
+      </w:r>
+    </w:p>
+    <w:p>
+      <w:r>
+        <w:t>Related research (2021): Exploring the option space for land system futures at regional to global scales: The diagnostic agro-food, land use and greenhouse gas emission model BioBaM-GHG 2.0 — https://doi.org/10.1016/j.ecolmodel.2021.109729</w:t>
+      </w:r>
+    </w:p>
+    <w:p>
+      <w:pPr>
+        <w:pStyle w:val="Heading2"/>
+      </w:pPr>
+      <w:r>
+        <w:t>25. European Business Ethics agenda based on a Delphi analysis</w:t>
+      </w:r>
+    </w:p>
+    <w:p>
+      <w:r>
+        <w:t>Original: https://doi.org/10.1186/s40309-018-0141-0</w:t>
+      </w:r>
+    </w:p>
+    <w:p>
+      <w:r>
+        <w:t>Last checked: 2026-10-20 | Status: Insufficient evidence</w:t>
+      </w:r>
+    </w:p>
+    <w:p>
+      <w:r>
+        <w:t>Found 1 potentially related later publications; real-world outcome remains unverified.</w:t>
+      </w:r>
+    </w:p>
+    <w:p>
+      <w:r>
+        <w:t>Related research (2026): GovTech in Europe between public- and privateness—A Delphi-based research agenda — https://doi.org/10.1007/s12525-026-00913-z</w:t>
+      </w:r>
+    </w:p>
+    <w:p>
+      <w:pPr>
+        <w:pStyle w:val="Heading2"/>
+      </w:pPr>
+      <w:r>
+        <w:t>26. European foresight (1950–2020): A history of contrasts. Intellectual inspirations and the political conditions for success</w:t>
+      </w:r>
+    </w:p>
+    <w:p>
+      <w:r>
+        <w:t>Original: https://doi.org/10.1111/eulj.12524</w:t>
+      </w:r>
+    </w:p>
+    <w:p>
+      <w:r>
+        <w:t>Last checked: 2026-10-20 | Status: Insufficient evidence</w:t>
+      </w:r>
+    </w:p>
+    <w:p>
+      <w:r>
+        <w:t>No sufficiently similar later publications found in this search; real-world outcome remains unverified.</w:t>
+      </w:r>
+    </w:p>
+    <w:p>
+      <w:pPr>
+        <w:pStyle w:val="Heading2"/>
+      </w:pPr>
+      <w:r>
+        <w:t>27. European Scenario Studies on Future In-Stream Nutrient Concentrations</w:t>
+      </w:r>
+    </w:p>
+    <w:p>
+      <w:r>
+        <w:t>Original: https://doi.org/10.13031/trans.56.9961</w:t>
+      </w:r>
+    </w:p>
+    <w:p>
+      <w:r>
+        <w:t>Last checked: 2026-10-20 | Status: Insufficient evidence</w:t>
+      </w:r>
+    </w:p>
+    <w:p>
+      <w:r>
+        <w:t>No sufficiently similar later publications found in this search; real-world outcome remains unverified.</w:t>
+      </w:r>
+    </w:p>
+    <w:p>
+      <w:pPr>
+        <w:pStyle w:val="Heading2"/>
+      </w:pPr>
+      <w:r>
+        <w:t>28. European Scenarios of CO2 Infrastructure Investment until 2050</w:t>
+      </w:r>
+    </w:p>
+    <w:p>
+      <w:r>
+        <w:t>Original: https://doi.org/10.5547/01956574.37.si3.poei</w:t>
+      </w:r>
+    </w:p>
+    <w:p>
+      <w:r>
+        <w:t>Last checked: 2026-10-20 | Status: Insufficient evidence</w:t>
+      </w:r>
+    </w:p>
+    <w:p>
+      <w:r>
+        <w:t>No sufficiently similar later publications found in this search; real-world outcome remains unverified.</w:t>
+      </w:r>
+    </w:p>
+    <w:p>
+      <w:pPr>
+        <w:pStyle w:val="Heading2"/>
+      </w:pPr>
+      <w:r>
+        <w:t>29. European sectoral innovation foresight: Identifying emerging cross-sectoral patterns and policy issues</w:t>
+      </w:r>
+    </w:p>
+    <w:p>
+      <w:r>
+        <w:t>Original: https://doi.org/10.1016/j.techfore.2016.09.007</w:t>
+      </w:r>
+    </w:p>
+    <w:p>
+      <w:r>
+        <w:t>Last checked: 2026-10-20 | Status: Insufficient evidence</w:t>
+      </w:r>
+    </w:p>
+    <w:p>
+      <w:r>
+        <w:t>No sufficiently similar later publications found in this search; real-world outcome remains unverified.</w:t>
+      </w:r>
+    </w:p>
+    <w:p>
+      <w:pPr>
+        <w:pStyle w:val="Heading2"/>
+      </w:pPr>
+      <w:r>
+        <w:t>30. European Security Architecture after the United Kingdom’s Withdrawal from the European Union: Future Scenarios</w:t>
+      </w:r>
+    </w:p>
+    <w:p>
+      <w:r>
+        <w:t>Original: https://doi.org/10.2478/lasr-2019-0007</w:t>
+      </w:r>
+    </w:p>
+    <w:p>
+      <w:r>
+        <w:t>Last checked: 2026-10-20 | Status: Insufficient evidence</w:t>
+      </w:r>
+    </w:p>
+    <w:p>
+      <w:r>
+        <w:t>Found 2 potentially related later publications; real-world outcome remains unverified.</w:t>
+      </w:r>
+    </w:p>
+    <w:p>
+      <w:r>
+        <w:t>Related research (2025): United Kingdom-European Union policing and law enforcement cooperation in the post-Brexit era — https://doi.org/10.1080/10439463.2024.2442714</w:t>
+      </w:r>
+    </w:p>
+    <w:p>
+      <w:r>
+        <w:t>Related research (2024): Foreign policy identity of the United Kingdom after Brexit — https://doi.org/10.46493/2663-2675.34(5).2024.101</w:t>
+      </w:r>
+    </w:p>
+    <w:p>
+      <w:pPr>
+        <w:pStyle w:val="Heading2"/>
+      </w:pPr>
+      <w:r>
+        <w:t>31. Evidence-based narratives in European research programming</w:t>
+      </w:r>
+    </w:p>
+    <w:p>
+      <w:r>
+        <w:t>Original: https://doi.org/10.1186/s40309-021-00175-2</w:t>
+      </w:r>
+    </w:p>
+    <w:p>
+      <w:r>
+        <w:t>Last checked: 2026-10-20 | Status: Insufficient evidence</w:t>
+      </w:r>
+    </w:p>
+    <w:p>
+      <w:r>
+        <w:t>No sufficiently similar later publications found in this search; real-world outcome remains unverified.</w:t>
+      </w:r>
+    </w:p>
+    <w:p>
+      <w:pPr>
+        <w:pStyle w:val="Heading2"/>
+      </w:pPr>
+      <w:r>
+        <w:t>32. Experiences from the European Region: case studies and scenarios to inform ways forward in digital health</w:t>
+      </w:r>
+    </w:p>
+    <w:p>
+      <w:r>
+        <w:t>Original: https://doi.org/10.1093/eurpub/ckae144.472</w:t>
+      </w:r>
+    </w:p>
+    <w:p>
+      <w:r>
+        <w:t>Last checked: 2026-10-20 | Status: Insufficient evidence</w:t>
+      </w:r>
+    </w:p>
+    <w:p>
+      <w:r>
+        <w:t>Found 3 potentially related later publications; real-world outcome remains unverified.</w:t>
+      </w:r>
+    </w:p>
+    <w:p>
+      <w:r>
+        <w:t>Related research (2025): Advancements in digital health across the Nordic region — https://doi.org/10.6027/temanord2025-573</w:t>
+      </w:r>
+    </w:p>
+    <w:p>
+      <w:r>
+        <w:t>Related research (2026): Advancing Public Health Preparedness and Response in the Eastern Mediterranean Region: Challenges, Opportunities, and Ways Forward – Insights from the 8th EMPHNET Regional Conference — https://doi.org/10.3389/978-2-8325-8548-1</w:t>
+      </w:r>
+    </w:p>
+    <w:p>
+      <w:r>
+        <w:t>Related research (2026): A Co-Creation Framework for Developing Digital Technology-Assisted Policy Adoption Roadmaps: Evidence from European Public Sector Case Studies — https://doi.org/10.3390/app16073400</w:t>
+      </w:r>
+    </w:p>
+    <w:p>
+      <w:pPr>
+        <w:pStyle w:val="Heading2"/>
+      </w:pPr>
+      <w:r>
+        <w:t>33. Experts’ assessments of migration scenarios between the Middle East &amp; North Africa and Europe</w:t>
+      </w:r>
+    </w:p>
+    <w:p>
+      <w:r>
+        <w:t>Original: https://doi.org/10.1038/s41597-023-02532-1</w:t>
+      </w:r>
+    </w:p>
+    <w:p>
+      <w:r>
+        <w:t>Last checked: 2026-10-20 | Status: Insufficient evidence</w:t>
+      </w:r>
+    </w:p>
+    <w:p>
+      <w:r>
+        <w:t>Found 3 potentially related later publications; real-world outcome remains unverified.</w:t>
+      </w:r>
+    </w:p>
+    <w:p>
+      <w:r>
+        <w:t>Related research (2024): Governing for Sustainable Prosperity in the Middle East and North Africa — https://doi.org/10.1787/d0da1d30-en</w:t>
+      </w:r>
+    </w:p>
+    <w:p>
+      <w:r>
+        <w:t>Related research (2025): Geopolitics of Renewable Energy in the Middle East and North Africa Region — https://doi.org/10.2991/978-94-6463-646-8_5</w:t>
+      </w:r>
+    </w:p>
+    <w:p>
+      <w:r>
+        <w:t>Related research (2025): Understanding wheat farmers’ climate change adaptation in the Middle East and North Africa: The role of socioeconomic factors and perceptions in decision-making — https://doi.org/10.1016/j.jafr.2025.102290</w:t>
+      </w:r>
+    </w:p>
+    <w:p>
+      <w:pPr>
+        <w:pStyle w:val="Heading2"/>
+      </w:pPr>
+      <w:r>
+        <w:t>34. Extreme Heat Events over Southeast Europe Based on NEX-GDDP Ensemble: Present Climate Evaluation and Future Projections</w:t>
+      </w:r>
+    </w:p>
+    <w:p>
+      <w:r>
+        <w:t>Original: https://doi.org/10.3390/atmos14061000</w:t>
+      </w:r>
+    </w:p>
+    <w:p>
+      <w:r>
+        <w:t>Last checked: 2026-10-20 | Status: Insufficient evidence</w:t>
+      </w:r>
+    </w:p>
+    <w:p>
+      <w:r>
+        <w:t>No sufficiently similar later publications found in this search; real-world outcome remains unverified.</w:t>
+      </w:r>
+    </w:p>
+    <w:p>
+      <w:pPr>
+        <w:pStyle w:val="Heading2"/>
+      </w:pPr>
+      <w:r>
+        <w:t>35. Forecasting Employment in Europe: Are Survey Results Helpful?</w:t>
+      </w:r>
+    </w:p>
+    <w:p>
+      <w:r>
+        <w:t>Original: https://doi.org/10.2139/ssrn.2337564</w:t>
+      </w:r>
+    </w:p>
+    <w:p>
+      <w:r>
+        <w:t>Last checked: 2026-10-20 | Status: Not yet investigated</w:t>
+      </w:r>
+    </w:p>
+    <w:p>
+      <w:r>
+        <w:t>No independently verified outcome yet.</w:t>
+      </w:r>
+    </w:p>
+    <w:p>
+      <w:pPr>
+        <w:pStyle w:val="Heading2"/>
+      </w:pPr>
+      <w:r>
+        <w:t>36. Forecasting Loan Default in Europe with Machine Learning</w:t>
+      </w:r>
+    </w:p>
+    <w:p>
+      <w:r>
+        <w:t>Original: https://doi.org/10.2139/ssrn.3605449</w:t>
+      </w:r>
+    </w:p>
+    <w:p>
+      <w:r>
+        <w:t>Last checked: 2026-10-20 | Status: Insufficient evidence</w:t>
+      </w:r>
+    </w:p>
+    <w:p>
+      <w:r>
+        <w:t>Found 3 potentially related later publications; real-world outcome remains unverified.</w:t>
+      </w:r>
+    </w:p>
+    <w:p>
+      <w:r>
+        <w:t>Related research (2022): Application of Machine Learning in Loan Default Forecasting — https://doi.org/10.63282/3050-9262.ijaidsml-v3i4p114</w:t>
+      </w:r>
+    </w:p>
+    <w:p>
+      <w:r>
+        <w:t>Related research (2023): Loan Default Prediction Based on Machine Learning Methods — https://doi.org/10.4108/eai.2-12-2022.2328740</w:t>
+      </w:r>
+    </w:p>
+    <w:p>
+      <w:r>
+        <w:t>Related research (2021): Loan default prediction of Chinese P2P market: a machine learning methodology — https://doi.org/10.1038/s41598-021-98361-6</w:t>
+      </w:r>
+    </w:p>
+    <w:p>
+      <w:pPr>
+        <w:pStyle w:val="Heading2"/>
+      </w:pPr>
+      <w:r>
+        <w:t>37. Foresight and Preparedness Studies on COVID-19 in the World: A Systematic Literature Review</w:t>
+      </w:r>
+    </w:p>
+    <w:p>
+      <w:r>
+        <w:t>Original: https://doi.org/10.1093/eurpub/ckac129.064</w:t>
+      </w:r>
+    </w:p>
+    <w:p>
+      <w:r>
+        <w:t>Last checked: 2026-10-20 | Status: Insufficient evidence</w:t>
+      </w:r>
+    </w:p>
+    <w:p>
+      <w:r>
+        <w:t>Found 3 potentially related later publications; real-world outcome remains unverified.</w:t>
+      </w:r>
+    </w:p>
+    <w:p>
+      <w:r>
+        <w:t>Related research (2023): Pandemic Preparedness: A Scoping Review of Best and Worst Practices from COVID-19 — https://doi.org/10.3390/healthcare11182572</w:t>
+      </w:r>
+    </w:p>
+    <w:p>
+      <w:r>
+        <w:t>Related research (2023): Crisis Management, School Leadership in Disruptive Times and the Recovery of Schools in the Post COVID-19 Era: A Systematic Literature Review — https://doi.org/10.3390/educsci13020118</w:t>
+      </w:r>
+    </w:p>
+    <w:p>
+      <w:r>
+        <w:t>Related research (2025): Corporate foresight and intellectual capital robustness: a literature review — https://doi.org/10.24023/futurejournal/2175-5825/2025.v17i1.932</w:t>
+      </w:r>
+    </w:p>
+    <w:p>
+      <w:pPr>
+        <w:pStyle w:val="Heading2"/>
+      </w:pPr>
+      <w:r>
+        <w:t>38. Foresight for policy – addressing the challenges for policy impact</w:t>
+      </w:r>
+    </w:p>
+    <w:p>
+      <w:r>
+        <w:t>Original: https://doi.org/10.1093/eurpub/ckac129.203</w:t>
+      </w:r>
+    </w:p>
+    <w:p>
+      <w:r>
+        <w:t>Last checked: 2026-10-20 | Status: Insufficient evidence</w:t>
+      </w:r>
+    </w:p>
+    <w:p>
+      <w:r>
+        <w:t>No sufficiently similar later publications found in this search; real-world outcome remains unverified.</w:t>
+      </w:r>
+    </w:p>
+    <w:p>
+      <w:pPr>
+        <w:pStyle w:val="Heading2"/>
+      </w:pPr>
+      <w:r>
+        <w:t>39. Foresighting Scenarios for Green Hydrogen in Portugal: Systematization of Potential Futures and Identification of Bottlenecks</w:t>
+      </w:r>
+    </w:p>
+    <w:p>
+      <w:r>
+        <w:t>Original: https://doi.org/10.1002/ffo2.70022</w:t>
+      </w:r>
+    </w:p>
+    <w:p>
+      <w:r>
+        <w:t>Last checked: 2026-10-20 | Status: Insufficient evidence</w:t>
+      </w:r>
+    </w:p>
+    <w:p>
+      <w:r>
+        <w:t>No sufficiently similar later publications found in this search; real-world outcome remains unverified.</w:t>
+      </w:r>
+    </w:p>
+    <w:p>
+      <w:pPr>
+        <w:pStyle w:val="Heading2"/>
+      </w:pPr>
+      <w:r>
+        <w:t>40. Future of European Security Policies: Is Geopolitical Europe Possible?</w:t>
+      </w:r>
+    </w:p>
+    <w:p>
+      <w:r>
+        <w:t>Original: https://doi.org/10.32450/aacd.1439529</w:t>
+      </w:r>
+    </w:p>
+    <w:p>
+      <w:r>
+        <w:t>Last checked: 2026-10-20 | Status: Not yet investigated</w:t>
+      </w:r>
+    </w:p>
+    <w:p>
+      <w:r>
+        <w:t>No independently verified outcome yet.</w:t>
+      </w:r>
+    </w:p>
+    <w:p>
+      <w:pPr>
+        <w:pStyle w:val="Heading2"/>
+      </w:pPr>
+      <w:r>
+        <w:t>41. Future Projections of Heat Mortality Risk for Major European Cities</w:t>
+      </w:r>
+    </w:p>
+    <w:p>
+      <w:r>
+        <w:t>Original: https://doi.org/10.1175/wcas-d-20-0142.1</w:t>
+      </w:r>
+    </w:p>
+    <w:p>
+      <w:r>
+        <w:t>Last checked: 2026-10-20 | Status: Insufficient evidence</w:t>
+      </w:r>
+    </w:p>
+    <w:p>
+      <w:r>
+        <w:t>Found 3 potentially related later publications; real-world outcome remains unverified.</w:t>
+      </w:r>
+    </w:p>
+    <w:p>
+      <w:r>
+        <w:t>Related research (2024): Future Projections of Heat Waves and Associated Mortality Risk in a Coastal Mediterranean City — https://doi.org/10.3390/su16031072</w:t>
+      </w:r>
+    </w:p>
+    <w:p>
+      <w:r>
+        <w:t>Related research (2024): High-resolution projections of ambient heat for major European cities using different heat metrics — https://doi.org/10.5194/nhess-24-331-2024</w:t>
+      </w:r>
+    </w:p>
+    <w:p>
+      <w:r>
+        <w:t>Related research (2023): Economic valuation of temperature-related mortality attributed to urban heat islands in European cities — https://doi.org/10.1038/s41467-023-43135-z</w:t>
+      </w:r>
+    </w:p>
+    <w:p>
+      <w:pPr>
+        <w:pStyle w:val="Heading2"/>
+      </w:pPr>
+      <w:r>
+        <w:t>42. Future proofing EU law – Does the European Union have a legal obligation to protect future generations?</w:t>
+      </w:r>
+    </w:p>
+    <w:p>
+      <w:r>
+        <w:t>Original: https://doi.org/10.1111/reel.12615</w:t>
+      </w:r>
+    </w:p>
+    <w:p>
+      <w:r>
+        <w:t>Last checked: 2026-10-20 | Status: Not yet investigated</w:t>
+      </w:r>
+    </w:p>
+    <w:p>
+      <w:r>
+        <w:t>No independently verified outcome yet.</w:t>
+      </w:r>
+    </w:p>
+    <w:p>
+      <w:pPr>
+        <w:pStyle w:val="Heading2"/>
+      </w:pPr>
+      <w:r>
+        <w:t>43. Futures in EU governance: Anticipatory governance, strategic foresight and EU Better Regulation</w:t>
+      </w:r>
+    </w:p>
+    <w:p>
+      <w:r>
+        <w:t>Original: https://doi.org/10.1111/eulj.12519</w:t>
+      </w:r>
+    </w:p>
+    <w:p>
+      <w:r>
+        <w:t>Last checked: 2026-10-20 | Status: Insufficient evidence</w:t>
+      </w:r>
+    </w:p>
+    <w:p>
+      <w:r>
+        <w:t>Found 3 potentially related later publications; real-world outcome remains unverified.</w:t>
+      </w:r>
+    </w:p>
+    <w:p>
+      <w:r>
+        <w:t>Related research (2026): Governance logics and foresight functions: European strategic foresight in contrastive perspective — https://doi.org/10.1186/s40309-026-00278-8</w:t>
+      </w:r>
+    </w:p>
+    <w:p>
+      <w:r>
+        <w:t>Related research (2025): The New Anticipatory Governance Culture for Innovation: Regulatory Foresight, Regulatory Experimentation and Regulatory Learning — https://doi.org/10.1007/s40804-025-00348-7</w:t>
+      </w:r>
+    </w:p>
+    <w:p>
+      <w:r>
+        <w:t>Related research (2025): The New Anticipatory Governance Culture for Innovation: Regulatory Foresight, Regulatory Experimentation and Regulatory Learning — https://doi.org/10.48550/arxiv.2501.05921</w:t>
+      </w:r>
+    </w:p>
+    <w:p>
+      <w:pPr>
+        <w:pStyle w:val="Heading2"/>
+      </w:pPr>
+      <w:r>
+        <w:t>44. Hydrological drought projections across Europe under climate change</w:t>
+      </w:r>
+    </w:p>
+    <w:p>
+      <w:r>
+        <w:t>Original: https://doi.org/10.1038/s44304-025-00152-w</w:t>
+      </w:r>
+    </w:p>
+    <w:p>
+      <w:r>
+        <w:t>Last checked: 2026-10-20 | Status: Insufficient evidence</w:t>
+      </w:r>
+    </w:p>
+    <w:p>
+      <w:r>
+        <w:t>No sufficiently similar later publications found in this search; real-world outcome remains unverified.</w:t>
+      </w:r>
+    </w:p>
+    <w:p>
+      <w:pPr>
+        <w:pStyle w:val="Heading2"/>
+      </w:pPr>
+      <w:r>
+        <w:t>45. Innovations as imagined futures in EU sustainability policies</w:t>
+      </w:r>
+    </w:p>
+    <w:p>
+      <w:r>
+        <w:t>Original: https://doi.org/10.1080/17579961.2025.2593772</w:t>
+      </w:r>
+    </w:p>
+    <w:p>
+      <w:r>
+        <w:t>Last checked: 2026-10-20 | Status: Insufficient evidence</w:t>
+      </w:r>
+    </w:p>
+    <w:p>
+      <w:r>
+        <w:t>No sufficiently similar later publications found in this search; real-world outcome remains unverified.</w:t>
+      </w:r>
+    </w:p>
+    <w:p>
+      <w:pPr>
+        <w:pStyle w:val="Heading2"/>
+      </w:pPr>
+      <w:r>
+        <w:t>46. Interactively modelling land profitability to estimate European agricultural and forest land use under future scenarios of cl</w:t>
+      </w:r>
+    </w:p>
+    <w:p>
+      <w:r>
+        <w:t>Original: https://doi.org/10.1007/s10584-014-1164-6</w:t>
+      </w:r>
+    </w:p>
+    <w:p>
+      <w:r>
+        <w:t>Last checked: 2026-10-20 | Status: Insufficient evidence</w:t>
+      </w:r>
+    </w:p>
+    <w:p>
+      <w:r>
+        <w:t>Found 1 potentially related later publications; real-world outcome remains unverified.</w:t>
+      </w:r>
+    </w:p>
+    <w:p>
+      <w:r>
+        <w:t>Related research (2018): A Random Forest-Cellular Automata modelling approach to explore future land use/cover change in Attica (Greece), under different socio-economic realities and scales — https://doi.org/10.1016/j.scitotenv.2018.07.302</w:t>
+      </w:r>
+    </w:p>
+    <w:p>
+      <w:pPr>
+        <w:pStyle w:val="Heading2"/>
+      </w:pPr>
+      <w:r>
+        <w:t>47. Introduction: The EU new economic governance, labour law and labour lawyers</w:t>
+      </w:r>
+    </w:p>
+    <w:p>
+      <w:r>
+        <w:t>Original: https://doi.org/10.1177/20319525221093487</w:t>
+      </w:r>
+    </w:p>
+    <w:p>
+      <w:r>
+        <w:t>Last checked: 2026-10-20 | Status: Insufficient evidence</w:t>
+      </w:r>
+    </w:p>
+    <w:p>
+      <w:r>
+        <w:t>Found 1 potentially related later publications; real-world outcome remains unverified.</w:t>
+      </w:r>
+    </w:p>
+    <w:p>
+      <w:r>
+        <w:t>Related research (2024): Trade unions, labour governance and economic upgradation in value chains — https://doi.org/10.54394/xtnw2213</w:t>
+      </w:r>
+    </w:p>
+    <w:p>
+      <w:pPr>
+        <w:pStyle w:val="Heading2"/>
+      </w:pPr>
+      <w:r>
+        <w:t>48. Investigating European Union Decarbonization Strategies: Evaluating the Pathway to Carbon Neutrality by 2050</w:t>
+      </w:r>
+    </w:p>
+    <w:p>
+      <w:r>
+        <w:t>Original: https://doi.org/10.3390/su14084728</w:t>
+      </w:r>
+    </w:p>
+    <w:p>
+      <w:r>
+        <w:t>Last checked: 2026-10-20 | Status: Insufficient evidence</w:t>
+      </w:r>
+    </w:p>
+    <w:p>
+      <w:r>
+        <w:t>Found 3 potentially related later publications; real-world outcome remains unverified.</w:t>
+      </w:r>
+    </w:p>
+    <w:p>
+      <w:r>
+        <w:t>Related research (2025): Investigating Africa’s decarbonization strategies: evaluating the pathway to net-zero by 2050–2060 — https://doi.org/10.1007/s44274-025-00287-7</w:t>
+      </w:r>
+    </w:p>
+    <w:p>
+      <w:r>
+        <w:t>Related research (2025): An in-depth review of key technologies and pathways to carbon neutrality: classification and assessment of decarbonization technologies — https://doi.org/10.1007/s43979-025-00129-8</w:t>
+      </w:r>
+    </w:p>
+    <w:p>
+      <w:r>
+        <w:t>Related research (2026): Decarbonization of Shipping: International Maritime Organization’s Uncertain Pathway Towards Carbon Neutrality — https://doi.org/10.33093/ajlp.2026.8</w:t>
+      </w:r>
+    </w:p>
+    <w:p>
+      <w:pPr>
+        <w:pStyle w:val="Heading2"/>
+      </w:pPr>
+      <w:r>
+        <w:t>49. Investigating scenario planning – a European tourism perspective</w:t>
+      </w:r>
+    </w:p>
+    <w:p>
+      <w:r>
+        <w:t>Original: https://doi.org/10.1108/jtf-12-2014-0020</w:t>
+      </w:r>
+    </w:p>
+    <w:p>
+      <w:r>
+        <w:t>Last checked: 2026-10-20 | Status: Insufficient evidence</w:t>
+      </w:r>
+    </w:p>
+    <w:p>
+      <w:r>
+        <w:t>Found 3 potentially related later publications; real-world outcome remains unverified.</w:t>
+      </w:r>
+    </w:p>
+    <w:p>
+      <w:r>
+        <w:t>Related research (2023): Identify Appropriate Variables Through Scenario Planning Perspective for Creative Tourism in Iran — https://doi.org/10.24193/subbgeogr.2023.2.01</w:t>
+      </w:r>
+    </w:p>
+    <w:p>
+      <w:r>
+        <w:t>Related research (2024): The future of tourism: evolution and future of scenario planning and strategic foresight in tourism with Albert Postma — https://doi.org/10.1108/jtf-09-2024-0213</w:t>
+      </w:r>
+    </w:p>
+    <w:p>
+      <w:r>
+        <w:t>Related research (2022): The COVID-19 Pandemic and Nature-Based Tourism, Scenario Planning Approach (Case Study of Nature-Based Tourism in Iran) — https://doi.org/10.3390/su14073954</w:t>
+      </w:r>
+    </w:p>
+    <w:p>
+      <w:pPr>
+        <w:pStyle w:val="Heading2"/>
+      </w:pPr>
+      <w:r>
+        <w:t>50. Investment Scenarios for Low Carbon Electricity in Europe</w:t>
+      </w:r>
+    </w:p>
+    <w:p>
+      <w:r>
+        <w:t>Original: https://doi.org/10.24084/repqj11.323</w:t>
+      </w:r>
+    </w:p>
+    <w:p>
+      <w:r>
+        <w:t>Last checked: 2026-10-20 | Status: Insufficient evidence</w:t>
+      </w:r>
+    </w:p>
+    <w:p>
+      <w:r>
+        <w:t>Found 1 potentially related later publications; real-world outcome remains unverified.</w:t>
+      </w:r>
+    </w:p>
+    <w:p>
+      <w:r>
+        <w:t>Related research (2026): Carbon Pricing and Renewable Investment Incentives: A Study of the Italian Electricity Market — https://doi.org/10.1007/s40797-026-00404-2</w:t>
+      </w:r>
+    </w:p>
+    <w:p>
+      <w:pPr>
+        <w:pStyle w:val="Heading2"/>
+      </w:pPr>
+      <w:r>
+        <w:t>51. Is high-intensity conflict escalation inevitable in the future? A two-level game analysis on the causes of US-Iran risky riva</w:t>
+      </w:r>
+    </w:p>
+    <w:p>
+      <w:r>
+        <w:t>Original: https://doi.org/10.1186/s40309-024-00239-z</w:t>
+      </w:r>
+    </w:p>
+    <w:p>
+      <w:r>
+        <w:t>Last checked: 2026-10-20 | Status: Not yet investigated</w:t>
+      </w:r>
+    </w:p>
+    <w:p>
+      <w:r>
+        <w:t>No independently verified outcome yet.</w:t>
+      </w:r>
+    </w:p>
+    <w:p>
+      <w:pPr>
+        <w:pStyle w:val="Heading2"/>
+      </w:pPr>
+      <w:r>
+        <w:t>52. Is Innovation Destroying Jobs? Firm-Level Evidence from the EU</w:t>
+      </w:r>
+    </w:p>
+    <w:p>
+      <w:r>
+        <w:t>Original: https://doi.org/10.3390/su10041279</w:t>
+      </w:r>
+    </w:p>
+    <w:p>
+      <w:r>
+        <w:t>Last checked: 2026-10-20 | Status: Not yet investigated</w:t>
+      </w:r>
+    </w:p>
+    <w:p>
+      <w:r>
+        <w:t>No independently verified outcome yet.</w:t>
+      </w:r>
+    </w:p>
+    <w:p>
+      <w:pPr>
+        <w:pStyle w:val="Heading2"/>
+      </w:pPr>
+      <w:r>
+        <w:t>53. Konferencija: Improving Poverty Reduction in Europe: Lessons from the Past, Scenarios for the Future</w:t>
+      </w:r>
+    </w:p>
+    <w:p>
+      <w:r>
+        <w:t>Original: https://doi.org/10.3935/rsp.v23i2.1371</w:t>
+      </w:r>
+    </w:p>
+    <w:p>
+      <w:r>
+        <w:t>Last checked: 2026-10-20 | Status: Insufficient evidence</w:t>
+      </w:r>
+    </w:p>
+    <w:p>
+      <w:r>
+        <w:t>Found 1 potentially related later publications; real-world outcome remains unverified.</w:t>
+      </w:r>
+    </w:p>
+    <w:p>
+      <w:r>
+        <w:t>Related research (2025): SPACE – LESSONS FROM THE PAST AND A LOOK TOWARDS THE FUTURE — https://doi.org/10.34660/inf.2025.91.54.015</w:t>
+      </w:r>
+    </w:p>
+    <w:p>
+      <w:pPr>
+        <w:pStyle w:val="Heading2"/>
+      </w:pPr>
+      <w:r>
+        <w:t>54. Mobility partnerships - the future of European migration policy?</w:t>
+      </w:r>
+    </w:p>
+    <w:p>
+      <w:r>
+        <w:t>Original: https://doi.org/10.1080/21632324.2012.740851</w:t>
+      </w:r>
+    </w:p>
+    <w:p>
+      <w:r>
+        <w:t>Last checked: 2026-10-20 | Status: Not yet investigated</w:t>
+      </w:r>
+    </w:p>
+    <w:p>
+      <w:r>
+        <w:t>No independently verified outcome yet.</w:t>
+      </w:r>
+    </w:p>
+    <w:p>
+      <w:pPr>
+        <w:pStyle w:val="Heading2"/>
+      </w:pPr>
+      <w:r>
+        <w:t>55. Multi-Model Projections of River Flood Risk in Europe under Global Warming</w:t>
+      </w:r>
+    </w:p>
+    <w:p>
+      <w:r>
+        <w:t>Original: https://doi.org/10.3390/cli6010006</w:t>
+      </w:r>
+    </w:p>
+    <w:p>
+      <w:r>
+        <w:t>Last checked: 2026-10-20 | Status: Insufficient evidence</w:t>
+      </w:r>
+    </w:p>
+    <w:p>
+      <w:r>
+        <w:t>Found 3 potentially related later publications; real-world outcome remains unverified.</w:t>
+      </w:r>
+    </w:p>
+    <w:p>
+      <w:r>
+        <w:t>Related research (2023): Cost-effective adaptation strategies to rising river flood risk in Europe — https://doi.org/10.1038/s41558-022-01540-0</w:t>
+      </w:r>
+    </w:p>
+    <w:p>
+      <w:r>
+        <w:t>Related research (2021): Projected changes in Rhine River flood seasonality under global warming — https://doi.org/10.5194/hess-25-2353-2021</w:t>
+      </w:r>
+    </w:p>
+    <w:p>
+      <w:r>
+        <w:t>Related research (2021): Global warming and population change both heighten future risk of human displacement due to river floods — https://doi.org/10.1088/1748-9326/abd26c</w:t>
+      </w:r>
+    </w:p>
+    <w:p>
+      <w:pPr>
+        <w:pStyle w:val="Heading2"/>
+      </w:pPr>
+      <w:r>
+        <w:t>56. New forms of innovation: critical issues for future pathways</w:t>
+      </w:r>
+    </w:p>
+    <w:p>
+      <w:r>
+        <w:t>Original: https://doi.org/10.1108/fs-07-2014-0050</w:t>
+      </w:r>
+    </w:p>
+    <w:p>
+      <w:r>
+        <w:t>Last checked: 2026-10-20 | Status: Insufficient evidence</w:t>
+      </w:r>
+    </w:p>
+    <w:p>
+      <w:r>
+        <w:t>No sufficiently similar later publications found in this search; real-world outcome remains unverified.</w:t>
+      </w:r>
+    </w:p>
+    <w:p>
+      <w:pPr>
+        <w:pStyle w:val="Heading2"/>
+      </w:pPr>
+      <w:r>
+        <w:t>57. Nonlinearities in carbon spot-futures price relationships during Phase II of the EU ETS</w:t>
+      </w:r>
+    </w:p>
+    <w:p>
+      <w:r>
+        <w:t>Original: https://doi.org/10.1016/j.econmod.2011.11.003</w:t>
+      </w:r>
+    </w:p>
+    <w:p>
+      <w:r>
+        <w:t>Last checked: 2026-10-20 | Status: Insufficient evidence</w:t>
+      </w:r>
+    </w:p>
+    <w:p>
+      <w:r>
+        <w:t>Found 3 potentially related later publications; real-world outcome remains unverified.</w:t>
+      </w:r>
+    </w:p>
+    <w:p>
+      <w:r>
+        <w:t>Related research (2020): The Linkages of Carbon Spot-Futures: Evidence from EU-ETS in the Third Phase — https://doi.org/10.3390/su12062517</w:t>
+      </w:r>
+    </w:p>
+    <w:p>
+      <w:r>
+        <w:t>Related research (2019): Carbon futures price forecasting based with ARIMA-CNN-LSTM model — https://doi.org/10.1016/j.procs.2019.11.254</w:t>
+      </w:r>
+    </w:p>
+    <w:p>
+      <w:r>
+        <w:t>Related research (2025): What determines the price of carbon? New evidence from phase III and IV of the EU ETS — https://doi.org/10.1016/j.jclimf.2025.100070</w:t>
+      </w:r>
+    </w:p>
+    <w:p>
+      <w:pPr>
+        <w:pStyle w:val="Heading2"/>
+      </w:pPr>
+      <w:r>
+        <w:t>58. O-310 THE FUTURE OF POLICY MAKING ON WORK-RELATED PSYCHOSOCIAL RISKS IN EUROPE</w:t>
+      </w:r>
+    </w:p>
+    <w:p>
+      <w:r>
+        <w:t>Original: https://doi.org/10.1093/occmed/kqae023.1187</w:t>
+      </w:r>
+    </w:p>
+    <w:p>
+      <w:r>
+        <w:t>Last checked: 2026-10-20 | Status: Insufficient evidence</w:t>
+      </w:r>
+    </w:p>
+    <w:p>
+      <w:r>
+        <w:t>No sufficiently similar later publications found in this search; real-world outcome remains unverified.</w:t>
+      </w:r>
+    </w:p>
+    <w:p>
+      <w:pPr>
+        <w:pStyle w:val="Heading2"/>
+      </w:pPr>
+      <w:r>
+        <w:t>59. Opportunities and challenges of high renewable energy deployment and electricity exchange for North Africa and Europe – Scena</w:t>
+      </w:r>
+    </w:p>
+    <w:p>
+      <w:r>
+        <w:t>Original: https://doi.org/10.1016/j.renene.2015.10.008</w:t>
+      </w:r>
+    </w:p>
+    <w:p>
+      <w:r>
+        <w:t>Last checked: 2026-10-20 | Status: Insufficient evidence</w:t>
+      </w:r>
+    </w:p>
+    <w:p>
+      <w:r>
+        <w:t>Found 3 potentially related later publications; real-world outcome remains unverified.</w:t>
+      </w:r>
+    </w:p>
+    <w:p>
+      <w:r>
+        <w:t>Related research (2022): Renewable energy in North Africa: Modeling of future electricity scenarios and the impact on manufacturing and employment — https://doi.org/10.24406/publica-fhg-280508</w:t>
+      </w:r>
+    </w:p>
+    <w:p>
+      <w:r>
+        <w:t>Related research (2021): Opportunities and Challenges of Renewable Energy Production in Ethiopia — https://doi.org/10.3390/su131810381</w:t>
+      </w:r>
+    </w:p>
+    <w:p>
+      <w:r>
+        <w:t>Related research (2021): Timmermans’ dream: An electricity and hydrogen partnership between Europe and North Africa — https://doi.org/10.1016/j.enpol.2021.112613</w:t>
+      </w:r>
+    </w:p>
+    <w:p>
+      <w:pPr>
+        <w:pStyle w:val="Heading2"/>
+      </w:pPr>
+      <w:r>
+        <w:t>60. Participatory foresight and reflexive innovation: setting policy goals and developing strategies in a bottom-up, mission-orie</w:t>
+      </w:r>
+    </w:p>
+    <w:p>
+      <w:r>
+        <w:t>Original: https://doi.org/10.1186/s40309-021-00171-6</w:t>
+      </w:r>
+    </w:p>
+    <w:p>
+      <w:r>
+        <w:t>Last checked: 2026-10-20 | Status: Insufficient evidence</w:t>
+      </w:r>
+    </w:p>
+    <w:p>
+      <w:r>
+        <w:t>Found 3 potentially related later publications; real-world outcome remains unverified.</w:t>
+      </w:r>
+    </w:p>
+    <w:p>
+      <w:r>
+        <w:t>Related research (2023): Mission-Oriented Innovation Policy for Sustainable Development: A Systematic Literature Review — https://doi.org/10.3390/su151713101</w:t>
+      </w:r>
+    </w:p>
+    <w:p>
+      <w:r>
+        <w:t>Related research (2024): Mission-oriented scenarios: a new method for urban foresight — https://doi.org/10.1108/fs-06-2023-0119</w:t>
+      </w:r>
+    </w:p>
+    <w:p>
+      <w:r>
+        <w:t>Related research (2023): Towards a Mission-oriented Innovation Systems (MIS) approach, application for Dutch sustainable maritime shipping — https://doi.org/10.1371/journal.pstr.0000075</w:t>
+      </w:r>
+    </w:p>
+    <w:p>
+      <w:pPr>
+        <w:pStyle w:val="Heading2"/>
+      </w:pPr>
+      <w:r>
+        <w:t>61. Pathways to Decarbonise the European Car Fleet: A Scenario Analysis Using the Backcasting Approach</w:t>
+      </w:r>
+    </w:p>
+    <w:p>
+      <w:r>
+        <w:t>Original: https://doi.org/10.3390/en11010020</w:t>
+      </w:r>
+    </w:p>
+    <w:p>
+      <w:r>
+        <w:t>Last checked: 2026-10-20 | Status: Insufficient evidence</w:t>
+      </w:r>
+    </w:p>
+    <w:p>
+      <w:r>
+        <w:t>No sufficiently similar later publications found in this search; real-world outcome remains unverified.</w:t>
+      </w:r>
+    </w:p>
+    <w:p>
+      <w:pPr>
+        <w:pStyle w:val="Heading2"/>
+      </w:pPr>
+      <w:r>
+        <w:t>62. Policy Modelling for Ambitious Energy Efficiency Investment in the EU Residential Buildings</w:t>
+      </w:r>
+    </w:p>
+    <w:p>
+      <w:r>
+        <w:t>Original: https://doi.org/10.3390/en15062233</w:t>
+      </w:r>
+    </w:p>
+    <w:p>
+      <w:r>
+        <w:t>Last checked: 2026-10-20 | Status: Insufficient evidence</w:t>
+      </w:r>
+    </w:p>
+    <w:p>
+      <w:r>
+        <w:t>Found 3 potentially related later publications; real-world outcome remains unverified.</w:t>
+      </w:r>
+    </w:p>
+    <w:p>
+      <w:r>
+        <w:t>Related research (2023): Design of an Energy Policy for the Decarbonisation of Residential and Service Buildings in Northern Portugal — https://doi.org/10.3390/en16052239</w:t>
+      </w:r>
+    </w:p>
+    <w:p>
+      <w:r>
+        <w:t>Related research (2025): Energy Efficiency in the EU Residential Sector: Integrating Multiple Benefits into Socioeconomic and Investment Decisions — https://doi.org/10.1051/e3sconf/202565403002</w:t>
+      </w:r>
+    </w:p>
+    <w:p>
+      <w:r>
+        <w:t>Related research (2026): Drivers and barriers to the energy renovation of residential buildings in the EU: a systematic literature review — https://doi.org/10.1016/j.enbuild.2026.117923</w:t>
+      </w:r>
+    </w:p>
+    <w:p>
+      <w:pPr>
+        <w:pStyle w:val="Heading2"/>
+      </w:pPr>
+      <w:r>
+        <w:t>63. Population Exposure Projections to Intensified Summer Heat</w:t>
+      </w:r>
+    </w:p>
+    <w:p>
+      <w:r>
+        <w:t>Original: https://doi.org/10.1029/2021ef002602</w:t>
+      </w:r>
+    </w:p>
+    <w:p>
+      <w:r>
+        <w:t>Last checked: 2026-10-20 | Status: Insufficient evidence</w:t>
+      </w:r>
+    </w:p>
+    <w:p>
+      <w:r>
+        <w:t>Found 3 potentially related later publications; real-world outcome remains unverified.</w:t>
+      </w:r>
+    </w:p>
+    <w:p>
+      <w:r>
+        <w:t>Related research (2026): Future Urban Heat Risk Assessment in Sydney: Integrating Satellite-Derived UTCI with Population Projections — https://doi.org/10.5194/isprs-annals-xii-4-w2-2026-137-2026</w:t>
+      </w:r>
+    </w:p>
+    <w:p>
+      <w:r>
+        <w:t>Related research (2026): Beyond Daytime Thresholds: Downscaled Population Exposure and Compound Heat Hazard Projections in Andhra Pradesh, India — https://doi.org/10.21203/rs.3.rs-11063888/v1</w:t>
+      </w:r>
+    </w:p>
+    <w:p>
+      <w:r>
+        <w:t>Related research (2026): Changing patterns of heat waves and population exposure in India, 1980-2024 — https://doi.org/10.21203/rs.3.rs-10806998/v1</w:t>
+      </w:r>
+    </w:p>
+    <w:p>
+      <w:pPr>
+        <w:pStyle w:val="Heading2"/>
+      </w:pPr>
+      <w:r>
+        <w:t>64. Potential distribution of two lynx species in europe under paleoclimatological scenarios and anthropogenic climate change sce</w:t>
+      </w:r>
+    </w:p>
+    <w:p>
+      <w:r>
+        <w:t>Original: https://doi.org/10.1590/01047760202127012517</w:t>
+      </w:r>
+    </w:p>
+    <w:p>
+      <w:r>
+        <w:t>Last checked: 2026-10-20 | Status: Insufficient evidence</w:t>
+      </w:r>
+    </w:p>
+    <w:p>
+      <w:r>
+        <w:t>No sufficiently similar later publications found in this search; real-world outcome remains unverified.</w:t>
+      </w:r>
+    </w:p>
+    <w:p>
+      <w:pPr>
+        <w:pStyle w:val="Heading2"/>
+      </w:pPr>
+      <w:r>
+        <w:t>65. Projections of current and future European potential vegetation types</w:t>
+      </w:r>
+    </w:p>
+    <w:p>
+      <w:r>
+        <w:t>Original: https://doi.org/10.1016/j.ecoinf.2025.103418</w:t>
+      </w:r>
+    </w:p>
+    <w:p>
+      <w:r>
+        <w:t>Last checked: 2026-10-20 | Status: Insufficient evidence</w:t>
+      </w:r>
+    </w:p>
+    <w:p>
+      <w:r>
+        <w:t>No sufficiently similar later publications found in this search; real-world outcome remains unverified.</w:t>
+      </w:r>
+    </w:p>
+    <w:p>
+      <w:pPr>
+        <w:pStyle w:val="Heading2"/>
+      </w:pPr>
+      <w:r>
+        <w:t>66. Projections of extreme storm surge levels along Europe</w:t>
+      </w:r>
+    </w:p>
+    <w:p>
+      <w:r>
+        <w:t>Original: https://doi.org/10.1007/s00382-016-3019-5</w:t>
+      </w:r>
+    </w:p>
+    <w:p>
+      <w:r>
+        <w:t>Last checked: 2026-10-20 | Status: Insufficient evidence</w:t>
+      </w:r>
+    </w:p>
+    <w:p>
+      <w:r>
+        <w:t>Found 3 potentially related later publications; real-world outcome remains unverified.</w:t>
+      </w:r>
+    </w:p>
+    <w:p>
+      <w:r>
+        <w:t>Related research (2020): A High-Resolution Global Dataset of Extreme Sea Levels, Tides, and Storm Surges, Including Future Projections — https://doi.org/10.3389/fmars.2020.00263</w:t>
+      </w:r>
+    </w:p>
+    <w:p>
+      <w:r>
+        <w:t>Related research (2017): Extreme sea levels on the rise along Europe's coasts — https://doi.org/10.1002/2016ef000505</w:t>
+      </w:r>
+    </w:p>
+    <w:p>
+      <w:r>
+        <w:t>Related research (2021): Extreme Storm Surge estimates and projection through the Metastatistical Extreme Value Distribution — https://doi.org/10.5194/egusphere-egu21-10706</w:t>
+      </w:r>
+    </w:p>
+    <w:p>
+      <w:pPr>
+        <w:pStyle w:val="Heading2"/>
+      </w:pPr>
+      <w:r>
+        <w:t xml:space="preserve">67. Psychotherapy boosting future risk research: the role of radical masculinities in social polarisation from a trauma-informed </w:t>
+      </w:r>
+    </w:p>
+    <w:p>
+      <w:r>
+        <w:t>Original: https://doi.org/10.1186/s40309-025-00247-7</w:t>
+      </w:r>
+    </w:p>
+    <w:p>
+      <w:r>
+        <w:t>Last checked: 2026-10-20 | Status: Insufficient evidence</w:t>
+      </w:r>
+    </w:p>
+    <w:p>
+      <w:r>
+        <w:t>No sufficiently similar later publications found in this search; real-world outcome remains unverified.</w:t>
+      </w:r>
+    </w:p>
+    <w:p>
+      <w:pPr>
+        <w:pStyle w:val="Heading2"/>
+      </w:pPr>
+      <w:r>
+        <w:t>68. Quality Assurance in European Projects: Analysis, Challenges, and Best Practices</w:t>
+      </w:r>
+    </w:p>
+    <w:p>
+      <w:r>
+        <w:t>Original: https://doi.org/10.2478/gssfj-2024-0012</w:t>
+      </w:r>
+    </w:p>
+    <w:p>
+      <w:r>
+        <w:t>Last checked: 2026-10-20 | Status: Insufficient evidence</w:t>
+      </w:r>
+    </w:p>
+    <w:p>
+      <w:r>
+        <w:t>Found 3 potentially related later publications; real-world outcome remains unverified.</w:t>
+      </w:r>
+    </w:p>
+    <w:p>
+      <w:r>
+        <w:t>Related research (2026): Assessment of best practices for quality assurance in laboratories in Portuguese-speaking countries. — https://openalex.org/W7154926324</w:t>
+      </w:r>
+    </w:p>
+    <w:p>
+      <w:r>
+        <w:t>Related research (2026): What are the main challenges auditors faced in providing assurance under the CSRD, and what best practices can help in overcoming these challenges? — https://openalex.org/W7203807372</w:t>
+      </w:r>
+    </w:p>
+    <w:p>
+      <w:r>
+        <w:t>Related research (2026): Poultry Farming in the Republic of Moldova: Current Trends, Best Practices, Product Quality Assurance, and Sustainable Development Strategies — https://doi.org/10.3390/su18020626</w:t>
+      </w:r>
+    </w:p>
+    <w:p>
+      <w:pPr>
+        <w:pStyle w:val="Heading2"/>
+      </w:pPr>
+      <w:r>
+        <w:t>69. Re-examining the efficiency of the EU carbon futures market in phase Ⅱ: price discovery and intertemporal arbitrage</w:t>
+      </w:r>
+    </w:p>
+    <w:p>
+      <w:r>
+        <w:t>Original: https://doi.org/10.3389/fenrg.2023.1236488</w:t>
+      </w:r>
+    </w:p>
+    <w:p>
+      <w:r>
+        <w:t>Last checked: 2026-10-20 | Status: Insufficient evidence</w:t>
+      </w:r>
+    </w:p>
+    <w:p>
+      <w:r>
+        <w:t>No sufficiently similar later publications found in this search; real-world outcome remains unverified.</w:t>
+      </w:r>
+    </w:p>
+    <w:p>
+      <w:pPr>
+        <w:pStyle w:val="Heading2"/>
+      </w:pPr>
+      <w:r>
+        <w:t>70. Re-imagining the professional status of teacher educators in Europe: insights from futures-oriented comparative research</w:t>
+      </w:r>
+    </w:p>
+    <w:p>
+      <w:r>
+        <w:t>Original: https://doi.org/10.1080/02619768.2025.2609638</w:t>
+      </w:r>
+    </w:p>
+    <w:p>
+      <w:r>
+        <w:t>Last checked: 2026-10-20 | Status: Insufficient evidence</w:t>
+      </w:r>
+    </w:p>
+    <w:p>
+      <w:r>
+        <w:t>No sufficiently similar later publications found in this search; real-world outcome remains unverified.</w:t>
+      </w:r>
+    </w:p>
+    <w:p>
+      <w:pPr>
+        <w:pStyle w:val="Heading2"/>
+      </w:pPr>
+      <w:r>
+        <w:t>71. Real-world clinical scenarios during introduction of trastuzumab biosimilar for HER2-positive breast cancer in the European U</w:t>
+      </w:r>
+    </w:p>
+    <w:p>
+      <w:r>
+        <w:t>Original: https://doi.org/10.2217/fon-2023-0421</w:t>
+      </w:r>
+    </w:p>
+    <w:p>
+      <w:r>
+        <w:t>Last checked: 2026-10-20 | Status: Insufficient evidence</w:t>
+      </w:r>
+    </w:p>
+    <w:p>
+      <w:r>
+        <w:t>Found 1 potentially related later publications; real-world outcome remains unverified.</w:t>
+      </w:r>
+    </w:p>
+    <w:p>
+      <w:r>
+        <w:t>Related research (2025): Efficacy and safety of biosimilar trastuzumab (HLX02) in patients with HER2-positive advanced breast cancer: a retrospective real-world analysis — https://doi.org/10.3389/fonc.2025.1622854</w:t>
+      </w:r>
+    </w:p>
+    <w:p>
+      <w:pPr>
+        <w:pStyle w:val="Heading2"/>
+      </w:pPr>
+      <w:r>
+        <w:t>72. Regulatory Review of European Commission Impact Assessments</w:t>
+      </w:r>
+    </w:p>
+    <w:p>
+      <w:r>
+        <w:t>Original: https://doi.org/10.5553/ejlr/138723702017019102002</w:t>
+      </w:r>
+    </w:p>
+    <w:p>
+      <w:r>
+        <w:t>Last checked: 2026-10-20 | Status: Insufficient evidence</w:t>
+      </w:r>
+    </w:p>
+    <w:p>
+      <w:r>
+        <w:t>No sufficiently similar later publications found in this search; real-world outcome remains unverified.</w:t>
+      </w:r>
+    </w:p>
+    <w:p>
+      <w:pPr>
+        <w:pStyle w:val="Heading2"/>
+      </w:pPr>
+      <w:r>
+        <w:t>73. Road transport and power system scenarios for Northern Europe in 2030</w:t>
+      </w:r>
+    </w:p>
+    <w:p>
+      <w:r>
+        <w:t>Original: https://doi.org/10.1016/j.apenergy.2011.11.074</w:t>
+      </w:r>
+    </w:p>
+    <w:p>
+      <w:r>
+        <w:t>Last checked: 2026-10-20 | Status: Insufficient evidence</w:t>
+      </w:r>
+    </w:p>
+    <w:p>
+      <w:r>
+        <w:t>Found 3 potentially related later publications; real-world outcome remains unverified.</w:t>
+      </w:r>
+    </w:p>
+    <w:p>
+      <w:r>
+        <w:t>Related research (2014): Including road transport in the EU ETS (European Emissions Trading System): A model-based analysis of the German electricity and transport sector — https://doi.org/10.1016/j.energy.2014.03.061</w:t>
+      </w:r>
+    </w:p>
+    <w:p>
+      <w:r>
+        <w:t>Related research (2018): Modelling the integrated power and transport energy system: The role of power-to-gas and hydrogen in long-term scenarios for Italy — https://doi.org/10.1016/j.energy.2018.04.089</w:t>
+      </w:r>
+    </w:p>
+    <w:p>
+      <w:r>
+        <w:t>Related research (2021): Hydrogen Road Transport Analysis in the Energy System: A Case Study for Germany through 2050 — https://doi.org/10.3390/en14113166</w:t>
+      </w:r>
+    </w:p>
+    <w:p>
+      <w:pPr>
+        <w:pStyle w:val="Heading2"/>
+      </w:pPr>
+      <w:r>
+        <w:t>74. Road-mapping the business potential of sustainability within the European manufacturing industry</w:t>
+      </w:r>
+    </w:p>
+    <w:p>
+      <w:r>
+        <w:t>Original: https://doi.org/10.1108/fs-05-2012-0037</w:t>
+      </w:r>
+    </w:p>
+    <w:p>
+      <w:r>
+        <w:t>Last checked: 2026-10-20 | Status: Insufficient evidence</w:t>
+      </w:r>
+    </w:p>
+    <w:p>
+      <w:r>
+        <w:t>Found 3 potentially related later publications; real-world outcome remains unverified.</w:t>
+      </w:r>
+    </w:p>
+    <w:p>
+      <w:r>
+        <w:t>Related research (2020): Impact Assessment of Additive Manufacturing on Sustainable Business Models in Industry 4.0 Context — https://doi.org/10.3390/su12177066</w:t>
+      </w:r>
+    </w:p>
+    <w:p>
+      <w:r>
+        <w:t>Related research (2016): Exploring the Relationship Between Business Model Innovation, Corporate Sustainability, and Organisational Values within the Fashion Industry — https://doi.org/10.1007/s10551-016-3044-7</w:t>
+      </w:r>
+    </w:p>
+    <w:p>
+      <w:r>
+        <w:t>Related research (2019): Identifying the Equilibrium Point between Sustainability Goals and Circular Economy Practices in an Industry 4.0 Manufacturing Context Using Eco-Design — https://doi.org/10.3390/socsci8080241</w:t>
+      </w:r>
+    </w:p>
+    <w:p>
+      <w:pPr>
+        <w:pStyle w:val="Heading2"/>
+      </w:pPr>
+      <w:r>
+        <w:t>75. Robustness and Scalability of Regional Climate Projections Over Europe</w:t>
+      </w:r>
+    </w:p>
+    <w:p>
+      <w:r>
+        <w:t>Original: https://doi.org/10.3389/fenvs.2018.00163</w:t>
+      </w:r>
+    </w:p>
+    <w:p>
+      <w:r>
+        <w:t>Last checked: 2026-10-20 | Status: Insufficient evidence</w:t>
+      </w:r>
+    </w:p>
+    <w:p>
+      <w:r>
+        <w:t>Found 3 potentially related later publications; real-world outcome remains unverified.</w:t>
+      </w:r>
+    </w:p>
+    <w:p>
+      <w:r>
+        <w:t>Related research (2020): Regional climate downscaling over Europe: perspectives from the EURO-CORDEX community — https://doi.org/10.1007/s10113-020-01606-9</w:t>
+      </w:r>
+    </w:p>
+    <w:p>
+      <w:r>
+        <w:t>Related research (2021): Extreme wind projections over Europe from the Euro-CORDEX regional climate models — https://doi.org/10.1016/j.wace.2021.100363</w:t>
+      </w:r>
+    </w:p>
+    <w:p>
+      <w:r>
+        <w:t>Related research (2020): Assessment of the European Climate Projections as Simulated by the Large EURO‐CORDEX Regional and Global Climate Model Ensemble — https://doi.org/10.1029/2019jd032356</w:t>
+      </w:r>
+    </w:p>
+    <w:p>
+      <w:pPr>
+        <w:pStyle w:val="Heading2"/>
+      </w:pPr>
+      <w:r>
+        <w:t>76. Scenarios for the Development of Hydrogen Technology in Mobility in Europe</w:t>
+      </w:r>
+    </w:p>
+    <w:p>
+      <w:r>
+        <w:t>Original: https://doi.org/10.4467/2543859xpkg.24.010.22475</w:t>
+      </w:r>
+    </w:p>
+    <w:p>
+      <w:r>
+        <w:t>Last checked: 2026-10-20 | Status: Insufficient evidence</w:t>
+      </w:r>
+    </w:p>
+    <w:p>
+      <w:r>
+        <w:t>No sufficiently similar later publications found in this search; real-world outcome remains unverified.</w:t>
+      </w:r>
+    </w:p>
+    <w:p>
+      <w:pPr>
+        <w:pStyle w:val="Heading2"/>
+      </w:pPr>
+      <w:r>
+        <w:t>77. Scenarios of the organic food market in Europe</w:t>
+      </w:r>
+    </w:p>
+    <w:p>
+      <w:r>
+        <w:t>Original: https://doi.org/10.1016/j.foodpol.2011.10.003</w:t>
+      </w:r>
+    </w:p>
+    <w:p>
+      <w:r>
+        <w:t>Last checked: 2026-10-20 | Status: Insufficient evidence</w:t>
+      </w:r>
+    </w:p>
+    <w:p>
+      <w:r>
+        <w:t>Found 3 potentially related later publications; real-world outcome remains unverified.</w:t>
+      </w:r>
+    </w:p>
+    <w:p>
+      <w:r>
+        <w:t>Related research (2020): Dynamic Development of the Global Organic Food Market and Opportunities for Ukraine — https://doi.org/10.3390/su12176963</w:t>
+      </w:r>
+    </w:p>
+    <w:p>
+      <w:r>
+        <w:t>Related research (2018): A Market Study of Organic Food Products Available in Udaipur City, India — https://doi.org/10.20546/ijcmas.2018.708.095</w:t>
+      </w:r>
+    </w:p>
+    <w:p>
+      <w:r>
+        <w:t>Related research (2019): A Market Study of Organic Food and Products Available in Hyderabad City, India — https://doi.org/10.20546/ijcmas.2019.806.031</w:t>
+      </w:r>
+    </w:p>
+    <w:p>
+      <w:pPr>
+        <w:pStyle w:val="Heading2"/>
+      </w:pPr>
+      <w:r>
+        <w:t>78. Setting Priorities for Innovation Policy and Evaluating Their Performance: Evidence from Europe and Lessons for Ukraine</w:t>
+      </w:r>
+    </w:p>
+    <w:p>
+      <w:r>
+        <w:t>Original: https://doi.org/10.17323/1995-459x.2012.3.28.39</w:t>
+      </w:r>
+    </w:p>
+    <w:p>
+      <w:r>
+        <w:t>Last checked: 2026-10-20 | Status: Insufficient evidence</w:t>
+      </w:r>
+    </w:p>
+    <w:p>
+      <w:r>
+        <w:t>Found 3 potentially related later publications; real-world outcome remains unverified.</w:t>
+      </w:r>
+    </w:p>
+    <w:p>
+      <w:r>
+        <w:t>Related research (2026): Government Share Ownership and Innovation: Evidence from European Listed Firms — https://doi.org/10.1016/j.jbankfin.2026.107826</w:t>
+      </w:r>
+    </w:p>
+    <w:p>
+      <w:r>
+        <w:t>Related research (2025): Unveiling ESG Dynamics: Lessons from Their Impact on Sustainable Business Performance in the European Union — https://doi.org/10.1007/978-981-97-8588-9_30</w:t>
+      </w:r>
+    </w:p>
+    <w:p>
+      <w:r>
+        <w:t>Related research (2026): The Effects of Decentralization on Local Governance: Evidence From Ukraine — https://doi.org/10.1177/00104140261455878</w:t>
+      </w:r>
+    </w:p>
+    <w:p>
+      <w:pPr>
+        <w:pStyle w:val="Heading2"/>
+      </w:pPr>
+      <w:r>
+        <w:t>79. SIX erteilt SARON-Lizenz an ICE Futures Europe</w:t>
+      </w:r>
+    </w:p>
+    <w:p>
+      <w:r>
+        <w:t>Original: https://doi.org/10.9785/ag-2019-641806</w:t>
+      </w:r>
+    </w:p>
+    <w:p>
+      <w:r>
+        <w:t>Last checked: 2026-10-20 | Status: Insufficient evidence</w:t>
+      </w:r>
+    </w:p>
+    <w:p>
+      <w:r>
+        <w:t>No sufficiently similar later publications found in this search; real-world outcome remains unverified.</w:t>
+      </w:r>
+    </w:p>
+    <w:p>
+      <w:pPr>
+        <w:pStyle w:val="Heading2"/>
+      </w:pPr>
+      <w:r>
+        <w:t>80. Some future scenarios of Russian natural gas in Europe</w:t>
+      </w:r>
+    </w:p>
+    <w:p>
+      <w:r>
+        <w:t>Original: https://doi.org/10.1016/j.esr.2016.06.001</w:t>
+      </w:r>
+    </w:p>
+    <w:p>
+      <w:r>
+        <w:t>Last checked: 2026-10-20 | Status: Insufficient evidence</w:t>
+      </w:r>
+    </w:p>
+    <w:p>
+      <w:r>
+        <w:t>No sufficiently similar later publications found in this search; real-world outcome remains unverified.</w:t>
+      </w:r>
+    </w:p>
+    <w:p>
+      <w:pPr>
+        <w:pStyle w:val="Heading2"/>
+      </w:pPr>
+      <w:r>
+        <w:t>81. Strategic planning and foresight: the case of Smart Specialisation Strategy in Tuscany</w:t>
+      </w:r>
+    </w:p>
+    <w:p>
+      <w:r>
+        <w:t>Original: https://doi.org/10.1108/fs-06-2015-0036</w:t>
+      </w:r>
+    </w:p>
+    <w:p>
+      <w:r>
+        <w:t>Last checked: 2026-10-20 | Status: Insufficient evidence</w:t>
+      </w:r>
+    </w:p>
+    <w:p>
+      <w:r>
+        <w:t>No sufficiently similar later publications found in this search; real-world outcome remains unverified.</w:t>
+      </w:r>
+    </w:p>
+    <w:p>
+      <w:pPr>
+        <w:pStyle w:val="Heading2"/>
+      </w:pPr>
+      <w:r>
+        <w:t>82. Sustainable renewable energy supply networks optimization – The gradual transition to a renewable energy system within the Eu</w:t>
+      </w:r>
+    </w:p>
+    <w:p>
+      <w:r>
+        <w:t>Original: https://doi.org/10.1016/j.rser.2021.111186</w:t>
+      </w:r>
+    </w:p>
+    <w:p>
+      <w:r>
+        <w:t>Last checked: 2026-10-20 | Status: Insufficient evidence</w:t>
+      </w:r>
+    </w:p>
+    <w:p>
+      <w:r>
+        <w:t>Found 3 potentially related later publications; real-world outcome remains unverified.</w:t>
+      </w:r>
+    </w:p>
+    <w:p>
+      <w:r>
+        <w:t>Related research (2022): Sustainable Energy Transition for Renewable and Low Carbon Grid Electricity Generation and Supply — https://doi.org/10.3389/fenrg.2021.743114</w:t>
+      </w:r>
+    </w:p>
+    <w:p>
+      <w:r>
+        <w:t>Related research (2023): Sustainable Long-Term Energy Supply and Demand: The Gradual Transition to a New and Renewable Energy System in Indonesia by 2050 — https://doi.org/10.14710/ijred.2023.50361</w:t>
+      </w:r>
+    </w:p>
+    <w:p>
+      <w:r>
+        <w:t>Related research (2024): The challenges of sustainable energy transition: A focus on renewable energy — https://doi.org/10.59429/ace.v7i2.2084</w:t>
+      </w:r>
+    </w:p>
+    <w:p>
+      <w:pPr>
+        <w:pStyle w:val="Heading2"/>
+      </w:pPr>
+      <w:r>
+        <w:t>83. Technology Platforms, Long-Term S&amp;T Forecasting and Foresight: A Week of International Workshops</w:t>
+      </w:r>
+    </w:p>
+    <w:p>
+      <w:r>
+        <w:t>Original: https://doi.org/10.17323/1995-459x.2012.1.74.85</w:t>
+      </w:r>
+    </w:p>
+    <w:p>
+      <w:r>
+        <w:t>Last checked: 2026-10-20 | Status: Insufficient evidence</w:t>
+      </w:r>
+    </w:p>
+    <w:p>
+      <w:r>
+        <w:t>No sufficiently similar later publications found in this search; real-world outcome remains unverified.</w:t>
+      </w:r>
+    </w:p>
+    <w:p>
+      <w:pPr>
+        <w:pStyle w:val="Heading2"/>
+      </w:pPr>
+      <w:r>
+        <w:t>84. The Conference on the Future of Europe: possible scenarios of the forthcoming European Perestroika</w:t>
+      </w:r>
+    </w:p>
+    <w:p>
+      <w:r>
+        <w:t>Original: https://doi.org/10.21128/1812-7126-2022-1-14-42</w:t>
+      </w:r>
+    </w:p>
+    <w:p>
+      <w:r>
+        <w:t>Last checked: 2026-10-20 | Status: Insufficient evidence</w:t>
+      </w:r>
+    </w:p>
+    <w:p>
+      <w:r>
+        <w:t>No sufficiently similar later publications found in this search; real-world outcome remains unverified.</w:t>
+      </w:r>
+    </w:p>
+    <w:p>
+      <w:pPr>
+        <w:pStyle w:val="Heading2"/>
+      </w:pPr>
+      <w:r>
+        <w:t>85. The European Union's forced labour regulation: Putting the ‘brussels effect’ to work for international labour standards</w:t>
+      </w:r>
+    </w:p>
+    <w:p>
+      <w:r>
+        <w:t>Original: https://doi.org/10.1177/20319525231221097</w:t>
+      </w:r>
+    </w:p>
+    <w:p>
+      <w:r>
+        <w:t>Last checked: 2026-10-20 | Status: Insufficient evidence</w:t>
+      </w:r>
+    </w:p>
+    <w:p>
+      <w:r>
+        <w:t>Found 1 potentially related later publications; real-world outcome remains unverified.</w:t>
+      </w:r>
+    </w:p>
+    <w:p>
+      <w:r>
+        <w:t>Related research (2024): EU Recent Initiatives on "Decent Work for All": The Regulation on forced labour-free products — https://openalex.org/W7217747990</w:t>
+      </w:r>
+    </w:p>
+    <w:p>
+      <w:pPr>
+        <w:pStyle w:val="Heading2"/>
+      </w:pPr>
+      <w:r>
+        <w:t>86. The evolution of agricultural energy transition in Eastern European Union countries between 1993 and 2022</w:t>
+      </w:r>
+    </w:p>
+    <w:p>
+      <w:r>
+        <w:t>Original: https://doi.org/10.34659/eis.2025.94.3.1046</w:t>
+      </w:r>
+    </w:p>
+    <w:p>
+      <w:r>
+        <w:t>Last checked: 2026-10-20 | Status: Insufficient evidence</w:t>
+      </w:r>
+    </w:p>
+    <w:p>
+      <w:r>
+        <w:t>Found 1 potentially related later publications; real-world outcome remains unverified.</w:t>
+      </w:r>
+    </w:p>
+    <w:p>
+      <w:r>
+        <w:t>Related research (2026): Low-Carbon Economic Growth and Bio-Renewable Energy Efficiency in Top High-Income European Union (EU) Countries: Role of Bank-Based Financial Development — https://doi.org/10.52642/susbed.1777331</w:t>
+      </w:r>
+    </w:p>
+    <w:p>
+      <w:pPr>
+        <w:pStyle w:val="Heading2"/>
+      </w:pPr>
+      <w:r>
+        <w:t>87. The future of individualization in Europe: changing configurations in employment and governance</w:t>
+      </w:r>
+    </w:p>
+    <w:p>
+      <w:r>
+        <w:t>Original: https://doi.org/10.1007/s40309-014-0046-5</w:t>
+      </w:r>
+    </w:p>
+    <w:p>
+      <w:r>
+        <w:t>Last checked: 2026-10-20 | Status: Insufficient evidence</w:t>
+      </w:r>
+    </w:p>
+    <w:p>
+      <w:r>
+        <w:t>No sufficiently similar later publications found in this search; real-world outcome remains unverified.</w:t>
+      </w:r>
+    </w:p>
+    <w:p>
+      <w:pPr>
+        <w:pStyle w:val="Heading2"/>
+      </w:pPr>
+      <w:r>
+        <w:t>88. The future of labour law in Europe</w:t>
+      </w:r>
+    </w:p>
+    <w:p>
+      <w:r>
+        <w:t>Original: https://doi.org/10.1177/2031952517743860</w:t>
+      </w:r>
+    </w:p>
+    <w:p>
+      <w:r>
+        <w:t>Last checked: 2026-10-20 | Status: Insufficient evidence</w:t>
+      </w:r>
+    </w:p>
+    <w:p>
+      <w:r>
+        <w:t>No sufficiently similar later publications found in this search; real-world outcome remains unverified.</w:t>
+      </w:r>
+    </w:p>
+    <w:p>
+      <w:pPr>
+        <w:pStyle w:val="Heading2"/>
+      </w:pPr>
+      <w:r>
+        <w:t>89. The impact of COVID-19 on the European football ecosystem – A Delphi-based scenario analysis</w:t>
+      </w:r>
+    </w:p>
+    <w:p>
+      <w:r>
+        <w:t>Original: https://doi.org/10.1016/j.techfore.2021.120577</w:t>
+      </w:r>
+    </w:p>
+    <w:p>
+      <w:r>
+        <w:t>Last checked: 2026-10-20 | Status: Insufficient evidence</w:t>
+      </w:r>
+    </w:p>
+    <w:p>
+      <w:r>
+        <w:t>Found 3 potentially related later publications; real-world outcome remains unverified.</w:t>
+      </w:r>
+    </w:p>
+    <w:p>
+      <w:r>
+        <w:t>Related research (2025): COVID-19’s Financial Impact on UK Football Clubs — https://doi.org/10.3390/encyclopedia5010017</w:t>
+      </w:r>
+    </w:p>
+    <w:p>
+      <w:r>
+        <w:t>Related research (2022): The future of blockchain-enabled tokenization in infrastructure investment and development: A Delphi-based scenario analysis — https://doi.org/10.48550/arxiv.2208.04710</w:t>
+      </w:r>
+    </w:p>
+    <w:p>
+      <w:r>
+        <w:t>Related research (2023): What’s next in hospital digitization? A Delphi-based scenario study — https://doi.org/10.1186/s40309-023-00222-0</w:t>
+      </w:r>
+    </w:p>
+    <w:p>
+      <w:pPr>
+        <w:pStyle w:val="Heading2"/>
+      </w:pPr>
+      <w:r>
+        <w:t>90. The impact of global uncertainties on the spillover among the European carbon market, the Chinese oil futures market, and the</w:t>
+      </w:r>
+    </w:p>
+    <w:p>
+      <w:r>
+        <w:t>Original: https://doi.org/10.1016/j.frl.2024.105891</w:t>
+      </w:r>
+    </w:p>
+    <w:p>
+      <w:r>
+        <w:t>Last checked: 2026-10-20 | Status: Insufficient evidence</w:t>
+      </w:r>
+    </w:p>
+    <w:p>
+      <w:r>
+        <w:t>Found 3 potentially related later publications; real-world outcome remains unverified.</w:t>
+      </w:r>
+    </w:p>
+    <w:p>
+      <w:r>
+        <w:t>Related research (2025): Research on the risk spillover effect between China’s national carbon emissions trading market and crude oil futures market — https://doi.org/10.1371/journal.pone.0316353</w:t>
+      </w:r>
+    </w:p>
+    <w:p>
+      <w:r>
+        <w:t>Related research (2025): The dynamic impact of investor climate sentiment on the crude oil futures market: Evidence from the Chinese market — https://doi.org/10.1371/journal.pone.0314579</w:t>
+      </w:r>
+    </w:p>
+    <w:p>
+      <w:r>
+        <w:t>Related research (2025): Risk spillover between the carbon market and financial market in China — https://doi.org/10.1007/s44176-025-00039-0</w:t>
+      </w:r>
+    </w:p>
+    <w:p>
+      <w:pPr>
+        <w:pStyle w:val="Heading2"/>
+      </w:pPr>
+      <w:r>
+        <w:t>91. The impact of Russian sanctions on the return of agricultural commodity futures in the EU</w:t>
+      </w:r>
+    </w:p>
+    <w:p>
+      <w:r>
+        <w:t>Original: https://doi.org/10.1016/j.ribaf.2019.101073</w:t>
+      </w:r>
+    </w:p>
+    <w:p>
+      <w:r>
+        <w:t>Last checked: 2026-10-20 | Status: Insufficient evidence</w:t>
+      </w:r>
+    </w:p>
+    <w:p>
+      <w:r>
+        <w:t>Found 2 potentially related later publications; real-world outcome remains unverified.</w:t>
+      </w:r>
+    </w:p>
+    <w:p>
+      <w:r>
+        <w:t>Related research (2023): Impact of economic sanctions on net commodity-producing and net commodity-consuming countries — https://doi.org/10.1590/0034-7329202300101</w:t>
+      </w:r>
+    </w:p>
+    <w:p>
+      <w:r>
+        <w:t>Related research (2022): Financial Speculation Impact on Agricultural and Other Commodity Return Volatility: Implications for Sustainable Development and Food Security — https://doi.org/10.3390/agriculture12111892</w:t>
+      </w:r>
+    </w:p>
+    <w:p>
+      <w:pPr>
+        <w:pStyle w:val="Heading2"/>
+      </w:pPr>
+      <w:r>
+        <w:t>92. The implications of demographic and economic projections on public pension spending in the European Union</w:t>
+      </w:r>
+    </w:p>
+    <w:p>
+      <w:r>
+        <w:t>Original: https://doi.org/10.1080/21699763.2017.1411288</w:t>
+      </w:r>
+    </w:p>
+    <w:p>
+      <w:r>
+        <w:t>Last checked: 2026-10-20 | Status: Insufficient evidence</w:t>
+      </w:r>
+    </w:p>
+    <w:p>
+      <w:r>
+        <w:t>Found 3 potentially related later publications; real-world outcome remains unverified.</w:t>
+      </w:r>
+    </w:p>
+    <w:p>
+      <w:r>
+        <w:t>Related research (2024): The Impact of the Demographic Ice Age on Economic Growth, Public Policy, and the Sustainability of Pension Systems — https://doi.org/10.54237/profnet.2024.tbdecce_9</w:t>
+      </w:r>
+    </w:p>
+    <w:p>
+      <w:r>
+        <w:t>Related research (2025): Demographic change will hit public debt sustainability in European Union countries — https://doi.org/10.1016/j.jpolmod.2025.09.004</w:t>
+      </w:r>
+    </w:p>
+    <w:p>
+      <w:r>
+        <w:t>Related research (2026): A golden rule for migration? Demographic adjustment and public debt sustainability in the European Union — https://doi.org/10.1016/j.iref.2026.105930</w:t>
+      </w:r>
+    </w:p>
+    <w:p>
+      <w:pPr>
+        <w:pStyle w:val="Heading2"/>
+      </w:pPr>
+      <w:r>
+        <w:t>93. The Linkages of Carbon Spot-Futures: Evidence from EU-ETS in the Third Phase</w:t>
+      </w:r>
+    </w:p>
+    <w:p>
+      <w:r>
+        <w:t>Original: https://doi.org/10.3390/su12062517</w:t>
+      </w:r>
+    </w:p>
+    <w:p>
+      <w:r>
+        <w:t>Last checked: 2026-10-20 | Status: Insufficient evidence</w:t>
+      </w:r>
+    </w:p>
+    <w:p>
+      <w:r>
+        <w:t>Found 2 potentially related later publications; real-world outcome remains unverified.</w:t>
+      </w:r>
+    </w:p>
+    <w:p>
+      <w:r>
+        <w:t>Related research (2021): Investor attention and carbon return: evidence from the EU-ETS — https://doi.org/10.1080/1331677x.2021.1931914</w:t>
+      </w:r>
+    </w:p>
+    <w:p>
+      <w:r>
+        <w:t>Related research (2023): Re-examining the efficiency of the EU carbon futures market in phase Ⅱ: price discovery and intertemporal arbitrage — https://doi.org/10.3389/fenrg.2023.1236488</w:t>
+      </w:r>
+    </w:p>
+    <w:p>
+      <w:pPr>
+        <w:pStyle w:val="Heading2"/>
+      </w:pPr>
+      <w:r>
+        <w:t>94. The politics of the Court of Justice of the European Union: A review</w:t>
+      </w:r>
+    </w:p>
+    <w:p>
+      <w:r>
+        <w:t>Original: https://doi.org/10.1177/14651165251405487</w:t>
+      </w:r>
+    </w:p>
+    <w:p>
+      <w:r>
+        <w:t>Last checked: 2026-10-20 | Status: Insufficient evidence</w:t>
+      </w:r>
+    </w:p>
+    <w:p>
+      <w:r>
+        <w:t>No sufficiently similar later publications found in this search; real-world outcome remains unverified.</w:t>
+      </w:r>
+    </w:p>
+    <w:p>
+      <w:pPr>
+        <w:pStyle w:val="Heading2"/>
+      </w:pPr>
+      <w:r>
+        <w:t>95. THE PROS AND CONS OF INTEGRATION VS. DISINTEGRATION SCENARIOS FOR EUROPE</w:t>
+      </w:r>
+    </w:p>
+    <w:p>
+      <w:r>
+        <w:t>Original: https://doi.org/10.5755/j01.eis.0.11.18955</w:t>
+      </w:r>
+    </w:p>
+    <w:p>
+      <w:r>
+        <w:t>Last checked: 2026-10-20 | Status: Insufficient evidence</w:t>
+      </w:r>
+    </w:p>
+    <w:p>
+      <w:r>
+        <w:t>No sufficiently similar later publications found in this search; real-world outcome remains unverified.</w:t>
+      </w:r>
+    </w:p>
+    <w:p>
+      <w:pPr>
+        <w:pStyle w:val="Heading2"/>
+      </w:pPr>
+      <w:r>
+        <w:t>96. The Relationship between Spot and Futures CO2 Emission Allowance Prices in the EU-ETS</w:t>
+      </w:r>
+    </w:p>
+    <w:p>
+      <w:r>
+        <w:t>Original: https://doi.org/10.2139/ssrn.2137346</w:t>
+      </w:r>
+    </w:p>
+    <w:p>
+      <w:r>
+        <w:t>Last checked: 2026-10-20 | Status: Insufficient evidence</w:t>
+      </w:r>
+    </w:p>
+    <w:p>
+      <w:r>
+        <w:t>Found 3 potentially related later publications; real-world outcome remains unverified.</w:t>
+      </w:r>
+    </w:p>
+    <w:p>
+      <w:r>
+        <w:t>Related research (2015): The Relationship between Spot and Futures CO2 Emission Allowance Prices in the EU ETS — https://doi.org/10.7551/mitpress/9780262029285.003.0008</w:t>
+      </w:r>
+    </w:p>
+    <w:p>
+      <w:r>
+        <w:t>Related research (2015): The Relationship between Spot and Futures CO2 Emission Allowance Prices in the EU ETS — https://doi.org/10.7551/mitpress/10358.003.0014</w:t>
+      </w:r>
+    </w:p>
+    <w:p>
+      <w:r>
+        <w:t>Related research (2017): Convenience Yields for Co2 Emission Allowance Futures Contracts — https://doi.org/10.2139/ssrn.2894390</w:t>
+      </w:r>
+    </w:p>
+    <w:p>
+      <w:pPr>
+        <w:pStyle w:val="Heading2"/>
+      </w:pPr>
+      <w:r>
+        <w:t>97. Three Environments, One Problem: Forecasting Water Temperature in Central Europe in Response to Climate Change</w:t>
+      </w:r>
+    </w:p>
+    <w:p>
+      <w:r>
+        <w:t>Original: https://doi.org/10.3390/forecast7020024</w:t>
+      </w:r>
+    </w:p>
+    <w:p>
+      <w:r>
+        <w:t>Last checked: 2026-10-20 | Status: Insufficient evidence</w:t>
+      </w:r>
+    </w:p>
+    <w:p>
+      <w:r>
+        <w:t>Found 3 potentially related later publications; real-world outcome remains unverified.</w:t>
+      </w:r>
+    </w:p>
+    <w:p>
+      <w:r>
+        <w:t>Related research (2026): Island water stress: analyzing the Canary Islands’ hydrological response to climate change — https://doi.org/10.1007/s10661-026-15219-y</w:t>
+      </w:r>
+    </w:p>
+    <w:p>
+      <w:r>
+        <w:t>Related research (2026): Climate change is a human problem: Finding the voices of climate resilience — https://doi.org/10.62372/rlas1190</w:t>
+      </w:r>
+    </w:p>
+    <w:p>
+      <w:r>
+        <w:t>Related research (2026): Increased water requirements for avocado, chayote and coffee due to climate change in central Mexico — https://doi.org/10.1016/j.agwat.2026.110768</w:t>
+      </w:r>
+    </w:p>
+    <w:p>
+      <w:pPr>
+        <w:pStyle w:val="Heading2"/>
+      </w:pPr>
+      <w:r>
+        <w:t>98. Three scenarios for EU-China relations 2025</w:t>
+      </w:r>
+    </w:p>
+    <w:p>
+      <w:r>
+        <w:t>Original: https://doi.org/10.1016/j.futures.2017.07.001</w:t>
+      </w:r>
+    </w:p>
+    <w:p>
+      <w:r>
+        <w:t>Last checked: 2026-10-20 | Status: Insufficient evidence</w:t>
+      </w:r>
+    </w:p>
+    <w:p>
+      <w:r>
+        <w:t>No sufficiently similar later publications found in this search; real-world outcome remains unverified.</w:t>
+      </w:r>
+    </w:p>
+    <w:p>
+      <w:pPr>
+        <w:pStyle w:val="Heading2"/>
+      </w:pPr>
+      <w:r>
+        <w:t>99. Toward sustainability of territorial agro-food systems in Europe: indicators for assessing alternative scenarios</w:t>
+      </w:r>
+    </w:p>
+    <w:p>
+      <w:r>
+        <w:t>Original: https://doi.org/10.1088/1748-9326/adf97e</w:t>
+      </w:r>
+    </w:p>
+    <w:p>
+      <w:r>
+        <w:t>Last checked: 2026-10-20 | Status: Insufficient evidence</w:t>
+      </w:r>
+    </w:p>
+    <w:p>
+      <w:r>
+        <w:t>Found 1 potentially related later publications; real-world outcome remains unverified.</w:t>
+      </w:r>
+    </w:p>
+    <w:p>
+      <w:r>
+        <w:t>Related research (2026): Toward a New Agro-Urban Paradigm: Networked Systems for Sustainable Futures — https://doi.org/10.3390/urbansci10070382</w:t>
+      </w:r>
+    </w:p>
+    <w:p>
+      <w:pPr>
+        <w:pStyle w:val="Heading2"/>
+      </w:pPr>
+      <w:r>
+        <w:t>100. Winter blues at European airports: The need for airport responsibility and corporate foresight</w:t>
+      </w:r>
+    </w:p>
+    <w:p>
+      <w:r>
+        <w:t>Original: https://doi.org/10.69554/wdbn2222</w:t>
+      </w:r>
+    </w:p>
+    <w:p>
+      <w:r>
+        <w:t>Last checked: 2026-10-20 | Status: Insufficient evidence</w:t>
+      </w:r>
+    </w:p>
+    <w:p>
+      <w:r>
+        <w:t>No sufficiently similar later publications found in this search; real-world outcome remains unverified.</w:t>
       </w:r>
     </w:p>
     <w:p>

--- a/stuff/WHAT_WAS_EXPECTED_WHAT_HAPPENED.docx
+++ b/stuff/WHAT_WAS_EXPECTED_WHAT_HAPPENED.docx
@@ -12,7 +12,7 @@
     </w:p>
     <w:p>
       <w:r>
-        <w:t>Updated: 2026-10-20 12:29 UTC</w:t>
+        <w:t>Updated: 2026-10-20 12:48 UTC</w:t>
       </w:r>
     </w:p>
     <w:p>
@@ -43,7 +43,7 @@
     </w:p>
     <w:p>
       <w:r>
-        <w:t>Scanner 1 has 515 indexed research leads. Scanner 2 has checked 100 leads; 53 have potentially related later publications. Independently verified outcomes: 0. Later research papers are not proof that a scenario came true.</w:t>
+        <w:t>Scanner 1 has 515 indexed research leads. Scanner 2 has checked 200 leads; 87 have potentially related later publications. Independently verified outcomes: 0. Later research papers are not proof that a scenario came true.</w:t>
       </w:r>
     </w:p>
     <w:p>
@@ -94,167 +94,157 @@
     </w:p>
     <w:p>
       <w:r>
-        <w:t>Original: Sustainable renewable energy supply networks optimization – The gradual transition to a renewable energy syste</w:t>
-      </w:r>
-    </w:p>
-    <w:p>
-      <w:r>
-        <w:t>• 2022: Sustainable Energy Transition for Renewable and Low Carbon Grid Electricity Generation and Supply — https://doi.org/10.3389/fenrg.2021.743114</w:t>
-      </w:r>
-    </w:p>
-    <w:p>
-      <w:r>
-        <w:t>• 2023: Sustainable Long-Term Energy Supply and Demand: The Gradual Transition to a New and Renewable Energy System in Indonesia by 2050 — https://doi.org/10.14710/ijred.2023.50361</w:t>
-      </w:r>
-    </w:p>
-    <w:p>
-      <w:r>
-        <w:t>Original: Investigating European Union Decarbonization Strategies: Evaluating the Pathway to Carbon Neutrality by 2050</w:t>
-      </w:r>
-    </w:p>
-    <w:p>
-      <w:r>
-        <w:t>• 2025: Investigating Africa’s decarbonization strategies: evaluating the pathway to net-zero by 2050–2060 — https://doi.org/10.1007/s44274-025-00287-7</w:t>
-      </w:r>
-    </w:p>
-    <w:p>
-      <w:r>
-        <w:t>• 2025: An in-depth review of key technologies and pathways to carbon neutrality: classification and assessment of decarbonization technologies — https://doi.org/10.1007/s43979-025-00129-8</w:t>
-      </w:r>
-    </w:p>
-    <w:p>
-      <w:r>
-        <w:t>Original: Forecasting Loan Default in Europe with Machine Learning</w:t>
-      </w:r>
-    </w:p>
-    <w:p>
-      <w:r>
-        <w:t>• 2022: Application of Machine Learning in Loan Default Forecasting — https://doi.org/10.63282/3050-9262.ijaidsml-v3i4p114</w:t>
-      </w:r>
-    </w:p>
-    <w:p>
-      <w:r>
-        <w:t>• 2023: Loan Default Prediction Based on Machine Learning Methods — https://doi.org/10.4108/eai.2-12-2022.2328740</w:t>
-      </w:r>
-    </w:p>
-    <w:p>
-      <w:r>
-        <w:t xml:space="preserve">Original: Interactively modelling land profitability to estimate European agricultural and forest land use under future </w:t>
-      </w:r>
-    </w:p>
-    <w:p>
-      <w:r>
-        <w:t>• 2018: A Random Forest-Cellular Automata modelling approach to explore future land use/cover change in Attica (Greece), under different socio-economic realit — https://doi.org/10.1016/j.scitotenv.2018.07.302</w:t>
-      </w:r>
-    </w:p>
-    <w:p>
-      <w:r>
-        <w:t>Original: Developing an Agricultural Futures Framework to explore the option space for agricultural change in Europe und</w:t>
-      </w:r>
-    </w:p>
-    <w:p>
-      <w:r>
-        <w:t>• 2026: Mapping Agricultural Impact Investing for Climate Change Mitigation: A Bibliometric Analysis under the SDGs Framework — https://doi.org/10.36899/japs.2026.6.0145</w:t>
-      </w:r>
-    </w:p>
-    <w:p>
-      <w:r>
-        <w:t>Original: Experts’ assessments of migration scenarios between the Middle East &amp; North Africa and Europe</w:t>
-      </w:r>
-    </w:p>
-    <w:p>
-      <w:r>
-        <w:t>• 2024: Governing for Sustainable Prosperity in the Middle East and North Africa — https://doi.org/10.1787/d0da1d30-en</w:t>
-      </w:r>
-    </w:p>
-    <w:p>
-      <w:r>
-        <w:t>• 2025: Geopolitics of Renewable Energy in the Middle East and North Africa Region — https://doi.org/10.2991/978-94-6463-646-8_5</w:t>
-      </w:r>
-    </w:p>
-    <w:p>
-      <w:r>
-        <w:t>Original: The implications of demographic and economic projections on public pension spending in the European Union</w:t>
-      </w:r>
-    </w:p>
-    <w:p>
-      <w:r>
-        <w:t>• 2024: The Impact of the Demographic Ice Age on Economic Growth, Public Policy, and the Sustainability of Pension Systems — https://doi.org/10.54237/profnet.2024.tbdecce_9</w:t>
-      </w:r>
-    </w:p>
-    <w:p>
-      <w:r>
-        <w:t>• 2025: Demographic change will hit public debt sustainability in European Union countries — https://doi.org/10.1016/j.jpolmod.2025.09.004</w:t>
-      </w:r>
-    </w:p>
-    <w:p>
-      <w:r>
-        <w:t>Original: ENERGY TRANSITION IN ROMANIA AND THE EUROPEAN UNION: DEVELOPMENTS, CHALLENGES AND PERSPECTIVES</w:t>
-      </w:r>
-    </w:p>
-    <w:p>
-      <w:r>
-        <w:t>• 2026: Carbon power flow and Romania’s energy transition: Challenges and opportunities — https://doi.org/10.1051/epjconf/202637206013</w:t>
-      </w:r>
-    </w:p>
-    <w:p>
-      <w:r>
-        <w:t>• 2026: Carbon power flow and Romania’s energy transition: Challenges and opportunities — https://doi.org/10.1051/epjconf/202637206013/pdf</w:t>
-      </w:r>
-    </w:p>
-    <w:p>
-      <w:r>
-        <w:t>Original: Introduction: The EU new economic governance, labour law and labour lawyers</w:t>
-      </w:r>
-    </w:p>
-    <w:p>
-      <w:r>
-        <w:t>• 2024: Trade unions, labour governance and economic upgradation in value chains — https://doi.org/10.54394/xtnw2213</w:t>
-      </w:r>
-    </w:p>
-    <w:p>
-      <w:r>
-        <w:t>Original: Future Projections of Heat Mortality Risk for Major European Cities</w:t>
-      </w:r>
-    </w:p>
-    <w:p>
-      <w:r>
-        <w:t>• 2024: Future Projections of Heat Waves and Associated Mortality Risk in a Coastal Mediterranean City — https://doi.org/10.3390/su16031072</w:t>
-      </w:r>
-    </w:p>
-    <w:p>
-      <w:r>
-        <w:t>• 2024: High-resolution projections of ambient heat for major European cities using different heat metrics — https://doi.org/10.5194/nhess-24-331-2024</w:t>
-      </w:r>
-    </w:p>
-    <w:p>
-      <w:r>
-        <w:t>Original: Opportunities and challenges of high renewable energy deployment and electricity exchange for North Africa and</w:t>
-      </w:r>
-    </w:p>
-    <w:p>
-      <w:r>
-        <w:t>• 2022: Renewable energy in North Africa: Modeling of future electricity scenarios and the impact on manufacturing and employment — https://doi.org/10.24406/publica-fhg-280508</w:t>
-      </w:r>
-    </w:p>
-    <w:p>
-      <w:r>
-        <w:t>• 2021: Opportunities and Challenges of Renewable Energy Production in Ethiopia — https://doi.org/10.3390/su131810381</w:t>
-      </w:r>
-    </w:p>
-    <w:p>
-      <w:r>
-        <w:t>Original: The impact of Russian sanctions on the return of agricultural commodity futures in the EU</w:t>
-      </w:r>
-    </w:p>
-    <w:p>
-      <w:r>
-        <w:t>• 2023: Impact of economic sanctions on net commodity-producing and net commodity-consuming countries — https://doi.org/10.1590/0034-7329202300101</w:t>
-      </w:r>
-    </w:p>
-    <w:p>
-      <w:r>
-        <w:t>• 2022: Financial Speculation Impact on Agricultural and Other Commodity Return Volatility: Implications for Sustainable Development and Food Security — https://doi.org/10.3390/agriculture12111892</w:t>
+        <w:t>Original: An Empirical Study on Price discovery between Emission Spot and Futures Markets in EU ETS Emission Markets</w:t>
+      </w:r>
+    </w:p>
+    <w:p>
+      <w:r>
+        <w:t>• 2023: Re-examining the efficiency of the EU carbon futures market in phase Ⅱ: price discovery and intertemporal arbitrage — https://doi.org/10.3389/fenrg.2023.1236488</w:t>
+      </w:r>
+    </w:p>
+    <w:p>
+      <w:r>
+        <w:t>• 2026: Efficiency of carbon futures pricing mechanism: a comparison between the EU and China's carbon markets — https://openalex.org/W7166981223</w:t>
+      </w:r>
+    </w:p>
+    <w:p>
+      <w:r>
+        <w:t xml:space="preserve">Original: Time to build a new practice of foresight for national economies? Ireland, and uncertain futures in forecasts </w:t>
+      </w:r>
+    </w:p>
+    <w:p>
+      <w:r>
+        <w:t>• 2024: Futures empathy for foresight research and practice — https://doi.org/10.1016/j.futures.2024.103441</w:t>
+      </w:r>
+    </w:p>
+    <w:p>
+      <w:r>
+        <w:t>Original: European Union policy on Strategic Lawsuits Against Public Participation (SLAPP) in the media</w:t>
+      </w:r>
+    </w:p>
+    <w:p>
+      <w:r>
+        <w:t>• 2026: MISUSE OF STRATEGIC LAWSUITS AGAINST PUBLIC PARTICIPATION (SLAPP) IN INDIA: NEED FOR ANTI-SLAPP LEGISLATION — https://doi.org/10.70183/lijdlr.2026.v04.01</w:t>
+      </w:r>
+    </w:p>
+    <w:p>
+      <w:r>
+        <w:t>• 2026: Strategic Lawsuits Against Public Participation in a Cross-Border Context: Anti-SLAPP Legislation and the Role of the Private International Law Regime — https://doi.org/10.1007/s40802-026-00297-z</w:t>
+      </w:r>
+    </w:p>
+    <w:p>
+      <w:r>
+        <w:t>Original: Foresight in support of European research and innovation policies: The European Commission is preparing the fu</w:t>
+      </w:r>
+    </w:p>
+    <w:p>
+      <w:r>
+        <w:t>• 2018: Next-Generation Innovation Policy and Grand Challenges — https://doi.org/10.1093/scipol/scy011</w:t>
+      </w:r>
+    </w:p>
+    <w:p>
+      <w:r>
+        <w:t>Original: Statistical multi-model climate projections of surface ocean waves in Europe</w:t>
+      </w:r>
+    </w:p>
+    <w:p>
+      <w:r>
+        <w:t>• 2020: A global ensemble of ocean wave climate projections from CMIP5-driven models — https://doi.org/10.1038/s41597-020-0446-2</w:t>
+      </w:r>
+    </w:p>
+    <w:p>
+      <w:r>
+        <w:t>• 2017: Statistical wave climate projections for coastal impact assessments — https://doi.org/10.1002/2017ef000609</w:t>
+      </w:r>
+    </w:p>
+    <w:p>
+      <w:r>
+        <w:t>Original: International migration by 2030: impact of immigration policies scenarios on growth and employment</w:t>
+      </w:r>
+    </w:p>
+    <w:p>
+      <w:r>
+        <w:t>• 2021: The Impact of Migration of Highly Skilled Workers on The Country’s Competitiveness and Economic Growth — https://doi.org/10.14254/1800-5845/2021.17-3.1</w:t>
+      </w:r>
+    </w:p>
+    <w:p>
+      <w:r>
+        <w:t>Original: The future of financial markets and regulation: what strategy for Europe?</w:t>
+      </w:r>
+    </w:p>
+    <w:p>
+      <w:r>
+        <w:t>• 2017: Essays on the Stability and Regulation of International Financial Markets — https://doi.org/10.15496/publikation-15589</w:t>
+      </w:r>
+    </w:p>
+    <w:p>
+      <w:r>
+        <w:t>Original: Sea level rise projections for northern Europe under RCP8.5</w:t>
+      </w:r>
+    </w:p>
+    <w:p>
+      <w:r>
+        <w:t>• 2018: Evolution of 21st Century Sea Level Rise Projections — https://doi.org/10.1029/2018ef000991</w:t>
+      </w:r>
+    </w:p>
+    <w:p>
+      <w:r>
+        <w:t>• 2023: Sea Level Rise and Future Projections in the Baltic Sea — https://doi.org/10.3390/jmse11081514</w:t>
+      </w:r>
+    </w:p>
+    <w:p>
+      <w:r>
+        <w:t>Original: Decarbonizing the EU energy system by 2050: an important role for BECCS</w:t>
+      </w:r>
+    </w:p>
+    <w:p>
+      <w:r>
+        <w:t>• 2024: The Role of Biofuels and Biomass Feedstocks for Decarbonizing the U.S. Economy by 2050 - (DECARB) Decarbonizing Energy Through Collaborative Analysis  — https://doi.org/10.2172/2337775</w:t>
+      </w:r>
+    </w:p>
+    <w:p>
+      <w:r>
+        <w:t xml:space="preserve">Original: Research on the risk spillover effect of carbon emission trading market and various industry markets in China </w:t>
+      </w:r>
+    </w:p>
+    <w:p>
+      <w:r>
+        <w:t>• 2025: Research on the risk spillover effect between China’s national carbon emissions trading market and crude oil futures market — https://doi.org/10.1371/journal.pone.0316353</w:t>
+      </w:r>
+    </w:p>
+    <w:p>
+      <w:r>
+        <w:t>• 2025: The effect of the Israel-Hamas conflict on carbon markets: Evidence from the European Union Emissions Trading System — https://doi.org/10.22367/jem.2025.47.24</w:t>
+      </w:r>
+    </w:p>
+    <w:p>
+      <w:r>
+        <w:t>Original: Energy and Climate Change Scenarios in the Mediterranean: An opportunity for cooperation</w:t>
+      </w:r>
+    </w:p>
+    <w:p>
+      <w:r>
+        <w:t>• 2022: Climate Change and Weather Extremes in the Eastern Mediterranean and Middle East — https://doi.org/10.1029/2021rg000762</w:t>
+      </w:r>
+    </w:p>
+    <w:p>
+      <w:r>
+        <w:t>• 2023: Adaptation to climate change in cities of Mediterranean Europe — https://doi.org/10.1016/j.cities.2023.104452</w:t>
+      </w:r>
+    </w:p>
+    <w:p>
+      <w:r>
+        <w:t>Original: Stakeholder inclusion in scenario planning—A review of European projects</w:t>
+      </w:r>
+    </w:p>
+    <w:p>
+      <w:r>
+        <w:t>• 2023: Types of scenario planning and their effectiveness: A review of reviews — https://doi.org/10.1016/j.futures.2023.103153</w:t>
+      </w:r>
+    </w:p>
+    <w:p>
+      <w:r>
+        <w:t>• 2023: Integrating equity in transportation scenario planning: A systematic review — https://doi.org/10.1016/j.tranpol.2023.10.015</w:t>
       </w:r>
     </w:p>
     <w:p>
@@ -275,7 +265,30 @@
         <w:pStyle w:val="Heading2"/>
       </w:pPr>
       <w:r>
-        <w:t>1. 345 Protecting workers from chemical hazards in Europe now and in the future</w:t>
+        <w:t>1. 28.G. Workshop: Foresight studies at the global, European and national level: what can we learn from them?</w:t>
+      </w:r>
+    </w:p>
+    <w:p>
+      <w:r>
+        <w:t>Original: https://doi.org/10.1093/eurpub/ckaa165.1286</w:t>
+      </w:r>
+    </w:p>
+    <w:p>
+      <w:r>
+        <w:t>Last checked: 2026-10-20 | Status: Insufficient evidence</w:t>
+      </w:r>
+    </w:p>
+    <w:p>
+      <w:r>
+        <w:t>No sufficiently similar later publications found in this search; real-world outcome remains unverified.</w:t>
+      </w:r>
+    </w:p>
+    <w:p>
+      <w:pPr>
+        <w:pStyle w:val="Heading2"/>
+      </w:pPr>
+      <w:r>
+        <w:t>2. 345 Protecting workers from chemical hazards in Europe now and in the future</w:t>
       </w:r>
     </w:p>
     <w:p>
@@ -298,7 +311,104 @@
         <w:pStyle w:val="Heading2"/>
       </w:pPr>
       <w:r>
-        <w:t>2. A multi-level futures analysis of European teleophthalmology through 2040: development and application of a conceptual framew</w:t>
+        <w:t>3. A comparison of oil supply risks in EU, US, Japan, China and India under different climate scenarios</w:t>
+      </w:r>
+    </w:p>
+    <w:p>
+      <w:r>
+        <w:t>Original: https://doi.org/10.1016/j.enpol.2015.10.015</w:t>
+      </w:r>
+    </w:p>
+    <w:p>
+      <w:r>
+        <w:t>Last checked: 2026-10-20 | Status: Insufficient evidence</w:t>
+      </w:r>
+    </w:p>
+    <w:p>
+      <w:r>
+        <w:t>No sufficiently similar later publications found in this search; real-world outcome remains unverified.</w:t>
+      </w:r>
+    </w:p>
+    <w:p>
+      <w:pPr>
+        <w:pStyle w:val="Heading2"/>
+      </w:pPr>
+      <w:r>
+        <w:t>4. A comprehensive review of Hungarian futures studies in light of international journal articles</w:t>
+      </w:r>
+    </w:p>
+    <w:p>
+      <w:r>
+        <w:t>Original: https://doi.org/10.1186/s40309-022-00201-x</w:t>
+      </w:r>
+    </w:p>
+    <w:p>
+      <w:r>
+        <w:t>Last checked: 2026-10-20 | Status: Insufficient evidence</w:t>
+      </w:r>
+    </w:p>
+    <w:p>
+      <w:r>
+        <w:t>Found 1 potentially related later publications; real-world outcome remains unverified.</w:t>
+      </w:r>
+    </w:p>
+    <w:p>
+      <w:r>
+        <w:t>Related research (2023): A jövőkutatás fejlődéstörténete Magyarországon • Development History of Hungarian Futures Studies — https://doi.org/10.1556/2065.184.2023.4.11</w:t>
+      </w:r>
+    </w:p>
+    <w:p>
+      <w:pPr>
+        <w:pStyle w:val="Heading2"/>
+      </w:pPr>
+      <w:r>
+        <w:t>5. A future EU overall strategy for agriculture and forest genetic resources management: Finding consensus through policymakers’</w:t>
+      </w:r>
+    </w:p>
+    <w:p>
+      <w:r>
+        <w:t>Original: https://doi.org/10.1016/j.futures.2023.103179</w:t>
+      </w:r>
+    </w:p>
+    <w:p>
+      <w:r>
+        <w:t>Last checked: 2026-10-20 | Status: Insufficient evidence</w:t>
+      </w:r>
+    </w:p>
+    <w:p>
+      <w:r>
+        <w:t>No sufficiently similar later publications found in this search; real-world outcome remains unverified.</w:t>
+      </w:r>
+    </w:p>
+    <w:p>
+      <w:pPr>
+        <w:pStyle w:val="Heading2"/>
+      </w:pPr>
+      <w:r>
+        <w:t>6. A hypothesis on the economic nature of labour law</w:t>
+      </w:r>
+    </w:p>
+    <w:p>
+      <w:r>
+        <w:t>Original: https://doi.org/10.1177/2031952518799761</w:t>
+      </w:r>
+    </w:p>
+    <w:p>
+      <w:r>
+        <w:t>Last checked: 2026-10-20 | Status: Insufficient evidence</w:t>
+      </w:r>
+    </w:p>
+    <w:p>
+      <w:r>
+        <w:t>No sufficiently similar later publications found in this search; real-world outcome remains unverified.</w:t>
+      </w:r>
+    </w:p>
+    <w:p>
+      <w:pPr>
+        <w:pStyle w:val="Heading2"/>
+      </w:pPr>
+      <w:r>
+        <w:t>7. A multi-level futures analysis of European teleophthalmology through 2040: development and application of a conceptual framew</w:t>
       </w:r>
     </w:p>
     <w:p>
@@ -321,7 +431,7 @@
         <w:pStyle w:val="Heading2"/>
       </w:pPr>
       <w:r>
-        <w:t>3. A Paradigm Shift: The Geopolitical Awakening of the European Union and Central and Eastern Europe States as Full-Fledged Secu</w:t>
+        <w:t>8. A Paradigm Shift: The Geopolitical Awakening of the European Union and Central and Eastern Europe States as Full-Fledged Secu</w:t>
       </w:r>
     </w:p>
     <w:p>
@@ -344,7 +454,7 @@
         <w:pStyle w:val="Heading2"/>
       </w:pPr>
       <w:r>
-        <w:t>4. A review of the future transport labour market: An EU approach</w:t>
+        <w:t>9. A review of the future transport labour market: An EU approach</w:t>
       </w:r>
     </w:p>
     <w:p>
@@ -367,7 +477,7 @@
         <w:pStyle w:val="Heading2"/>
       </w:pPr>
       <w:r>
-        <w:t>5. A scenario discovery study of the impact of uncertainties in the global container transport system on European ports</w:t>
+        <w:t>10. A scenario discovery study of the impact of uncertainties in the global container transport system on European ports</w:t>
       </w:r>
     </w:p>
     <w:p>
@@ -395,7 +505,7 @@
         <w:pStyle w:val="Heading2"/>
       </w:pPr>
       <w:r>
-        <w:t>6. A scenario planning framework for (post-)pandemic tourism in European destinations</w:t>
+        <w:t>11. A scenario planning framework for (post-)pandemic tourism in European destinations</w:t>
       </w:r>
     </w:p>
     <w:p>
@@ -433,7 +543,68 @@
         <w:pStyle w:val="Heading2"/>
       </w:pPr>
       <w:r>
-        <w:t>7. Active ageing: A strategic policy solution to demographic ageing in the European Union</w:t>
+        <w:t>12. A system dynamics based market agent model simulating future powertrain technology transition: Scenarios in the EU light duty</w:t>
+      </w:r>
+    </w:p>
+    <w:p>
+      <w:r>
+        <w:t>Original: https://doi.org/10.1016/j.techfore.2015.11.028</w:t>
+      </w:r>
+    </w:p>
+    <w:p>
+      <w:r>
+        <w:t>Last checked: 2026-10-20 | Status: Insufficient evidence</w:t>
+      </w:r>
+    </w:p>
+    <w:p>
+      <w:r>
+        <w:t>Found 3 potentially related later publications; real-world outcome remains unverified.</w:t>
+      </w:r>
+    </w:p>
+    <w:p>
+      <w:r>
+        <w:t>Related research (2020): EU road vehicle energy consumption and CO2 emissions by 2050 – Expert-based scenarios — https://doi.org/10.1016/j.enpol.2019.111224</w:t>
+      </w:r>
+    </w:p>
+    <w:p>
+      <w:r>
+        <w:t>Related research (2017): Policy insights and modelling challenges: The case of passenger car powertrain technology transition in the European Union — https://doi.org/10.1007/s12544-017-0252-x</w:t>
+      </w:r>
+    </w:p>
+    <w:p>
+      <w:r>
+        <w:t>Related research (2021): Simulating electric vehicle uptake in Italy in the small-to-medium car segment: A system dynamics/agent-based model parametrized with discrete choice data. — https://doi.org/10.1016/j.rtbm.2021.100736</w:t>
+      </w:r>
+    </w:p>
+    <w:p>
+      <w:pPr>
+        <w:pStyle w:val="Heading2"/>
+      </w:pPr>
+      <w:r>
+        <w:t>13. Achieving agricultural greenhouse gas emission reductions in the EU post‐2030: What options do we have?</w:t>
+      </w:r>
+    </w:p>
+    <w:p>
+      <w:r>
+        <w:t>Original: https://doi.org/10.1111/reel.12448</w:t>
+      </w:r>
+    </w:p>
+    <w:p>
+      <w:r>
+        <w:t>Last checked: 2026-10-20 | Status: Insufficient evidence</w:t>
+      </w:r>
+    </w:p>
+    <w:p>
+      <w:r>
+        <w:t>No sufficiently similar later publications found in this search; real-world outcome remains unverified.</w:t>
+      </w:r>
+    </w:p>
+    <w:p>
+      <w:pPr>
+        <w:pStyle w:val="Heading2"/>
+      </w:pPr>
+      <w:r>
+        <w:t>14. Active ageing: A strategic policy solution to demographic ageing in the European Union</w:t>
       </w:r>
     </w:p>
     <w:p>
@@ -471,7 +642,45 @@
         <w:pStyle w:val="Heading2"/>
       </w:pPr>
       <w:r>
-        <w:t>8. Alternative scenarios investigation of 1990..2016 CO 2 emission from Public Electricity and Heat Production sectors in Europe</w:t>
+        <w:t>15. Adapting to climate change and the European Union pursuit of a just transition</w:t>
+      </w:r>
+    </w:p>
+    <w:p>
+      <w:r>
+        <w:t>Original: https://doi.org/10.69554/hqem5016</w:t>
+      </w:r>
+    </w:p>
+    <w:p>
+      <w:r>
+        <w:t>Last checked: 2026-10-20 | Status: Insufficient evidence</w:t>
+      </w:r>
+    </w:p>
+    <w:p>
+      <w:r>
+        <w:t>Found 3 potentially related later publications; real-world outcome remains unverified.</w:t>
+      </w:r>
+    </w:p>
+    <w:p>
+      <w:r>
+        <w:t>Related research (2025): Cluster Analysis of the Transition to Climate Neutrality in the European Union — https://doi.org/10.1002/sd.70064</w:t>
+      </w:r>
+    </w:p>
+    <w:p>
+      <w:r>
+        <w:t>Related research (2025): Picking Losers: Climate Change and Managed Decline in the European Union — https://doi.org/10.1111/rego.70004</w:t>
+      </w:r>
+    </w:p>
+    <w:p>
+      <w:r>
+        <w:t>Related research (2026): Navigating just transitions: Trade union strategies and climate delay in North Sea energy politics — https://doi.org/10.1016/j.esg.2026.100316</w:t>
+      </w:r>
+    </w:p>
+    <w:p>
+      <w:pPr>
+        <w:pStyle w:val="Heading2"/>
+      </w:pPr>
+      <w:r>
+        <w:t>16. Alternative scenarios investigation of 1990..2016 CO 2 emission from Public Electricity and Heat Production sectors in Europe</w:t>
       </w:r>
     </w:p>
     <w:p>
@@ -499,7 +708,40 @@
         <w:pStyle w:val="Heading2"/>
       </w:pPr>
       <w:r>
-        <w:t>9. Analysis of uncertainty in large scale climate change projections over Europe</w:t>
+        <w:t>17. An Empirical Study on Price discovery between Emission Spot and Futures Markets in EU ETS Emission Markets</w:t>
+      </w:r>
+    </w:p>
+    <w:p>
+      <w:r>
+        <w:t>Original: https://doi.org/10.29214/damis.2014.33.3.006</w:t>
+      </w:r>
+    </w:p>
+    <w:p>
+      <w:r>
+        <w:t>Last checked: 2026-10-20 | Status: Insufficient evidence</w:t>
+      </w:r>
+    </w:p>
+    <w:p>
+      <w:r>
+        <w:t>Found 2 potentially related later publications; real-world outcome remains unverified.</w:t>
+      </w:r>
+    </w:p>
+    <w:p>
+      <w:r>
+        <w:t>Related research (2023): Re-examining the efficiency of the EU carbon futures market in phase Ⅱ: price discovery and intertemporal arbitrage — https://doi.org/10.3389/fenrg.2023.1236488</w:t>
+      </w:r>
+    </w:p>
+    <w:p>
+      <w:r>
+        <w:t>Related research (2026): Efficiency of carbon futures pricing mechanism: a comparison between the EU and China's carbon markets — https://openalex.org/W7166981223</w:t>
+      </w:r>
+    </w:p>
+    <w:p>
+      <w:pPr>
+        <w:pStyle w:val="Heading2"/>
+      </w:pPr>
+      <w:r>
+        <w:t>18. Analysis of uncertainty in large scale climate change projections over Europe</w:t>
       </w:r>
     </w:p>
     <w:p>
@@ -537,7 +779,7 @@
         <w:pStyle w:val="Heading2"/>
       </w:pPr>
       <w:r>
-        <w:t>10. Artificial Intelligence in the Public Sphere: Legal and Security Culture in the EU</w:t>
+        <w:t>19. Artificial Intelligence in the Public Sphere: Legal and Security Culture in the EU</w:t>
       </w:r>
     </w:p>
     <w:p>
@@ -575,7 +817,53 @@
         <w:pStyle w:val="Heading2"/>
       </w:pPr>
       <w:r>
-        <w:t>11. Beyond Economics: The Geopolitical Importance of the Transatlantic Trade and Investment Partnership</w:t>
+        <w:t>20. Assessing the desirability and feasibility of scenarios on eco-efficient transport: a heuristic for efficient stakeholder inv</w:t>
+      </w:r>
+    </w:p>
+    <w:p>
+      <w:r>
+        <w:t>Original: https://doi.org/10.1108/fs-05-2014-0034</w:t>
+      </w:r>
+    </w:p>
+    <w:p>
+      <w:r>
+        <w:t>Last checked: 2026-10-20 | Status: Insufficient evidence</w:t>
+      </w:r>
+    </w:p>
+    <w:p>
+      <w:r>
+        <w:t>No sufficiently similar later publications found in this search; real-world outcome remains unverified.</w:t>
+      </w:r>
+    </w:p>
+    <w:p>
+      <w:pPr>
+        <w:pStyle w:val="Heading2"/>
+      </w:pPr>
+      <w:r>
+        <w:t>21. Assessment of Competitiveness and Complementarity in Agri-Food Trade Between the European Union and Mercosur Countries</w:t>
+      </w:r>
+    </w:p>
+    <w:p>
+      <w:r>
+        <w:t>Original: https://doi.org/10.3390/agriculture15232504</w:t>
+      </w:r>
+    </w:p>
+    <w:p>
+      <w:r>
+        <w:t>Last checked: 2026-10-20 | Status: Insufficient evidence</w:t>
+      </w:r>
+    </w:p>
+    <w:p>
+      <w:r>
+        <w:t>No sufficiently similar later publications found in this search; real-world outcome remains unverified.</w:t>
+      </w:r>
+    </w:p>
+    <w:p>
+      <w:pPr>
+        <w:pStyle w:val="Heading2"/>
+      </w:pPr>
+      <w:r>
+        <w:t>22. Beyond Economics: The Geopolitical Importance of the Transatlantic Trade and Investment Partnership</w:t>
       </w:r>
     </w:p>
     <w:p>
@@ -613,7 +901,53 @@
         <w:pStyle w:val="Heading2"/>
       </w:pPr>
       <w:r>
-        <w:t>12. Citizen visions for European futures—methodological considerations and implications</w:t>
+        <w:t>23. Bringing the future back to the present: The role of prefiguration in European climate justice activism</w:t>
+      </w:r>
+    </w:p>
+    <w:p>
+      <w:r>
+        <w:t>Original: https://doi.org/10.1016/j.futures.2024.103384</w:t>
+      </w:r>
+    </w:p>
+    <w:p>
+      <w:r>
+        <w:t>Last checked: 2026-10-20 | Status: Insufficient evidence</w:t>
+      </w:r>
+    </w:p>
+    <w:p>
+      <w:r>
+        <w:t>No sufficiently similar later publications found in this search; real-world outcome remains unverified.</w:t>
+      </w:r>
+    </w:p>
+    <w:p>
+      <w:pPr>
+        <w:pStyle w:val="Heading2"/>
+      </w:pPr>
+      <w:r>
+        <w:t>24. Central Europe: Possible Scenarios</w:t>
+      </w:r>
+    </w:p>
+    <w:p>
+      <w:r>
+        <w:t>Original: https://doi.org/10.20542/0131-2227-2022-66-11-14-20</w:t>
+      </w:r>
+    </w:p>
+    <w:p>
+      <w:r>
+        <w:t>Last checked: 2026-10-20 | Status: Insufficient evidence</w:t>
+      </w:r>
+    </w:p>
+    <w:p>
+      <w:r>
+        <w:t>No sufficiently similar later publications found in this search; real-world outcome remains unverified.</w:t>
+      </w:r>
+    </w:p>
+    <w:p>
+      <w:pPr>
+        <w:pStyle w:val="Heading2"/>
+      </w:pPr>
+      <w:r>
+        <w:t>25. Citizen visions for European futures—methodological considerations and implications</w:t>
       </w:r>
     </w:p>
     <w:p>
@@ -641,7 +975,30 @@
         <w:pStyle w:val="Heading2"/>
       </w:pPr>
       <w:r>
-        <w:t>13. Co-creating the European Transition Pathway for Tourism: a transition management approach through participatory backcasting</w:t>
+        <w:t>26. Citizens’ preferences and the future of Europe: a case for the ‘five scenarios’ as deliberative entry-points in mini-publics</w:t>
+      </w:r>
+    </w:p>
+    <w:p>
+      <w:r>
+        <w:t>Original: https://doi.org/10.1080/14782804.2024.2348148</w:t>
+      </w:r>
+    </w:p>
+    <w:p>
+      <w:r>
+        <w:t>Last checked: 2026-10-20 | Status: Insufficient evidence</w:t>
+      </w:r>
+    </w:p>
+    <w:p>
+      <w:r>
+        <w:t>No sufficiently similar later publications found in this search; real-world outcome remains unverified.</w:t>
+      </w:r>
+    </w:p>
+    <w:p>
+      <w:pPr>
+        <w:pStyle w:val="Heading2"/>
+      </w:pPr>
+      <w:r>
+        <w:t>27. Co-creating the European Transition Pathway for Tourism: a transition management approach through participatory backcasting</w:t>
       </w:r>
     </w:p>
     <w:p>
@@ -664,7 +1021,7 @@
         <w:pStyle w:val="Heading2"/>
       </w:pPr>
       <w:r>
-        <w:t>14. CO2 Emissions Scenarios in the European Union—The Urgency of Carbon Capture and Controlled Economic Growth</w:t>
+        <w:t>28. CO2 Emissions Scenarios in the European Union—The Urgency of Carbon Capture and Controlled Economic Growth</w:t>
       </w:r>
     </w:p>
     <w:p>
@@ -687,7 +1044,7 @@
         <w:pStyle w:val="Heading2"/>
       </w:pPr>
       <w:r>
-        <w:t>15. Comparison of modelling approaches to simulate the phenology of the European corn borer under future climate scenarios</w:t>
+        <w:t>29. Comparison of modelling approaches to simulate the phenology of the European corn borer under future climate scenarios</w:t>
       </w:r>
     </w:p>
     <w:p>
@@ -725,7 +1082,91 @@
         <w:pStyle w:val="Heading2"/>
       </w:pPr>
       <w:r>
-        <w:t>16. Consequences of Enduring Low Fertility – A German Case Study. Demographic Projections and Implications for Different Policy F</w:t>
+        <w:t>30. Comparison of Water Flows in Four European Lagoon Catchments under a Set of Future Climate Scenarios</w:t>
+      </w:r>
+    </w:p>
+    <w:p>
+      <w:r>
+        <w:t>Original: https://doi.org/10.3390/w7020716</w:t>
+      </w:r>
+    </w:p>
+    <w:p>
+      <w:r>
+        <w:t>Last checked: 2026-10-20 | Status: Insufficient evidence</w:t>
+      </w:r>
+    </w:p>
+    <w:p>
+      <w:r>
+        <w:t>Found 3 potentially related later publications; real-world outcome remains unverified.</w:t>
+      </w:r>
+    </w:p>
+    <w:p>
+      <w:r>
+        <w:t>Related research (2019): Assessment of Socio-Economic and Climate Change Impacts on Water Resources in Four European Lagoon Catchments — https://doi.org/10.1007/s00267-019-01188-1</w:t>
+      </w:r>
+    </w:p>
+    <w:p>
+      <w:r>
+        <w:t>Related research (2017): Assessment of Climate Change Impacts on Water Resources in Three Representative Ukrainian Catchments Using Eco-Hydrological Modelling — https://doi.org/10.3390/w9030204</w:t>
+      </w:r>
+    </w:p>
+    <w:p>
+      <w:r>
+        <w:t>Related research (2023): Assessment of Present and Future Water Security under Anthropogenic and Climate Changes Using WEAP Model in the Vilcanota-Urubamba Catchment, Cusco, Perú — https://doi.org/10.3390/w15071439</w:t>
+      </w:r>
+    </w:p>
+    <w:p>
+      <w:pPr>
+        <w:pStyle w:val="Heading2"/>
+      </w:pPr>
+      <w:r>
+        <w:t>31. Conditional forecasts of tourism exports and tourism export prices of the EU-15 within a global vector autoregression framewo</w:t>
+      </w:r>
+    </w:p>
+    <w:p>
+      <w:r>
+        <w:t>Original: https://doi.org/10.1108/jtf-01-2017-0001</w:t>
+      </w:r>
+    </w:p>
+    <w:p>
+      <w:r>
+        <w:t>Last checked: 2026-10-20 | Status: Insufficient evidence</w:t>
+      </w:r>
+    </w:p>
+    <w:p>
+      <w:r>
+        <w:t>No sufficiently similar later publications found in this search; real-world outcome remains unverified.</w:t>
+      </w:r>
+    </w:p>
+    <w:p>
+      <w:pPr>
+        <w:pStyle w:val="Heading2"/>
+      </w:pPr>
+      <w:r>
+        <w:t>32. Conflicting Futures, Entangled Pasts</w:t>
+      </w:r>
+    </w:p>
+    <w:p>
+      <w:r>
+        <w:t>Original: https://doi.org/10.1558/pent.37795</w:t>
+      </w:r>
+    </w:p>
+    <w:p>
+      <w:r>
+        <w:t>Last checked: 2026-10-20 | Status: Insufficient evidence</w:t>
+      </w:r>
+    </w:p>
+    <w:p>
+      <w:r>
+        <w:t>No sufficiently similar later publications found in this search; real-world outcome remains unverified.</w:t>
+      </w:r>
+    </w:p>
+    <w:p>
+      <w:pPr>
+        <w:pStyle w:val="Heading2"/>
+      </w:pPr>
+      <w:r>
+        <w:t>33. Consequences of Enduring Low Fertility – A German Case Study. Demographic Projections and Implications for Different Policy F</w:t>
       </w:r>
     </w:p>
     <w:p>
@@ -748,7 +1189,132 @@
         <w:pStyle w:val="Heading2"/>
       </w:pPr>
       <w:r>
-        <w:t xml:space="preserve">17. Developing an Agricultural Futures Framework to explore the option space for agricultural change in Europe under alternative </w:t>
+        <w:t>34. Consequences of the Radicalization of Migration Policy In Western Europe: Socio-Economic Aspect</w:t>
+      </w:r>
+    </w:p>
+    <w:p>
+      <w:r>
+        <w:t>Original: https://doi.org/10.19181/demis.2021.1.3.7</w:t>
+      </w:r>
+    </w:p>
+    <w:p>
+      <w:r>
+        <w:t>Last checked: 2026-10-20 | Status: Insufficient evidence</w:t>
+      </w:r>
+    </w:p>
+    <w:p>
+      <w:r>
+        <w:t>No sufficiently similar later publications found in this search; real-world outcome remains unverified.</w:t>
+      </w:r>
+    </w:p>
+    <w:p>
+      <w:pPr>
+        <w:pStyle w:val="Heading2"/>
+      </w:pPr>
+      <w:r>
+        <w:t>35. Contribution of European Agroforestry Systems to Climate Change Mitigation: Current and Future Land Use Scenarios</w:t>
+      </w:r>
+    </w:p>
+    <w:p>
+      <w:r>
+        <w:t>Original: https://doi.org/10.3390/land14112162</w:t>
+      </w:r>
+    </w:p>
+    <w:p>
+      <w:r>
+        <w:t>Last checked: 2026-10-20 | Status: Insufficient evidence</w:t>
+      </w:r>
+    </w:p>
+    <w:p>
+      <w:r>
+        <w:t>Found 1 potentially related later publications; real-world outcome remains unverified.</w:t>
+      </w:r>
+    </w:p>
+    <w:p>
+      <w:r>
+        <w:t>Related research (2026): Climate Change Mitigation and Adaptation in Agroforestry Systems: A Review of Strategies and Environmental Outcomes — https://doi.org/10.53623/tari.v1i1.1224</w:t>
+      </w:r>
+    </w:p>
+    <w:p>
+      <w:pPr>
+        <w:pStyle w:val="Heading2"/>
+      </w:pPr>
+      <w:r>
+        <w:t xml:space="preserve">36. Cost efficiency in clean urban mobility: TCO breakdown of hydrogen and electric buses in the European Union with projections </w:t>
+      </w:r>
+    </w:p>
+    <w:p>
+      <w:r>
+        <w:t>Original: https://doi.org/10.1016/j.ijhydene.2026.153615</w:t>
+      </w:r>
+    </w:p>
+    <w:p>
+      <w:r>
+        <w:t>Last checked: 2026-10-20 | Status: Insufficient evidence</w:t>
+      </w:r>
+    </w:p>
+    <w:p>
+      <w:r>
+        <w:t>No sufficiently similar later publications found in this search; real-world outcome remains unverified.</w:t>
+      </w:r>
+    </w:p>
+    <w:p>
+      <w:pPr>
+        <w:pStyle w:val="Heading2"/>
+      </w:pPr>
+      <w:r>
+        <w:t>37. Decarbonizing the EU energy system by 2050: an important role for BECCS</w:t>
+      </w:r>
+    </w:p>
+    <w:p>
+      <w:r>
+        <w:t>Original: https://doi.org/10.1080/14693062.2016.1242058</w:t>
+      </w:r>
+    </w:p>
+    <w:p>
+      <w:r>
+        <w:t>Last checked: 2026-10-20 | Status: Insufficient evidence</w:t>
+      </w:r>
+    </w:p>
+    <w:p>
+      <w:r>
+        <w:t>Found 1 potentially related later publications; real-world outcome remains unverified.</w:t>
+      </w:r>
+    </w:p>
+    <w:p>
+      <w:r>
+        <w:t>Related research (2024): The Role of Biofuels and Biomass Feedstocks for Decarbonizing the U.S. Economy by 2050 - (DECARB) Decarbonizing Energy Through Collaborative Analysis of Routes and Benefits — https://doi.org/10.2172/2337775</w:t>
+      </w:r>
+    </w:p>
+    <w:p>
+      <w:pPr>
+        <w:pStyle w:val="Heading2"/>
+      </w:pPr>
+      <w:r>
+        <w:t>38. Democratization and elitism in the EU: two opposing trends (Guest-Editor’s introduction to the topical collection on “The Fut</w:t>
+      </w:r>
+    </w:p>
+    <w:p>
+      <w:r>
+        <w:t>Original: https://doi.org/10.1007/s40309-014-0056-3</w:t>
+      </w:r>
+    </w:p>
+    <w:p>
+      <w:r>
+        <w:t>Last checked: 2026-10-20 | Status: Insufficient evidence</w:t>
+      </w:r>
+    </w:p>
+    <w:p>
+      <w:r>
+        <w:t>No sufficiently similar later publications found in this search; real-world outcome remains unverified.</w:t>
+      </w:r>
+    </w:p>
+    <w:p>
+      <w:pPr>
+        <w:pStyle w:val="Heading2"/>
+      </w:pPr>
+      <w:r>
+        <w:t xml:space="preserve">39. Developing an Agricultural Futures Framework to explore the option space for agricultural change in Europe under alternative </w:t>
       </w:r>
     </w:p>
     <w:p>
@@ -776,7 +1342,30 @@
         <w:pStyle w:val="Heading2"/>
       </w:pPr>
       <w:r>
-        <w:t>18. Disintegration scenarios in the European Union: A case study of Eastern European economies</w:t>
+        <w:t>40. Disaggregation of official demographic projections in sub-groups by education level: the neglected “composition effect” in th</w:t>
+      </w:r>
+    </w:p>
+    <w:p>
+      <w:r>
+        <w:t>Original: https://doi.org/10.1186/s41118-020-00113-3</w:t>
+      </w:r>
+    </w:p>
+    <w:p>
+      <w:r>
+        <w:t>Last checked: 2026-10-20 | Status: Insufficient evidence</w:t>
+      </w:r>
+    </w:p>
+    <w:p>
+      <w:r>
+        <w:t>No sufficiently similar later publications found in this search; real-world outcome remains unverified.</w:t>
+      </w:r>
+    </w:p>
+    <w:p>
+      <w:pPr>
+        <w:pStyle w:val="Heading2"/>
+      </w:pPr>
+      <w:r>
+        <w:t>41. Disintegration scenarios in the European Union: A case study of Eastern European economies</w:t>
       </w:r>
     </w:p>
     <w:p>
@@ -799,7 +1388,30 @@
         <w:pStyle w:val="Heading2"/>
       </w:pPr>
       <w:r>
-        <w:t>19. ECONOMIC GROWTH PROJECTION FOR EUROPEAN UNION BY 2030</w:t>
+        <w:t>42. Drivers, trends and scenarios for the future of health in Europe. Impressions from the FRESHER project</w:t>
+      </w:r>
+    </w:p>
+    <w:p>
+      <w:r>
+        <w:t>Original: https://doi.org/10.1007/s40309-017-0118-4</w:t>
+      </w:r>
+    </w:p>
+    <w:p>
+      <w:r>
+        <w:t>Last checked: 2026-10-20 | Status: Insufficient evidence</w:t>
+      </w:r>
+    </w:p>
+    <w:p>
+      <w:r>
+        <w:t>No sufficiently similar later publications found in this search; real-world outcome remains unverified.</w:t>
+      </w:r>
+    </w:p>
+    <w:p>
+      <w:pPr>
+        <w:pStyle w:val="Heading2"/>
+      </w:pPr>
+      <w:r>
+        <w:t>43. ECONOMIC GROWTH PROJECTION FOR EUROPEAN UNION BY 2030</w:t>
       </w:r>
     </w:p>
     <w:p>
@@ -837,7 +1449,30 @@
         <w:pStyle w:val="Heading2"/>
       </w:pPr>
       <w:r>
-        <w:t>20. Efficiency of the European Union farm types: Scenarios with and without the 2013 CAP measures</w:t>
+        <w:t xml:space="preserve">44. Educational policies in Central and Eastern Europe: legacies of state socialism, modernization aspirations and challenges of </w:t>
+      </w:r>
+    </w:p>
+    <w:p>
+      <w:r>
+        <w:t>Original: https://doi.org/10.1177/1478210318777415</w:t>
+      </w:r>
+    </w:p>
+    <w:p>
+      <w:r>
+        <w:t>Last checked: 2026-10-20 | Status: Insufficient evidence</w:t>
+      </w:r>
+    </w:p>
+    <w:p>
+      <w:r>
+        <w:t>No sufficiently similar later publications found in this search; real-world outcome remains unverified.</w:t>
+      </w:r>
+    </w:p>
+    <w:p>
+      <w:pPr>
+        <w:pStyle w:val="Heading2"/>
+      </w:pPr>
+      <w:r>
+        <w:t>45. Efficiency of the European Union farm types: Scenarios with and without the 2013 CAP measures</w:t>
       </w:r>
     </w:p>
     <w:p>
@@ -865,7 +1500,45 @@
         <w:pStyle w:val="Heading2"/>
       </w:pPr>
       <w:r>
-        <w:t>21. ENERGY TRANSITION IN ROMANIA AND THE EUROPEAN UNION: DEVELOPMENTS, CHALLENGES AND PERSPECTIVES</w:t>
+        <w:t>46. Energy and Climate Change Scenarios in the Mediterranean: An opportunity for cooperation</w:t>
+      </w:r>
+    </w:p>
+    <w:p>
+      <w:r>
+        <w:t>Original: https://doi.org/10.1093/eurpub/ckaa165.298</w:t>
+      </w:r>
+    </w:p>
+    <w:p>
+      <w:r>
+        <w:t>Last checked: 2026-10-20 | Status: Insufficient evidence</w:t>
+      </w:r>
+    </w:p>
+    <w:p>
+      <w:r>
+        <w:t>Found 3 potentially related later publications; real-world outcome remains unverified.</w:t>
+      </w:r>
+    </w:p>
+    <w:p>
+      <w:r>
+        <w:t>Related research (2022): Climate Change and Weather Extremes in the Eastern Mediterranean and Middle East — https://doi.org/10.1029/2021rg000762</w:t>
+      </w:r>
+    </w:p>
+    <w:p>
+      <w:r>
+        <w:t>Related research (2023): Adaptation to climate change in cities of Mediterranean Europe — https://doi.org/10.1016/j.cities.2023.104452</w:t>
+      </w:r>
+    </w:p>
+    <w:p>
+      <w:r>
+        <w:t>Related research (2021): Framework for Climate Change Adaptation of Agriculture and Forestry in Mediterranean Climate Regions — https://doi.org/10.3390/land10020161</w:t>
+      </w:r>
+    </w:p>
+    <w:p>
+      <w:pPr>
+        <w:pStyle w:val="Heading2"/>
+      </w:pPr>
+      <w:r>
+        <w:t>47. ENERGY TRANSITION IN ROMANIA AND THE EUROPEAN UNION: DEVELOPMENTS, CHALLENGES AND PERSPECTIVES</w:t>
       </w:r>
     </w:p>
     <w:p>
@@ -903,7 +1576,53 @@
         <w:pStyle w:val="Heading2"/>
       </w:pPr>
       <w:r>
-        <w:t>22. Ensuring sustainable agriculture by analyzing the European Union and Romanian legislation on soil resources protection</w:t>
+        <w:t>48. Enlargement and the anticipatory deepening of European integration</w:t>
+      </w:r>
+    </w:p>
+    <w:p>
+      <w:r>
+        <w:t>Original: https://doi.org/10.1080/13501763.2014.897747</w:t>
+      </w:r>
+    </w:p>
+    <w:p>
+      <w:r>
+        <w:t>Last checked: 2026-10-20 | Status: Insufficient evidence</w:t>
+      </w:r>
+    </w:p>
+    <w:p>
+      <w:r>
+        <w:t>No sufficiently similar later publications found in this search; real-world outcome remains unverified.</w:t>
+      </w:r>
+    </w:p>
+    <w:p>
+      <w:pPr>
+        <w:pStyle w:val="Heading2"/>
+      </w:pPr>
+      <w:r>
+        <w:t>49. Enseignement de la rhumatologie pédiatrique en Europe : quelles projections dans le contexte français ?</w:t>
+      </w:r>
+    </w:p>
+    <w:p>
+      <w:r>
+        <w:t>Original: https://doi.org/10.1016/j.rhum.2011.10.008</w:t>
+      </w:r>
+    </w:p>
+    <w:p>
+      <w:r>
+        <w:t>Last checked: 2026-10-20 | Status: Insufficient evidence</w:t>
+      </w:r>
+    </w:p>
+    <w:p>
+      <w:r>
+        <w:t>No sufficiently similar later publications found in this search; real-world outcome remains unverified.</w:t>
+      </w:r>
+    </w:p>
+    <w:p>
+      <w:pPr>
+        <w:pStyle w:val="Heading2"/>
+      </w:pPr>
+      <w:r>
+        <w:t>50. Ensuring sustainable agriculture by analyzing the European Union and Romanian legislation on soil resources protection</w:t>
       </w:r>
     </w:p>
     <w:p>
@@ -926,7 +1645,30 @@
         <w:pStyle w:val="Heading2"/>
       </w:pPr>
       <w:r>
-        <w:t>23. EU Climate and Energy Policy: How Myopic Is It?</w:t>
+        <w:t>51. Equilibrium bifurcation and extreme risk in the EU carbon futures market</w:t>
+      </w:r>
+    </w:p>
+    <w:p>
+      <w:r>
+        <w:t>Original: https://doi.org/10.1016/j.heliyon.2024.e33468</w:t>
+      </w:r>
+    </w:p>
+    <w:p>
+      <w:r>
+        <w:t>Last checked: 2026-10-20 | Status: Insufficient evidence</w:t>
+      </w:r>
+    </w:p>
+    <w:p>
+      <w:r>
+        <w:t>No sufficiently similar later publications found in this search; real-world outcome remains unverified.</w:t>
+      </w:r>
+    </w:p>
+    <w:p>
+      <w:pPr>
+        <w:pStyle w:val="Heading2"/>
+      </w:pPr>
+      <w:r>
+        <w:t>52. EU Climate and Energy Policy: How Myopic Is It?</w:t>
       </w:r>
     </w:p>
     <w:p>
@@ -949,7 +1691,7 @@
         <w:pStyle w:val="Heading2"/>
       </w:pPr>
       <w:r>
-        <w:t>24. EU land use futures: modelling food, bioenergy and carbon dynamics</w:t>
+        <w:t>53. EU land use futures: modelling food, bioenergy and carbon dynamics</w:t>
       </w:r>
     </w:p>
     <w:p>
@@ -982,7 +1724,30 @@
         <w:pStyle w:val="Heading2"/>
       </w:pPr>
       <w:r>
-        <w:t>25. European Business Ethics agenda based on a Delphi analysis</w:t>
+        <w:t>54. EU public values governing the twin transition</w:t>
+      </w:r>
+    </w:p>
+    <w:p>
+      <w:r>
+        <w:t>Original: https://doi.org/10.1111/reel.12579</w:t>
+      </w:r>
+    </w:p>
+    <w:p>
+      <w:r>
+        <w:t>Last checked: 2026-10-20 | Status: Insufficient evidence</w:t>
+      </w:r>
+    </w:p>
+    <w:p>
+      <w:r>
+        <w:t>No sufficiently similar later publications found in this search; real-world outcome remains unverified.</w:t>
+      </w:r>
+    </w:p>
+    <w:p>
+      <w:pPr>
+        <w:pStyle w:val="Heading2"/>
+      </w:pPr>
+      <w:r>
+        <w:t>55. European Business Ethics agenda based on a Delphi analysis</w:t>
       </w:r>
     </w:p>
     <w:p>
@@ -1010,7 +1775,30 @@
         <w:pStyle w:val="Heading2"/>
       </w:pPr>
       <w:r>
-        <w:t>26. European foresight (1950–2020): A history of contrasts. Intellectual inspirations and the political conditions for success</w:t>
+        <w:t>56. EUROPEAN EXPERIENCE OF HUMANITARIAN AND LEGAL PREPARATION FOR FUTURE ENGINEERS</w:t>
+      </w:r>
+    </w:p>
+    <w:p>
+      <w:r>
+        <w:t>Original: https://doi.org/10.33989/2075-146x.2019.23.183246</w:t>
+      </w:r>
+    </w:p>
+    <w:p>
+      <w:r>
+        <w:t>Last checked: 2026-10-20 | Status: Insufficient evidence</w:t>
+      </w:r>
+    </w:p>
+    <w:p>
+      <w:r>
+        <w:t>No sufficiently similar later publications found in this search; real-world outcome remains unverified.</w:t>
+      </w:r>
+    </w:p>
+    <w:p>
+      <w:pPr>
+        <w:pStyle w:val="Heading2"/>
+      </w:pPr>
+      <w:r>
+        <w:t>57. European foresight (1950–2020): A history of contrasts. Intellectual inspirations and the political conditions for success</w:t>
       </w:r>
     </w:p>
     <w:p>
@@ -1033,7 +1821,7 @@
         <w:pStyle w:val="Heading2"/>
       </w:pPr>
       <w:r>
-        <w:t>27. European Scenario Studies on Future In-Stream Nutrient Concentrations</w:t>
+        <w:t>58. European Scenario Studies on Future In-Stream Nutrient Concentrations</w:t>
       </w:r>
     </w:p>
     <w:p>
@@ -1056,7 +1844,7 @@
         <w:pStyle w:val="Heading2"/>
       </w:pPr>
       <w:r>
-        <w:t>28. European Scenarios of CO2 Infrastructure Investment until 2050</w:t>
+        <w:t>59. European Scenarios of CO2 Infrastructure Investment until 2050</w:t>
       </w:r>
     </w:p>
     <w:p>
@@ -1079,7 +1867,7 @@
         <w:pStyle w:val="Heading2"/>
       </w:pPr>
       <w:r>
-        <w:t>29. European sectoral innovation foresight: Identifying emerging cross-sectoral patterns and policy issues</w:t>
+        <w:t>60. European sectoral innovation foresight: Identifying emerging cross-sectoral patterns and policy issues</w:t>
       </w:r>
     </w:p>
     <w:p>
@@ -1102,7 +1890,7 @@
         <w:pStyle w:val="Heading2"/>
       </w:pPr>
       <w:r>
-        <w:t>30. European Security Architecture after the United Kingdom’s Withdrawal from the European Union: Future Scenarios</w:t>
+        <w:t>61. European Security Architecture after the United Kingdom’s Withdrawal from the European Union: Future Scenarios</w:t>
       </w:r>
     </w:p>
     <w:p>
@@ -1135,7 +1923,124 @@
         <w:pStyle w:val="Heading2"/>
       </w:pPr>
       <w:r>
-        <w:t>31. Evidence-based narratives in European research programming</w:t>
+        <w:t>62. European Union agricultural policy scenarios' impacts on social sustainability of agricultural holdings</w:t>
+      </w:r>
+    </w:p>
+    <w:p>
+      <w:r>
+        <w:t>Original: https://doi.org/10.1080/13504509.2012.670670</w:t>
+      </w:r>
+    </w:p>
+    <w:p>
+      <w:r>
+        <w:t>Last checked: 2026-10-20 | Status: Insufficient evidence</w:t>
+      </w:r>
+    </w:p>
+    <w:p>
+      <w:r>
+        <w:t>Found 2 potentially related later publications; real-world outcome remains unverified.</w:t>
+      </w:r>
+    </w:p>
+    <w:p>
+      <w:r>
+        <w:t>Related research (2020): The Economic Sustainability of Farms under Common Agricultural Policy in the European Union Countries — https://doi.org/10.3390/agriculture10020034</w:t>
+      </w:r>
+    </w:p>
+    <w:p>
+      <w:r>
+        <w:t>Related research (2021): European Union Agricultural Support ‘Coupling’ in Simulation Modelling: Measuring the Sustainability Impacts — https://doi.org/10.3390/su13063264</w:t>
+      </w:r>
+    </w:p>
+    <w:p>
+      <w:pPr>
+        <w:pStyle w:val="Heading2"/>
+      </w:pPr>
+      <w:r>
+        <w:t>63. European Union policy on Strategic Lawsuits Against Public Participation (SLAPP) in the media</w:t>
+      </w:r>
+    </w:p>
+    <w:p>
+      <w:r>
+        <w:t>Original: https://doi.org/10.31338/1641-2478pe.3.25.1</w:t>
+      </w:r>
+    </w:p>
+    <w:p>
+      <w:r>
+        <w:t>Last checked: 2026-10-20 | Status: Insufficient evidence</w:t>
+      </w:r>
+    </w:p>
+    <w:p>
+      <w:r>
+        <w:t>Found 2 potentially related later publications; real-world outcome remains unverified.</w:t>
+      </w:r>
+    </w:p>
+    <w:p>
+      <w:r>
+        <w:t>Related research (2026): MISUSE OF STRATEGIC LAWSUITS AGAINST PUBLIC PARTICIPATION (SLAPP) IN INDIA: NEED FOR ANTI-SLAPP LEGISLATION — https://doi.org/10.70183/lijdlr.2026.v04.01</w:t>
+      </w:r>
+    </w:p>
+    <w:p>
+      <w:r>
+        <w:t>Related research (2026): Strategic Lawsuits Against Public Participation in a Cross-Border Context: Anti-SLAPP Legislation and the Role of the Private International Law Regimes in the EU and England — https://doi.org/10.1007/s40802-026-00297-z</w:t>
+      </w:r>
+    </w:p>
+    <w:p>
+      <w:pPr>
+        <w:pStyle w:val="Heading2"/>
+      </w:pPr>
+      <w:r>
+        <w:t>64. Evaluating international collaboration on horizon scanning for pharmaceuticals: developing key performance indicators for the</w:t>
+      </w:r>
+    </w:p>
+    <w:p>
+      <w:r>
+        <w:t>Original: https://doi.org/10.1017/s0266462325103358</w:t>
+      </w:r>
+    </w:p>
+    <w:p>
+      <w:r>
+        <w:t>Last checked: 2026-10-20 | Status: Insufficient evidence</w:t>
+      </w:r>
+    </w:p>
+    <w:p>
+      <w:r>
+        <w:t>No sufficiently similar later publications found in this search; real-world outcome remains unverified.</w:t>
+      </w:r>
+    </w:p>
+    <w:p>
+      <w:pPr>
+        <w:pStyle w:val="Heading2"/>
+      </w:pPr>
+      <w:r>
+        <w:t>65. Evaluating the European Union’s Green Deal Role in Climate Change Mitigation and Sustainability Transitions (2030-2050)</w:t>
+      </w:r>
+    </w:p>
+    <w:p>
+      <w:r>
+        <w:t>Original: https://doi.org/10.47772/ijriss.2025.90500026</w:t>
+      </w:r>
+    </w:p>
+    <w:p>
+      <w:r>
+        <w:t>Last checked: 2026-10-20 | Status: Insufficient evidence</w:t>
+      </w:r>
+    </w:p>
+    <w:p>
+      <w:r>
+        <w:t>Found 1 potentially related later publications; real-world outcome remains unverified.</w:t>
+      </w:r>
+    </w:p>
+    <w:p>
+      <w:r>
+        <w:t>Related research (2026): Role of the Circular Economy Framework for Sustainable Waste Management and Climate Change Mitigation — https://doi.org/10.3390/su18041946</w:t>
+      </w:r>
+    </w:p>
+    <w:p>
+      <w:pPr>
+        <w:pStyle w:val="Heading2"/>
+      </w:pPr>
+      <w:r>
+        <w:t>66. Evidence-based narratives in European research programming</w:t>
       </w:r>
     </w:p>
     <w:p>
@@ -1158,7 +2063,7 @@
         <w:pStyle w:val="Heading2"/>
       </w:pPr>
       <w:r>
-        <w:t>32. Experiences from the European Region: case studies and scenarios to inform ways forward in digital health</w:t>
+        <w:t>67. Experiences from the European Region: case studies and scenarios to inform ways forward in digital health</w:t>
       </w:r>
     </w:p>
     <w:p>
@@ -1196,7 +2101,7 @@
         <w:pStyle w:val="Heading2"/>
       </w:pPr>
       <w:r>
-        <w:t>33. Experts’ assessments of migration scenarios between the Middle East &amp; North Africa and Europe</w:t>
+        <w:t>68. Experts’ assessments of migration scenarios between the Middle East &amp; North Africa and Europe</w:t>
       </w:r>
     </w:p>
     <w:p>
@@ -1234,7 +2139,7 @@
         <w:pStyle w:val="Heading2"/>
       </w:pPr>
       <w:r>
-        <w:t>34. Extreme Heat Events over Southeast Europe Based on NEX-GDDP Ensemble: Present Climate Evaluation and Future Projections</w:t>
+        <w:t>69. Extreme Heat Events over Southeast Europe Based on NEX-GDDP Ensemble: Present Climate Evaluation and Future Projections</w:t>
       </w:r>
     </w:p>
     <w:p>
@@ -1257,7 +2162,53 @@
         <w:pStyle w:val="Heading2"/>
       </w:pPr>
       <w:r>
-        <w:t>35. Forecasting Employment in Europe: Are Survey Results Helpful?</w:t>
+        <w:t>70. Farmers’ futures: an application of the Delphi method in the context of Finnish agriculture</w:t>
+      </w:r>
+    </w:p>
+    <w:p>
+      <w:r>
+        <w:t>Original: https://doi.org/10.1186/s40309-023-00224-y</w:t>
+      </w:r>
+    </w:p>
+    <w:p>
+      <w:r>
+        <w:t>Last checked: 2026-10-20 | Status: Insufficient evidence</w:t>
+      </w:r>
+    </w:p>
+    <w:p>
+      <w:r>
+        <w:t>No sufficiently similar later publications found in this search; real-world outcome remains unverified.</w:t>
+      </w:r>
+    </w:p>
+    <w:p>
+      <w:pPr>
+        <w:pStyle w:val="Heading2"/>
+      </w:pPr>
+      <w:r>
+        <w:t>71. Fifty shades of binding: Appraising the enforcement toolkit for the EU’s 2030 renewable energy targets</w:t>
+      </w:r>
+    </w:p>
+    <w:p>
+      <w:r>
+        <w:t>Original: https://doi.org/10.1111/reel.12330</w:t>
+      </w:r>
+    </w:p>
+    <w:p>
+      <w:r>
+        <w:t>Last checked: 2026-10-20 | Status: Insufficient evidence</w:t>
+      </w:r>
+    </w:p>
+    <w:p>
+      <w:r>
+        <w:t>No sufficiently similar later publications found in this search; real-world outcome remains unverified.</w:t>
+      </w:r>
+    </w:p>
+    <w:p>
+      <w:pPr>
+        <w:pStyle w:val="Heading2"/>
+      </w:pPr>
+      <w:r>
+        <w:t>72. Forecasting Employment in Europe: Are Survey Results Helpful?</w:t>
       </w:r>
     </w:p>
     <w:p>
@@ -1280,7 +2231,7 @@
         <w:pStyle w:val="Heading2"/>
       </w:pPr>
       <w:r>
-        <w:t>36. Forecasting Loan Default in Europe with Machine Learning</w:t>
+        <w:t>73. Forecasting Loan Default in Europe with Machine Learning</w:t>
       </w:r>
     </w:p>
     <w:p>
@@ -1318,7 +2269,7 @@
         <w:pStyle w:val="Heading2"/>
       </w:pPr>
       <w:r>
-        <w:t>37. Foresight and Preparedness Studies on COVID-19 in the World: A Systematic Literature Review</w:t>
+        <w:t>74. Foresight and Preparedness Studies on COVID-19 in the World: A Systematic Literature Review</w:t>
       </w:r>
     </w:p>
     <w:p>
@@ -1356,7 +2307,7 @@
         <w:pStyle w:val="Heading2"/>
       </w:pPr>
       <w:r>
-        <w:t>38. Foresight for policy – addressing the challenges for policy impact</w:t>
+        <w:t>75. Foresight for policy – addressing the challenges for policy impact</w:t>
       </w:r>
     </w:p>
     <w:p>
@@ -1379,7 +2330,96 @@
         <w:pStyle w:val="Heading2"/>
       </w:pPr>
       <w:r>
-        <w:t>39. Foresighting Scenarios for Green Hydrogen in Portugal: Systematization of Potential Futures and Identification of Bottlenecks</w:t>
+        <w:t>76. Foresight in clinical proteomics: current status, ethical considerations, and future perspectives</w:t>
+      </w:r>
+    </w:p>
+    <w:p>
+      <w:r>
+        <w:t>Original: https://doi.org/10.12688/openreseurope.15810.1</w:t>
+      </w:r>
+    </w:p>
+    <w:p>
+      <w:r>
+        <w:t>Last checked: 2026-10-20 | Status: Insufficient evidence</w:t>
+      </w:r>
+    </w:p>
+    <w:p>
+      <w:r>
+        <w:t>No sufficiently similar later publications found in this search; real-world outcome remains unverified.</w:t>
+      </w:r>
+    </w:p>
+    <w:p>
+      <w:pPr>
+        <w:pStyle w:val="Heading2"/>
+      </w:pPr>
+      <w:r>
+        <w:t xml:space="preserve">77. Foresight in support of European research and innovation policies: The European Commission is preparing the funding of grand </w:t>
+      </w:r>
+    </w:p>
+    <w:p>
+      <w:r>
+        <w:t>Original: https://doi.org/10.1007/s40309-014-0055-4</w:t>
+      </w:r>
+    </w:p>
+    <w:p>
+      <w:r>
+        <w:t>Last checked: 2026-10-20 | Status: Insufficient evidence</w:t>
+      </w:r>
+    </w:p>
+    <w:p>
+      <w:r>
+        <w:t>Found 1 potentially related later publications; real-world outcome remains unverified.</w:t>
+      </w:r>
+    </w:p>
+    <w:p>
+      <w:r>
+        <w:t>Related research (2018): Next-Generation Innovation Policy and Grand Challenges — https://doi.org/10.1093/scipol/scy011</w:t>
+      </w:r>
+    </w:p>
+    <w:p>
+      <w:pPr>
+        <w:pStyle w:val="Heading2"/>
+      </w:pPr>
+      <w:r>
+        <w:t>78. Foresight of evolving security threats posed by emerging technologies</w:t>
+      </w:r>
+    </w:p>
+    <w:p>
+      <w:r>
+        <w:t>Original: https://doi.org/10.1108/fs-05-2012-0036</w:t>
+      </w:r>
+    </w:p>
+    <w:p>
+      <w:r>
+        <w:t>Last checked: 2026-10-20 | Status: Insufficient evidence</w:t>
+      </w:r>
+    </w:p>
+    <w:p>
+      <w:r>
+        <w:t>Found 3 potentially related later publications; real-world outcome remains unverified.</w:t>
+      </w:r>
+    </w:p>
+    <w:p>
+      <w:r>
+        <w:t>Related research (2018): Data-driven Technology Foresight: Text Analysis of Emerging Technologies — https://openalex.org/W3033537061</w:t>
+      </w:r>
+    </w:p>
+    <w:p>
+      <w:r>
+        <w:t>Related research (2024): A critical review of emerging cybersecurity threats in financial technologies — https://doi.org/10.30574/ijsra.2024.11.1.0284</w:t>
+      </w:r>
+    </w:p>
+    <w:p>
+      <w:r>
+        <w:t>Related research (2025): Emerging technologies and national security intelligence — https://doi.org/10.1080/02684527.2025.2565948</w:t>
+      </w:r>
+    </w:p>
+    <w:p>
+      <w:pPr>
+        <w:pStyle w:val="Heading2"/>
+      </w:pPr>
+      <w:r>
+        <w:t>79. Foresighting Scenarios for Green Hydrogen in Portugal: Systematization of Potential Futures and Identification of Bottlenecks</w:t>
       </w:r>
     </w:p>
     <w:p>
@@ -1402,7 +2442,114 @@
         <w:pStyle w:val="Heading2"/>
       </w:pPr>
       <w:r>
-        <w:t>40. Future of European Security Policies: Is Geopolitical Europe Possible?</w:t>
+        <w:t>80. Forest policy in Europe and 2020 scenarios: between sustainability and rural development</w:t>
+      </w:r>
+    </w:p>
+    <w:p>
+      <w:r>
+        <w:t>Original: https://doi.org/10.4129/ifm.2012.3.01</w:t>
+      </w:r>
+    </w:p>
+    <w:p>
+      <w:r>
+        <w:t>Last checked: 2026-10-20 | Status: Insufficient evidence</w:t>
+      </w:r>
+    </w:p>
+    <w:p>
+      <w:r>
+        <w:t>No sufficiently similar later publications found in this search; real-world outcome remains unverified.</w:t>
+      </w:r>
+    </w:p>
+    <w:p>
+      <w:pPr>
+        <w:pStyle w:val="Heading2"/>
+      </w:pPr>
+      <w:r>
+        <w:t>81. From Classical Toward Experimental Federalism: Different Pathways for a More Inclusive and Balanced European Union</w:t>
+      </w:r>
+    </w:p>
+    <w:p>
+      <w:r>
+        <w:t>Original: https://doi.org/10.4335/14.3.521-535(2016)</w:t>
+      </w:r>
+    </w:p>
+    <w:p>
+      <w:r>
+        <w:t>Last checked: 2026-10-20 | Status: Insufficient evidence</w:t>
+      </w:r>
+    </w:p>
+    <w:p>
+      <w:r>
+        <w:t>No sufficiently similar later publications found in this search; real-world outcome remains unverified.</w:t>
+      </w:r>
+    </w:p>
+    <w:p>
+      <w:pPr>
+        <w:pStyle w:val="Heading2"/>
+      </w:pPr>
+      <w:r>
+        <w:t>82. Future Challenges for Work-Related Health Promotion in Europe: A Data-Based Theoretical Reflection</w:t>
+      </w:r>
+    </w:p>
+    <w:p>
+      <w:r>
+        <w:t>Original: https://doi.org/10.3390/ijerph182010996</w:t>
+      </w:r>
+    </w:p>
+    <w:p>
+      <w:r>
+        <w:t>Last checked: 2026-10-20 | Status: Insufficient evidence</w:t>
+      </w:r>
+    </w:p>
+    <w:p>
+      <w:r>
+        <w:t>Found 2 potentially related later publications; real-world outcome remains unverified.</w:t>
+      </w:r>
+    </w:p>
+    <w:p>
+      <w:r>
+        <w:t>Related research (2024): Intergenerationality and Health Promotion: Reflections and Challenges in the Care of Older Adults — https://doi.org/10.1590/1981-22562024027.230093.en</w:t>
+      </w:r>
+    </w:p>
+    <w:p>
+      <w:r>
+        <w:t>Related research (2026): Climate-Related Challenges, Risk, Environmental Health Promotion: An Interdisciplinary Approach — https://openalex.org/W7222371841</w:t>
+      </w:r>
+    </w:p>
+    <w:p>
+      <w:pPr>
+        <w:pStyle w:val="Heading2"/>
+      </w:pPr>
+      <w:r>
+        <w:t>83. Future development, innovation and promotion of European unique food: An interdisciplinary research framework perspective</w:t>
+      </w:r>
+    </w:p>
+    <w:p>
+      <w:r>
+        <w:t>Original: https://doi.org/10.1002/jsfa.6355</w:t>
+      </w:r>
+    </w:p>
+    <w:p>
+      <w:r>
+        <w:t>Last checked: 2026-10-20 | Status: Insufficient evidence</w:t>
+      </w:r>
+    </w:p>
+    <w:p>
+      <w:r>
+        <w:t>Found 1 potentially related later publications; real-world outcome remains unverified.</w:t>
+      </w:r>
+    </w:p>
+    <w:p>
+      <w:r>
+        <w:t>Related research (2025): Microalgae Bioactives for Functional Food Innovation and Health Promotion — https://doi.org/10.3390/foods14122122</w:t>
+      </w:r>
+    </w:p>
+    <w:p>
+      <w:pPr>
+        <w:pStyle w:val="Heading2"/>
+      </w:pPr>
+      <w:r>
+        <w:t>84. Future of European Security Policies: Is Geopolitical Europe Possible?</w:t>
       </w:r>
     </w:p>
     <w:p>
@@ -1425,7 +2572,30 @@
         <w:pStyle w:val="Heading2"/>
       </w:pPr>
       <w:r>
-        <w:t>41. Future Projections of Heat Mortality Risk for Major European Cities</w:t>
+        <w:t>85. Future of the European Housing environment in Ukraine: Challenges, Directions and Reconstruction Scenarios (Part 2)</w:t>
+      </w:r>
+    </w:p>
+    <w:p>
+      <w:r>
+        <w:t>Original: https://doi.org/10.2478/he-2025-0014</w:t>
+      </w:r>
+    </w:p>
+    <w:p>
+      <w:r>
+        <w:t>Last checked: 2026-10-20 | Status: Insufficient evidence</w:t>
+      </w:r>
+    </w:p>
+    <w:p>
+      <w:r>
+        <w:t>No sufficiently similar later publications found in this search; real-world outcome remains unverified.</w:t>
+      </w:r>
+    </w:p>
+    <w:p>
+      <w:pPr>
+        <w:pStyle w:val="Heading2"/>
+      </w:pPr>
+      <w:r>
+        <w:t>86. Future Projections of Heat Mortality Risk for Major European Cities</w:t>
       </w:r>
     </w:p>
     <w:p>
@@ -1463,7 +2633,30 @@
         <w:pStyle w:val="Heading2"/>
       </w:pPr>
       <w:r>
-        <w:t>42. Future proofing EU law – Does the European Union have a legal obligation to protect future generations?</w:t>
+        <w:t>87. Future projections of temperature and mixing regime of European temperate lakes</w:t>
+      </w:r>
+    </w:p>
+    <w:p>
+      <w:r>
+        <w:t>Original: https://doi.org/10.5194/hess-23-1533-2019</w:t>
+      </w:r>
+    </w:p>
+    <w:p>
+      <w:r>
+        <w:t>Last checked: 2026-10-20 | Status: Insufficient evidence</w:t>
+      </w:r>
+    </w:p>
+    <w:p>
+      <w:r>
+        <w:t>No sufficiently similar later publications found in this search; real-world outcome remains unverified.</w:t>
+      </w:r>
+    </w:p>
+    <w:p>
+      <w:pPr>
+        <w:pStyle w:val="Heading2"/>
+      </w:pPr>
+      <w:r>
+        <w:t>88. Future proofing EU law – Does the European Union have a legal obligation to protect future generations?</w:t>
       </w:r>
     </w:p>
     <w:p>
@@ -1486,7 +2679,7 @@
         <w:pStyle w:val="Heading2"/>
       </w:pPr>
       <w:r>
-        <w:t>43. Futures in EU governance: Anticipatory governance, strategic foresight and EU Better Regulation</w:t>
+        <w:t>89. Futures in EU governance: Anticipatory governance, strategic foresight and EU Better Regulation</w:t>
       </w:r>
     </w:p>
     <w:p>
@@ -1524,7 +2717,122 @@
         <w:pStyle w:val="Heading2"/>
       </w:pPr>
       <w:r>
-        <w:t>44. Hydrological drought projections across Europe under climate change</w:t>
+        <w:t>90. H.1. Skills building seminar: A scenario building exercise for the future burden of disease in Europe</w:t>
+      </w:r>
+    </w:p>
+    <w:p>
+      <w:r>
+        <w:t>Original: https://doi.org/10.1093/eurpub/ckt185.008</w:t>
+      </w:r>
+    </w:p>
+    <w:p>
+      <w:r>
+        <w:t>Last checked: 2026-10-20 | Status: Insufficient evidence</w:t>
+      </w:r>
+    </w:p>
+    <w:p>
+      <w:r>
+        <w:t>No sufficiently similar later publications found in this search; real-world outcome remains unverified.</w:t>
+      </w:r>
+    </w:p>
+    <w:p>
+      <w:pPr>
+        <w:pStyle w:val="Heading2"/>
+      </w:pPr>
+      <w:r>
+        <w:t>91. Health Impacts of Air Pollution Reduction Scenarios in Rome: A Comparative Assessment</w:t>
+      </w:r>
+    </w:p>
+    <w:p>
+      <w:r>
+        <w:t>Original: https://doi.org/10.1093/eurpub/ckaf161.315</w:t>
+      </w:r>
+    </w:p>
+    <w:p>
+      <w:r>
+        <w:t>Last checked: 2026-10-20 | Status: Insufficient evidence</w:t>
+      </w:r>
+    </w:p>
+    <w:p>
+      <w:r>
+        <w:t>No sufficiently similar later publications found in this search; real-world outcome remains unverified.</w:t>
+      </w:r>
+    </w:p>
+    <w:p>
+      <w:pPr>
+        <w:pStyle w:val="Heading2"/>
+      </w:pPr>
+      <w:r>
+        <w:t>92. High-resolution spatiotemporal forecasting of the European crane migration</w:t>
+      </w:r>
+    </w:p>
+    <w:p>
+      <w:r>
+        <w:t>Original: https://doi.org/10.1016/j.ecolmodel.2024.110884</w:t>
+      </w:r>
+    </w:p>
+    <w:p>
+      <w:r>
+        <w:t>Last checked: 2026-10-20 | Status: Insufficient evidence</w:t>
+      </w:r>
+    </w:p>
+    <w:p>
+      <w:r>
+        <w:t>No sufficiently similar later publications found in this search; real-world outcome remains unverified.</w:t>
+      </w:r>
+    </w:p>
+    <w:p>
+      <w:pPr>
+        <w:pStyle w:val="Heading2"/>
+      </w:pPr>
+      <w:r>
+        <w:t>93. High-Resolution Wave Climate Data under Future Climate Scenarios along the European Atlantic Coast</w:t>
+      </w:r>
+    </w:p>
+    <w:p>
+      <w:r>
+        <w:t>Original: https://doi.org/10.1038/s41597-026-07158-7</w:t>
+      </w:r>
+    </w:p>
+    <w:p>
+      <w:r>
+        <w:t>Last checked: 2026-10-20 | Status: Insufficient evidence</w:t>
+      </w:r>
+    </w:p>
+    <w:p>
+      <w:r>
+        <w:t>No sufficiently similar later publications found in this search; real-world outcome remains unverified.</w:t>
+      </w:r>
+    </w:p>
+    <w:p>
+      <w:pPr>
+        <w:pStyle w:val="Heading2"/>
+      </w:pPr>
+      <w:r>
+        <w:t>94. Hindsight to foresight: an AI-powered analysis of future events in EJFR in 10 years</w:t>
+      </w:r>
+    </w:p>
+    <w:p>
+      <w:r>
+        <w:t>Original: https://doi.org/10.1186/s40309-024-00233-5</w:t>
+      </w:r>
+    </w:p>
+    <w:p>
+      <w:r>
+        <w:t>Last checked: 2026-10-20 | Status: Insufficient evidence</w:t>
+      </w:r>
+    </w:p>
+    <w:p>
+      <w:r>
+        <w:t>No sufficiently similar later publications found in this search; real-world outcome remains unverified.</w:t>
+      </w:r>
+    </w:p>
+    <w:p>
+      <w:pPr>
+        <w:pStyle w:val="Heading2"/>
+      </w:pPr>
+      <w:r>
+        <w:t>95. Hydrological drought projections across Europe under climate change</w:t>
       </w:r>
     </w:p>
     <w:p>
@@ -1547,7 +2855,35 @@
         <w:pStyle w:val="Heading2"/>
       </w:pPr>
       <w:r>
-        <w:t>45. Innovations as imagined futures in EU sustainability policies</w:t>
+        <w:t>96. Impact and projections of heat waves and wildfires on societies in Western Europe</w:t>
+      </w:r>
+    </w:p>
+    <w:p>
+      <w:r>
+        <w:t>Original: https://doi.org/10.54254/2753-8818/61/20241490</w:t>
+      </w:r>
+    </w:p>
+    <w:p>
+      <w:r>
+        <w:t>Last checked: 2026-10-20 | Status: Insufficient evidence</w:t>
+      </w:r>
+    </w:p>
+    <w:p>
+      <w:r>
+        <w:t>Found 1 potentially related later publications; real-world outcome remains unverified.</w:t>
+      </w:r>
+    </w:p>
+    <w:p>
+      <w:r>
+        <w:t>Related research (2026): Climate projections of intensifying heat waves in the Canary Islands by 2100 (Spain) — https://doi.org/10.1007/s10113-026-02553-7</w:t>
+      </w:r>
+    </w:p>
+    <w:p>
+      <w:pPr>
+        <w:pStyle w:val="Heading2"/>
+      </w:pPr>
+      <w:r>
+        <w:t>97. Innovations as imagined futures in EU sustainability policies</w:t>
       </w:r>
     </w:p>
     <w:p>
@@ -1570,7 +2906,7 @@
         <w:pStyle w:val="Heading2"/>
       </w:pPr>
       <w:r>
-        <w:t>46. Interactively modelling land profitability to estimate European agricultural and forest land use under future scenarios of cl</w:t>
+        <w:t>98. Interactively modelling land profitability to estimate European agricultural and forest land use under future scenarios of cl</w:t>
       </w:r>
     </w:p>
     <w:p>
@@ -1598,7 +2934,35 @@
         <w:pStyle w:val="Heading2"/>
       </w:pPr>
       <w:r>
-        <w:t>47. Introduction: The EU new economic governance, labour law and labour lawyers</w:t>
+        <w:t>99. International migration by 2030: impact of immigration policies scenarios on growth and employment</w:t>
+      </w:r>
+    </w:p>
+    <w:p>
+      <w:r>
+        <w:t>Original: https://doi.org/10.1108/fs-06-2012-0045</w:t>
+      </w:r>
+    </w:p>
+    <w:p>
+      <w:r>
+        <w:t>Last checked: 2026-10-20 | Status: Insufficient evidence</w:t>
+      </w:r>
+    </w:p>
+    <w:p>
+      <w:r>
+        <w:t>Found 1 potentially related later publications; real-world outcome remains unverified.</w:t>
+      </w:r>
+    </w:p>
+    <w:p>
+      <w:r>
+        <w:t>Related research (2021): The Impact of Migration of Highly Skilled Workers on The Country’s Competitiveness and Economic Growth — https://doi.org/10.14254/1800-5845/2021.17-3.1</w:t>
+      </w:r>
+    </w:p>
+    <w:p>
+      <w:pPr>
+        <w:pStyle w:val="Heading2"/>
+      </w:pPr>
+      <w:r>
+        <w:t>100. Introduction: The EU new economic governance, labour law and labour lawyers</w:t>
       </w:r>
     </w:p>
     <w:p>
@@ -1626,7 +2990,7 @@
         <w:pStyle w:val="Heading2"/>
       </w:pPr>
       <w:r>
-        <w:t>48. Investigating European Union Decarbonization Strategies: Evaluating the Pathway to Carbon Neutrality by 2050</w:t>
+        <w:t>101. Investigating European Union Decarbonization Strategies: Evaluating the Pathway to Carbon Neutrality by 2050</w:t>
       </w:r>
     </w:p>
     <w:p>
@@ -1664,7 +3028,7 @@
         <w:pStyle w:val="Heading2"/>
       </w:pPr>
       <w:r>
-        <w:t>49. Investigating scenario planning – a European tourism perspective</w:t>
+        <w:t>102. Investigating scenario planning – a European tourism perspective</w:t>
       </w:r>
     </w:p>
     <w:p>
@@ -1702,7 +3066,7 @@
         <w:pStyle w:val="Heading2"/>
       </w:pPr>
       <w:r>
-        <w:t>50. Investment Scenarios for Low Carbon Electricity in Europe</w:t>
+        <w:t>103. Investment Scenarios for Low Carbon Electricity in Europe</w:t>
       </w:r>
     </w:p>
     <w:p>
@@ -1730,7 +3094,7 @@
         <w:pStyle w:val="Heading2"/>
       </w:pPr>
       <w:r>
-        <w:t>51. Is high-intensity conflict escalation inevitable in the future? A two-level game analysis on the causes of US-Iran risky riva</w:t>
+        <w:t>104. Is high-intensity conflict escalation inevitable in the future? A two-level game analysis on the causes of US-Iran risky riva</w:t>
       </w:r>
     </w:p>
     <w:p>
@@ -1753,7 +3117,7 @@
         <w:pStyle w:val="Heading2"/>
       </w:pPr>
       <w:r>
-        <w:t>52. Is Innovation Destroying Jobs? Firm-Level Evidence from the EU</w:t>
+        <w:t>105. Is Innovation Destroying Jobs? Firm-Level Evidence from the EU</w:t>
       </w:r>
     </w:p>
     <w:p>
@@ -1776,7 +3140,7 @@
         <w:pStyle w:val="Heading2"/>
       </w:pPr>
       <w:r>
-        <w:t>53. Konferencija: Improving Poverty Reduction in Europe: Lessons from the Past, Scenarios for the Future</w:t>
+        <w:t>106. Konferencija: Improving Poverty Reduction in Europe: Lessons from the Past, Scenarios for the Future</w:t>
       </w:r>
     </w:p>
     <w:p>
@@ -1804,7 +3168,53 @@
         <w:pStyle w:val="Heading2"/>
       </w:pPr>
       <w:r>
-        <w:t>54. Mobility partnerships - the future of European migration policy?</w:t>
+        <w:t>107. Long‐term Futures Curves and Seasonal Structures of Wheat in the European Union and the United States</w:t>
+      </w:r>
+    </w:p>
+    <w:p>
+      <w:r>
+        <w:t>Original: https://doi.org/10.1002/fut.21581</w:t>
+      </w:r>
+    </w:p>
+    <w:p>
+      <w:r>
+        <w:t>Last checked: 2026-10-20 | Status: Insufficient evidence</w:t>
+      </w:r>
+    </w:p>
+    <w:p>
+      <w:r>
+        <w:t>No sufficiently similar later publications found in this search; real-world outcome remains unverified.</w:t>
+      </w:r>
+    </w:p>
+    <w:p>
+      <w:pPr>
+        <w:pStyle w:val="Heading2"/>
+      </w:pPr>
+      <w:r>
+        <w:t xml:space="preserve">108. MARKET DRIVEN POWER PLANT INVESTMENT PERSPECTIVES IN EUROPE: CLIMATE POLICY AND TECHNOLOGY SCENARIOS UNTIL 2050 IN THE MODEL </w:t>
+      </w:r>
+    </w:p>
+    <w:p>
+      <w:r>
+        <w:t>Original: https://doi.org/10.1142/s2010007813400071</w:t>
+      </w:r>
+    </w:p>
+    <w:p>
+      <w:r>
+        <w:t>Last checked: 2026-10-20 | Status: Insufficient evidence</w:t>
+      </w:r>
+    </w:p>
+    <w:p>
+      <w:r>
+        <w:t>No sufficiently similar later publications found in this search; real-world outcome remains unverified.</w:t>
+      </w:r>
+    </w:p>
+    <w:p>
+      <w:pPr>
+        <w:pStyle w:val="Heading2"/>
+      </w:pPr>
+      <w:r>
+        <w:t>109. Mobility partnerships - the future of European migration policy?</w:t>
       </w:r>
     </w:p>
     <w:p>
@@ -1827,7 +3237,53 @@
         <w:pStyle w:val="Heading2"/>
       </w:pPr>
       <w:r>
-        <w:t>55. Multi-Model Projections of River Flood Risk in Europe under Global Warming</w:t>
+        <w:t>110. Modeling the Green Transition in the European Union: An Organic Market-Oriented Perspective</w:t>
+      </w:r>
+    </w:p>
+    <w:p>
+      <w:r>
+        <w:t>Original: https://doi.org/10.14207/ejsd.2025.v14n3p103</w:t>
+      </w:r>
+    </w:p>
+    <w:p>
+      <w:r>
+        <w:t>Last checked: 2026-10-20 | Status: Insufficient evidence</w:t>
+      </w:r>
+    </w:p>
+    <w:p>
+      <w:r>
+        <w:t>No sufficiently similar later publications found in this search; real-world outcome remains unverified.</w:t>
+      </w:r>
+    </w:p>
+    <w:p>
+      <w:pPr>
+        <w:pStyle w:val="Heading2"/>
+      </w:pPr>
+      <w:r>
+        <w:t>111. Models and scenarios of the Neolithic in Central Europe</w:t>
+      </w:r>
+    </w:p>
+    <w:p>
+      <w:r>
+        <w:t>Original: https://doi.org/10.4312/dp.39.7</w:t>
+      </w:r>
+    </w:p>
+    <w:p>
+      <w:r>
+        <w:t>Last checked: 2026-10-20 | Status: Insufficient evidence</w:t>
+      </w:r>
+    </w:p>
+    <w:p>
+      <w:r>
+        <w:t>No sufficiently similar later publications found in this search; real-world outcome remains unverified.</w:t>
+      </w:r>
+    </w:p>
+    <w:p>
+      <w:pPr>
+        <w:pStyle w:val="Heading2"/>
+      </w:pPr>
+      <w:r>
+        <w:t>112. Multi-Model Projections of River Flood Risk in Europe under Global Warming</w:t>
       </w:r>
     </w:p>
     <w:p>
@@ -1865,7 +3321,30 @@
         <w:pStyle w:val="Heading2"/>
       </w:pPr>
       <w:r>
-        <w:t>56. New forms of innovation: critical issues for future pathways</w:t>
+        <w:t>113. New Emerging Issues and Wild Cards as Future Shakers and Shapers</w:t>
+      </w:r>
+    </w:p>
+    <w:p>
+      <w:r>
+        <w:t>Original: https://doi.org/10.17323/1995-459x.2012.1.60.73</w:t>
+      </w:r>
+    </w:p>
+    <w:p>
+      <w:r>
+        <w:t>Last checked: 2026-10-20 | Status: Insufficient evidence</w:t>
+      </w:r>
+    </w:p>
+    <w:p>
+      <w:r>
+        <w:t>No sufficiently similar later publications found in this search; real-world outcome remains unverified.</w:t>
+      </w:r>
+    </w:p>
+    <w:p>
+      <w:pPr>
+        <w:pStyle w:val="Heading2"/>
+      </w:pPr>
+      <w:r>
+        <w:t>114. New forms of innovation: critical issues for future pathways</w:t>
       </w:r>
     </w:p>
     <w:p>
@@ -1888,7 +3367,7 @@
         <w:pStyle w:val="Heading2"/>
       </w:pPr>
       <w:r>
-        <w:t>57. Nonlinearities in carbon spot-futures price relationships during Phase II of the EU ETS</w:t>
+        <w:t>115. Nonlinearities in carbon spot-futures price relationships during Phase II of the EU ETS</w:t>
       </w:r>
     </w:p>
     <w:p>
@@ -1926,7 +3405,7 @@
         <w:pStyle w:val="Heading2"/>
       </w:pPr>
       <w:r>
-        <w:t>58. O-310 THE FUTURE OF POLICY MAKING ON WORK-RELATED PSYCHOSOCIAL RISKS IN EUROPE</w:t>
+        <w:t>116. O-310 THE FUTURE OF POLICY MAKING ON WORK-RELATED PSYCHOSOCIAL RISKS IN EUROPE</w:t>
       </w:r>
     </w:p>
     <w:p>
@@ -1949,7 +3428,7 @@
         <w:pStyle w:val="Heading2"/>
       </w:pPr>
       <w:r>
-        <w:t>59. Opportunities and challenges of high renewable energy deployment and electricity exchange for North Africa and Europe – Scena</w:t>
+        <w:t>117. Opportunities and challenges of high renewable energy deployment and electricity exchange for North Africa and Europe – Scena</w:t>
       </w:r>
     </w:p>
     <w:p>
@@ -1987,7 +3466,7 @@
         <w:pStyle w:val="Heading2"/>
       </w:pPr>
       <w:r>
-        <w:t>60. Participatory foresight and reflexive innovation: setting policy goals and developing strategies in a bottom-up, mission-orie</w:t>
+        <w:t>118. Participatory foresight and reflexive innovation: setting policy goals and developing strategies in a bottom-up, mission-orie</w:t>
       </w:r>
     </w:p>
     <w:p>
@@ -2025,7 +3504,7 @@
         <w:pStyle w:val="Heading2"/>
       </w:pPr>
       <w:r>
-        <w:t>61. Pathways to Decarbonise the European Car Fleet: A Scenario Analysis Using the Backcasting Approach</w:t>
+        <w:t>119. Pathways to Decarbonise the European Car Fleet: A Scenario Analysis Using the Backcasting Approach</w:t>
       </w:r>
     </w:p>
     <w:p>
@@ -2048,7 +3527,58 @@
         <w:pStyle w:val="Heading2"/>
       </w:pPr>
       <w:r>
-        <w:t>62. Policy Modelling for Ambitious Energy Efficiency Investment in the EU Residential Buildings</w:t>
+        <w:t>120. Peer review report 2 On “Calibration and bias correction of climate projections for crop modelling: An idealised case study o</w:t>
+      </w:r>
+    </w:p>
+    <w:p>
+      <w:r>
+        <w:t>Original: https://doi.org/10.1016/j.agrformet.2015.07.057</w:t>
+      </w:r>
+    </w:p>
+    <w:p>
+      <w:r>
+        <w:t>Last checked: 2026-10-20 | Status: Insufficient evidence</w:t>
+      </w:r>
+    </w:p>
+    <w:p>
+      <w:r>
+        <w:t>No sufficiently similar later publications found in this search; real-world outcome remains unverified.</w:t>
+      </w:r>
+    </w:p>
+    <w:p>
+      <w:pPr>
+        <w:pStyle w:val="Heading2"/>
+      </w:pPr>
+      <w:r>
+        <w:t xml:space="preserve">121. Penetration of the Charter of Fundamental Rights of the European Union into the Constitutional Order of the Czech Republic – </w:t>
+      </w:r>
+    </w:p>
+    <w:p>
+      <w:r>
+        <w:t>Original: https://doi.org/10.2478/eustu-2022-0049</w:t>
+      </w:r>
+    </w:p>
+    <w:p>
+      <w:r>
+        <w:t>Last checked: 2026-10-20 | Status: Insufficient evidence</w:t>
+      </w:r>
+    </w:p>
+    <w:p>
+      <w:r>
+        <w:t>Found 1 potentially related later publications; real-world outcome remains unverified.</w:t>
+      </w:r>
+    </w:p>
+    <w:p>
+      <w:r>
+        <w:t>Related research (2026): The Basic Institutions for the Protection of Human Rights Under the Czech Constitution and the Charter — https://doi.org/10.47078/2026.1.397-458</w:t>
+      </w:r>
+    </w:p>
+    <w:p>
+      <w:pPr>
+        <w:pStyle w:val="Heading2"/>
+      </w:pPr>
+      <w:r>
+        <w:t>122. Policy Modelling for Ambitious Energy Efficiency Investment in the EU Residential Buildings</w:t>
       </w:r>
     </w:p>
     <w:p>
@@ -2086,7 +3616,30 @@
         <w:pStyle w:val="Heading2"/>
       </w:pPr>
       <w:r>
-        <w:t>63. Population Exposure Projections to Intensified Summer Heat</w:t>
+        <w:t>123. Policymaking to support resilience in democratic countries: an examination of Sweden, Israel, and Australia</w:t>
+      </w:r>
+    </w:p>
+    <w:p>
+      <w:r>
+        <w:t>Original: https://doi.org/10.1186/s40309-022-00200-y</w:t>
+      </w:r>
+    </w:p>
+    <w:p>
+      <w:r>
+        <w:t>Last checked: 2026-10-20 | Status: Insufficient evidence</w:t>
+      </w:r>
+    </w:p>
+    <w:p>
+      <w:r>
+        <w:t>No sufficiently similar later publications found in this search; real-world outcome remains unverified.</w:t>
+      </w:r>
+    </w:p>
+    <w:p>
+      <w:pPr>
+        <w:pStyle w:val="Heading2"/>
+      </w:pPr>
+      <w:r>
+        <w:t>124. Population Exposure Projections to Intensified Summer Heat</w:t>
       </w:r>
     </w:p>
     <w:p>
@@ -2124,7 +3677,35 @@
         <w:pStyle w:val="Heading2"/>
       </w:pPr>
       <w:r>
-        <w:t>64. Potential distribution of two lynx species in europe under paleoclimatological scenarios and anthropogenic climate change sce</w:t>
+        <w:t>125. Post-normal times: re-thinking the futures of the EU-Africa relationship</w:t>
+      </w:r>
+    </w:p>
+    <w:p>
+      <w:r>
+        <w:t>Original: https://doi.org/10.1186/s40309-020-00167-8</w:t>
+      </w:r>
+    </w:p>
+    <w:p>
+      <w:r>
+        <w:t>Last checked: 2026-10-20 | Status: Insufficient evidence</w:t>
+      </w:r>
+    </w:p>
+    <w:p>
+      <w:r>
+        <w:t>Found 1 potentially related later publications; real-world outcome remains unverified.</w:t>
+      </w:r>
+    </w:p>
+    <w:p>
+      <w:r>
+        <w:t>Related research (2024): The relationship between internal migration and development planning in post-1994 South Africa — https://doi.org/10.4102/aosis.2024.bk463.01</w:t>
+      </w:r>
+    </w:p>
+    <w:p>
+      <w:pPr>
+        <w:pStyle w:val="Heading2"/>
+      </w:pPr>
+      <w:r>
+        <w:t>126. Potential distribution of two lynx species in europe under paleoclimatological scenarios and anthropogenic climate change sce</w:t>
       </w:r>
     </w:p>
     <w:p>
@@ -2147,7 +3728,53 @@
         <w:pStyle w:val="Heading2"/>
       </w:pPr>
       <w:r>
-        <w:t>65. Projections of current and future European potential vegetation types</w:t>
+        <w:t>127. PP66 International Horizon Scanning Initiative (IHSI) : Time to Review the Need for Stand-Alone National Horizon Scanning?</w:t>
+      </w:r>
+    </w:p>
+    <w:p>
+      <w:r>
+        <w:t>Original: https://doi.org/10.1017/s026646232400237x</w:t>
+      </w:r>
+    </w:p>
+    <w:p>
+      <w:r>
+        <w:t>Last checked: 2026-10-20 | Status: Insufficient evidence</w:t>
+      </w:r>
+    </w:p>
+    <w:p>
+      <w:r>
+        <w:t>No sufficiently similar later publications found in this search; real-world outcome remains unverified.</w:t>
+      </w:r>
+    </w:p>
+    <w:p>
+      <w:pPr>
+        <w:pStyle w:val="Heading2"/>
+      </w:pPr>
+      <w:r>
+        <w:t>128. Pricing the Shock: How TTF Futures Reflected Europe's Energy Security Crisis After Russia's Gas Cutoff and the Nordstream Sab</w:t>
+      </w:r>
+    </w:p>
+    <w:p>
+      <w:r>
+        <w:t>Original: https://doi.org/10.1002/gas.22606</w:t>
+      </w:r>
+    </w:p>
+    <w:p>
+      <w:r>
+        <w:t>Last checked: 2026-10-20 | Status: Insufficient evidence</w:t>
+      </w:r>
+    </w:p>
+    <w:p>
+      <w:r>
+        <w:t>No sufficiently similar later publications found in this search; real-world outcome remains unverified.</w:t>
+      </w:r>
+    </w:p>
+    <w:p>
+      <w:pPr>
+        <w:pStyle w:val="Heading2"/>
+      </w:pPr>
+      <w:r>
+        <w:t>129. Projections of current and future European potential vegetation types</w:t>
       </w:r>
     </w:p>
     <w:p>
@@ -2170,7 +3797,7 @@
         <w:pStyle w:val="Heading2"/>
       </w:pPr>
       <w:r>
-        <w:t>66. Projections of extreme storm surge levels along Europe</w:t>
+        <w:t>130. Projections of extreme storm surge levels along Europe</w:t>
       </w:r>
     </w:p>
     <w:p>
@@ -2208,7 +3835,30 @@
         <w:pStyle w:val="Heading2"/>
       </w:pPr>
       <w:r>
-        <w:t xml:space="preserve">67. Psychotherapy boosting future risk research: the role of radical masculinities in social polarisation from a trauma-informed </w:t>
+        <w:t>131. Prolongation of Compound Dry–Hot Seasons Over Europe Under Climate Change Scenarios</w:t>
+      </w:r>
+    </w:p>
+    <w:p>
+      <w:r>
+        <w:t>Original: https://doi.org/10.1029/2023ef003557</w:t>
+      </w:r>
+    </w:p>
+    <w:p>
+      <w:r>
+        <w:t>Last checked: 2026-10-20 | Status: Insufficient evidence</w:t>
+      </w:r>
+    </w:p>
+    <w:p>
+      <w:r>
+        <w:t>No sufficiently similar later publications found in this search; real-world outcome remains unverified.</w:t>
+      </w:r>
+    </w:p>
+    <w:p>
+      <w:pPr>
+        <w:pStyle w:val="Heading2"/>
+      </w:pPr>
+      <w:r>
+        <w:t xml:space="preserve">132. Psychotherapy boosting future risk research: the role of radical masculinities in social polarisation from a trauma-informed </w:t>
       </w:r>
     </w:p>
     <w:p>
@@ -2231,7 +3881,7 @@
         <w:pStyle w:val="Heading2"/>
       </w:pPr>
       <w:r>
-        <w:t>68. Quality Assurance in European Projects: Analysis, Challenges, and Best Practices</w:t>
+        <w:t>133. Quality Assurance in European Projects: Analysis, Challenges, and Best Practices</w:t>
       </w:r>
     </w:p>
     <w:p>
@@ -2269,7 +3919,7 @@
         <w:pStyle w:val="Heading2"/>
       </w:pPr>
       <w:r>
-        <w:t>69. Re-examining the efficiency of the EU carbon futures market in phase Ⅱ: price discovery and intertemporal arbitrage</w:t>
+        <w:t>134. Re-examining the efficiency of the EU carbon futures market in phase Ⅱ: price discovery and intertemporal arbitrage</w:t>
       </w:r>
     </w:p>
     <w:p>
@@ -2292,7 +3942,7 @@
         <w:pStyle w:val="Heading2"/>
       </w:pPr>
       <w:r>
-        <w:t>70. Re-imagining the professional status of teacher educators in Europe: insights from futures-oriented comparative research</w:t>
+        <w:t>135. Re-imagining the professional status of teacher educators in Europe: insights from futures-oriented comparative research</w:t>
       </w:r>
     </w:p>
     <w:p>
@@ -2315,7 +3965,7 @@
         <w:pStyle w:val="Heading2"/>
       </w:pPr>
       <w:r>
-        <w:t>71. Real-world clinical scenarios during introduction of trastuzumab biosimilar for HER2-positive breast cancer in the European U</w:t>
+        <w:t>136. Real-world clinical scenarios during introduction of trastuzumab biosimilar for HER2-positive breast cancer in the European U</w:t>
       </w:r>
     </w:p>
     <w:p>
@@ -2343,7 +3993,76 @@
         <w:pStyle w:val="Heading2"/>
       </w:pPr>
       <w:r>
-        <w:t>72. Regulatory Review of European Commission Impact Assessments</w:t>
+        <w:t>137. Reframing organisational sustainability in European University Alliances: From managerial models to policy futures</w:t>
+      </w:r>
+    </w:p>
+    <w:p>
+      <w:r>
+        <w:t>Original: https://doi.org/10.1177/14782103261415981</w:t>
+      </w:r>
+    </w:p>
+    <w:p>
+      <w:r>
+        <w:t>Last checked: 2026-10-20 | Status: Insufficient evidence</w:t>
+      </w:r>
+    </w:p>
+    <w:p>
+      <w:r>
+        <w:t>No sufficiently similar later publications found in this search; real-world outcome remains unverified.</w:t>
+      </w:r>
+    </w:p>
+    <w:p>
+      <w:pPr>
+        <w:pStyle w:val="Heading2"/>
+      </w:pPr>
+      <w:r>
+        <w:t>138. Regulating in Thin Air: Nanotechnology Regulation in the European Union</w:t>
+      </w:r>
+    </w:p>
+    <w:p>
+      <w:r>
+        <w:t>Original: https://doi.org/10.1111/reel.12032</w:t>
+      </w:r>
+    </w:p>
+    <w:p>
+      <w:r>
+        <w:t>Last checked: 2026-10-20 | Status: Insufficient evidence</w:t>
+      </w:r>
+    </w:p>
+    <w:p>
+      <w:r>
+        <w:t>No sufficiently similar later publications found in this search; real-world outcome remains unverified.</w:t>
+      </w:r>
+    </w:p>
+    <w:p>
+      <w:pPr>
+        <w:pStyle w:val="Heading2"/>
+      </w:pPr>
+      <w:r>
+        <w:t>139. Regulating the Use of Bisphenol A in Baby and Children's Products in the European Union: Current Developments and Scenarios f</w:t>
+      </w:r>
+    </w:p>
+    <w:p>
+      <w:r>
+        <w:t>Original: https://doi.org/10.1017/s1867299x00000593</w:t>
+      </w:r>
+    </w:p>
+    <w:p>
+      <w:r>
+        <w:t>Last checked: 2026-10-20 | Status: Insufficient evidence</w:t>
+      </w:r>
+    </w:p>
+    <w:p>
+      <w:r>
+        <w:t>No sufficiently similar later publications found in this search; real-world outcome remains unverified.</w:t>
+      </w:r>
+    </w:p>
+    <w:p>
+      <w:pPr>
+        <w:pStyle w:val="Heading2"/>
+      </w:pPr>
+      <w:r>
+        <w:t>140. Regulatory Review of European Commission Impact Assessments</w:t>
       </w:r>
     </w:p>
     <w:p>
@@ -2366,7 +4085,45 @@
         <w:pStyle w:val="Heading2"/>
       </w:pPr>
       <w:r>
-        <w:t>73. Road transport and power system scenarios for Northern Europe in 2030</w:t>
+        <w:t>141. Research on the risk spillover effect of carbon emission trading market and various industry markets in China and the Europea</w:t>
+      </w:r>
+    </w:p>
+    <w:p>
+      <w:r>
+        <w:t>Original: https://doi.org/10.1002/ese3.1907</w:t>
+      </w:r>
+    </w:p>
+    <w:p>
+      <w:r>
+        <w:t>Last checked: 2026-10-20 | Status: Insufficient evidence</w:t>
+      </w:r>
+    </w:p>
+    <w:p>
+      <w:r>
+        <w:t>Found 3 potentially related later publications; real-world outcome remains unverified.</w:t>
+      </w:r>
+    </w:p>
+    <w:p>
+      <w:r>
+        <w:t>Related research (2025): Research on the risk spillover effect between China’s national carbon emissions trading market and crude oil futures market — https://doi.org/10.1371/journal.pone.0316353</w:t>
+      </w:r>
+    </w:p>
+    <w:p>
+      <w:r>
+        <w:t>Related research (2025): The effect of the Israel-Hamas conflict on carbon markets: Evidence from the European Union Emissions Trading System — https://doi.org/10.22367/jem.2025.47.24</w:t>
+      </w:r>
+    </w:p>
+    <w:p>
+      <w:r>
+        <w:t>Related research (2025): The impact of China pilot carbon market policy on electricity carbon emissions — https://doi.org/10.1038/s41598-025-00975-7</w:t>
+      </w:r>
+    </w:p>
+    <w:p>
+      <w:pPr>
+        <w:pStyle w:val="Heading2"/>
+      </w:pPr>
+      <w:r>
+        <w:t>142. Road transport and power system scenarios for Northern Europe in 2030</w:t>
       </w:r>
     </w:p>
     <w:p>
@@ -2404,7 +4161,7 @@
         <w:pStyle w:val="Heading2"/>
       </w:pPr>
       <w:r>
-        <w:t>74. Road-mapping the business potential of sustainability within the European manufacturing industry</w:t>
+        <w:t>143. Road-mapping the business potential of sustainability within the European manufacturing industry</w:t>
       </w:r>
     </w:p>
     <w:p>
@@ -2442,7 +4199,7 @@
         <w:pStyle w:val="Heading2"/>
       </w:pPr>
       <w:r>
-        <w:t>75. Robustness and Scalability of Regional Climate Projections Over Europe</w:t>
+        <w:t>144. Robustness and Scalability of Regional Climate Projections Over Europe</w:t>
       </w:r>
     </w:p>
     <w:p>
@@ -2480,7 +4237,7 @@
         <w:pStyle w:val="Heading2"/>
       </w:pPr>
       <w:r>
-        <w:t>76. Scenarios for the Development of Hydrogen Technology in Mobility in Europe</w:t>
+        <w:t>145. Scenarios for the Development of Hydrogen Technology in Mobility in Europe</w:t>
       </w:r>
     </w:p>
     <w:p>
@@ -2503,7 +4260,7 @@
         <w:pStyle w:val="Heading2"/>
       </w:pPr>
       <w:r>
-        <w:t>77. Scenarios of the organic food market in Europe</w:t>
+        <w:t>146. Scenarios of the organic food market in Europe</w:t>
       </w:r>
     </w:p>
     <w:p>
@@ -2541,7 +4298,45 @@
         <w:pStyle w:val="Heading2"/>
       </w:pPr>
       <w:r>
-        <w:t>78. Setting Priorities for Innovation Policy and Evaluating Their Performance: Evidence from Europe and Lessons for Ukraine</w:t>
+        <w:t>147. Sea level rise projections for northern Europe under RCP8.5</w:t>
+      </w:r>
+    </w:p>
+    <w:p>
+      <w:r>
+        <w:t>Original: https://doi.org/10.3354/cr01309</w:t>
+      </w:r>
+    </w:p>
+    <w:p>
+      <w:r>
+        <w:t>Last checked: 2026-10-20 | Status: Insufficient evidence</w:t>
+      </w:r>
+    </w:p>
+    <w:p>
+      <w:r>
+        <w:t>Found 3 potentially related later publications; real-world outcome remains unverified.</w:t>
+      </w:r>
+    </w:p>
+    <w:p>
+      <w:r>
+        <w:t>Related research (2018): Evolution of 21st Century Sea Level Rise Projections — https://doi.org/10.1029/2018ef000991</w:t>
+      </w:r>
+    </w:p>
+    <w:p>
+      <w:r>
+        <w:t>Related research (2023): Sea Level Rise and Future Projections in the Baltic Sea — https://doi.org/10.3390/jmse11081514</w:t>
+      </w:r>
+    </w:p>
+    <w:p>
+      <w:r>
+        <w:t>Related research (2022): Projections of 21st century sea level rise for the coast of South Africa — https://doi.org/10.1088/2515-7620/ac4a90</w:t>
+      </w:r>
+    </w:p>
+    <w:p>
+      <w:pPr>
+        <w:pStyle w:val="Heading2"/>
+      </w:pPr>
+      <w:r>
+        <w:t>148. Setting Priorities for Innovation Policy and Evaluating Their Performance: Evidence from Europe and Lessons for Ukraine</w:t>
       </w:r>
     </w:p>
     <w:p>
@@ -2579,7 +4374,7 @@
         <w:pStyle w:val="Heading2"/>
       </w:pPr>
       <w:r>
-        <w:t>79. SIX erteilt SARON-Lizenz an ICE Futures Europe</w:t>
+        <w:t>149. SIX erteilt SARON-Lizenz an ICE Futures Europe</w:t>
       </w:r>
     </w:p>
     <w:p>
@@ -2602,7 +4397,7 @@
         <w:pStyle w:val="Heading2"/>
       </w:pPr>
       <w:r>
-        <w:t>80. Some future scenarios of Russian natural gas in Europe</w:t>
+        <w:t>150. Some future scenarios of Russian natural gas in Europe</w:t>
       </w:r>
     </w:p>
     <w:p>
@@ -2625,7 +4420,124 @@
         <w:pStyle w:val="Heading2"/>
       </w:pPr>
       <w:r>
-        <w:t>81. Strategic planning and foresight: the case of Smart Specialisation Strategy in Tuscany</w:t>
+        <w:t>151. Spacecraft: A steady progress scenario for the EU</w:t>
+      </w:r>
+    </w:p>
+    <w:p>
+      <w:r>
+        <w:t>Original: https://doi.org/10.1016/j.futures.2014.01.002</w:t>
+      </w:r>
+    </w:p>
+    <w:p>
+      <w:r>
+        <w:t>Last checked: 2026-10-20 | Status: Insufficient evidence</w:t>
+      </w:r>
+    </w:p>
+    <w:p>
+      <w:r>
+        <w:t>No sufficiently similar later publications found in this search; real-world outcome remains unverified.</w:t>
+      </w:r>
+    </w:p>
+    <w:p>
+      <w:pPr>
+        <w:pStyle w:val="Heading2"/>
+      </w:pPr>
+      <w:r>
+        <w:t>152. Speculative Futures: Digital Eco-Stories from an Environmental Humanities Teacher Training Program in Europe</w:t>
+      </w:r>
+    </w:p>
+    <w:p>
+      <w:r>
+        <w:t>Original: https://doi.org/10.30687/lgsp/2785-2709/2025/02/005</w:t>
+      </w:r>
+    </w:p>
+    <w:p>
+      <w:r>
+        <w:t>Last checked: 2026-10-20 | Status: Insufficient evidence</w:t>
+      </w:r>
+    </w:p>
+    <w:p>
+      <w:r>
+        <w:t>No sufficiently similar later publications found in this search; real-world outcome remains unverified.</w:t>
+      </w:r>
+    </w:p>
+    <w:p>
+      <w:pPr>
+        <w:pStyle w:val="Heading2"/>
+      </w:pPr>
+      <w:r>
+        <w:t>153. Stakeholder inclusion in scenario planning—A review of European projects</w:t>
+      </w:r>
+    </w:p>
+    <w:p>
+      <w:r>
+        <w:t>Original: https://doi.org/10.1016/j.techfore.2021.120802</w:t>
+      </w:r>
+    </w:p>
+    <w:p>
+      <w:r>
+        <w:t>Last checked: 2026-10-20 | Status: Insufficient evidence</w:t>
+      </w:r>
+    </w:p>
+    <w:p>
+      <w:r>
+        <w:t>Found 2 potentially related later publications; real-world outcome remains unverified.</w:t>
+      </w:r>
+    </w:p>
+    <w:p>
+      <w:r>
+        <w:t>Related research (2023): Types of scenario planning and their effectiveness: A review of reviews — https://doi.org/10.1016/j.futures.2023.103153</w:t>
+      </w:r>
+    </w:p>
+    <w:p>
+      <w:r>
+        <w:t>Related research (2023): Integrating equity in transportation scenario planning: A systematic review — https://doi.org/10.1016/j.tranpol.2023.10.015</w:t>
+      </w:r>
+    </w:p>
+    <w:p>
+      <w:pPr>
+        <w:pStyle w:val="Heading2"/>
+      </w:pPr>
+      <w:r>
+        <w:t>154. Statistical multi-model climate projections of surface ocean waves in Europe</w:t>
+      </w:r>
+    </w:p>
+    <w:p>
+      <w:r>
+        <w:t>Original: https://doi.org/10.1016/j.ocemod.2015.06.001</w:t>
+      </w:r>
+    </w:p>
+    <w:p>
+      <w:r>
+        <w:t>Last checked: 2026-10-20 | Status: Insufficient evidence</w:t>
+      </w:r>
+    </w:p>
+    <w:p>
+      <w:r>
+        <w:t>Found 3 potentially related later publications; real-world outcome remains unverified.</w:t>
+      </w:r>
+    </w:p>
+    <w:p>
+      <w:r>
+        <w:t>Related research (2020): A global ensemble of ocean wave climate projections from CMIP5-driven models — https://doi.org/10.1038/s41597-020-0446-2</w:t>
+      </w:r>
+    </w:p>
+    <w:p>
+      <w:r>
+        <w:t>Related research (2017): Statistical wave climate projections for coastal impact assessments — https://doi.org/10.1002/2017ef000609</w:t>
+      </w:r>
+    </w:p>
+    <w:p>
+      <w:r>
+        <w:t>Related research (2024): An 8-model ensemble of CMIP6-derived ocean surface wave climate — https://doi.org/10.1038/s41597-024-02932-x</w:t>
+      </w:r>
+    </w:p>
+    <w:p>
+      <w:pPr>
+        <w:pStyle w:val="Heading2"/>
+      </w:pPr>
+      <w:r>
+        <w:t>155. Strategic planning and foresight: the case of Smart Specialisation Strategy in Tuscany</w:t>
       </w:r>
     </w:p>
     <w:p>
@@ -2648,7 +4560,101 @@
         <w:pStyle w:val="Heading2"/>
       </w:pPr>
       <w:r>
-        <w:t>82. Sustainable renewable energy supply networks optimization – The gradual transition to a renewable energy system within the Eu</w:t>
+        <w:t>156. Strategies for emerging research and innovation futures</w:t>
+      </w:r>
+    </w:p>
+    <w:p>
+      <w:r>
+        <w:t>Original: https://doi.org/10.1108/fs-07-2014-0048</w:t>
+      </w:r>
+    </w:p>
+    <w:p>
+      <w:r>
+        <w:t>Last checked: 2026-10-20 | Status: Insufficient evidence</w:t>
+      </w:r>
+    </w:p>
+    <w:p>
+      <w:r>
+        <w:t>No sufficiently similar later publications found in this search; real-world outcome remains unverified.</w:t>
+      </w:r>
+    </w:p>
+    <w:p>
+      <w:pPr>
+        <w:pStyle w:val="Heading2"/>
+      </w:pPr>
+      <w:r>
+        <w:t>157. Sustainable fashion supply chain management: the European scenario</w:t>
+      </w:r>
+    </w:p>
+    <w:p>
+      <w:r>
+        <w:t>Original: https://doi.org/10.1016/j.emj.2014.05.003</w:t>
+      </w:r>
+    </w:p>
+    <w:p>
+      <w:r>
+        <w:t>Last checked: 2026-10-20 | Status: Insufficient evidence</w:t>
+      </w:r>
+    </w:p>
+    <w:p>
+      <w:r>
+        <w:t>Found 3 potentially related later publications; real-world outcome remains unverified.</w:t>
+      </w:r>
+    </w:p>
+    <w:p>
+      <w:r>
+        <w:t>Related research (2016): Sustainable supply chain management: framework and further research directions — https://doi.org/10.1016/j.jclepro.2016.03.117</w:t>
+      </w:r>
+    </w:p>
+    <w:p>
+      <w:r>
+        <w:t>Related research (2018): Fashion retail supply chain management: A review of operational models — https://doi.org/10.1016/j.ijpe.2018.10.012</w:t>
+      </w:r>
+    </w:p>
+    <w:p>
+      <w:r>
+        <w:t>Related research (2019): Drivers of Sustainable Supply Chain Management: Identification and Classification — https://doi.org/10.3390/su11041137</w:t>
+      </w:r>
+    </w:p>
+    <w:p>
+      <w:pPr>
+        <w:pStyle w:val="Heading2"/>
+      </w:pPr>
+      <w:r>
+        <w:t>158. Sustainable Futures: Comparing Methodologies for Analyzing Citizen Visions in Europe</w:t>
+      </w:r>
+    </w:p>
+    <w:p>
+      <w:r>
+        <w:t>Original: https://doi.org/10.17265/2159-5526/2017.05.002</w:t>
+      </w:r>
+    </w:p>
+    <w:p>
+      <w:r>
+        <w:t>Last checked: 2026-10-20 | Status: Insufficient evidence</w:t>
+      </w:r>
+    </w:p>
+    <w:p>
+      <w:r>
+        <w:t>Found 2 potentially related later publications; real-world outcome remains unverified.</w:t>
+      </w:r>
+    </w:p>
+    <w:p>
+      <w:r>
+        <w:t>Related research (2020): Many lenses for planetary health: seeding citizen engagement for sustainable futures visioning with new ways of seeing — https://doi.org/10.17269/s41997-020-00424-0</w:t>
+      </w:r>
+    </w:p>
+    <w:p>
+      <w:r>
+        <w:t>Related research (2025): Mapping Sustainable Futures: Cartographic Maps’ Role in Citizen Science for Participatory Research in Sustainable Urban Mobility — https://doi.org/10.60923/issn.2612-0496/19166</w:t>
+      </w:r>
+    </w:p>
+    <w:p>
+      <w:pPr>
+        <w:pStyle w:val="Heading2"/>
+      </w:pPr>
+      <w:r>
+        <w:t>159. Sustainable renewable energy supply networks optimization – The gradual transition to a renewable energy system within the Eu</w:t>
       </w:r>
     </w:p>
     <w:p>
@@ -2686,7 +4692,7 @@
         <w:pStyle w:val="Heading2"/>
       </w:pPr>
       <w:r>
-        <w:t>83. Technology Platforms, Long-Term S&amp;T Forecasting and Foresight: A Week of International Workshops</w:t>
+        <w:t>160. Technology Platforms, Long-Term S&amp;T Forecasting and Foresight: A Week of International Workshops</w:t>
       </w:r>
     </w:p>
     <w:p>
@@ -2709,7 +4715,7 @@
         <w:pStyle w:val="Heading2"/>
       </w:pPr>
       <w:r>
-        <w:t>84. The Conference on the Future of Europe: possible scenarios of the forthcoming European Perestroika</w:t>
+        <w:t>161. The Conference on the Future of Europe: possible scenarios of the forthcoming European Perestroika</w:t>
       </w:r>
     </w:p>
     <w:p>
@@ -2732,7 +4738,45 @@
         <w:pStyle w:val="Heading2"/>
       </w:pPr>
       <w:r>
-        <w:t>85. The European Union's forced labour regulation: Putting the ‘brussels effect’ to work for international labour standards</w:t>
+        <w:t>162. The European Union and Africa towards 2030: perspectives from transnational civil society organisations</w:t>
+      </w:r>
+    </w:p>
+    <w:p>
+      <w:r>
+        <w:t>Original: https://doi.org/10.4000/151gv</w:t>
+      </w:r>
+    </w:p>
+    <w:p>
+      <w:r>
+        <w:t>Last checked: 2026-10-20 | Status: Insufficient evidence</w:t>
+      </w:r>
+    </w:p>
+    <w:p>
+      <w:r>
+        <w:t>Found 3 potentially related later publications; real-world outcome remains unverified.</w:t>
+      </w:r>
+    </w:p>
+    <w:p>
+      <w:r>
+        <w:t>Related research (2018): Guidebook on Alternative Funding Models for Civil Society Organisations in Africa — https://doi.org/10.15868/socialsector.36753</w:t>
+      </w:r>
+    </w:p>
+    <w:p>
+      <w:r>
+        <w:t>Related research (2018): Civil society engagement in regional governance: a network analysis in Southern Africa — https://doi.org/10.23661/dp30.2018</w:t>
+      </w:r>
+    </w:p>
+    <w:p>
+      <w:r>
+        <w:t>Related research (2021): BRICS and Civil Society: Challenges and Future Perspectives in a Multipolar World — https://doi.org/10.17323/1996-7845-2021-04-08</w:t>
+      </w:r>
+    </w:p>
+    <w:p>
+      <w:pPr>
+        <w:pStyle w:val="Heading2"/>
+      </w:pPr>
+      <w:r>
+        <w:t>163. The European Union's forced labour regulation: Putting the ‘brussels effect’ to work for international labour standards</w:t>
       </w:r>
     </w:p>
     <w:p>
@@ -2760,7 +4804,7 @@
         <w:pStyle w:val="Heading2"/>
       </w:pPr>
       <w:r>
-        <w:t>86. The evolution of agricultural energy transition in Eastern European Union countries between 1993 and 2022</w:t>
+        <w:t>164. The evolution of agricultural energy transition in Eastern European Union countries between 1993 and 2022</w:t>
       </w:r>
     </w:p>
     <w:p>
@@ -2788,7 +4832,119 @@
         <w:pStyle w:val="Heading2"/>
       </w:pPr>
       <w:r>
-        <w:t>87. The future of individualization in Europe: changing configurations in employment and governance</w:t>
+        <w:t>165. The future of counter-terrorism in Europe. The need to be lost in the correct direction</w:t>
+      </w:r>
+    </w:p>
+    <w:p>
+      <w:r>
+        <w:t>Original: https://doi.org/10.1007/s40309-014-0050-9</w:t>
+      </w:r>
+    </w:p>
+    <w:p>
+      <w:r>
+        <w:t>Last checked: 2026-10-20 | Status: Insufficient evidence</w:t>
+      </w:r>
+    </w:p>
+    <w:p>
+      <w:r>
+        <w:t>No sufficiently similar later publications found in this search; real-world outcome remains unverified.</w:t>
+      </w:r>
+    </w:p>
+    <w:p>
+      <w:pPr>
+        <w:pStyle w:val="Heading2"/>
+      </w:pPr>
+      <w:r>
+        <w:t>166. The future of direct payments system in the EU agriculture; European Commission scenarios</w:t>
+      </w:r>
+    </w:p>
+    <w:p>
+      <w:r>
+        <w:t>Original: https://doi.org/10.22630/prs.2012.12.3.38</w:t>
+      </w:r>
+    </w:p>
+    <w:p>
+      <w:r>
+        <w:t>Last checked: 2026-10-20 | Status: Insufficient evidence</w:t>
+      </w:r>
+    </w:p>
+    <w:p>
+      <w:r>
+        <w:t>Found 3 potentially related later publications; real-world outcome remains unverified.</w:t>
+      </w:r>
+    </w:p>
+    <w:p>
+      <w:r>
+        <w:t>Related research (2025): Future Direct Payments in Ukrainian Agriculture — https://doi.org/10.35808/ijeba/874</w:t>
+      </w:r>
+    </w:p>
+    <w:p>
+      <w:r>
+        <w:t>Related research (2022): CAP Direct Payments and Economic Resilience of Agriculture: Impact Assessment — https://doi.org/10.3390/su141710546</w:t>
+      </w:r>
+    </w:p>
+    <w:p>
+      <w:r>
+        <w:t>Related research (2013): The Common Agricultural Policy 2014-2020: an impact assessment of the new system of direct payments in Hungary — https://doi.org/10.7896/j.1318</w:t>
+      </w:r>
+    </w:p>
+    <w:p>
+      <w:pPr>
+        <w:pStyle w:val="Heading2"/>
+      </w:pPr>
+      <w:r>
+        <w:t>167. The future of financial markets and regulation: what strategy for Europe?</w:t>
+      </w:r>
+    </w:p>
+    <w:p>
+      <w:r>
+        <w:t>Original: https://doi.org/10.1108/fs-05-2012-0039</w:t>
+      </w:r>
+    </w:p>
+    <w:p>
+      <w:r>
+        <w:t>Last checked: 2026-10-20 | Status: Insufficient evidence</w:t>
+      </w:r>
+    </w:p>
+    <w:p>
+      <w:r>
+        <w:t>Found 1 potentially related later publications; real-world outcome remains unverified.</w:t>
+      </w:r>
+    </w:p>
+    <w:p>
+      <w:r>
+        <w:t>Related research (2017): Essays on the Stability and Regulation of International Financial Markets — https://doi.org/10.15496/publikation-15589</w:t>
+      </w:r>
+    </w:p>
+    <w:p>
+      <w:pPr>
+        <w:pStyle w:val="Heading2"/>
+      </w:pPr>
+      <w:r>
+        <w:t>168. The future of global trade and the WTO</w:t>
+      </w:r>
+    </w:p>
+    <w:p>
+      <w:r>
+        <w:t>Original: https://doi.org/10.1108/fs-06-2012-0044</w:t>
+      </w:r>
+    </w:p>
+    <w:p>
+      <w:r>
+        <w:t>Last checked: 2026-10-20 | Status: Insufficient evidence</w:t>
+      </w:r>
+    </w:p>
+    <w:p>
+      <w:r>
+        <w:t>No sufficiently similar later publications found in this search; real-world outcome remains unverified.</w:t>
+      </w:r>
+    </w:p>
+    <w:p>
+      <w:pPr>
+        <w:pStyle w:val="Heading2"/>
+      </w:pPr>
+      <w:r>
+        <w:t>169. The future of individualization in Europe: changing configurations in employment and governance</w:t>
       </w:r>
     </w:p>
     <w:p>
@@ -2811,7 +4967,7 @@
         <w:pStyle w:val="Heading2"/>
       </w:pPr>
       <w:r>
-        <w:t>88. The future of labour law in Europe</w:t>
+        <w:t>170. The future of labour law in Europe</w:t>
       </w:r>
     </w:p>
     <w:p>
@@ -2834,7 +4990,76 @@
         <w:pStyle w:val="Heading2"/>
       </w:pPr>
       <w:r>
-        <w:t>89. The impact of COVID-19 on the European football ecosystem – A Delphi-based scenario analysis</w:t>
+        <w:t>171. The Future of the Italian Electricity Generation Sector. An Analysis of the Possible Strategic Models</w:t>
+      </w:r>
+    </w:p>
+    <w:p>
+      <w:r>
+        <w:t>Original: https://doi.org/10.17323/2500-2597.2018.3.20.28</w:t>
+      </w:r>
+    </w:p>
+    <w:p>
+      <w:r>
+        <w:t>Last checked: 2026-10-20 | Status: Insufficient evidence</w:t>
+      </w:r>
+    </w:p>
+    <w:p>
+      <w:r>
+        <w:t>No sufficiently similar later publications found in this search; real-world outcome remains unverified.</w:t>
+      </w:r>
+    </w:p>
+    <w:p>
+      <w:pPr>
+        <w:pStyle w:val="Heading2"/>
+      </w:pPr>
+      <w:r>
+        <w:t>172. The Futures of Portugal in and beyond Europe</w:t>
+      </w:r>
+    </w:p>
+    <w:p>
+      <w:r>
+        <w:t>Original: https://doi.org/10.14195/1647-6336_15-1_1</w:t>
+      </w:r>
+    </w:p>
+    <w:p>
+      <w:r>
+        <w:t>Last checked: 2026-10-20 | Status: Insufficient evidence</w:t>
+      </w:r>
+    </w:p>
+    <w:p>
+      <w:r>
+        <w:t>No sufficiently similar later publications found in this search; real-world outcome remains unverified.</w:t>
+      </w:r>
+    </w:p>
+    <w:p>
+      <w:pPr>
+        <w:pStyle w:val="Heading2"/>
+      </w:pPr>
+      <w:r>
+        <w:t>173. The futures of the service economy in Europe: A foresight analysis</w:t>
+      </w:r>
+    </w:p>
+    <w:p>
+      <w:r>
+        <w:t>Original: https://doi.org/10.1016/j.techfore.2014.06.009</w:t>
+      </w:r>
+    </w:p>
+    <w:p>
+      <w:r>
+        <w:t>Last checked: 2026-10-20 | Status: Insufficient evidence</w:t>
+      </w:r>
+    </w:p>
+    <w:p>
+      <w:r>
+        <w:t>No sufficiently similar later publications found in this search; real-world outcome remains unverified.</w:t>
+      </w:r>
+    </w:p>
+    <w:p>
+      <w:pPr>
+        <w:pStyle w:val="Heading2"/>
+      </w:pPr>
+      <w:r>
+        <w:t>174. The impact of COVID-19 on the European football ecosystem – A Delphi-based scenario analysis</w:t>
       </w:r>
     </w:p>
     <w:p>
@@ -2872,7 +5097,7 @@
         <w:pStyle w:val="Heading2"/>
       </w:pPr>
       <w:r>
-        <w:t>90. The impact of global uncertainties on the spillover among the European carbon market, the Chinese oil futures market, and the</w:t>
+        <w:t>175. The impact of global uncertainties on the spillover among the European carbon market, the Chinese oil futures market, and the</w:t>
       </w:r>
     </w:p>
     <w:p>
@@ -2910,7 +5135,7 @@
         <w:pStyle w:val="Heading2"/>
       </w:pPr>
       <w:r>
-        <w:t>91. The impact of Russian sanctions on the return of agricultural commodity futures in the EU</w:t>
+        <w:t>176. The impact of Russian sanctions on the return of agricultural commodity futures in the EU</w:t>
       </w:r>
     </w:p>
     <w:p>
@@ -2943,7 +5168,7 @@
         <w:pStyle w:val="Heading2"/>
       </w:pPr>
       <w:r>
-        <w:t>92. The implications of demographic and economic projections on public pension spending in the European Union</w:t>
+        <w:t>177. The implications of demographic and economic projections on public pension spending in the European Union</w:t>
       </w:r>
     </w:p>
     <w:p>
@@ -2981,7 +5206,7 @@
         <w:pStyle w:val="Heading2"/>
       </w:pPr>
       <w:r>
-        <w:t>93. The Linkages of Carbon Spot-Futures: Evidence from EU-ETS in the Third Phase</w:t>
+        <w:t>178. The Linkages of Carbon Spot-Futures: Evidence from EU-ETS in the Third Phase</w:t>
       </w:r>
     </w:p>
     <w:p>
@@ -3014,7 +5239,30 @@
         <w:pStyle w:val="Heading2"/>
       </w:pPr>
       <w:r>
-        <w:t>94. The politics of the Court of Justice of the European Union: A review</w:t>
+        <w:t>179. The Mammoth prophecies: a role-playing game on controversies around a socio-technical innovation and its effects on students’</w:t>
+      </w:r>
+    </w:p>
+    <w:p>
+      <w:r>
+        <w:t>Original: https://doi.org/10.1186/s40309-023-00219-9</w:t>
+      </w:r>
+    </w:p>
+    <w:p>
+      <w:r>
+        <w:t>Last checked: 2026-10-20 | Status: Insufficient evidence</w:t>
+      </w:r>
+    </w:p>
+    <w:p>
+      <w:r>
+        <w:t>No sufficiently similar later publications found in this search; real-world outcome remains unverified.</w:t>
+      </w:r>
+    </w:p>
+    <w:p>
+      <w:pPr>
+        <w:pStyle w:val="Heading2"/>
+      </w:pPr>
+      <w:r>
+        <w:t>180. The politics of the Court of Justice of the European Union: A review</w:t>
       </w:r>
     </w:p>
     <w:p>
@@ -3037,7 +5285,7 @@
         <w:pStyle w:val="Heading2"/>
       </w:pPr>
       <w:r>
-        <w:t>95. THE PROS AND CONS OF INTEGRATION VS. DISINTEGRATION SCENARIOS FOR EUROPE</w:t>
+        <w:t>181. THE PROS AND CONS OF INTEGRATION VS. DISINTEGRATION SCENARIOS FOR EUROPE</w:t>
       </w:r>
     </w:p>
     <w:p>
@@ -3060,7 +5308,7 @@
         <w:pStyle w:val="Heading2"/>
       </w:pPr>
       <w:r>
-        <w:t>96. The Relationship between Spot and Futures CO2 Emission Allowance Prices in the EU-ETS</w:t>
+        <w:t>182. The Relationship between Spot and Futures CO2 Emission Allowance Prices in the EU-ETS</w:t>
       </w:r>
     </w:p>
     <w:p>
@@ -3098,7 +5346,40 @@
         <w:pStyle w:val="Heading2"/>
       </w:pPr>
       <w:r>
-        <w:t>97. Three Environments, One Problem: Forecasting Water Temperature in Central Europe in Response to Climate Change</w:t>
+        <w:t>183. The value contribution of strategic foresight: Insights from an empirical study of large European companies</w:t>
+      </w:r>
+    </w:p>
+    <w:p>
+      <w:r>
+        <w:t>Original: https://doi.org/10.1016/j.techfore.2013.01.004</w:t>
+      </w:r>
+    </w:p>
+    <w:p>
+      <w:r>
+        <w:t>Last checked: 2026-10-20 | Status: Insufficient evidence</w:t>
+      </w:r>
+    </w:p>
+    <w:p>
+      <w:r>
+        <w:t>Found 2 potentially related later publications; real-world outcome remains unverified.</w:t>
+      </w:r>
+    </w:p>
+    <w:p>
+      <w:r>
+        <w:t>Related research (2025): FORESIGHT FRONTLINES: GLOBAL INSIGHTS ON STRATEGIC FORESIGHT INPOLICY MAKING — https://doi.org/10.46763/scgw25112g233a</w:t>
+      </w:r>
+    </w:p>
+    <w:p>
+      <w:r>
+        <w:t>Related research (2026): Futures Studies and Strategic Foresight : Insights from a Diverse World — https://openalex.org/W7137570844</w:t>
+      </w:r>
+    </w:p>
+    <w:p>
+      <w:pPr>
+        <w:pStyle w:val="Heading2"/>
+      </w:pPr>
+      <w:r>
+        <w:t>184. Three Environments, One Problem: Forecasting Water Temperature in Central Europe in Response to Climate Change</w:t>
       </w:r>
     </w:p>
     <w:p>
@@ -3136,7 +5417,7 @@
         <w:pStyle w:val="Heading2"/>
       </w:pPr>
       <w:r>
-        <w:t>98. Three scenarios for EU-China relations 2025</w:t>
+        <w:t>185. Three scenarios for EU-China relations 2025</w:t>
       </w:r>
     </w:p>
     <w:p>
@@ -3159,7 +5440,35 @@
         <w:pStyle w:val="Heading2"/>
       </w:pPr>
       <w:r>
-        <w:t>99. Toward sustainability of territorial agro-food systems in Europe: indicators for assessing alternative scenarios</w:t>
+        <w:t>186. Time to build a new practice of foresight for national economies? Ireland, and uncertain futures in forecasts and scenarios</w:t>
+      </w:r>
+    </w:p>
+    <w:p>
+      <w:r>
+        <w:t>Original: https://doi.org/10.1108/fs-10-2021-0191</w:t>
+      </w:r>
+    </w:p>
+    <w:p>
+      <w:r>
+        <w:t>Last checked: 2026-10-20 | Status: Insufficient evidence</w:t>
+      </w:r>
+    </w:p>
+    <w:p>
+      <w:r>
+        <w:t>Found 1 potentially related later publications; real-world outcome remains unverified.</w:t>
+      </w:r>
+    </w:p>
+    <w:p>
+      <w:r>
+        <w:t>Related research (2024): Futures empathy for foresight research and practice — https://doi.org/10.1016/j.futures.2024.103441</w:t>
+      </w:r>
+    </w:p>
+    <w:p>
+      <w:pPr>
+        <w:pStyle w:val="Heading2"/>
+      </w:pPr>
+      <w:r>
+        <w:t>187. Toward sustainability of territorial agro-food systems in Europe: indicators for assessing alternative scenarios</w:t>
       </w:r>
     </w:p>
     <w:p>
@@ -3187,7 +5496,310 @@
         <w:pStyle w:val="Heading2"/>
       </w:pPr>
       <w:r>
-        <w:t>100. Winter blues at European airports: The need for airport responsibility and corporate foresight</w:t>
+        <w:t>188. Towards a bifurcated future in the US-China relationship: What is in it for the EU?</w:t>
+      </w:r>
+    </w:p>
+    <w:p>
+      <w:r>
+        <w:t>Original: https://doi.org/10.1016/j.futures.2020.102634</w:t>
+      </w:r>
+    </w:p>
+    <w:p>
+      <w:r>
+        <w:t>Last checked: 2026-10-20 | Status: Insufficient evidence</w:t>
+      </w:r>
+    </w:p>
+    <w:p>
+      <w:r>
+        <w:t>No sufficiently similar later publications found in this search; real-world outcome remains unverified.</w:t>
+      </w:r>
+    </w:p>
+    <w:p>
+      <w:pPr>
+        <w:pStyle w:val="Heading2"/>
+      </w:pPr>
+      <w:r>
+        <w:t>189. Towards a ‘security-centred’ energy transition: balancing the European Union’s ambitions and geopolitical realities</w:t>
+      </w:r>
+    </w:p>
+    <w:p>
+      <w:r>
+        <w:t>Original: https://doi.org/10.1093/jiel/jgad043</w:t>
+      </w:r>
+    </w:p>
+    <w:p>
+      <w:r>
+        <w:t>Last checked: 2026-10-20 | Status: Insufficient evidence</w:t>
+      </w:r>
+    </w:p>
+    <w:p>
+      <w:r>
+        <w:t>Found 3 potentially related later publications; real-world outcome remains unverified.</w:t>
+      </w:r>
+    </w:p>
+    <w:p>
+      <w:r>
+        <w:t>Related research (2026): Challenges and Perspectives of the European Union's Security and Defence Policy in the New Geopolitical Era: Fragmentation or Integration? — https://doi.org/10.47459/cndcgs.2026.52</w:t>
+      </w:r>
+    </w:p>
+    <w:p>
+      <w:r>
+        <w:t>Related research (2026): From Climate to Security: Energy Transition and the New Geopolitics of Strategic Supply — https://doi.org/10.67793/pgp.v1i1.34</w:t>
+      </w:r>
+    </w:p>
+    <w:p>
+      <w:r>
+        <w:t>Related research (2025): Towards an Optimal Renewable Energy Mix for the European Union: Enhancing Energy Security and Sustainability — https://doi.org/10.1007/s13132-024-02586-5</w:t>
+      </w:r>
+    </w:p>
+    <w:p>
+      <w:pPr>
+        <w:pStyle w:val="Heading2"/>
+      </w:pPr>
+      <w:r>
+        <w:t>190. Towards sustainable phosphorus use in the European Union: Evaluating resource cap scenarios</w:t>
+      </w:r>
+    </w:p>
+    <w:p>
+      <w:r>
+        <w:t>Original: https://doi.org/10.1016/j.jclepro.2025.145849</w:t>
+      </w:r>
+    </w:p>
+    <w:p>
+      <w:r>
+        <w:t>Last checked: 2026-10-20 | Status: Insufficient evidence</w:t>
+      </w:r>
+    </w:p>
+    <w:p>
+      <w:r>
+        <w:t>No sufficiently similar later publications found in this search; real-world outcome remains unverified.</w:t>
+      </w:r>
+    </w:p>
+    <w:p>
+      <w:pPr>
+        <w:pStyle w:val="Heading2"/>
+      </w:pPr>
+      <w:r>
+        <w:t>191. Towards the European Union's Foreign Policy 2025 – Taking Stock of the Dahrendorf Foresight Project</w:t>
+      </w:r>
+    </w:p>
+    <w:p>
+      <w:r>
+        <w:t>Original: https://doi.org/10.1111/1758-5899.12438</w:t>
+      </w:r>
+    </w:p>
+    <w:p>
+      <w:r>
+        <w:t>Last checked: 2026-10-20 | Status: Insufficient evidence</w:t>
+      </w:r>
+    </w:p>
+    <w:p>
+      <w:r>
+        <w:t>Found 1 potentially related later publications; real-world outcome remains unverified.</w:t>
+      </w:r>
+    </w:p>
+    <w:p>
+      <w:r>
+        <w:t>Related research (2024): Dare scholars look to the future? Academia and strategic foresight for the European Union's foreign policy — https://doi.org/10.1111/eulj.12523</w:t>
+      </w:r>
+    </w:p>
+    <w:p>
+      <w:pPr>
+        <w:pStyle w:val="Heading2"/>
+      </w:pPr>
+      <w:r>
+        <w:t>192. Towards the Successful Deployment of 5G in Europe: Two Contrasting Scenarios</w:t>
+      </w:r>
+    </w:p>
+    <w:p>
+      <w:r>
+        <w:t>Original: https://doi.org/10.2139/ssrn.2939615</w:t>
+      </w:r>
+    </w:p>
+    <w:p>
+      <w:r>
+        <w:t>Last checked: 2026-10-20 | Status: Insufficient evidence</w:t>
+      </w:r>
+    </w:p>
+    <w:p>
+      <w:r>
+        <w:t>No sufficiently similar later publications found in this search; real-world outcome remains unverified.</w:t>
+      </w:r>
+    </w:p>
+    <w:p>
+      <w:pPr>
+        <w:pStyle w:val="Heading2"/>
+      </w:pPr>
+      <w:r>
+        <w:t xml:space="preserve">193. University students’ representations of Europe and self-identification as Europeans: a synthesis of qualitative evidence for </w:t>
+      </w:r>
+    </w:p>
+    <w:p>
+      <w:r>
+        <w:t>Original: https://doi.org/10.1186/s40309-019-0159-y</w:t>
+      </w:r>
+    </w:p>
+    <w:p>
+      <w:r>
+        <w:t>Last checked: 2026-10-20 | Status: Insufficient evidence</w:t>
+      </w:r>
+    </w:p>
+    <w:p>
+      <w:r>
+        <w:t>No sufficiently similar later publications found in this search; real-world outcome remains unverified.</w:t>
+      </w:r>
+    </w:p>
+    <w:p>
+      <w:pPr>
+        <w:pStyle w:val="Heading2"/>
+      </w:pPr>
+      <w:r>
+        <w:t>194. Urban-nature relationships in urban planning foresight in Europe: contributions from the Concours Internationale du Grand Par</w:t>
+      </w:r>
+    </w:p>
+    <w:p>
+      <w:r>
+        <w:t>Original: https://doi.org/10.3828/tpr.2014.36</w:t>
+      </w:r>
+    </w:p>
+    <w:p>
+      <w:r>
+        <w:t>Last checked: 2026-10-20 | Status: Insufficient evidence</w:t>
+      </w:r>
+    </w:p>
+    <w:p>
+      <w:r>
+        <w:t>No sufficiently similar later publications found in this search; real-world outcome remains unverified.</w:t>
+      </w:r>
+    </w:p>
+    <w:p>
+      <w:pPr>
+        <w:pStyle w:val="Heading2"/>
+      </w:pPr>
+      <w:r>
+        <w:t>195. Using foresight methodologies to tackle SARS-COV-2 related health impacts</w:t>
+      </w:r>
+    </w:p>
+    <w:p>
+      <w:r>
+        <w:t>Original: https://doi.org/10.1093/eurpub/ckab164.177</w:t>
+      </w:r>
+    </w:p>
+    <w:p>
+      <w:r>
+        <w:t>Last checked: 2026-10-20 | Status: Insufficient evidence</w:t>
+      </w:r>
+    </w:p>
+    <w:p>
+      <w:r>
+        <w:t>No sufficiently similar later publications found in this search; real-world outcome remains unverified.</w:t>
+      </w:r>
+    </w:p>
+    <w:p>
+      <w:pPr>
+        <w:pStyle w:val="Heading2"/>
+      </w:pPr>
+      <w:r>
+        <w:t>196. Using the Nature Futures Framework as a lens for developing plural land use scenarios for Europe for 2050</w:t>
+      </w:r>
+    </w:p>
+    <w:p>
+      <w:r>
+        <w:t>Original: https://doi.org/10.1016/j.gloenvcha.2023.102766</w:t>
+      </w:r>
+    </w:p>
+    <w:p>
+      <w:r>
+        <w:t>Last checked: 2026-10-20 | Status: Insufficient evidence</w:t>
+      </w:r>
+    </w:p>
+    <w:p>
+      <w:r>
+        <w:t>Found 3 potentially related later publications; real-world outcome remains unverified.</w:t>
+      </w:r>
+    </w:p>
+    <w:p>
+      <w:r>
+        <w:t>Related research (2025): Pathway narratives towards a nature-positive European Union land system: operationalising the Nature Futures Framework for policy objectives — https://doi.org/10.1007/s11625-025-01737-0</w:t>
+      </w:r>
+    </w:p>
+    <w:p>
+      <w:r>
+        <w:t>Related research (2024): Broadening the horizon in land use change modelling: Normative scenarios for nature positive futures in Switzerland — https://doi.org/10.1007/s10113-024-02261-0</w:t>
+      </w:r>
+    </w:p>
+    <w:p>
+      <w:r>
+        <w:t>Related research (2026): Editorial: Operationalizing the nature futures framework to catalyze the development of nature-future scenarios — https://doi.org/10.1007/s11625-026-01899-5</w:t>
+      </w:r>
+    </w:p>
+    <w:p>
+      <w:pPr>
+        <w:pStyle w:val="Heading2"/>
+      </w:pPr>
+      <w:r>
+        <w:t>197. Varying soil moisture–atmosphere feedbacks explain divergent temperature extremes and precipitation projections in central Eu</w:t>
+      </w:r>
+    </w:p>
+    <w:p>
+      <w:r>
+        <w:t>Original: https://doi.org/10.5194/esd-9-1107-2018</w:t>
+      </w:r>
+    </w:p>
+    <w:p>
+      <w:r>
+        <w:t>Last checked: 2026-10-20 | Status: Insufficient evidence</w:t>
+      </w:r>
+    </w:p>
+    <w:p>
+      <w:r>
+        <w:t>Found 3 potentially related later publications; real-world outcome remains unverified.</w:t>
+      </w:r>
+    </w:p>
+    <w:p>
+      <w:r>
+        <w:t>Related research (2023): Land‒atmosphere coupling effects of soil temperature and moisture on extreme precipitation in the arid regions of Northwest China — https://doi.org/10.3389/feart.2022.1079131</w:t>
+      </w:r>
+    </w:p>
+    <w:p>
+      <w:r>
+        <w:t>Related research (2023): Soil moisture precipitation feedbacks in the Eastern European Alpine region in convection‐permitting climate simulations — https://doi.org/10.1002/joc.8234</w:t>
+      </w:r>
+    </w:p>
+    <w:p>
+      <w:r>
+        <w:t>Related research (2026): Contrary effects of soil moisture-atmosphere feedback on dry and humid heatwaves — https://doi.org/10.1038/s41467-026-70210-y</w:t>
+      </w:r>
+    </w:p>
+    <w:p>
+      <w:pPr>
+        <w:pStyle w:val="Heading2"/>
+      </w:pPr>
+      <w:r>
+        <w:t>198. Will we reach the Sustainable Development Goals target for tuberculosis in the European Union/European Economic Area by 2030?</w:t>
+      </w:r>
+    </w:p>
+    <w:p>
+      <w:r>
+        <w:t>Original: https://doi.org/10.2807/1560-7917.es.2019.24.12.1900153</w:t>
+      </w:r>
+    </w:p>
+    <w:p>
+      <w:r>
+        <w:t>Last checked: 2026-10-20 | Status: Insufficient evidence</w:t>
+      </w:r>
+    </w:p>
+    <w:p>
+      <w:r>
+        <w:t>No sufficiently similar later publications found in this search; real-world outcome remains unverified.</w:t>
+      </w:r>
+    </w:p>
+    <w:p>
+      <w:pPr>
+        <w:pStyle w:val="Heading2"/>
+      </w:pPr>
+      <w:r>
+        <w:t>199. Winter blues at European airports: The need for airport responsibility and corporate foresight</w:t>
       </w:r>
     </w:p>
     <w:p>
@@ -3207,6 +5819,29 @@
     </w:p>
     <w:p>
       <w:pPr>
+        <w:pStyle w:val="Heading2"/>
+      </w:pPr>
+      <w:r>
+        <w:t>200. Байректаревич А.. Future of Europe (of Lisbon and generational interval)</w:t>
+      </w:r>
+    </w:p>
+    <w:p>
+      <w:r>
+        <w:t>Original: https://doi.org/10.7256/2306-4226.2013.4.9399</w:t>
+      </w:r>
+    </w:p>
+    <w:p>
+      <w:r>
+        <w:t>Last checked: 2026-10-20 | Status: Insufficient evidence</w:t>
+      </w:r>
+    </w:p>
+    <w:p>
+      <w:r>
+        <w:t>No sufficiently similar later publications found in this search; real-world outcome remains unverified.</w:t>
+      </w:r>
+    </w:p>
+    <w:p>
+      <w:pPr>
         <w:pStyle w:val="Heading1"/>
       </w:pPr>
       <w:r>
@@ -3215,7 +5850,7 @@
     </w:p>
     <w:p>
       <w:r>
-        <w:t>Scanner 2 checked 100 leads; 53 have possible later research links. These are research trails, not observed real-world outcomes.</w:t>
+        <w:t>Scanner 2 checked 200 leads; 87 have possible later research links. These are research trails, not observed real-world outcomes.</w:t>
       </w:r>
     </w:p>
     <w:p>

--- a/stuff/WHAT_WAS_EXPECTED_WHAT_HAPPENED.docx
+++ b/stuff/WHAT_WAS_EXPECTED_WHAT_HAPPENED.docx
@@ -12,7 +12,7 @@
     </w:p>
     <w:p>
       <w:r>
-        <w:t>EU foresight | Evidence review | 2026-10-20 13:41 UTC</w:t>
+        <w:t>EU foresight | Evidence review | 2026-10-20 13:58 UTC</w:t>
       </w:r>
     </w:p>
     <w:p>

--- a/stuff/WHAT_WAS_EXPECTED_WHAT_HAPPENED.docx
+++ b/stuff/WHAT_WAS_EXPECTED_WHAT_HAPPENED.docx
@@ -12,7 +12,7 @@
     </w:p>
     <w:p>
       <w:r>
-        <w:t>EU foresight | Evidence review | 2026-10-20 13:58 UTC</w:t>
+        <w:t>EU foresight | Evidence review | 2026-10-20 14:10 UTC</w:t>
       </w:r>
     </w:p>
     <w:p>
@@ -30,7 +30,7 @@
     </w:p>
     <w:p>
       <w:r>
-        <w:t>Scanner 1 leads: 515 | Forecast candidates requiring validation: 28 | Full text needed: 217 | No testable prediction in metadata: 270 | Evidence-backed assessments: 0.</w:t>
+        <w:t>Scanner 1 leads: 515 | Forecast candidates requiring validation: 28 | Full text needed: 217 | No testable prediction in metadata: 270 | Source-reviewed, validated outcome cases: 0.</w:t>
       </w:r>
     </w:p>
     <w:p>

--- a/stuff/WHAT_WAS_EXPECTED_WHAT_HAPPENED.docx
+++ b/stuff/WHAT_WAS_EXPECTED_WHAT_HAPPENED.docx
@@ -7,17 +7,17 @@
         <w:pStyle w:val="Title"/>
       </w:pPr>
       <w:r>
-        <w:t>What was expected — what actually happened?</w:t>
+        <w:t>WORLD RADAR 2 | Expected vs. Actually Happened</w:t>
       </w:r>
     </w:p>
     <w:p>
       <w:r>
-        <w:t>EU foresight | Evidence review | 2026-10-20 14:10 UTC</w:t>
+        <w:t>Evidence audit generated 2026-10-20 14:35 UTC</w:t>
       </w:r>
     </w:p>
     <w:p>
       <w:r>
-        <w:t>Scope: indexed sources are research leads, not necessarily predictions. No title similarity or later scholarly publication alone counts as evidence that an outcome occurred.</w:t>
+        <w:t>Important: 515 discovery leads are not 515 verified predictions. A report regenerated today does not imply new evidence was discovered today. Forecast candidates, observed policy developments, and reviewed outcomes are separate categories.</w:t>
       </w:r>
     </w:p>
     <w:p>
@@ -25,17 +25,133 @@
         <w:pStyle w:val="Heading1"/>
       </w:pPr>
       <w:r>
-        <w:t>Research audit</w:t>
+        <w:t>Run and evidence summary</w:t>
       </w:r>
     </w:p>
     <w:p>
       <w:r>
-        <w:t>Scanner 1 leads: 515 | Forecast candidates requiring validation: 28 | Full text needed: 217 | No testable prediction in metadata: 270 | Source-reviewed, validated outcome cases: 0.</w:t>
+        <w:rPr>
+          <w:b/>
+        </w:rPr>
+        <w:t xml:space="preserve">Research leads indexed: </w:t>
+      </w:r>
+      <w:r>
+        <w:t>515</w:t>
       </w:r>
     </w:p>
     <w:p>
       <w:r>
-        <w:t>No verified Expected → Happened comparisons are available from the current evidence. The report does not manufacture them or equate bibliographic searches with observed outcomes.</w:t>
+        <w:rPr>
+          <w:b/>
+        </w:rPr>
+        <w:t xml:space="preserve">Potential forecast excerpts (not validated): </w:t>
+      </w:r>
+      <w:r>
+        <w:t>28</w:t>
+      </w:r>
+    </w:p>
+    <w:p>
+      <w:r>
+        <w:rPr>
+          <w:b/>
+        </w:rPr>
+        <w:t xml:space="preserve">Missing full-text prediction checks: </w:t>
+      </w:r>
+      <w:r>
+        <w:t>217</w:t>
+      </w:r>
+    </w:p>
+    <w:p>
+      <w:r>
+        <w:rPr>
+          <w:b/>
+        </w:rPr>
+        <w:t xml:space="preserve">No dated, testable forecast in metadata: </w:t>
+      </w:r>
+      <w:r>
+        <w:t>270</w:t>
+      </w:r>
+    </w:p>
+    <w:p>
+      <w:r>
+        <w:rPr>
+          <w:b/>
+        </w:rPr>
+        <w:t xml:space="preserve">Source-reviewed expected-vs-actual outcomes: </w:t>
+      </w:r>
+      <w:r>
+        <w:t>0</w:t>
+      </w:r>
+    </w:p>
+    <w:p>
+      <w:r>
+        <w:rPr>
+          <w:b/>
+        </w:rPr>
+        <w:t xml:space="preserve">Rejected submitted outcome cases: </w:t>
+      </w:r>
+      <w:r>
+        <w:t>0</w:t>
+      </w:r>
+    </w:p>
+    <w:p>
+      <w:r>
+        <w:rPr>
+          <w:b/>
+        </w:rPr>
+        <w:t xml:space="preserve">Run type: </w:t>
+      </w:r>
+      <w:r>
+        <w:t>evidence</w:t>
+      </w:r>
+    </w:p>
+    <w:p>
+      <w:r>
+        <w:rPr>
+          <w:b/>
+        </w:rPr>
+        <w:t xml:space="preserve">Research requests this run: </w:t>
+      </w:r>
+      <w:r>
+        <w:t>0</w:t>
+      </w:r>
+    </w:p>
+    <w:p>
+      <w:r>
+        <w:rPr>
+          <w:b/>
+        </w:rPr>
+        <w:t xml:space="preserve">Failed research requests: </w:t>
+      </w:r>
+      <w:r>
+        <w:t>0</w:t>
+      </w:r>
+    </w:p>
+    <w:p>
+      <w:r>
+        <w:rPr>
+          <w:b/>
+        </w:rPr>
+        <w:t xml:space="preserve">New dated-evidence assessments this run: </w:t>
+      </w:r>
+      <w:r>
+        <w:t>0</w:t>
+      </w:r>
+    </w:p>
+    <w:p>
+      <w:r>
+        <w:rPr>
+          <w:b/>
+        </w:rPr>
+        <w:t xml:space="preserve">Run note: </w:t>
+      </w:r>
+      <w:r>
+        <w:t>Offline rebuild: no external research was attempted.</w:t>
+      </w:r>
+    </w:p>
+    <w:p>
+      <w:r>
+        <w:t>RESULT: No original-text-reviewed, independently measured forecast comparisons have been verified. Any blank outcome below is a genuine evidence gap, not a negative forecast verdict.</w:t>
       </w:r>
     </w:p>
     <w:p>
@@ -43,12 +159,12 @@
         <w:pStyle w:val="Heading1"/>
       </w:pPr>
       <w:r>
-        <w:t>Observed developments | primary sources</w:t>
+        <w:t>2 | Documented developments (not forecast verdicts)</w:t>
       </w:r>
     </w:p>
     <w:p>
       <w:r>
-        <w:t>These are documented real-world observations relevant to Scanner 1 topics. A policy target is not a scientific prediction, and progress toward a future target is not proof of future success.</w:t>
+        <w:t>These manually provided, source-linked observations show measurable policy progress. They must not be counted as validation of a forecast unless the original publication made that exact testable prediction.</w:t>
       </w:r>
     </w:p>
     <w:p>
@@ -61,37 +177,79 @@
     </w:p>
     <w:p>
       <w:r>
-        <w:t>Original monitored research: Fifty shades of binding: Appraising the enforcement toolkit for the EU’s 2030 renewable energy targets — https://doi.org/10.1111/reel.12330</w:t>
+        <w:rPr>
+          <w:b/>
+        </w:rPr>
+        <w:t xml:space="preserve">WHAT WAS EXPECTED / TARGETED: </w:t>
+      </w:r>
+      <w:r>
+        <w:t>The 2018 Renewable Energy Directive originally set a binding EU renewable-energy share target of at least 32% by 2030. This was a policy target, not a prediction that 32% would be achieved.</w:t>
       </w:r>
     </w:p>
     <w:p>
       <w:r>
-        <w:t>Expected / target: The 2018 Renewable Energy Directive originally set a binding EU renewable-energy share target of at least 32% by 2030. This was a policy target, not a prediction that 32% would be achieved.</w:t>
+        <w:rPr>
+          <w:b/>
+        </w:rPr>
+        <w:t xml:space="preserve">WHAT ACTUALLY HAPPENED: </w:t>
+      </w:r>
+      <w:r>
+        <w:t>The 2030 binding target was raised to at least 42.5% in 2023. Eurostat reported a 25.2% renewables share of EU gross final energy consumption for 2024, leaving a 17.3-percentage-point gap to the revised 2030 target.</w:t>
       </w:r>
     </w:p>
     <w:p>
       <w:r>
-        <w:t>Actually observed: The 2030 binding target was raised to at least 42.5% in 2023. Eurostat reported a 25.2% renewables share of EU gross final energy consumption for 2024, leaving a 17.3-percentage-point gap to the revised 2030 target.</w:t>
+        <w:rPr>
+          <w:b/>
+        </w:rPr>
+        <w:t xml:space="preserve">Status and caveat: </w:t>
+      </w:r>
+      <w:r>
+        <w:t>Progress observed; 2030 target not yet due; no claim of final realization.</w:t>
       </w:r>
     </w:p>
     <w:p>
       <w:r>
-        <w:t>Assessment: Progress observed; 2030 target not yet due; no claim of final realization.</w:t>
+        <w:rPr>
+          <w:b/>
+        </w:rPr>
+        <w:t xml:space="preserve">Related research lead (not necessarily a prediction): </w:t>
+      </w:r>
+      <w:r>
+        <w:t>Fifty shades of binding: Appraising the enforcement toolkit for the EU’s 2030 renewable energy targets | https://doi.org/10.1111/reel.12330</w:t>
       </w:r>
     </w:p>
     <w:p>
       <w:r>
-        <w:t>Source (2018-12-21): Original binding 32% target — https://commission.europa.eu/news-and-media/news/new-renewables-energy-efficiency-and-governance-legislation-comes-force-24-december-2018-2018-12-21_en</w:t>
+        <w:rPr>
+          <w:b/>
+        </w:rPr>
+        <w:t xml:space="preserve">Dated source (2018-12-21): </w:t>
+      </w:r>
+      <w:r>
+        <w:t>Original binding 32% target | https://commission.europa.eu/news-and-media/news/new-renewables-energy-efficiency-and-governance-legislation-comes-force-24-december-2018-2018-12-21_en</w:t>
       </w:r>
     </w:p>
     <w:p>
       <w:r>
-        <w:t>Source (2023-11-20): Directive revision raises target to at least 42.5% — https://energy.ec.europa.eu/topics/renewable-energy/renewable-energy-directive-targets-and-rules/renewable-energy-targets_en</w:t>
+        <w:rPr>
+          <w:b/>
+        </w:rPr>
+        <w:t xml:space="preserve">Dated source (2023-11-20): </w:t>
+      </w:r>
+      <w:r>
+        <w:t>Directive revision raises target to at least 42.5% | https://energy.ec.europa.eu/topics/renewable-energy/renewable-energy-directive-targets-and-rules/renewable-energy-targets_en</w:t>
       </w:r>
     </w:p>
     <w:p>
       <w:r>
-        <w:t>Source (2025-12-18): Eurostat reports 25.2% renewable share for 2024 — https://ec.europa.eu/eurostat/en/web/products-eurostat-news/w/ddn-20251218-2</w:t>
+        <w:rPr>
+          <w:b/>
+        </w:rPr>
+        <w:t xml:space="preserve">Dated source (2025-12-18): </w:t>
+      </w:r>
+      <w:r>
+        <w:t>Eurostat reports 25.2% renewable share for 2024 | https://ec.europa.eu/eurostat/en/web/products-eurostat-news/w/ddn-20251218-2</w:t>
       </w:r>
     </w:p>
     <w:p>
@@ -104,32 +262,68 @@
     </w:p>
     <w:p>
       <w:r>
-        <w:t>Original monitored research: Carbon Neutrality and Resilient Districts, a Common Strategy in European Union Countries in 2050 — https://doi.org/10.3390/atmos16050508</w:t>
+        <w:rPr>
+          <w:b/>
+        </w:rPr>
+        <w:t xml:space="preserve">WHAT WAS EXPECTED / TARGETED: </w:t>
+      </w:r>
+      <w:r>
+        <w:t>The EU policy objective is to reduce net greenhouse gas emissions by at least 55% by 2030 relative to 1990, and become climate neutral by 2050. These are targets, not predictions.</w:t>
       </w:r>
     </w:p>
     <w:p>
       <w:r>
-        <w:t>Expected / target: The EU policy objective is to reduce net greenhouse gas emissions by at least 55% by 2030 relative to 1990, and become climate neutral by 2050. These are targets, not predictions.</w:t>
+        <w:rPr>
+          <w:b/>
+        </w:rPr>
+        <w:t xml:space="preserve">WHAT ACTUALLY HAPPENED: </w:t>
+      </w:r>
+      <w:r>
+        <w:t>The European Commission reported that provisional EU net greenhouse gas emissions in 2024 were 37.2% below 1990, within the scope of the EU climate target. The 2030 objective is not yet due.</w:t>
       </w:r>
     </w:p>
     <w:p>
       <w:r>
-        <w:t>Actually observed: The European Commission reported that provisional EU net greenhouse gas emissions in 2024 were 37.2% below 1990, within the scope of the EU climate target. The 2030 objective is not yet due.</w:t>
+        <w:rPr>
+          <w:b/>
+        </w:rPr>
+        <w:t xml:space="preserve">Status and caveat: </w:t>
+      </w:r>
+      <w:r>
+        <w:t>Observed emissions reductions; 2030 and 2050 objectives not yet verifiable as completed.</w:t>
       </w:r>
     </w:p>
     <w:p>
       <w:r>
-        <w:t>Assessment: Observed emissions reductions; 2030 and 2050 objectives not yet verifiable as completed.</w:t>
+        <w:rPr>
+          <w:b/>
+        </w:rPr>
+        <w:t xml:space="preserve">Related research lead (not necessarily a prediction): </w:t>
+      </w:r>
+      <w:r>
+        <w:t>Carbon Neutrality and Resilient Districts, a Common Strategy in European Union Countries in 2050 | https://doi.org/10.3390/atmos16050508</w:t>
       </w:r>
     </w:p>
     <w:p>
       <w:r>
-        <w:t>Source (2025): European Commission 2025 progress report gives 2024 net emissions reduction of 37.2% versus 1990 — https://climate.ec.europa.eu/areas-action/climate-strategies-targets/progress-climate-action/eu-climate-action-progress-report-2025/chapter-1-climate-action-advances-and-challenges_en</w:t>
+        <w:rPr>
+          <w:b/>
+        </w:rPr>
+        <w:t xml:space="preserve">Dated source (2025): </w:t>
+      </w:r>
+      <w:r>
+        <w:t>European Commission 2025 progress report gives 2024 net emissions reduction of 37.2% versus 1990 | https://climate.ec.europa.eu/areas-action/climate-strategies-targets/progress-climate-action/eu-climate-action-progress-report-2025/chapter-1-climate-action-advances-and-challenges_en</w:t>
       </w:r>
     </w:p>
     <w:p>
       <w:r>
-        <w:t>Source (2025): EEA says 2024 estimated net GHG emissions 37% below 1990; 55% 2030 goal not yet due — https://www.eea.europa.eu/en/newsroom/news/trends-and-projections-greenhouse-gas-emissions-largely-on-track-to-2030-targets</w:t>
+        <w:rPr>
+          <w:b/>
+        </w:rPr>
+        <w:t xml:space="preserve">Dated source (2025): </w:t>
+      </w:r>
+      <w:r>
+        <w:t>EEA says 2024 estimated net GHG emissions 37% below 1990; 55% 2030 goal not yet due | https://www.eea.europa.eu/en/newsroom/news/trends-and-projections-greenhouse-gas-emissions-largely-on-track-to-2030-targets</w:t>
       </w:r>
     </w:p>
     <w:p>
@@ -137,12 +331,12 @@
         <w:pStyle w:val="Heading1"/>
       </w:pPr>
       <w:r>
-        <w:t>Original-source forecast candidates — not verified</w:t>
+        <w:t>3 | Forecast passages needing original-source validation</w:t>
       </w:r>
     </w:p>
     <w:p>
       <w:r>
-        <w:t>These phrases are copied from indexed abstracts, not independently validated against full original publications. They are NOT outcome verdicts. Full-text review and later independent observations are required.</w:t>
+        <w:t>The following are candidates from abstracts only, NOT authenticated predictions. They have no source-reviewed actual-outcome verdict. Source-linked machine research, where available, is recorded as a lead for review only.</w:t>
       </w:r>
     </w:p>
     <w:p>
@@ -150,22 +344,84 @@
         <w:pStyle w:val="Heading2"/>
       </w:pPr>
       <w:r>
-        <w:t>International migration by 2030: impact of immigration policies scenarios on growth and employment</w:t>
+        <w:t>1. Three Environments, One Problem: Forecasting Water Temperature in Central Europe in Response to Climate Change</w:t>
       </w:r>
     </w:p>
     <w:p>
       <w:r>
-        <w:t>Candidate original wording: Purpose – The aim of this paper is to estimate the dynamic of international migration between the different regions of the world for 2030 and to measure the impact of different kind of migration policies on the economic and social evolution.</w:t>
+        <w:rPr>
+          <w:b/>
+        </w:rPr>
+        <w:t xml:space="preserve">WHAT WAS EXPECTED (unverified abstract excerpt): </w:t>
+      </w:r>
+      <w:r>
+        <w:t>Under the SSP2-4.5 and SSP5-8.5 scenario-based simulations, projected air temperature increases in the period 2021–2100 could range from 1.5 °C to 1.7 °C and 4.7 to 5.1 °C.</w:t>
       </w:r>
     </w:p>
     <w:p>
       <w:r>
-        <w:t>Original source: https://doi.org/10.1108/fs-06-2012-0045</w:t>
+        <w:rPr>
+          <w:b/>
+        </w:rPr>
+        <w:t xml:space="preserve">Original research URL: </w:t>
+      </w:r>
+      <w:r>
+        <w:t>https://doi.org/10.3390/forecast7020024</w:t>
       </w:r>
     </w:p>
     <w:p>
       <w:r>
-        <w:t>Observed outcome: Not established. Next: verify full source and locate an official dated measurement or evaluation.</w:t>
+        <w:rPr>
+          <w:b/>
+        </w:rPr>
+        <w:t xml:space="preserve">Possible target year (unconfirmed): </w:t>
+      </w:r>
+      <w:r>
+        <w:t>2021</w:t>
+      </w:r>
+    </w:p>
+    <w:p>
+      <w:r>
+        <w:rPr>
+          <w:b/>
+        </w:rPr>
+        <w:t xml:space="preserve">WHAT ACTUALLY HAPPENED: </w:t>
+      </w:r>
+      <w:r>
+        <w:t>Not established by independent, source-reviewed comparable evidence.</w:t>
+      </w:r>
+    </w:p>
+    <w:p>
+      <w:r>
+        <w:rPr>
+          <w:b/>
+        </w:rPr>
+        <w:t xml:space="preserve">Verification status: </w:t>
+      </w:r>
+      <w:r>
+        <w:t>Needs original passage, published date, metric/geography/target and later official observations</w:t>
+      </w:r>
+    </w:p>
+    <w:p>
+      <w:r>
+        <w:rPr>
+          <w:b/>
+        </w:rPr>
+        <w:t xml:space="preserve">Last automated evidence-search attempt: </w:t>
+      </w:r>
+      <w:r>
+        <w:t>2026-10-20T12:23:42.772990+00:00</w:t>
+      </w:r>
+    </w:p>
+    <w:p>
+      <w:r>
+        <w:rPr>
+          <w:b/>
+        </w:rPr>
+        <w:t xml:space="preserve">Last research error: </w:t>
+      </w:r>
+      <w:r>
+        <w:t>HTTP Error 429: Too Many Requests</w:t>
       </w:r>
     </w:p>
     <w:p>
@@ -173,22 +429,84 @@
         <w:pStyle w:val="Heading2"/>
       </w:pPr>
       <w:r>
-        <w:t>European Water Footprint Scenarios for 2050</w:t>
+        <w:t>2. Climate, Energy – and Environment? Reconciliation of EU Environmental Law with the Implementation Realities of EU Climate Law</w:t>
       </w:r>
     </w:p>
     <w:p>
       <w:r>
-        <w:t>Candidate original wording: This study develops water footprint scenarios for Europe for 2050, at the country level, based on projections regarding population and economic growth, production and trade patterns, consumption patterns (diets and bioenergy use) and technological development.</w:t>
+        <w:rPr>
+          <w:b/>
+        </w:rPr>
+        <w:t xml:space="preserve">WHAT WAS EXPECTED (unverified abstract excerpt): </w:t>
+      </w:r>
+      <w:r>
+        <w:t>The European Union’s revised Trans European Network – Energy ( ten-E ) Regulation (June 2022) provides that energy infrastructure in the form of projects of common interest shall be deemed to be in the overriding public interest in the context of the Habitats Directive, an exception to that Directive’s prohibition on development that could negatively impact protected Natura 2000 features.</w:t>
       </w:r>
     </w:p>
     <w:p>
       <w:r>
-        <w:t>Original source: https://doi.org/10.3390/w8060226</w:t>
+        <w:rPr>
+          <w:b/>
+        </w:rPr>
+        <w:t xml:space="preserve">Original research URL: </w:t>
+      </w:r>
+      <w:r>
+        <w:t>https://doi.org/10.1163/18786561-12030003</w:t>
       </w:r>
     </w:p>
     <w:p>
       <w:r>
-        <w:t>Observed outcome: Not established. Next: verify full source and locate an official dated measurement or evaluation.</w:t>
+        <w:rPr>
+          <w:b/>
+        </w:rPr>
+        <w:t xml:space="preserve">Possible target year (unconfirmed): </w:t>
+      </w:r>
+      <w:r>
+        <w:t>2022</w:t>
+      </w:r>
+    </w:p>
+    <w:p>
+      <w:r>
+        <w:rPr>
+          <w:b/>
+        </w:rPr>
+        <w:t xml:space="preserve">WHAT ACTUALLY HAPPENED: </w:t>
+      </w:r>
+      <w:r>
+        <w:t>Not established by independent, source-reviewed comparable evidence.</w:t>
+      </w:r>
+    </w:p>
+    <w:p>
+      <w:r>
+        <w:rPr>
+          <w:b/>
+        </w:rPr>
+        <w:t xml:space="preserve">Verification status: </w:t>
+      </w:r>
+      <w:r>
+        <w:t>Needs original passage, published date, metric/geography/target and later official observations</w:t>
+      </w:r>
+    </w:p>
+    <w:p>
+      <w:r>
+        <w:rPr>
+          <w:b/>
+        </w:rPr>
+        <w:t xml:space="preserve">Last failed automated attempt: </w:t>
+      </w:r>
+      <w:r>
+        <w:t>2026-10-20T12:48:12.960111+00:00</w:t>
+      </w:r>
+    </w:p>
+    <w:p>
+      <w:r>
+        <w:rPr>
+          <w:b/>
+        </w:rPr>
+        <w:t xml:space="preserve">Last research error: </w:t>
+      </w:r>
+      <w:r>
+        <w:t>HTTP Error 429: Too Many Requests</w:t>
       </w:r>
     </w:p>
     <w:p>
@@ -196,22 +514,84 @@
         <w:pStyle w:val="Heading2"/>
       </w:pPr>
       <w:r>
-        <w:t>Pathways to Decarbonise the European Car Fleet: A Scenario Analysis Using the Backcasting Approach</w:t>
+        <w:t>3. Mapping out the scenarios of ocean energy scale-up based on the development of offshore wind</w:t>
       </w:r>
     </w:p>
     <w:p>
       <w:r>
-        <w:t>Candidate original wording: The analysis showed that if car mobility and ownership continue to increase as expected in a ‘business as usual’ case, a share of 97% plug-in hybrid or battery electric vehicles might be required by 2050, together with a substantial decrease in greenhouse gas emission from electricity production.</w:t>
+        <w:rPr>
+          <w:b/>
+        </w:rPr>
+        <w:t xml:space="preserve">WHAT WAS EXPECTED (unverified abstract excerpt): </w:t>
+      </w:r>
+      <w:r>
+        <w:t>By 2022, ocean energy, and in particular wave and tidal energy have reached a pre-commercial phase in their development.</w:t>
       </w:r>
     </w:p>
     <w:p>
       <w:r>
-        <w:t>Original source: https://doi.org/10.3390/en11010020</w:t>
+        <w:rPr>
+          <w:b/>
+        </w:rPr>
+        <w:t xml:space="preserve">Original research URL: </w:t>
+      </w:r>
+      <w:r>
+        <w:t>https://doi.org/10.12688/openreseurope.15906.1</w:t>
       </w:r>
     </w:p>
     <w:p>
       <w:r>
-        <w:t>Observed outcome: Not established. Next: verify full source and locate an official dated measurement or evaluation.</w:t>
+        <w:rPr>
+          <w:b/>
+        </w:rPr>
+        <w:t xml:space="preserve">Possible target year (unconfirmed): </w:t>
+      </w:r>
+      <w:r>
+        <w:t>2022</w:t>
+      </w:r>
+    </w:p>
+    <w:p>
+      <w:r>
+        <w:rPr>
+          <w:b/>
+        </w:rPr>
+        <w:t xml:space="preserve">WHAT ACTUALLY HAPPENED: </w:t>
+      </w:r>
+      <w:r>
+        <w:t>Not established by independent, source-reviewed comparable evidence.</w:t>
+      </w:r>
+    </w:p>
+    <w:p>
+      <w:r>
+        <w:rPr>
+          <w:b/>
+        </w:rPr>
+        <w:t xml:space="preserve">Verification status: </w:t>
+      </w:r>
+      <w:r>
+        <w:t>Needs original passage, published date, metric/geography/target and later official observations</w:t>
+      </w:r>
+    </w:p>
+    <w:p>
+      <w:r>
+        <w:rPr>
+          <w:b/>
+        </w:rPr>
+        <w:t xml:space="preserve">Last failed automated attempt: </w:t>
+      </w:r>
+      <w:r>
+        <w:t>2026-10-20T12:48:02.487316+00:00</w:t>
+      </w:r>
+    </w:p>
+    <w:p>
+      <w:r>
+        <w:rPr>
+          <w:b/>
+        </w:rPr>
+        <w:t xml:space="preserve">Last research error: </w:t>
+      </w:r>
+      <w:r>
+        <w:t>HTTP Error 429: Too Many Requests</w:t>
       </w:r>
     </w:p>
     <w:p>
@@ -219,22 +599,84 @@
         <w:pStyle w:val="Heading2"/>
       </w:pPr>
       <w:r>
-        <w:t>Renewable jet fuel supply scenarios in the European Union in 2021–2030 in the context of proposed biofuel policy and competing bio</w:t>
+        <w:t>4. Mapping out the scenarios of ocean energy scale-up based on the development of offshore wind</w:t>
       </w:r>
     </w:p>
     <w:p>
       <w:r>
-        <w:t>Candidate original wording: RJF reduces aviation‐related combustion emission by 12–19 Mt/year CO 2 ‐eq by 2030, offsetting 53%–84% of projected emission growth of the sector in the EU relative to 2020.</w:t>
+        <w:rPr>
+          <w:b/>
+        </w:rPr>
+        <w:t xml:space="preserve">WHAT WAS EXPECTED (unverified abstract excerpt): </w:t>
+      </w:r>
+      <w:r>
+        <w:t>By 2022, marine energy, and in particular wave and tidal energy have reached a pre-commercial phase in their development.</w:t>
       </w:r>
     </w:p>
     <w:p>
       <w:r>
-        <w:t>Original source: https://doi.org/10.1111/gcbb.12525</w:t>
+        <w:rPr>
+          <w:b/>
+        </w:rPr>
+        <w:t xml:space="preserve">Original research URL: </w:t>
+      </w:r>
+      <w:r>
+        <w:t>https://doi.org/10.12688/openreseurope.15906.2</w:t>
       </w:r>
     </w:p>
     <w:p>
       <w:r>
-        <w:t>Observed outcome: Not established. Next: verify full source and locate an official dated measurement or evaluation.</w:t>
+        <w:rPr>
+          <w:b/>
+        </w:rPr>
+        <w:t xml:space="preserve">Possible target year (unconfirmed): </w:t>
+      </w:r>
+      <w:r>
+        <w:t>2022</w:t>
+      </w:r>
+    </w:p>
+    <w:p>
+      <w:r>
+        <w:rPr>
+          <w:b/>
+        </w:rPr>
+        <w:t xml:space="preserve">WHAT ACTUALLY HAPPENED: </w:t>
+      </w:r>
+      <w:r>
+        <w:t>Not established by independent, source-reviewed comparable evidence.</w:t>
+      </w:r>
+    </w:p>
+    <w:p>
+      <w:r>
+        <w:rPr>
+          <w:b/>
+        </w:rPr>
+        <w:t xml:space="preserve">Verification status: </w:t>
+      </w:r>
+      <w:r>
+        <w:t>Needs original passage, published date, metric/geography/target and later official observations</w:t>
+      </w:r>
+    </w:p>
+    <w:p>
+      <w:r>
+        <w:rPr>
+          <w:b/>
+        </w:rPr>
+        <w:t xml:space="preserve">Last failed automated attempt: </w:t>
+      </w:r>
+      <w:r>
+        <w:t>2026-10-20T12:48:06.942217+00:00</w:t>
+      </w:r>
+    </w:p>
+    <w:p>
+      <w:r>
+        <w:rPr>
+          <w:b/>
+        </w:rPr>
+        <w:t xml:space="preserve">Last research error: </w:t>
+      </w:r>
+      <w:r>
+        <w:t>HTTP Error 429: Too Many Requests</w:t>
       </w:r>
     </w:p>
     <w:p>
@@ -242,22 +684,84 @@
         <w:pStyle w:val="Heading2"/>
       </w:pPr>
       <w:r>
-        <w:t>ECONOMIC GROWTH PROJECTION FOR EUROPEAN UNION BY 2030</w:t>
+        <w:t>5. The European Solar Communication—Will It Pave the Road to Achieve 1 TW of Photovoltaic System Capacity in the European Union by 2030?</w:t>
       </w:r>
     </w:p>
     <w:p>
       <w:r>
-        <w:t>Candidate original wording: Feeding the estimated production function for the 2018-2030 forecast has employed projected population by Eurostat, while private capital investment has been generated by an ARIMA model.</w:t>
+        <w:rPr>
+          <w:b/>
+        </w:rPr>
+        <w:t xml:space="preserve">WHAT WAS EXPECTED (unverified abstract excerpt): </w:t>
+      </w:r>
+      <w:r>
+        <w:t>According to the market trend between 2017 and 2022, the currently average EU installed capacity of 474.55 Wp/capita will not reach the necessary 2246 Wp/capita or 1 TWp target by 2030.</w:t>
       </w:r>
     </w:p>
     <w:p>
       <w:r>
-        <w:t>Original source: https://doi.org/10.5755/j01.eis.0.13.23709</w:t>
+        <w:rPr>
+          <w:b/>
+        </w:rPr>
+        <w:t xml:space="preserve">Original research URL: </w:t>
+      </w:r>
+      <w:r>
+        <w:t>https://doi.org/10.3390/su15086531</w:t>
       </w:r>
     </w:p>
     <w:p>
       <w:r>
-        <w:t>Observed outcome: Not established. Next: verify full source and locate an official dated measurement or evaluation.</w:t>
+        <w:rPr>
+          <w:b/>
+        </w:rPr>
+        <w:t xml:space="preserve">Possible target year (unconfirmed): </w:t>
+      </w:r>
+      <w:r>
+        <w:t>2022</w:t>
+      </w:r>
+    </w:p>
+    <w:p>
+      <w:r>
+        <w:rPr>
+          <w:b/>
+        </w:rPr>
+        <w:t xml:space="preserve">WHAT ACTUALLY HAPPENED: </w:t>
+      </w:r>
+      <w:r>
+        <w:t>Not established by independent, source-reviewed comparable evidence.</w:t>
+      </w:r>
+    </w:p>
+    <w:p>
+      <w:r>
+        <w:rPr>
+          <w:b/>
+        </w:rPr>
+        <w:t xml:space="preserve">Verification status: </w:t>
+      </w:r>
+      <w:r>
+        <w:t>Needs original passage, published date, metric/geography/target and later official observations</w:t>
+      </w:r>
+    </w:p>
+    <w:p>
+      <w:r>
+        <w:rPr>
+          <w:b/>
+        </w:rPr>
+        <w:t xml:space="preserve">Last failed automated attempt: </w:t>
+      </w:r>
+      <w:r>
+        <w:t>2026-10-20T12:48:18.837620+00:00</w:t>
+      </w:r>
+    </w:p>
+    <w:p>
+      <w:r>
+        <w:rPr>
+          <w:b/>
+        </w:rPr>
+        <w:t xml:space="preserve">Last research error: </w:t>
+      </w:r>
+      <w:r>
+        <w:t>HTTP Error 429: Too Many Requests</w:t>
       </w:r>
     </w:p>
     <w:p>
@@ -265,22 +769,73 @@
         <w:pStyle w:val="Heading2"/>
       </w:pPr>
       <w:r>
-        <w:t>Fifty shades of binding: Appraising the enforcement toolkit for the EU’s 2030 renewable energy targets</w:t>
+        <w:t>6. 28.G. Workshop: Foresight studies at the global, European and national level: what can we learn from them?</w:t>
       </w:r>
     </w:p>
     <w:p>
       <w:r>
-        <w:t>Candidate original wording: In December 2018, the European Union (EU) adopted a recast of the Renewable Energy Directive (RED II), which introduces a new target of 32 percent renewable energy to be reached at the EU level by 2030.</w:t>
+        <w:rPr>
+          <w:b/>
+        </w:rPr>
+        <w:t xml:space="preserve">WHAT WAS EXPECTED (unverified abstract excerpt): </w:t>
+      </w:r>
+      <w:r>
+        <w:t>Next, EURO-HEALTHY project will present the Scenarios for population health inequalities in 2030 in Europe, partly based on a Web-Delphi process with a multidisciplinary panel.</w:t>
       </w:r>
     </w:p>
     <w:p>
       <w:r>
-        <w:t>Original source: https://doi.org/10.1111/reel.12330</w:t>
+        <w:rPr>
+          <w:b/>
+        </w:rPr>
+        <w:t xml:space="preserve">Original research URL: </w:t>
+      </w:r>
+      <w:r>
+        <w:t>https://doi.org/10.1093/eurpub/ckaa165.1286</w:t>
       </w:r>
     </w:p>
     <w:p>
       <w:r>
-        <w:t>Observed outcome: Not established. Next: verify full source and locate an official dated measurement or evaluation.</w:t>
+        <w:rPr>
+          <w:b/>
+        </w:rPr>
+        <w:t xml:space="preserve">Possible target year (unconfirmed): </w:t>
+      </w:r>
+      <w:r>
+        <w:t>2030</w:t>
+      </w:r>
+    </w:p>
+    <w:p>
+      <w:r>
+        <w:rPr>
+          <w:b/>
+        </w:rPr>
+        <w:t xml:space="preserve">WHAT ACTUALLY HAPPENED: </w:t>
+      </w:r>
+      <w:r>
+        <w:t>Not established by independent, source-reviewed comparable evidence.</w:t>
+      </w:r>
+    </w:p>
+    <w:p>
+      <w:r>
+        <w:rPr>
+          <w:b/>
+        </w:rPr>
+        <w:t xml:space="preserve">Verification status: </w:t>
+      </w:r>
+      <w:r>
+        <w:t>Needs original passage, published date, metric/geography/target and later official observations</w:t>
+      </w:r>
+    </w:p>
+    <w:p>
+      <w:r>
+        <w:rPr>
+          <w:b/>
+        </w:rPr>
+        <w:t xml:space="preserve">Last automated evidence-search attempt: </w:t>
+      </w:r>
+      <w:r>
+        <w:t>2026-10-20T12:46:49.522059+00:00</w:t>
       </w:r>
     </w:p>
     <w:p>
@@ -288,22 +843,73 @@
         <w:pStyle w:val="Heading2"/>
       </w:pPr>
       <w:r>
-        <w:t>28.G. Workshop: Foresight studies at the global, European and national level: what can we learn from them?</w:t>
+        <w:t>7. Achieving agricultural greenhouse gas emission reductions in the EU post‐2030: What options do we have?</w:t>
       </w:r>
     </w:p>
     <w:p>
       <w:r>
-        <w:t>Candidate original wording: Next, EURO-HEALTHY project will present the Scenarios for population health inequalities in 2030 in Europe, partly based on a Web-Delphi process with a multidisciplinary panel.</w:t>
+        <w:rPr>
+          <w:b/>
+        </w:rPr>
+        <w:t xml:space="preserve">WHAT WAS EXPECTED (unverified abstract excerpt): </w:t>
+      </w:r>
+      <w:r>
+        <w:t>Abstract By 2030, the European Union (EU) must have regulatory instruments in place that not only reduce greenhouse gas emissions from agriculture, but that also increase carbon sequestration, increase resilience of agricultural production, improve biodiversity in rural areas and contribute to providing nutritious and healthy food to a growing world population.</w:t>
       </w:r>
     </w:p>
     <w:p>
       <w:r>
-        <w:t>Original source: https://doi.org/10.1093/eurpub/ckaa165.1286</w:t>
+        <w:rPr>
+          <w:b/>
+        </w:rPr>
+        <w:t xml:space="preserve">Original research URL: </w:t>
+      </w:r>
+      <w:r>
+        <w:t>https://doi.org/10.1111/reel.12448</w:t>
       </w:r>
     </w:p>
     <w:p>
       <w:r>
-        <w:t>Observed outcome: Not established. Next: verify full source and locate an official dated measurement or evaluation.</w:t>
+        <w:rPr>
+          <w:b/>
+        </w:rPr>
+        <w:t xml:space="preserve">Possible target year (unconfirmed): </w:t>
+      </w:r>
+      <w:r>
+        <w:t>2030</w:t>
+      </w:r>
+    </w:p>
+    <w:p>
+      <w:r>
+        <w:rPr>
+          <w:b/>
+        </w:rPr>
+        <w:t xml:space="preserve">WHAT ACTUALLY HAPPENED: </w:t>
+      </w:r>
+      <w:r>
+        <w:t>Not established by independent, source-reviewed comparable evidence.</w:t>
+      </w:r>
+    </w:p>
+    <w:p>
+      <w:r>
+        <w:rPr>
+          <w:b/>
+        </w:rPr>
+        <w:t xml:space="preserve">Verification status: </w:t>
+      </w:r>
+      <w:r>
+        <w:t>Needs original passage, published date, metric/geography/target and later official observations</w:t>
+      </w:r>
+    </w:p>
+    <w:p>
+      <w:r>
+        <w:rPr>
+          <w:b/>
+        </w:rPr>
+        <w:t xml:space="preserve">Last automated evidence-search attempt: </w:t>
+      </w:r>
+      <w:r>
+        <w:t>2026-10-20T12:47:44.438062+00:00</w:t>
       </w:r>
     </w:p>
     <w:p>
@@ -311,22 +917,84 @@
         <w:pStyle w:val="Heading2"/>
       </w:pPr>
       <w:r>
-        <w:t>Modelling Bioeconomy Scenario Pathways for the Forest Products Markets with Emerging Lignocellulosic Products</w:t>
+        <w:t>8. Carbon Neutrality and Resilient Districts, a Common Strategy in European Union Countries in 2050</w:t>
       </w:r>
     </w:p>
     <w:p>
       <w:r>
-        <w:t>Candidate original wording: Simultaneously, wood-based panels are finding increasing application (+196% by 2050) and thus are taking over potential markets for sawn wood, for which production growth remains limited.</w:t>
+        <w:rPr>
+          <w:b/>
+        </w:rPr>
+        <w:t xml:space="preserve">WHAT WAS EXPECTED (unverified abstract excerpt): </w:t>
+      </w:r>
+      <w:r>
+        <w:t>Most European Union (EU) member states have pledged to cut their net greenhouse gas emissions by at least 55% by 2030 and reach full carbon neutrality by 2050, using 1990 as the baseline year.</w:t>
       </w:r>
     </w:p>
     <w:p>
       <w:r>
-        <w:t>Original source: https://doi.org/10.3390/su122410540</w:t>
+        <w:rPr>
+          <w:b/>
+        </w:rPr>
+        <w:t xml:space="preserve">Original research URL: </w:t>
+      </w:r>
+      <w:r>
+        <w:t>https://doi.org/10.3390/atmos16050508</w:t>
       </w:r>
     </w:p>
     <w:p>
       <w:r>
-        <w:t>Observed outcome: Not established. Next: verify full source and locate an official dated measurement or evaluation.</w:t>
+        <w:rPr>
+          <w:b/>
+        </w:rPr>
+        <w:t xml:space="preserve">Possible target year (unconfirmed): </w:t>
+      </w:r>
+      <w:r>
+        <w:t>2030</w:t>
+      </w:r>
+    </w:p>
+    <w:p>
+      <w:r>
+        <w:rPr>
+          <w:b/>
+        </w:rPr>
+        <w:t xml:space="preserve">WHAT ACTUALLY HAPPENED: </w:t>
+      </w:r>
+      <w:r>
+        <w:t>Not established by independent, source-reviewed comparable evidence.</w:t>
+      </w:r>
+    </w:p>
+    <w:p>
+      <w:r>
+        <w:rPr>
+          <w:b/>
+        </w:rPr>
+        <w:t xml:space="preserve">Verification status: </w:t>
+      </w:r>
+      <w:r>
+        <w:t>Needs original passage, published date, metric/geography/target and later official observations</w:t>
+      </w:r>
+    </w:p>
+    <w:p>
+      <w:r>
+        <w:rPr>
+          <w:b/>
+        </w:rPr>
+        <w:t xml:space="preserve">Last failed automated attempt: </w:t>
+      </w:r>
+      <w:r>
+        <w:t>2026-10-20T12:47:59.291696+00:00</w:t>
+      </w:r>
+    </w:p>
+    <w:p>
+      <w:r>
+        <w:rPr>
+          <w:b/>
+        </w:rPr>
+        <w:t xml:space="preserve">Last research error: </w:t>
+      </w:r>
+      <w:r>
+        <w:t>HTTP Error 429: Too Many Requests</w:t>
       </w:r>
     </w:p>
     <w:p>
@@ -334,22 +1002,84 @@
         <w:pStyle w:val="Heading2"/>
       </w:pPr>
       <w:r>
-        <w:t>Future Projections of Heat Mortality Risk for Major European Cities</w:t>
+        <w:t>9. ECONOMIC GROWTH PROJECTION FOR EUROPEAN UNION BY 2030</w:t>
       </w:r>
     </w:p>
     <w:p>
       <w:r>
-        <w:t>Candidate original wording: Our results illustrate that heat mortality increases by about 0.9%/decade in Germany, 1.7%/decade in France and 7.9%/decade in Spain for RCP8.5 by 2050.</w:t>
+        <w:rPr>
+          <w:b/>
+        </w:rPr>
+        <w:t xml:space="preserve">WHAT WAS EXPECTED (unverified abstract excerpt): </w:t>
+      </w:r>
+      <w:r>
+        <w:t>Feeding the estimated production function for the 2018-2030 forecast has employed projected population by Eurostat, while private capital investment has been generated by an ARIMA model.</w:t>
       </w:r>
     </w:p>
     <w:p>
       <w:r>
-        <w:t>Original source: https://doi.org/10.1175/wcas-d-20-0142.1</w:t>
+        <w:rPr>
+          <w:b/>
+        </w:rPr>
+        <w:t xml:space="preserve">Original research URL: </w:t>
+      </w:r>
+      <w:r>
+        <w:t>https://doi.org/10.5755/j01.eis.0.13.23709</w:t>
       </w:r>
     </w:p>
     <w:p>
       <w:r>
-        <w:t>Observed outcome: Not established. Next: verify full source and locate an official dated measurement or evaluation.</w:t>
+        <w:rPr>
+          <w:b/>
+        </w:rPr>
+        <w:t xml:space="preserve">Possible target year (unconfirmed): </w:t>
+      </w:r>
+      <w:r>
+        <w:t>2030</w:t>
+      </w:r>
+    </w:p>
+    <w:p>
+      <w:r>
+        <w:rPr>
+          <w:b/>
+        </w:rPr>
+        <w:t xml:space="preserve">WHAT ACTUALLY HAPPENED: </w:t>
+      </w:r>
+      <w:r>
+        <w:t>Not established by independent, source-reviewed comparable evidence.</w:t>
+      </w:r>
+    </w:p>
+    <w:p>
+      <w:r>
+        <w:rPr>
+          <w:b/>
+        </w:rPr>
+        <w:t xml:space="preserve">Verification status: </w:t>
+      </w:r>
+      <w:r>
+        <w:t>Needs original passage, published date, metric/geography/target and later official observations</w:t>
+      </w:r>
+    </w:p>
+    <w:p>
+      <w:r>
+        <w:rPr>
+          <w:b/>
+        </w:rPr>
+        <w:t xml:space="preserve">Last automated evidence-search attempt: </w:t>
+      </w:r>
+      <w:r>
+        <w:t>2026-10-20T12:23:35.822034+00:00</w:t>
+      </w:r>
+    </w:p>
+    <w:p>
+      <w:r>
+        <w:rPr>
+          <w:b/>
+        </w:rPr>
+        <w:t xml:space="preserve">Last research error: </w:t>
+      </w:r>
+      <w:r>
+        <w:t>HTTP Error 429: Too Many Requests</w:t>
       </w:r>
     </w:p>
     <w:p>
@@ -357,22 +1087,73 @@
         <w:pStyle w:val="Heading2"/>
       </w:pPr>
       <w:r>
-        <w:t>Policy Modelling for Ambitious Energy Efficiency Investment in the EU Residential Buildings</w:t>
+        <w:t>10. Fifty shades of binding: Appraising the enforcement toolkit for the EU’s 2030 renewable energy targets</w:t>
       </w:r>
     </w:p>
     <w:p>
       <w:r>
-        <w:t>Candidate original wording: This paper presents the challenges of increasing the energy efficiency investments in European Union (EU) residential buildings in the context of achieving climate neutrality by 2050.</w:t>
+        <w:rPr>
+          <w:b/>
+        </w:rPr>
+        <w:t xml:space="preserve">WHAT WAS EXPECTED (unverified abstract excerpt): </w:t>
+      </w:r>
+      <w:r>
+        <w:t>In December 2018, the European Union (EU) adopted a recast of the Renewable Energy Directive (RED II), which introduces a new target of 32 percent renewable energy to be reached at the EU level by 2030.</w:t>
       </w:r>
     </w:p>
     <w:p>
       <w:r>
-        <w:t>Original source: https://doi.org/10.3390/en15062233</w:t>
+        <w:rPr>
+          <w:b/>
+        </w:rPr>
+        <w:t xml:space="preserve">Original research URL: </w:t>
+      </w:r>
+      <w:r>
+        <w:t>https://doi.org/10.1111/reel.12330</w:t>
       </w:r>
     </w:p>
     <w:p>
       <w:r>
-        <w:t>Observed outcome: Not established. Next: verify full source and locate an official dated measurement or evaluation.</w:t>
+        <w:rPr>
+          <w:b/>
+        </w:rPr>
+        <w:t xml:space="preserve">Possible target year (unconfirmed): </w:t>
+      </w:r>
+      <w:r>
+        <w:t>2030</w:t>
+      </w:r>
+    </w:p>
+    <w:p>
+      <w:r>
+        <w:rPr>
+          <w:b/>
+        </w:rPr>
+        <w:t xml:space="preserve">WHAT ACTUALLY HAPPENED: </w:t>
+      </w:r>
+      <w:r>
+        <w:t>Not established by independent, source-reviewed comparable evidence.</w:t>
+      </w:r>
+    </w:p>
+    <w:p>
+      <w:r>
+        <w:rPr>
+          <w:b/>
+        </w:rPr>
+        <w:t xml:space="preserve">Verification status: </w:t>
+      </w:r>
+      <w:r>
+        <w:t>Needs original passage, published date, metric/geography/target and later official observations</w:t>
+      </w:r>
+    </w:p>
+    <w:p>
+      <w:r>
+        <w:rPr>
+          <w:b/>
+        </w:rPr>
+        <w:t xml:space="preserve">Last automated evidence-search attempt: </w:t>
+      </w:r>
+      <w:r>
+        <w:t>2026-10-20T12:47:43.427675+00:00</w:t>
       </w:r>
     </w:p>
     <w:p>
@@ -380,22 +1161,84 @@
         <w:pStyle w:val="Heading2"/>
       </w:pPr>
       <w:r>
-        <w:t>Investigating European Union Decarbonization Strategies: Evaluating the Pathway to Carbon Neutrality by 2050</w:t>
+        <w:t>11. Foresighting Scenarios for Green Hydrogen in Portugal: Systematization of Potential Futures and Identification of Bottlenecks and Const</w:t>
       </w:r>
     </w:p>
     <w:p>
       <w:r>
-        <w:t>Candidate original wording: Despite the rich and extensive documentation provided by European Member States and the European Commission in describing National Energy and Climates Plans and Long-Term Strategy plans, it is still very difficult to evaluate where and how the European Union as a whole has positioned itself on the path to achieving the Green Deal objectives, named the Fit 55% package in 2030 and the achievement of carbon neutrality by 2050.</w:t>
+        <w:rPr>
+          <w:b/>
+        </w:rPr>
+        <w:t xml:space="preserve">WHAT WAS EXPECTED (unverified abstract excerpt): </w:t>
+      </w:r>
+      <w:r>
+        <w:t>This study intends to provide stakeholders a deep understanding of the factors influencing green hydrogen's role in Portugal's push towards a sustainable energy landscape by 2030.</w:t>
       </w:r>
     </w:p>
     <w:p>
       <w:r>
-        <w:t>Original source: https://doi.org/10.3390/su14084728</w:t>
+        <w:rPr>
+          <w:b/>
+        </w:rPr>
+        <w:t xml:space="preserve">Original research URL: </w:t>
+      </w:r>
+      <w:r>
+        <w:t>https://doi.org/10.1002/ffo2.70022</w:t>
       </w:r>
     </w:p>
     <w:p>
       <w:r>
-        <w:t>Observed outcome: Not established. Next: verify full source and locate an official dated measurement or evaluation.</w:t>
+        <w:rPr>
+          <w:b/>
+        </w:rPr>
+        <w:t xml:space="preserve">Possible target year (unconfirmed): </w:t>
+      </w:r>
+      <w:r>
+        <w:t>2030</w:t>
+      </w:r>
+    </w:p>
+    <w:p>
+      <w:r>
+        <w:rPr>
+          <w:b/>
+        </w:rPr>
+        <w:t xml:space="preserve">WHAT ACTUALLY HAPPENED: </w:t>
+      </w:r>
+      <w:r>
+        <w:t>Not established by independent, source-reviewed comparable evidence.</w:t>
+      </w:r>
+    </w:p>
+    <w:p>
+      <w:r>
+        <w:rPr>
+          <w:b/>
+        </w:rPr>
+        <w:t xml:space="preserve">Verification status: </w:t>
+      </w:r>
+      <w:r>
+        <w:t>Needs original passage, published date, metric/geography/target and later official observations</w:t>
+      </w:r>
+    </w:p>
+    <w:p>
+      <w:r>
+        <w:rPr>
+          <w:b/>
+        </w:rPr>
+        <w:t xml:space="preserve">Last automated evidence-search attempt: </w:t>
+      </w:r>
+      <w:r>
+        <w:t>2026-10-20T12:23:48.266710+00:00</w:t>
+      </w:r>
+    </w:p>
+    <w:p>
+      <w:r>
+        <w:rPr>
+          <w:b/>
+        </w:rPr>
+        <w:t xml:space="preserve">Last research error: </w:t>
+      </w:r>
+      <w:r>
+        <w:t>HTTP Error 429: Too Many Requests</w:t>
       </w:r>
     </w:p>
     <w:p>
@@ -403,22 +1246,84 @@
         <w:pStyle w:val="Heading2"/>
       </w:pPr>
       <w:r>
-        <w:t>Achieving agricultural greenhouse gas emission reductions in the EU post‐2030: What options do we have?</w:t>
+        <w:t>12. Improved local weather forecasting using machine learning</w:t>
       </w:r>
     </w:p>
     <w:p>
       <w:r>
-        <w:t>Candidate original wording: Abstract By 2030, the European Union (EU) must have regulatory instruments in place that not only reduce greenhouse gas emissions from agriculture, but that also increase carbon sequestration, increase resilience of agricultural production, improve biodiversity in rural areas and contribute to providing nutritious and healthy food to a growing world population.</w:t>
+        <w:rPr>
+          <w:b/>
+        </w:rPr>
+        <w:t xml:space="preserve">WHAT WAS EXPECTED (unverified abstract excerpt): </w:t>
+      </w:r>
+      <w:r>
+        <w:t>Despite its primary reliance on mainland energy supplies, the German North Sea Island Borkum, integrates local renewable energy sources and storage solutions, aiming to phase out fossil fuel sources by 2030.</w:t>
       </w:r>
     </w:p>
     <w:p>
       <w:r>
-        <w:t>Original source: https://doi.org/10.1111/reel.12448</w:t>
+        <w:rPr>
+          <w:b/>
+        </w:rPr>
+        <w:t xml:space="preserve">Original research URL: </w:t>
+      </w:r>
+      <w:r>
+        <w:t>https://doi.org/10.12688/openreseurope.20255.1</w:t>
       </w:r>
     </w:p>
     <w:p>
       <w:r>
-        <w:t>Observed outcome: Not established. Next: verify full source and locate an official dated measurement or evaluation.</w:t>
+        <w:rPr>
+          <w:b/>
+        </w:rPr>
+        <w:t xml:space="preserve">Possible target year (unconfirmed): </w:t>
+      </w:r>
+      <w:r>
+        <w:t>2030</w:t>
+      </w:r>
+    </w:p>
+    <w:p>
+      <w:r>
+        <w:rPr>
+          <w:b/>
+        </w:rPr>
+        <w:t xml:space="preserve">WHAT ACTUALLY HAPPENED: </w:t>
+      </w:r>
+      <w:r>
+        <w:t>Not established by independent, source-reviewed comparable evidence.</w:t>
+      </w:r>
+    </w:p>
+    <w:p>
+      <w:r>
+        <w:rPr>
+          <w:b/>
+        </w:rPr>
+        <w:t xml:space="preserve">Verification status: </w:t>
+      </w:r>
+      <w:r>
+        <w:t>Needs original passage, published date, metric/geography/target and later official observations</w:t>
+      </w:r>
+    </w:p>
+    <w:p>
+      <w:r>
+        <w:rPr>
+          <w:b/>
+        </w:rPr>
+        <w:t xml:space="preserve">Last failed automated attempt: </w:t>
+      </w:r>
+      <w:r>
+        <w:t>2026-10-20T12:48:18.084269+00:00</w:t>
+      </w:r>
+    </w:p>
+    <w:p>
+      <w:r>
+        <w:rPr>
+          <w:b/>
+        </w:rPr>
+        <w:t xml:space="preserve">Last research error: </w:t>
+      </w:r>
+      <w:r>
+        <w:t>HTTP Error 429: Too Many Requests</w:t>
       </w:r>
     </w:p>
     <w:p>
@@ -426,22 +1331,73 @@
         <w:pStyle w:val="Heading2"/>
       </w:pPr>
       <w:r>
-        <w:t>Climate, Energy – and Environment? Reconciliation of EU Environmental Law with the Implementation Realities of EU Climate Law</w:t>
+        <w:t>13. International migration by 2030: impact of immigration policies scenarios on growth and employment</w:t>
       </w:r>
     </w:p>
     <w:p>
       <w:r>
-        <w:t>Candidate original wording: The European Union’s revised Trans European Network – Energy ( ten-E ) Regulation (June 2022) provides that energy infrastructure in the form of projects of common interest shall be deemed to be in the overriding public interest in the context of the Habitats Directive, an exception to that Directive’s prohibition on development that could negatively impact protected Natura 2000 features.</w:t>
+        <w:rPr>
+          <w:b/>
+        </w:rPr>
+        <w:t xml:space="preserve">WHAT WAS EXPECTED (unverified abstract excerpt): </w:t>
+      </w:r>
+      <w:r>
+        <w:t>Purpose – The aim of this paper is to estimate the dynamic of international migration between the different regions of the world for 2030 and to measure the impact of different kind of migration policies on the economic and social evolution.</w:t>
       </w:r>
     </w:p>
     <w:p>
       <w:r>
-        <w:t>Original source: https://doi.org/10.1163/18786561-12030003</w:t>
+        <w:rPr>
+          <w:b/>
+        </w:rPr>
+        <w:t xml:space="preserve">Original research URL: </w:t>
+      </w:r>
+      <w:r>
+        <w:t>https://doi.org/10.1108/fs-06-2012-0045</w:t>
       </w:r>
     </w:p>
     <w:p>
       <w:r>
-        <w:t>Observed outcome: Not established. Next: verify full source and locate an official dated measurement or evaluation.</w:t>
+        <w:rPr>
+          <w:b/>
+        </w:rPr>
+        <w:t xml:space="preserve">Possible target year (unconfirmed): </w:t>
+      </w:r>
+      <w:r>
+        <w:t>2030</w:t>
+      </w:r>
+    </w:p>
+    <w:p>
+      <w:r>
+        <w:rPr>
+          <w:b/>
+        </w:rPr>
+        <w:t xml:space="preserve">WHAT ACTUALLY HAPPENED: </w:t>
+      </w:r>
+      <w:r>
+        <w:t>Not established by independent, source-reviewed comparable evidence.</w:t>
+      </w:r>
+    </w:p>
+    <w:p>
+      <w:r>
+        <w:rPr>
+          <w:b/>
+        </w:rPr>
+        <w:t xml:space="preserve">Verification status: </w:t>
+      </w:r>
+      <w:r>
+        <w:t>Needs original passage, published date, metric/geography/target and later official observations</w:t>
+      </w:r>
+    </w:p>
+    <w:p>
+      <w:r>
+        <w:rPr>
+          <w:b/>
+        </w:rPr>
+        <w:t xml:space="preserve">Last automated evidence-search attempt: </w:t>
+      </w:r>
+      <w:r>
+        <w:t>2026-10-20T12:47:40.484264+00:00</w:t>
       </w:r>
     </w:p>
     <w:p>
@@ -449,22 +1405,84 @@
         <w:pStyle w:val="Heading2"/>
       </w:pPr>
       <w:r>
-        <w:t>The European Solar Communication—Will It Pave the Road to Achieve 1 TW of Photovoltaic System Capacity in the European Union by 20</w:t>
+        <w:t>14. Investigating European Union Decarbonization Strategies: Evaluating the Pathway to Carbon Neutrality by 2050</w:t>
       </w:r>
     </w:p>
     <w:p>
       <w:r>
-        <w:t>Candidate original wording: According to the market trend between 2017 and 2022, the currently average EU installed capacity of 474.55 Wp/capita will not reach the necessary 2246 Wp/capita or 1 TWp target by 2030.</w:t>
+        <w:rPr>
+          <w:b/>
+        </w:rPr>
+        <w:t xml:space="preserve">WHAT WAS EXPECTED (unverified abstract excerpt): </w:t>
+      </w:r>
+      <w:r>
+        <w:t>Despite the rich and extensive documentation provided by European Member States and the European Commission in describing National Energy and Climates Plans and Long-Term Strategy plans, it is still very difficult to evaluate where and how the European Union as a whole has positioned itself on the path to achieving the Green Deal objectives, named the Fit 55% package in 2030 and the achievement of carbon neutrality by 2050.</w:t>
       </w:r>
     </w:p>
     <w:p>
       <w:r>
-        <w:t>Original source: https://doi.org/10.3390/su15086531</w:t>
+        <w:rPr>
+          <w:b/>
+        </w:rPr>
+        <w:t xml:space="preserve">Original research URL: </w:t>
+      </w:r>
+      <w:r>
+        <w:t>https://doi.org/10.3390/su14084728</w:t>
       </w:r>
     </w:p>
     <w:p>
       <w:r>
-        <w:t>Observed outcome: Not established. Next: verify full source and locate an official dated measurement or evaluation.</w:t>
+        <w:rPr>
+          <w:b/>
+        </w:rPr>
+        <w:t xml:space="preserve">Possible target year (unconfirmed): </w:t>
+      </w:r>
+      <w:r>
+        <w:t>2030</w:t>
+      </w:r>
+    </w:p>
+    <w:p>
+      <w:r>
+        <w:rPr>
+          <w:b/>
+        </w:rPr>
+        <w:t xml:space="preserve">WHAT ACTUALLY HAPPENED: </w:t>
+      </w:r>
+      <w:r>
+        <w:t>Not established by independent, source-reviewed comparable evidence.</w:t>
+      </w:r>
+    </w:p>
+    <w:p>
+      <w:r>
+        <w:rPr>
+          <w:b/>
+        </w:rPr>
+        <w:t xml:space="preserve">Verification status: </w:t>
+      </w:r>
+      <w:r>
+        <w:t>Needs original passage, published date, metric/geography/target and later official observations</w:t>
+      </w:r>
+    </w:p>
+    <w:p>
+      <w:r>
+        <w:rPr>
+          <w:b/>
+        </w:rPr>
+        <w:t xml:space="preserve">Last automated evidence-search attempt: </w:t>
+      </w:r>
+      <w:r>
+        <w:t>2026-10-20T12:23:54.079298+00:00</w:t>
+      </w:r>
+    </w:p>
+    <w:p>
+      <w:r>
+        <w:rPr>
+          <w:b/>
+        </w:rPr>
+        <w:t xml:space="preserve">Last research error: </w:t>
+      </w:r>
+      <w:r>
+        <w:t>HTTP Error 429: Too Many Requests</w:t>
       </w:r>
     </w:p>
     <w:p>
@@ -472,22 +1490,84 @@
         <w:pStyle w:val="Heading2"/>
       </w:pPr>
       <w:r>
-        <w:t>Poverty and social exclusion in the EU: third-order priorities, hybrid governance and the future potential of the field</w:t>
+        <w:t>15. Poverty and social exclusion in the EU: third-order priorities, hybrid governance and the future potential of the field</w:t>
       </w:r>
     </w:p>
     <w:p>
       <w:r>
-        <w:t>Candidate original wording: EU leaders have agreed to reduce the number of people who are at risk of poverty or social exclusion by 15 million (including at least five million children) by 2030.</w:t>
+        <w:rPr>
+          <w:b/>
+        </w:rPr>
+        <w:t xml:space="preserve">WHAT WAS EXPECTED (unverified abstract excerpt): </w:t>
+      </w:r>
+      <w:r>
+        <w:t>EU leaders have agreed to reduce the number of people who are at risk of poverty or social exclusion by 15 million (including at least five million children) by 2030.</w:t>
       </w:r>
     </w:p>
     <w:p>
       <w:r>
-        <w:t>Original source: https://doi.org/10.1177/10242589231171091</w:t>
+        <w:rPr>
+          <w:b/>
+        </w:rPr>
+        <w:t xml:space="preserve">Original research URL: </w:t>
+      </w:r>
+      <w:r>
+        <w:t>https://doi.org/10.1177/10242589231171091</w:t>
       </w:r>
     </w:p>
     <w:p>
       <w:r>
-        <w:t>Observed outcome: Not established. Next: verify full source and locate an official dated measurement or evaluation.</w:t>
+        <w:rPr>
+          <w:b/>
+        </w:rPr>
+        <w:t xml:space="preserve">Possible target year (unconfirmed): </w:t>
+      </w:r>
+      <w:r>
+        <w:t>2030</w:t>
+      </w:r>
+    </w:p>
+    <w:p>
+      <w:r>
+        <w:rPr>
+          <w:b/>
+        </w:rPr>
+        <w:t xml:space="preserve">WHAT ACTUALLY HAPPENED: </w:t>
+      </w:r>
+      <w:r>
+        <w:t>Not established by independent, source-reviewed comparable evidence.</w:t>
+      </w:r>
+    </w:p>
+    <w:p>
+      <w:r>
+        <w:rPr>
+          <w:b/>
+        </w:rPr>
+        <w:t xml:space="preserve">Verification status: </w:t>
+      </w:r>
+      <w:r>
+        <w:t>Needs original passage, published date, metric/geography/target and later official observations</w:t>
+      </w:r>
+    </w:p>
+    <w:p>
+      <w:r>
+        <w:rPr>
+          <w:b/>
+        </w:rPr>
+        <w:t xml:space="preserve">Last failed automated attempt: </w:t>
+      </w:r>
+      <w:r>
+        <w:t>2026-10-20T12:48:12.597246+00:00</w:t>
+      </w:r>
+    </w:p>
+    <w:p>
+      <w:r>
+        <w:rPr>
+          <w:b/>
+        </w:rPr>
+        <w:t xml:space="preserve">Last research error: </w:t>
+      </w:r>
+      <w:r>
+        <w:t>HTTP Error 429: Too Many Requests</w:t>
       </w:r>
     </w:p>
     <w:p>
@@ -495,22 +1575,84 @@
         <w:pStyle w:val="Heading2"/>
       </w:pPr>
       <w:r>
-        <w:t>Mapping out the scenarios of ocean energy scale-up based on the development of offshore wind</w:t>
+        <w:t xml:space="preserve">16. Renewable jet fuel supply scenarios in the European Union in 2021–2030 in the context of proposed biofuel policy and competing biomass </w:t>
       </w:r>
     </w:p>
     <w:p>
       <w:r>
-        <w:t>Candidate original wording: By 2022, ocean energy, and in particular wave and tidal energy have reached a pre-commercial phase in their development.</w:t>
+        <w:rPr>
+          <w:b/>
+        </w:rPr>
+        <w:t xml:space="preserve">WHAT WAS EXPECTED (unverified abstract excerpt): </w:t>
+      </w:r>
+      <w:r>
+        <w:t>RJF reduces aviation‐related combustion emission by 12–19 Mt/year CO 2 ‐eq by 2030, offsetting 53%–84% of projected emission growth of the sector in the EU relative to 2020.</w:t>
       </w:r>
     </w:p>
     <w:p>
       <w:r>
-        <w:t>Original source: https://doi.org/10.12688/openreseurope.15906.1</w:t>
+        <w:rPr>
+          <w:b/>
+        </w:rPr>
+        <w:t xml:space="preserve">Original research URL: </w:t>
+      </w:r>
+      <w:r>
+        <w:t>https://doi.org/10.1111/gcbb.12525</w:t>
       </w:r>
     </w:p>
     <w:p>
       <w:r>
-        <w:t>Observed outcome: Not established. Next: verify full source and locate an official dated measurement or evaluation.</w:t>
+        <w:rPr>
+          <w:b/>
+        </w:rPr>
+        <w:t xml:space="preserve">Possible target year (unconfirmed): </w:t>
+      </w:r>
+      <w:r>
+        <w:t>2030</w:t>
+      </w:r>
+    </w:p>
+    <w:p>
+      <w:r>
+        <w:rPr>
+          <w:b/>
+        </w:rPr>
+        <w:t xml:space="preserve">WHAT ACTUALLY HAPPENED: </w:t>
+      </w:r>
+      <w:r>
+        <w:t>Not established by independent, source-reviewed comparable evidence.</w:t>
+      </w:r>
+    </w:p>
+    <w:p>
+      <w:r>
+        <w:rPr>
+          <w:b/>
+        </w:rPr>
+        <w:t xml:space="preserve">Verification status: </w:t>
+      </w:r>
+      <w:r>
+        <w:t>Needs original passage, published date, metric/geography/target and later official observations</w:t>
+      </w:r>
+    </w:p>
+    <w:p>
+      <w:r>
+        <w:rPr>
+          <w:b/>
+        </w:rPr>
+        <w:t xml:space="preserve">Last failed automated attempt: </w:t>
+      </w:r>
+      <w:r>
+        <w:t>2026-10-20T12:47:58.565851+00:00</w:t>
+      </w:r>
+    </w:p>
+    <w:p>
+      <w:r>
+        <w:rPr>
+          <w:b/>
+        </w:rPr>
+        <w:t xml:space="preserve">Last research error: </w:t>
+      </w:r>
+      <w:r>
+        <w:t>HTTP Error 429: Too Many Requests</w:t>
       </w:r>
     </w:p>
     <w:p>
@@ -518,22 +1660,84 @@
         <w:pStyle w:val="Heading2"/>
       </w:pPr>
       <w:r>
-        <w:t>Mapping out the scenarios of ocean energy scale-up based on the development of offshore wind</w:t>
+        <w:t>17. The Extraterritorial Effects of EU Energy and Climate Law</w:t>
       </w:r>
     </w:p>
     <w:p>
       <w:r>
-        <w:t>Candidate original wording: By 2022, marine energy, and in particular wave and tidal energy have reached a pre-commercial phase in their development.</w:t>
+        <w:rPr>
+          <w:b/>
+        </w:rPr>
+        <w:t xml:space="preserve">WHAT WAS EXPECTED (unverified abstract excerpt): </w:t>
+      </w:r>
+      <w:r>
+        <w:t>The EU has adopted a comprehensive set of laws aiming to reduce EU greenhouse gas emissions by at least 55% by 2030 and achieve climate neutrality by 2050.</w:t>
       </w:r>
     </w:p>
     <w:p>
       <w:r>
-        <w:t>Original source: https://doi.org/10.12688/openreseurope.15906.2</w:t>
+        <w:rPr>
+          <w:b/>
+        </w:rPr>
+        <w:t xml:space="preserve">Original research URL: </w:t>
+      </w:r>
+      <w:r>
+        <w:t>https://doi.org/10.3366/gels.2026.0150</w:t>
       </w:r>
     </w:p>
     <w:p>
       <w:r>
-        <w:t>Observed outcome: Not established. Next: verify full source and locate an official dated measurement or evaluation.</w:t>
+        <w:rPr>
+          <w:b/>
+        </w:rPr>
+        <w:t xml:space="preserve">Possible target year (unconfirmed): </w:t>
+      </w:r>
+      <w:r>
+        <w:t>2030</w:t>
+      </w:r>
+    </w:p>
+    <w:p>
+      <w:r>
+        <w:rPr>
+          <w:b/>
+        </w:rPr>
+        <w:t xml:space="preserve">WHAT ACTUALLY HAPPENED: </w:t>
+      </w:r>
+      <w:r>
+        <w:t>Not established by independent, source-reviewed comparable evidence.</w:t>
+      </w:r>
+    </w:p>
+    <w:p>
+      <w:r>
+        <w:rPr>
+          <w:b/>
+        </w:rPr>
+        <w:t xml:space="preserve">Verification status: </w:t>
+      </w:r>
+      <w:r>
+        <w:t>Needs original passage, published date, metric/geography/target and later official observations</w:t>
+      </w:r>
+    </w:p>
+    <w:p>
+      <w:r>
+        <w:rPr>
+          <w:b/>
+        </w:rPr>
+        <w:t xml:space="preserve">Last failed automated attempt: </w:t>
+      </w:r>
+      <w:r>
+        <w:t>2026-10-20T12:48:04.117401+00:00</w:t>
+      </w:r>
+    </w:p>
+    <w:p>
+      <w:r>
+        <w:rPr>
+          <w:b/>
+        </w:rPr>
+        <w:t xml:space="preserve">Last research error: </w:t>
+      </w:r>
+      <w:r>
+        <w:t>HTTP Error 429: Too Many Requests</w:t>
       </w:r>
     </w:p>
     <w:p>
@@ -541,22 +1745,84 @@
         <w:pStyle w:val="Heading2"/>
       </w:pPr>
       <w:r>
-        <w:t>Carbon Neutrality and Resilient Districts, a Common Strategy in European Union Countries in 2050</w:t>
+        <w:t>18. The evolution of agricultural energy transition in Eastern European Union countries between 1993 and 2022</w:t>
       </w:r>
     </w:p>
     <w:p>
       <w:r>
-        <w:t>Candidate original wording: Most European Union (EU) member states have pledged to cut their net greenhouse gas emissions by at least 55% by 2030 and reach full carbon neutrality by 2050, using 1990 as the baseline year.</w:t>
+        <w:rPr>
+          <w:b/>
+        </w:rPr>
+        <w:t xml:space="preserve">WHAT WAS EXPECTED (unverified abstract excerpt): </w:t>
+      </w:r>
+      <w:r>
+        <w:t>In response, the EU has set itself the target of reducing greenhouse gas emissions by 55% by 2030 and becoming completely carbon neutral by 2050.</w:t>
       </w:r>
     </w:p>
     <w:p>
       <w:r>
-        <w:t>Original source: https://doi.org/10.3390/atmos16050508</w:t>
+        <w:rPr>
+          <w:b/>
+        </w:rPr>
+        <w:t xml:space="preserve">Original research URL: </w:t>
+      </w:r>
+      <w:r>
+        <w:t>https://doi.org/10.34659/eis.2025.94.3.1046</w:t>
       </w:r>
     </w:p>
     <w:p>
       <w:r>
-        <w:t>Observed outcome: Not established. Next: verify full source and locate an official dated measurement or evaluation.</w:t>
+        <w:rPr>
+          <w:b/>
+        </w:rPr>
+        <w:t xml:space="preserve">Possible target year (unconfirmed): </w:t>
+      </w:r>
+      <w:r>
+        <w:t>2030</w:t>
+      </w:r>
+    </w:p>
+    <w:p>
+      <w:r>
+        <w:rPr>
+          <w:b/>
+        </w:rPr>
+        <w:t xml:space="preserve">WHAT ACTUALLY HAPPENED: </w:t>
+      </w:r>
+      <w:r>
+        <w:t>Not established by independent, source-reviewed comparable evidence.</w:t>
+      </w:r>
+    </w:p>
+    <w:p>
+      <w:r>
+        <w:rPr>
+          <w:b/>
+        </w:rPr>
+        <w:t xml:space="preserve">Verification status: </w:t>
+      </w:r>
+      <w:r>
+        <w:t>Needs original passage, published date, metric/geography/target and later official observations</w:t>
+      </w:r>
+    </w:p>
+    <w:p>
+      <w:r>
+        <w:rPr>
+          <w:b/>
+        </w:rPr>
+        <w:t xml:space="preserve">Last automated evidence-search attempt: </w:t>
+      </w:r>
+      <w:r>
+        <w:t>2026-10-20T12:23:38.601963+00:00</w:t>
+      </w:r>
+    </w:p>
+    <w:p>
+      <w:r>
+        <w:rPr>
+          <w:b/>
+        </w:rPr>
+        <w:t xml:space="preserve">Last research error: </w:t>
+      </w:r>
+      <w:r>
+        <w:t>HTTP Error 429: Too Many Requests</w:t>
       </w:r>
     </w:p>
     <w:p>
@@ -564,22 +1830,84 @@
         <w:pStyle w:val="Heading2"/>
       </w:pPr>
       <w:r>
-        <w:t>Evaluating the European Union’s Green Deal Role in Climate Change Mitigation and Sustainability Transitions (2030-2050)</w:t>
+        <w:t>19. Forecasting Renewable Scenarios and Uncertainty Analysis in Microgrids for Self-Sufficiency and Reliability: Estimation of Extreme Scen</w:t>
       </w:r>
     </w:p>
     <w:p>
       <w:r>
-        <w:t>Candidate original wording: In parallel, observation techniques were employed in both formal and informal settings such as public climate forums, municipal planning meetings, and grassroots environmental campaigns to document behaviours, interactions, and decision-making processes related to climate change mitigation and adaptation The study identifies that, in order to achieve the ambitious climate goals of the European Green Deal by 2050, the EU must strengthen its efforts in several key areas like: accelerating renewable energy deployment, improving energy efficiency, promoting sustainable agriculture, and enhancing climate adaptation measures are critical.</w:t>
+        <w:rPr>
+          <w:b/>
+        </w:rPr>
+        <w:t xml:space="preserve">WHAT WAS EXPECTED (unverified abstract excerpt): </w:t>
+      </w:r>
+      <w:r>
+        <w:t>By 2040, the island’s energy demand is projected to reach 80–110 GWh annually, assuming full economic decarbonization.</w:t>
       </w:r>
     </w:p>
     <w:p>
       <w:r>
-        <w:t>Original source: https://doi.org/10.47772/ijriss.2025.90500026</w:t>
+        <w:rPr>
+          <w:b/>
+        </w:rPr>
+        <w:t xml:space="preserve">Original research URL: </w:t>
+      </w:r>
+      <w:r>
+        <w:t>https://doi.org/10.3390/app152111815</w:t>
       </w:r>
     </w:p>
     <w:p>
       <w:r>
-        <w:t>Observed outcome: Not established. Next: verify full source and locate an official dated measurement or evaluation.</w:t>
+        <w:rPr>
+          <w:b/>
+        </w:rPr>
+        <w:t xml:space="preserve">Possible target year (unconfirmed): </w:t>
+      </w:r>
+      <w:r>
+        <w:t>2040</w:t>
+      </w:r>
+    </w:p>
+    <w:p>
+      <w:r>
+        <w:rPr>
+          <w:b/>
+        </w:rPr>
+        <w:t xml:space="preserve">WHAT ACTUALLY HAPPENED: </w:t>
+      </w:r>
+      <w:r>
+        <w:t>Not established by independent, source-reviewed comparable evidence.</w:t>
+      </w:r>
+    </w:p>
+    <w:p>
+      <w:r>
+        <w:rPr>
+          <w:b/>
+        </w:rPr>
+        <w:t xml:space="preserve">Verification status: </w:t>
+      </w:r>
+      <w:r>
+        <w:t>Needs original passage, published date, metric/geography/target and later official observations</w:t>
+      </w:r>
+    </w:p>
+    <w:p>
+      <w:r>
+        <w:rPr>
+          <w:b/>
+        </w:rPr>
+        <w:t xml:space="preserve">Last failed automated attempt: </w:t>
+      </w:r>
+      <w:r>
+        <w:t>2026-10-20T12:48:15.492258+00:00</w:t>
+      </w:r>
+    </w:p>
+    <w:p>
+      <w:r>
+        <w:rPr>
+          <w:b/>
+        </w:rPr>
+        <w:t xml:space="preserve">Last research error: </w:t>
+      </w:r>
+      <w:r>
+        <w:t>HTTP Error 429: Too Many Requests</w:t>
       </w:r>
     </w:p>
     <w:p>
@@ -587,22 +1915,84 @@
         <w:pStyle w:val="Heading2"/>
       </w:pPr>
       <w:r>
-        <w:t>Three Environments, One Problem: Forecasting Water Temperature in Central Europe in Response to Climate Change</w:t>
+        <w:t>20. Hydrological drought projections across Europe under climate change</w:t>
       </w:r>
     </w:p>
     <w:p>
       <w:r>
-        <w:t>Candidate original wording: Under the SSP2-4.5 and SSP5-8.5 scenario-based simulations, projected air temperature increases in the period 2021–2100 could range from 1.5 °C to 1.7 °C and 4.7 to 5.1 °C.</w:t>
+        <w:rPr>
+          <w:b/>
+        </w:rPr>
+        <w:t xml:space="preserve">WHAT WAS EXPECTED (unverified abstract excerpt): </w:t>
+      </w:r>
+      <w:r>
+        <w:t>SRI was calculated at 1- and 3-month timescales for the historical period (1990–2014) and near-future period (2015–2049) based on downscaled climate data from Coupled Model Intercomparison Project Phase 6 (CMIP6) under two emission scenarios: SSP1-2.6 and SSP5-8.5, where SSP stands for shared socioeconomic pathways.</w:t>
       </w:r>
     </w:p>
     <w:p>
       <w:r>
-        <w:t>Original source: https://doi.org/10.3390/forecast7020024</w:t>
+        <w:rPr>
+          <w:b/>
+        </w:rPr>
+        <w:t xml:space="preserve">Original research URL: </w:t>
+      </w:r>
+      <w:r>
+        <w:t>https://doi.org/10.1038/s44304-025-00152-w</w:t>
       </w:r>
     </w:p>
     <w:p>
       <w:r>
-        <w:t>Observed outcome: Not established. Next: verify full source and locate an official dated measurement or evaluation.</w:t>
+        <w:rPr>
+          <w:b/>
+        </w:rPr>
+        <w:t xml:space="preserve">Possible target year (unconfirmed): </w:t>
+      </w:r>
+      <w:r>
+        <w:t>2049</w:t>
+      </w:r>
+    </w:p>
+    <w:p>
+      <w:r>
+        <w:rPr>
+          <w:b/>
+        </w:rPr>
+        <w:t xml:space="preserve">WHAT ACTUALLY HAPPENED: </w:t>
+      </w:r>
+      <w:r>
+        <w:t>Not established by independent, source-reviewed comparable evidence.</w:t>
+      </w:r>
+    </w:p>
+    <w:p>
+      <w:r>
+        <w:rPr>
+          <w:b/>
+        </w:rPr>
+        <w:t xml:space="preserve">Verification status: </w:t>
+      </w:r>
+      <w:r>
+        <w:t>Needs original passage, published date, metric/geography/target and later official observations</w:t>
+      </w:r>
+    </w:p>
+    <w:p>
+      <w:r>
+        <w:rPr>
+          <w:b/>
+        </w:rPr>
+        <w:t xml:space="preserve">Last automated evidence-search attempt: </w:t>
+      </w:r>
+      <w:r>
+        <w:t>2026-10-20T12:23:24.271102+00:00</w:t>
+      </w:r>
+    </w:p>
+    <w:p>
+      <w:r>
+        <w:rPr>
+          <w:b/>
+        </w:rPr>
+        <w:t xml:space="preserve">Last research error: </w:t>
+      </w:r>
+      <w:r>
+        <w:t>HTTP Error 429: Too Many Requests</w:t>
       </w:r>
     </w:p>
     <w:p>
@@ -610,22 +2000,84 @@
         <w:pStyle w:val="Heading2"/>
       </w:pPr>
       <w:r>
-        <w:t>Toward sustainability of territorial agro-food systems in Europe: indicators for assessing alternative scenarios</w:t>
+        <w:t>21. European Water Footprint Scenarios for 2050</w:t>
       </w:r>
     </w:p>
     <w:p>
       <w:r>
-        <w:t>Candidate original wording: Both scenarios consider the projected European population at 2050, a dietary change toward less animal protein (30% and 20%, instead of 57% for the reference situation, Ref 2015–2019) and are based on the widespread use of organic crop rotations and the banning of synthetic fertilizers and feed imports.</w:t>
+        <w:rPr>
+          <w:b/>
+        </w:rPr>
+        <w:t xml:space="preserve">WHAT WAS EXPECTED (unverified abstract excerpt): </w:t>
+      </w:r>
+      <w:r>
+        <w:t>This study develops water footprint scenarios for Europe for 2050, at the country level, based on projections regarding population and economic growth, production and trade patterns, consumption patterns (diets and bioenergy use) and technological development.</w:t>
       </w:r>
     </w:p>
     <w:p>
       <w:r>
-        <w:t>Original source: https://doi.org/10.1088/1748-9326/adf97e</w:t>
+        <w:rPr>
+          <w:b/>
+        </w:rPr>
+        <w:t xml:space="preserve">Original research URL: </w:t>
+      </w:r>
+      <w:r>
+        <w:t>https://doi.org/10.3390/w8060226</w:t>
       </w:r>
     </w:p>
     <w:p>
       <w:r>
-        <w:t>Observed outcome: Not established. Next: verify full source and locate an official dated measurement or evaluation.</w:t>
+        <w:rPr>
+          <w:b/>
+        </w:rPr>
+        <w:t xml:space="preserve">Possible target year (unconfirmed): </w:t>
+      </w:r>
+      <w:r>
+        <w:t>2050</w:t>
+      </w:r>
+    </w:p>
+    <w:p>
+      <w:r>
+        <w:rPr>
+          <w:b/>
+        </w:rPr>
+        <w:t xml:space="preserve">WHAT ACTUALLY HAPPENED: </w:t>
+      </w:r>
+      <w:r>
+        <w:t>Not established by independent, source-reviewed comparable evidence.</w:t>
+      </w:r>
+    </w:p>
+    <w:p>
+      <w:r>
+        <w:rPr>
+          <w:b/>
+        </w:rPr>
+        <w:t xml:space="preserve">Verification status: </w:t>
+      </w:r>
+      <w:r>
+        <w:t>Needs original passage, published date, metric/geography/target and later official observations</w:t>
+      </w:r>
+    </w:p>
+    <w:p>
+      <w:r>
+        <w:rPr>
+          <w:b/>
+        </w:rPr>
+        <w:t xml:space="preserve">Last failed automated attempt: </w:t>
+      </w:r>
+      <w:r>
+        <w:t>2026-10-20T12:48:11.326632+00:00</w:t>
+      </w:r>
+    </w:p>
+    <w:p>
+      <w:r>
+        <w:rPr>
+          <w:b/>
+        </w:rPr>
+        <w:t xml:space="preserve">Last research error: </w:t>
+      </w:r>
+      <w:r>
+        <w:t>HTTP Error 429: Too Many Requests</w:t>
       </w:r>
     </w:p>
     <w:p>
@@ -633,22 +2085,73 @@
         <w:pStyle w:val="Heading2"/>
       </w:pPr>
       <w:r>
-        <w:t>Improved local weather forecasting using machine learning</w:t>
+        <w:t>22. Evaluating the European Union’s Green Deal Role in Climate Change Mitigation and Sustainability Transitions (2030-2050)</w:t>
       </w:r>
     </w:p>
     <w:p>
       <w:r>
-        <w:t>Candidate original wording: Despite its primary reliance on mainland energy supplies, the German North Sea Island Borkum, integrates local renewable energy sources and storage solutions, aiming to phase out fossil fuel sources by 2030.</w:t>
+        <w:rPr>
+          <w:b/>
+        </w:rPr>
+        <w:t xml:space="preserve">WHAT WAS EXPECTED (unverified abstract excerpt): </w:t>
+      </w:r>
+      <w:r>
+        <w:t>In parallel, observation techniques were employed in both formal and informal settings such as public climate forums, municipal planning meetings, and grassroots environmental campaigns to document behaviours, interactions, and decision-making processes related to climate change mitigation and adaptation The study identifies that, in order to achieve the ambitious climate goals of the European Green Deal by 2050, the EU must strengthen its efforts in several key areas like: accelerating renewable energy deployment, improving energy efficiency, promoting sustainable agriculture, and enhancing climate adaptation measures are critical.</w:t>
       </w:r>
     </w:p>
     <w:p>
       <w:r>
-        <w:t>Original source: https://doi.org/10.12688/openreseurope.20255.1</w:t>
+        <w:rPr>
+          <w:b/>
+        </w:rPr>
+        <w:t xml:space="preserve">Original research URL: </w:t>
+      </w:r>
+      <w:r>
+        <w:t>https://doi.org/10.47772/ijriss.2025.90500026</w:t>
       </w:r>
     </w:p>
     <w:p>
       <w:r>
-        <w:t>Observed outcome: Not established. Next: verify full source and locate an official dated measurement or evaluation.</w:t>
+        <w:rPr>
+          <w:b/>
+        </w:rPr>
+        <w:t xml:space="preserve">Possible target year (unconfirmed): </w:t>
+      </w:r>
+      <w:r>
+        <w:t>2050</w:t>
+      </w:r>
+    </w:p>
+    <w:p>
+      <w:r>
+        <w:rPr>
+          <w:b/>
+        </w:rPr>
+        <w:t xml:space="preserve">WHAT ACTUALLY HAPPENED: </w:t>
+      </w:r>
+      <w:r>
+        <w:t>Not established by independent, source-reviewed comparable evidence.</w:t>
+      </w:r>
+    </w:p>
+    <w:p>
+      <w:r>
+        <w:rPr>
+          <w:b/>
+        </w:rPr>
+        <w:t xml:space="preserve">Verification status: </w:t>
+      </w:r>
+      <w:r>
+        <w:t>Needs original passage, published date, metric/geography/target and later official observations</w:t>
+      </w:r>
+    </w:p>
+    <w:p>
+      <w:r>
+        <w:rPr>
+          <w:b/>
+        </w:rPr>
+        <w:t xml:space="preserve">Last automated evidence-search attempt: </w:t>
+      </w:r>
+      <w:r>
+        <w:t>2026-10-20T12:46:56.504220+00:00</w:t>
       </w:r>
     </w:p>
     <w:p>
@@ -656,22 +2159,84 @@
         <w:pStyle w:val="Heading2"/>
       </w:pPr>
       <w:r>
-        <w:t>Modeling the Green Transition in the European Union: An Organic Market-Oriented Perspective</w:t>
+        <w:t>23. Future Projections of Heat Mortality Risk for Major European Cities</w:t>
       </w:r>
     </w:p>
     <w:p>
       <w:r>
-        <w:t>Candidate original wording: In the context created by the short-term energy market disruptions generated by the war in Ukraine and the longer-term concern for achieving a climate-neutral continent by 2050, the European Commission issued, in May 2022, the REPowerEU plan aiming to reduce significantly the dependence on fossil-based energy sources by 2027.</w:t>
+        <w:rPr>
+          <w:b/>
+        </w:rPr>
+        <w:t xml:space="preserve">WHAT WAS EXPECTED (unverified abstract excerpt): </w:t>
+      </w:r>
+      <w:r>
+        <w:t>Our results illustrate that heat mortality increases by about 0.9%/decade in Germany, 1.7%/decade in France and 7.9%/decade in Spain for RCP8.5 by 2050.</w:t>
       </w:r>
     </w:p>
     <w:p>
       <w:r>
-        <w:t>Original source: https://doi.org/10.14207/ejsd.2025.v14n3p103</w:t>
+        <w:rPr>
+          <w:b/>
+        </w:rPr>
+        <w:t xml:space="preserve">Original research URL: </w:t>
+      </w:r>
+      <w:r>
+        <w:t>https://doi.org/10.1175/wcas-d-20-0142.1</w:t>
       </w:r>
     </w:p>
     <w:p>
       <w:r>
-        <w:t>Observed outcome: Not established. Next: verify full source and locate an official dated measurement or evaluation.</w:t>
+        <w:rPr>
+          <w:b/>
+        </w:rPr>
+        <w:t xml:space="preserve">Possible target year (unconfirmed): </w:t>
+      </w:r>
+      <w:r>
+        <w:t>2050</w:t>
+      </w:r>
+    </w:p>
+    <w:p>
+      <w:r>
+        <w:rPr>
+          <w:b/>
+        </w:rPr>
+        <w:t xml:space="preserve">WHAT ACTUALLY HAPPENED: </w:t>
+      </w:r>
+      <w:r>
+        <w:t>Not established by independent, source-reviewed comparable evidence.</w:t>
+      </w:r>
+    </w:p>
+    <w:p>
+      <w:r>
+        <w:rPr>
+          <w:b/>
+        </w:rPr>
+        <w:t xml:space="preserve">Verification status: </w:t>
+      </w:r>
+      <w:r>
+        <w:t>Needs original passage, published date, metric/geography/target and later official observations</w:t>
+      </w:r>
+    </w:p>
+    <w:p>
+      <w:r>
+        <w:rPr>
+          <w:b/>
+        </w:rPr>
+        <w:t xml:space="preserve">Last automated evidence-search attempt: </w:t>
+      </w:r>
+      <w:r>
+        <w:t>2026-10-20T12:23:48.039696+00:00</w:t>
+      </w:r>
+    </w:p>
+    <w:p>
+      <w:r>
+        <w:rPr>
+          <w:b/>
+        </w:rPr>
+        <w:t xml:space="preserve">Last research error: </w:t>
+      </w:r>
+      <w:r>
+        <w:t>HTTP Error 429: Too Many Requests</w:t>
       </w:r>
     </w:p>
     <w:p>
@@ -679,22 +2244,73 @@
         <w:pStyle w:val="Heading2"/>
       </w:pPr>
       <w:r>
-        <w:t xml:space="preserve">Foresighting Scenarios for Green Hydrogen in Portugal: Systematization of Potential Futures and Identification of Bottlenecks and </w:t>
+        <w:t>24. Modeling the Green Transition in the European Union: An Organic Market-Oriented Perspective</w:t>
       </w:r>
     </w:p>
     <w:p>
       <w:r>
-        <w:t>Candidate original wording: This study intends to provide stakeholders a deep understanding of the factors influencing green hydrogen's role in Portugal's push towards a sustainable energy landscape by 2030.</w:t>
+        <w:rPr>
+          <w:b/>
+        </w:rPr>
+        <w:t xml:space="preserve">WHAT WAS EXPECTED (unverified abstract excerpt): </w:t>
+      </w:r>
+      <w:r>
+        <w:t>In the context created by the short-term energy market disruptions generated by the war in Ukraine and the longer-term concern for achieving a climate-neutral continent by 2050, the European Commission issued, in May 2022, the REPowerEU plan aiming to reduce significantly the dependence on fossil-based energy sources by 2027.</w:t>
       </w:r>
     </w:p>
     <w:p>
       <w:r>
-        <w:t>Original source: https://doi.org/10.1002/ffo2.70022</w:t>
+        <w:rPr>
+          <w:b/>
+        </w:rPr>
+        <w:t xml:space="preserve">Original research URL: </w:t>
+      </w:r>
+      <w:r>
+        <w:t>https://doi.org/10.14207/ejsd.2025.v14n3p103</w:t>
       </w:r>
     </w:p>
     <w:p>
       <w:r>
-        <w:t>Observed outcome: Not established. Next: verify full source and locate an official dated measurement or evaluation.</w:t>
+        <w:rPr>
+          <w:b/>
+        </w:rPr>
+        <w:t xml:space="preserve">Possible target year (unconfirmed): </w:t>
+      </w:r>
+      <w:r>
+        <w:t>2050</w:t>
+      </w:r>
+    </w:p>
+    <w:p>
+      <w:r>
+        <w:rPr>
+          <w:b/>
+        </w:rPr>
+        <w:t xml:space="preserve">WHAT ACTUALLY HAPPENED: </w:t>
+      </w:r>
+      <w:r>
+        <w:t>Not established by independent, source-reviewed comparable evidence.</w:t>
+      </w:r>
+    </w:p>
+    <w:p>
+      <w:r>
+        <w:rPr>
+          <w:b/>
+        </w:rPr>
+        <w:t xml:space="preserve">Verification status: </w:t>
+      </w:r>
+      <w:r>
+        <w:t>Needs original passage, published date, metric/geography/target and later official observations</w:t>
+      </w:r>
+    </w:p>
+    <w:p>
+      <w:r>
+        <w:rPr>
+          <w:b/>
+        </w:rPr>
+        <w:t xml:space="preserve">Last automated evidence-search attempt: </w:t>
+      </w:r>
+      <w:r>
+        <w:t>2026-10-20T12:47:46.914028+00:00</w:t>
       </w:r>
     </w:p>
     <w:p>
@@ -702,22 +2318,84 @@
         <w:pStyle w:val="Heading2"/>
       </w:pPr>
       <w:r>
-        <w:t>Forecasting Renewable Scenarios and Uncertainty Analysis in Microgrids for Self-Sufficiency and Reliability: Estimation of Extreme</w:t>
+        <w:t>25. Modelling Bioeconomy Scenario Pathways for the Forest Products Markets with Emerging Lignocellulosic Products</w:t>
       </w:r>
     </w:p>
     <w:p>
       <w:r>
-        <w:t>Candidate original wording: By 2040, the island’s energy demand is projected to reach 80–110 GWh annually, assuming full economic decarbonization.</w:t>
+        <w:rPr>
+          <w:b/>
+        </w:rPr>
+        <w:t xml:space="preserve">WHAT WAS EXPECTED (unverified abstract excerpt): </w:t>
+      </w:r>
+      <w:r>
+        <w:t>Simultaneously, wood-based panels are finding increasing application (+196% by 2050) and thus are taking over potential markets for sawn wood, for which production growth remains limited.</w:t>
       </w:r>
     </w:p>
     <w:p>
       <w:r>
-        <w:t>Original source: https://doi.org/10.3390/app152111815</w:t>
+        <w:rPr>
+          <w:b/>
+        </w:rPr>
+        <w:t xml:space="preserve">Original research URL: </w:t>
+      </w:r>
+      <w:r>
+        <w:t>https://doi.org/10.3390/su122410540</w:t>
       </w:r>
     </w:p>
     <w:p>
       <w:r>
-        <w:t>Observed outcome: Not established. Next: verify full source and locate an official dated measurement or evaluation.</w:t>
+        <w:rPr>
+          <w:b/>
+        </w:rPr>
+        <w:t xml:space="preserve">Possible target year (unconfirmed): </w:t>
+      </w:r>
+      <w:r>
+        <w:t>2050</w:t>
+      </w:r>
+    </w:p>
+    <w:p>
+      <w:r>
+        <w:rPr>
+          <w:b/>
+        </w:rPr>
+        <w:t xml:space="preserve">WHAT ACTUALLY HAPPENED: </w:t>
+      </w:r>
+      <w:r>
+        <w:t>Not established by independent, source-reviewed comparable evidence.</w:t>
+      </w:r>
+    </w:p>
+    <w:p>
+      <w:r>
+        <w:rPr>
+          <w:b/>
+        </w:rPr>
+        <w:t xml:space="preserve">Verification status: </w:t>
+      </w:r>
+      <w:r>
+        <w:t>Needs original passage, published date, metric/geography/target and later official observations</w:t>
+      </w:r>
+    </w:p>
+    <w:p>
+      <w:r>
+        <w:rPr>
+          <w:b/>
+        </w:rPr>
+        <w:t xml:space="preserve">Last failed automated attempt: </w:t>
+      </w:r>
+      <w:r>
+        <w:t>2026-10-20T12:48:15.895468+00:00</w:t>
+      </w:r>
+    </w:p>
+    <w:p>
+      <w:r>
+        <w:rPr>
+          <w:b/>
+        </w:rPr>
+        <w:t xml:space="preserve">Last research error: </w:t>
+      </w:r>
+      <w:r>
+        <w:t>HTTP Error 429: Too Many Requests</w:t>
       </w:r>
     </w:p>
     <w:p>
@@ -725,22 +2403,84 @@
         <w:pStyle w:val="Heading2"/>
       </w:pPr>
       <w:r>
-        <w:t>The evolution of agricultural energy transition in Eastern European Union countries between 1993 and 2022</w:t>
+        <w:t>26. Pathways to Decarbonise the European Car Fleet: A Scenario Analysis Using the Backcasting Approach</w:t>
       </w:r>
     </w:p>
     <w:p>
       <w:r>
-        <w:t>Candidate original wording: In response, the EU has set itself the target of reducing greenhouse gas emissions by 55% by 2030 and becoming completely carbon neutral by 2050.</w:t>
+        <w:rPr>
+          <w:b/>
+        </w:rPr>
+        <w:t xml:space="preserve">WHAT WAS EXPECTED (unverified abstract excerpt): </w:t>
+      </w:r>
+      <w:r>
+        <w:t>The analysis showed that if car mobility and ownership continue to increase as expected in a ‘business as usual’ case, a share of 97% plug-in hybrid or battery electric vehicles might be required by 2050, together with a substantial decrease in greenhouse gas emission from electricity production.</w:t>
       </w:r>
     </w:p>
     <w:p>
       <w:r>
-        <w:t>Original source: https://doi.org/10.34659/eis.2025.94.3.1046</w:t>
+        <w:rPr>
+          <w:b/>
+        </w:rPr>
+        <w:t xml:space="preserve">Original research URL: </w:t>
+      </w:r>
+      <w:r>
+        <w:t>https://doi.org/10.3390/en11010020</w:t>
       </w:r>
     </w:p>
     <w:p>
       <w:r>
-        <w:t>Observed outcome: Not established. Next: verify full source and locate an official dated measurement or evaluation.</w:t>
+        <w:rPr>
+          <w:b/>
+        </w:rPr>
+        <w:t xml:space="preserve">Possible target year (unconfirmed): </w:t>
+      </w:r>
+      <w:r>
+        <w:t>2050</w:t>
+      </w:r>
+    </w:p>
+    <w:p>
+      <w:r>
+        <w:rPr>
+          <w:b/>
+        </w:rPr>
+        <w:t xml:space="preserve">WHAT ACTUALLY HAPPENED: </w:t>
+      </w:r>
+      <w:r>
+        <w:t>Not established by independent, source-reviewed comparable evidence.</w:t>
+      </w:r>
+    </w:p>
+    <w:p>
+      <w:r>
+        <w:rPr>
+          <w:b/>
+        </w:rPr>
+        <w:t xml:space="preserve">Verification status: </w:t>
+      </w:r>
+      <w:r>
+        <w:t>Needs original passage, published date, metric/geography/target and later official observations</w:t>
+      </w:r>
+    </w:p>
+    <w:p>
+      <w:r>
+        <w:rPr>
+          <w:b/>
+        </w:rPr>
+        <w:t xml:space="preserve">Last automated evidence-search attempt: </w:t>
+      </w:r>
+      <w:r>
+        <w:t>2026-10-20T12:23:20.439756+00:00</w:t>
+      </w:r>
+    </w:p>
+    <w:p>
+      <w:r>
+        <w:rPr>
+          <w:b/>
+        </w:rPr>
+        <w:t xml:space="preserve">Last research error: </w:t>
+      </w:r>
+      <w:r>
+        <w:t>HTTP Error 429: Too Many Requests</w:t>
       </w:r>
     </w:p>
     <w:p>
@@ -748,22 +2488,84 @@
         <w:pStyle w:val="Heading2"/>
       </w:pPr>
       <w:r>
-        <w:t>The Extraterritorial Effects of EU Energy and Climate Law</w:t>
+        <w:t>27. Policy Modelling for Ambitious Energy Efficiency Investment in the EU Residential Buildings</w:t>
       </w:r>
     </w:p>
     <w:p>
       <w:r>
-        <w:t>Candidate original wording: The EU has adopted a comprehensive set of laws aiming to reduce EU greenhouse gas emissions by at least 55% by 2030 and achieve climate neutrality by 2050.</w:t>
+        <w:rPr>
+          <w:b/>
+        </w:rPr>
+        <w:t xml:space="preserve">WHAT WAS EXPECTED (unverified abstract excerpt): </w:t>
+      </w:r>
+      <w:r>
+        <w:t>This paper presents the challenges of increasing the energy efficiency investments in European Union (EU) residential buildings in the context of achieving climate neutrality by 2050.</w:t>
       </w:r>
     </w:p>
     <w:p>
       <w:r>
-        <w:t>Original source: https://doi.org/10.3366/gels.2026.0150</w:t>
+        <w:rPr>
+          <w:b/>
+        </w:rPr>
+        <w:t xml:space="preserve">Original research URL: </w:t>
+      </w:r>
+      <w:r>
+        <w:t>https://doi.org/10.3390/en15062233</w:t>
       </w:r>
     </w:p>
     <w:p>
       <w:r>
-        <w:t>Observed outcome: Not established. Next: verify full source and locate an official dated measurement or evaluation.</w:t>
+        <w:rPr>
+          <w:b/>
+        </w:rPr>
+        <w:t xml:space="preserve">Possible target year (unconfirmed): </w:t>
+      </w:r>
+      <w:r>
+        <w:t>2050</w:t>
+      </w:r>
+    </w:p>
+    <w:p>
+      <w:r>
+        <w:rPr>
+          <w:b/>
+        </w:rPr>
+        <w:t xml:space="preserve">WHAT ACTUALLY HAPPENED: </w:t>
+      </w:r>
+      <w:r>
+        <w:t>Not established by independent, source-reviewed comparable evidence.</w:t>
+      </w:r>
+    </w:p>
+    <w:p>
+      <w:r>
+        <w:rPr>
+          <w:b/>
+        </w:rPr>
+        <w:t xml:space="preserve">Verification status: </w:t>
+      </w:r>
+      <w:r>
+        <w:t>Needs original passage, published date, metric/geography/target and later official observations</w:t>
+      </w:r>
+    </w:p>
+    <w:p>
+      <w:r>
+        <w:rPr>
+          <w:b/>
+        </w:rPr>
+        <w:t xml:space="preserve">Last automated evidence-search attempt: </w:t>
+      </w:r>
+      <w:r>
+        <w:t>2026-10-20T12:23:37.894843+00:00</w:t>
+      </w:r>
+    </w:p>
+    <w:p>
+      <w:r>
+        <w:rPr>
+          <w:b/>
+        </w:rPr>
+        <w:t xml:space="preserve">Last research error: </w:t>
+      </w:r>
+      <w:r>
+        <w:t>HTTP Error 429: Too Many Requests</w:t>
       </w:r>
     </w:p>
     <w:p>
@@ -771,22 +2573,84 @@
         <w:pStyle w:val="Heading2"/>
       </w:pPr>
       <w:r>
-        <w:t>Hydrological drought projections across Europe under climate change</w:t>
+        <w:t>28. Toward sustainability of territorial agro-food systems in Europe: indicators for assessing alternative scenarios</w:t>
       </w:r>
     </w:p>
     <w:p>
       <w:r>
-        <w:t>Candidate original wording: SRI was calculated at 1- and 3-month timescales for the historical period (1990–2014) and near-future period (2015–2049) based on downscaled climate data from Coupled Model Intercomparison Project Phase 6 (CMIP6) under two emission scenarios: SSP1-2.6 and SSP5-8.5, where SSP stands for shared socioeconomic pathways.</w:t>
+        <w:rPr>
+          <w:b/>
+        </w:rPr>
+        <w:t xml:space="preserve">WHAT WAS EXPECTED (unverified abstract excerpt): </w:t>
+      </w:r>
+      <w:r>
+        <w:t>Both scenarios consider the projected European population at 2050, a dietary change toward less animal protein (30% and 20%, instead of 57% for the reference situation, Ref 2015–2019) and are based on the widespread use of organic crop rotations and the banning of synthetic fertilizers and feed imports.</w:t>
       </w:r>
     </w:p>
     <w:p>
       <w:r>
-        <w:t>Original source: https://doi.org/10.1038/s44304-025-00152-w</w:t>
+        <w:rPr>
+          <w:b/>
+        </w:rPr>
+        <w:t xml:space="preserve">Original research URL: </w:t>
+      </w:r>
+      <w:r>
+        <w:t>https://doi.org/10.1088/1748-9326/adf97e</w:t>
       </w:r>
     </w:p>
     <w:p>
       <w:r>
-        <w:t>Observed outcome: Not established. Next: verify full source and locate an official dated measurement or evaluation.</w:t>
+        <w:rPr>
+          <w:b/>
+        </w:rPr>
+        <w:t xml:space="preserve">Possible target year (unconfirmed): </w:t>
+      </w:r>
+      <w:r>
+        <w:t>2050</w:t>
+      </w:r>
+    </w:p>
+    <w:p>
+      <w:r>
+        <w:rPr>
+          <w:b/>
+        </w:rPr>
+        <w:t xml:space="preserve">WHAT ACTUALLY HAPPENED: </w:t>
+      </w:r>
+      <w:r>
+        <w:t>Not established by independent, source-reviewed comparable evidence.</w:t>
+      </w:r>
+    </w:p>
+    <w:p>
+      <w:r>
+        <w:rPr>
+          <w:b/>
+        </w:rPr>
+        <w:t xml:space="preserve">Verification status: </w:t>
+      </w:r>
+      <w:r>
+        <w:t>Needs original passage, published date, metric/geography/target and later official observations</w:t>
+      </w:r>
+    </w:p>
+    <w:p>
+      <w:r>
+        <w:rPr>
+          <w:b/>
+        </w:rPr>
+        <w:t xml:space="preserve">Last automated evidence-search attempt: </w:t>
+      </w:r>
+      <w:r>
+        <w:t>2026-10-20T12:23:31.832345+00:00</w:t>
+      </w:r>
+    </w:p>
+    <w:p>
+      <w:r>
+        <w:rPr>
+          <w:b/>
+        </w:rPr>
+        <w:t xml:space="preserve">Last research error: </w:t>
+      </w:r>
+      <w:r>
+        <w:t>HTTP Error 429: Too Many Requests</w:t>
       </w:r>
     </w:p>
     <w:p>
@@ -794,22 +2658,22 @@
         <w:pStyle w:val="Heading1"/>
       </w:pPr>
       <w:r>
-        <w:t>What is needed for real retrospective findings</w:t>
+        <w:t>4 | Coverage and method</w:t>
       </w:r>
     </w:p>
     <w:p>
       <w:r>
-        <w:t>For each candidate: original document passage; publication date; quantified or observable prediction, geography and target date; then independent dated outcome evidence with direct source links and contrary evidence when available. Unverified items must remain unverified.</w:t>
+        <w:t>487 additional catalogued leads are not listed as forecasts because their metadata did not contain an extractable time-bounded prediction. All 515 source records are in research-leads.json and retrospective-results.json; the 28 candidates and next actions are in outcome-review-queue.json. Only validated comparisons entered in verified-outcomes.json count toward reviewed verdicts.</w:t>
       </w:r>
     </w:p>
     <w:p>
       <w:r>
-        <w:t>The entire collection remains available in research-leads.json and retrospective-results.json. Unverified entries are intentionally excluded from this Word report rather than expanded into hundreds of empty verdicts.</w:t>
+        <w:t>Automated web research can find useful links but cannot certify the content of a source or the comparability of statistics. A human reviewer must validate original wording, dates, metrics, independent outcome documents and limitations before an outcome is labeled verified.</w:t>
       </w:r>
     </w:p>
     <w:sectPr>
       <w:pgSz w:w="12240" w:h="15840"/>
-      <w:pgMar w:top="1152" w:right="1800" w:bottom="1152" w:left="1800" w:header="720" w:footer="720" w:gutter="0"/>
+      <w:pgMar w:top="1080" w:right="1224" w:bottom="1080" w:left="1224" w:header="720" w:footer="720" w:gutter="0"/>
       <w:cols w:space="720"/>
       <w:docGrid w:linePitch="360"/>
     </w:sectPr>
@@ -1180,8 +3044,12 @@
     <w:name w:val="Normal"/>
     <w:qFormat/>
     <w:rsid w:val="00FC693F"/>
+    <w:pPr>
+      <w:spacing w:after="100"/>
+    </w:pPr>
     <w:rPr>
-      <w:sz w:val="20"/>
+      <w:rFonts w:ascii="Aptos" w:hAnsi="Aptos"/>
+      <w:sz w:val="19"/>
     </w:rPr>
   </w:style>
   <w:style w:type="paragraph" w:styleId="Header">
@@ -1239,7 +3107,7 @@
     <w:pPr>
       <w:keepNext/>
       <w:keepLines/>
-      <w:spacing w:before="480" w:after="0"/>
+      <w:spacing w:before="220" w:after="100"/>
       <w:outlineLvl w:val="0"/>
     </w:pPr>
     <w:rPr>
@@ -1263,7 +3131,7 @@
     <w:pPr>
       <w:keepNext/>
       <w:keepLines/>
-      <w:spacing w:before="200" w:after="0"/>
+      <w:spacing w:before="220" w:after="100"/>
       <w:outlineLvl w:val="1"/>
     </w:pPr>
     <w:rPr>

--- a/stuff/WHAT_WAS_EXPECTED_WHAT_HAPPENED.docx
+++ b/stuff/WHAT_WAS_EXPECTED_WHAT_HAPPENED.docx
@@ -12,7 +12,7 @@
     </w:p>
     <w:p>
       <w:r>
-        <w:t>Evidence audit generated 2026-10-20 14:35 UTC</w:t>
+        <w:t>Evidence audit generated 2026-10-20 14:52 UTC</w:t>
       </w:r>
     </w:p>
     <w:p>
@@ -146,7 +146,7 @@
         <w:t xml:space="preserve">Run note: </w:t>
       </w:r>
       <w:r>
-        <w:t>Offline rebuild: no external research was attempted.</w:t>
+        <w:t>No OPENAI_API_KEY configured: report regenerated from saved evidence; no new research.</w:t>
       </w:r>
     </w:p>
     <w:p>

--- a/stuff/WHAT_WAS_EXPECTED_WHAT_HAPPENED.docx
+++ b/stuff/WHAT_WAS_EXPECTED_WHAT_HAPPENED.docx
@@ -12,7 +12,7 @@
     </w:p>
     <w:p>
       <w:r>
-        <w:t>Evidence audit generated 2026-10-20 14:52 UTC</w:t>
+        <w:t>Evidence audit generated 2026-10-20 15:19 UTC</w:t>
       </w:r>
     </w:p>
     <w:p>
@@ -55,6 +55,17 @@
         <w:rPr>
           <w:b/>
         </w:rPr>
+        <w:t xml:space="preserve">Candidate horizons still ahead: </w:t>
+      </w:r>
+      <w:r>
+        <w:t>23</w:t>
+      </w:r>
+    </w:p>
+    <w:p>
+      <w:r>
+        <w:rPr>
+          <w:b/>
+        </w:rPr>
         <w:t xml:space="preserve">Missing full-text prediction checks: </w:t>
       </w:r>
       <w:r>
@@ -88,6 +99,28 @@
         <w:rPr>
           <w:b/>
         </w:rPr>
+        <w:t xml:space="preserve">Studies with tentative OpenAlex/corpus comparisons: </w:t>
+      </w:r>
+      <w:r>
+        <w:t>515</w:t>
+      </w:r>
+    </w:p>
+    <w:p>
+      <w:r>
+        <w:rPr>
+          <w:b/>
+        </w:rPr>
+        <w:t xml:space="preserve">Comparisons with later abstract-reported study results: </w:t>
+      </w:r>
+      <w:r>
+        <w:t>8</w:t>
+      </w:r>
+    </w:p>
+    <w:p>
+      <w:r>
+        <w:rPr>
+          <w:b/>
+        </w:rPr>
         <w:t xml:space="preserve">Rejected submitted outcome cases: </w:t>
       </w:r>
       <w:r>
@@ -102,15 +135,26 @@
         <w:t xml:space="preserve">Run type: </w:t>
       </w:r>
       <w:r>
-        <w:t>evidence</w:t>
-      </w:r>
-    </w:p>
-    <w:p>
-      <w:r>
-        <w:rPr>
-          <w:b/>
-        </w:rPr>
-        <w:t xml:space="preserve">Research requests this run: </w:t>
+        <w:t>catalogue</w:t>
+      </w:r>
+    </w:p>
+    <w:p>
+      <w:r>
+        <w:rPr>
+          <w:b/>
+        </w:rPr>
+        <w:t xml:space="preserve">Study comparisons / research attempts this run: </w:t>
+      </w:r>
+      <w:r>
+        <w:t>515</w:t>
+      </w:r>
+    </w:p>
+    <w:p>
+      <w:r>
+        <w:rPr>
+          <w:b/>
+        </w:rPr>
+        <w:t xml:space="preserve">Live external research requests: </w:t>
       </w:r>
       <w:r>
         <w:t>0</w:t>
@@ -143,10 +187,32 @@
         <w:rPr>
           <w:b/>
         </w:rPr>
+        <w:t xml:space="preserve">New research comparisons this run: </w:t>
+      </w:r>
+      <w:r>
+        <w:t>515</w:t>
+      </w:r>
+    </w:p>
+    <w:p>
+      <w:r>
+        <w:rPr>
+          <w:b/>
+        </w:rPr>
+        <w:t xml:space="preserve">Later studies found this run: </w:t>
+      </w:r>
+      <w:r>
+        <w:t>150</w:t>
+      </w:r>
+    </w:p>
+    <w:p>
+      <w:r>
+        <w:rPr>
+          <w:b/>
+        </w:rPr>
         <w:t xml:space="preserve">Run note: </w:t>
       </w:r>
       <w:r>
-        <w:t>No OPENAI_API_KEY configured: report regenerated from saved evidence; no new research.</w:t>
+        <w:t>Compared genuine existing scholarly records offline; no new external request.</w:t>
       </w:r>
     </w:p>
     <w:p>
@@ -331,12 +397,66 @@
         <w:pStyle w:val="Heading1"/>
       </w:pPr>
       <w:r>
-        <w:t>3 | Forecast passages needing original-source validation</w:t>
-      </w:r>
-    </w:p>
-    <w:p>
-      <w:r>
-        <w:t>The following are candidates from abstracts only, NOT authenticated predictions. They have no source-reviewed actual-outcome verdict. Source-linked machine research, where available, is recorded as a lead for review only.</w:t>
+        <w:t>3 | Provisional comparisons with later scholarship</w:t>
+      </w:r>
+    </w:p>
+    <w:p>
+      <w:r>
+        <w:t>This section provides a first-pass assessment using later studies indexed by OpenAlex or already captured by Scanner 1. It is useful for identifying emerging agreement, empirical follow-up, methodological debate and gaps. Abstract statements are the published authors' reported findings, NOT independent observation confirmed by Radar 2. The word "EU" here means EU-related subjects, not necessarily foresight issued by an EU institution. No performance score is inferred.</w:t>
+      </w:r>
+    </w:p>
+    <w:p>
+      <w:r>
+        <w:rPr>
+          <w:b/>
+        </w:rPr>
+        <w:t xml:space="preserve">Records compared so far: </w:t>
+      </w:r>
+      <w:r>
+        <w:t>515</w:t>
+      </w:r>
+    </w:p>
+    <w:p>
+      <w:r>
+        <w:t>Topic coverage of literature comparisons (NOT EU prediction accuracy): Other European foresight research: 233; Climate and energy: 123; Population and work: 36; Economy and finance: 35; Technology and digital: 27; Health and society: 23; Environment and food: 21; Security and governance: 17</w:t>
+      </w:r>
+    </w:p>
+    <w:p>
+      <w:r>
+        <w:rPr>
+          <w:b/>
+        </w:rPr>
+        <w:t xml:space="preserve">With result-like passages in later abstracts: </w:t>
+      </w:r>
+      <w:r>
+        <w:t>8</w:t>
+      </w:r>
+    </w:p>
+    <w:p>
+      <w:r>
+        <w:rPr>
+          <w:b/>
+        </w:rPr>
+        <w:t xml:space="preserve">With only related models or topic papers: </w:t>
+      </w:r>
+      <w:r>
+        <w:t>89</w:t>
+      </w:r>
+    </w:p>
+    <w:p>
+      <w:r>
+        <w:rPr>
+          <w:b/>
+        </w:rPr>
+        <w:t xml:space="preserve">With no sufficiently close study found: </w:t>
+      </w:r>
+      <w:r>
+        <w:t>418</w:t>
+      </w:r>
+    </w:p>
+    <w:p>
+      <w:r>
+        <w:t>Showing the top 40 comparisons, prioritizing records with later-source matches. All assessments, including failed matches, remain in retrospective-results.json.</w:t>
       </w:r>
     </w:p>
     <w:p>
@@ -344,84 +464,161 @@
         <w:pStyle w:val="Heading2"/>
       </w:pPr>
       <w:r>
-        <w:t>1. Three Environments, One Problem: Forecasting Water Temperature in Central Europe in Response to Climate Change</w:t>
-      </w:r>
-    </w:p>
-    <w:p>
-      <w:r>
-        <w:rPr>
-          <w:b/>
-        </w:rPr>
-        <w:t xml:space="preserve">WHAT WAS EXPECTED (unverified abstract excerpt): </w:t>
-      </w:r>
-      <w:r>
-        <w:t>Under the SSP2-4.5 and SSP5-8.5 scenario-based simulations, projected air temperature increases in the period 2021–2100 could range from 1.5 °C to 1.7 °C and 4.7 to 5.1 °C.</w:t>
-      </w:r>
-    </w:p>
-    <w:p>
-      <w:r>
-        <w:rPr>
-          <w:b/>
-        </w:rPr>
-        <w:t xml:space="preserve">Original research URL: </w:t>
-      </w:r>
-      <w:r>
-        <w:t>https://doi.org/10.3390/forecast7020024</w:t>
-      </w:r>
-    </w:p>
-    <w:p>
-      <w:r>
-        <w:rPr>
-          <w:b/>
-        </w:rPr>
-        <w:t xml:space="preserve">Possible target year (unconfirmed): </w:t>
-      </w:r>
-      <w:r>
-        <w:t>2021</w:t>
-      </w:r>
-    </w:p>
-    <w:p>
-      <w:r>
-        <w:rPr>
-          <w:b/>
-        </w:rPr>
-        <w:t xml:space="preserve">WHAT ACTUALLY HAPPENED: </w:t>
-      </w:r>
-      <w:r>
-        <w:t>Not established by independent, source-reviewed comparable evidence.</w:t>
-      </w:r>
-    </w:p>
-    <w:p>
-      <w:r>
-        <w:rPr>
-          <w:b/>
-        </w:rPr>
-        <w:t xml:space="preserve">Verification status: </w:t>
-      </w:r>
-      <w:r>
-        <w:t>Needs original passage, published date, metric/geography/target and later official observations</w:t>
-      </w:r>
-    </w:p>
-    <w:p>
-      <w:r>
-        <w:rPr>
-          <w:b/>
-        </w:rPr>
-        <w:t xml:space="preserve">Last automated evidence-search attempt: </w:t>
-      </w:r>
-      <w:r>
-        <w:t>2026-10-20T12:23:42.772990+00:00</w:t>
-      </w:r>
-    </w:p>
-    <w:p>
-      <w:r>
-        <w:rPr>
-          <w:b/>
-        </w:rPr>
-        <w:t xml:space="preserve">Last research error: </w:t>
-      </w:r>
-      <w:r>
-        <w:t>HTTP Error 429: Too Many Requests</w:t>
+        <w:t>1. Nonlinearities in carbon spot-futures price relationships during Phase II of the EU ETS</w:t>
+      </w:r>
+    </w:p>
+    <w:p>
+      <w:r>
+        <w:rPr>
+          <w:b/>
+        </w:rPr>
+        <w:t xml:space="preserve">WHAT WAS SAID / EXPECTED: </w:t>
+      </w:r>
+      <w:r>
+        <w:t>Nonlinearities in carbon spot-futures price relationships during Phase II of the EU ETS</w:t>
+      </w:r>
+    </w:p>
+    <w:p>
+      <w:r>
+        <w:rPr>
+          <w:b/>
+        </w:rPr>
+        <w:t xml:space="preserve">LATER STUDIES / WHAT THEY REPORT: </w:t>
+      </w:r>
+      <w:r>
+        <w:t>Later scholarly abstracts report: 2020: The empirical results show that (i) during our sample period, carbon spot and futures markets are highly correlated, (ii) carbon spot overflows to the futures market and vice versa, and (iii) the HE value is equal to 0.9370, indicating a good performance for the hedging strategy. | 2015: Overall, we find that (a) carbon costs are passed through fully in most countries; (b) under some model specifications, cost pass-through is higher during peakload than during baseload for France, Germany and the Netherlands; and (c) the results are sensitive to the degree of cross-commodity and cross-market interaction allowed.</w:t>
+      </w:r>
+    </w:p>
+    <w:p>
+      <w:r>
+        <w:rPr>
+          <w:b/>
+        </w:rPr>
+        <w:t xml:space="preserve">TENTATIVE ASSESSMENT: </w:t>
+      </w:r>
+      <w:r>
+        <w:t>4 related later studies found; 2 contain result-like abstract passages (which may describe models rather than real-world measurements). This suggests follow-up, but direction and comparability with the earlier claim are not established.</w:t>
+      </w:r>
+    </w:p>
+    <w:p>
+      <w:r>
+        <w:rPr>
+          <w:b/>
+        </w:rPr>
+        <w:t xml:space="preserve">Confidence / limitations: </w:t>
+      </w:r>
+      <w:r>
+        <w:t>Original record is a research lead, not a validated dated forecast. This is a topic-level comparison.</w:t>
+      </w:r>
+    </w:p>
+    <w:p>
+      <w:r>
+        <w:rPr>
+          <w:b/>
+        </w:rPr>
+        <w:t xml:space="preserve">Topic: </w:t>
+      </w:r>
+      <w:r>
+        <w:t>Climate and energy</w:t>
+      </w:r>
+    </w:p>
+    <w:p>
+      <w:r>
+        <w:rPr>
+          <w:b/>
+        </w:rPr>
+        <w:t xml:space="preserve">EU institutional attribution: </w:t>
+      </w:r>
+      <w:r>
+        <w:t>EU institutional authorship NOT established (EU-related research is not necessarily EU Commission foresight)</w:t>
+      </w:r>
+    </w:p>
+    <w:p>
+      <w:r>
+        <w:rPr>
+          <w:b/>
+        </w:rPr>
+        <w:t xml:space="preserve">Original research: </w:t>
+      </w:r>
+      <w:r>
+        <w:t>https://doi.org/10.1016/j.econmod.2011.11.003</w:t>
+      </w:r>
+    </w:p>
+    <w:p>
+      <w:r>
+        <w:rPr>
+          <w:b/>
+        </w:rPr>
+        <w:t xml:space="preserve">Search method and date: </w:t>
+      </w:r>
+      <w:r>
+        <w:t>existing_scanner_catalogue (saved OpenAlex/Crossref records) | 2026-10-20T15:19</w:t>
+      </w:r>
+    </w:p>
+    <w:p>
+      <w:r>
+        <w:rPr>
+          <w:b/>
+        </w:rPr>
+        <w:t xml:space="preserve">Later study (2020; abstract_reports_results): </w:t>
+      </w:r>
+      <w:r>
+        <w:t>The Linkages of Carbon Spot-Futures: Evidence from EU-ETS in the Third Phase | https://doi.org/10.3390/su12062517</w:t>
+      </w:r>
+    </w:p>
+    <w:p>
+      <w:r>
+        <w:rPr>
+          <w:b/>
+        </w:rPr>
+        <w:t xml:space="preserve">Its abstract states: </w:t>
+      </w:r>
+      <w:r>
+        <w:t>The empirical results show that (i) during our sample period, carbon spot and futures markets are highly correlated, (ii) carbon spot overflows to the futures market and vice versa, and (iii) the HE value is equal to 0.9370, indicating a good performance for the hedging strategy.</w:t>
+      </w:r>
+    </w:p>
+    <w:p>
+      <w:r>
+        <w:rPr>
+          <w:b/>
+        </w:rPr>
+        <w:t xml:space="preserve">Later study (2015; abstract_reports_results): </w:t>
+      </w:r>
+      <w:r>
+        <w:t>Carbon Content of Electricity Futures in Phase II of the EU ETS | https://doi.org/10.5547/01956574.36.4.hfel</w:t>
+      </w:r>
+    </w:p>
+    <w:p>
+      <w:r>
+        <w:rPr>
+          <w:b/>
+        </w:rPr>
+        <w:t xml:space="preserve">Its abstract states: </w:t>
+      </w:r>
+      <w:r>
+        <w:t>Overall, we find that (a) carbon costs are passed through fully in most countries; (b) under some model specifications, cost pass-through is higher during peakload than during baseload for France, Germany and the Netherlands; and (c) the results are sensitive to the degree of cross-commodity and cross-market interaction allowed.</w:t>
+      </w:r>
+    </w:p>
+    <w:p>
+      <w:r>
+        <w:rPr>
+          <w:b/>
+        </w:rPr>
+        <w:t xml:space="preserve">Later study (2023; related_study_or_model): </w:t>
+      </w:r>
+      <w:r>
+        <w:t>Re-examining the efficiency of the EU carbon futures market in phase Ⅱ: price discovery and intertemporal arbitrage | https://doi.org/10.3389/fenrg.2023.1236488</w:t>
+      </w:r>
+    </w:p>
+    <w:p>
+      <w:r>
+        <w:rPr>
+          <w:b/>
+        </w:rPr>
+        <w:t xml:space="preserve">Later study (2021; related_study_or_model): </w:t>
+      </w:r>
+      <w:r>
+        <w:t>Research on the Correlation Between WTI Crude Oil Futures Price and European Carbon Futures Price | https://doi.org/10.3389/fenrg.2021.735665</w:t>
       </w:r>
     </w:p>
     <w:p>
@@ -429,84 +626,128 @@
         <w:pStyle w:val="Heading2"/>
       </w:pPr>
       <w:r>
-        <w:t>2. Climate, Energy – and Environment? Reconciliation of EU Environmental Law with the Implementation Realities of EU Climate Law</w:t>
-      </w:r>
-    </w:p>
-    <w:p>
-      <w:r>
-        <w:rPr>
-          <w:b/>
-        </w:rPr>
-        <w:t xml:space="preserve">WHAT WAS EXPECTED (unverified abstract excerpt): </w:t>
-      </w:r>
-      <w:r>
-        <w:t>The European Union’s revised Trans European Network – Energy ( ten-E ) Regulation (June 2022) provides that energy infrastructure in the form of projects of common interest shall be deemed to be in the overriding public interest in the context of the Habitats Directive, an exception to that Directive’s prohibition on development that could negatively impact protected Natura 2000 features.</w:t>
-      </w:r>
-    </w:p>
-    <w:p>
-      <w:r>
-        <w:rPr>
-          <w:b/>
-        </w:rPr>
-        <w:t xml:space="preserve">Original research URL: </w:t>
-      </w:r>
-      <w:r>
-        <w:t>https://doi.org/10.1163/18786561-12030003</w:t>
-      </w:r>
-    </w:p>
-    <w:p>
-      <w:r>
-        <w:rPr>
-          <w:b/>
-        </w:rPr>
-        <w:t xml:space="preserve">Possible target year (unconfirmed): </w:t>
-      </w:r>
-      <w:r>
-        <w:t>2022</w:t>
-      </w:r>
-    </w:p>
-    <w:p>
-      <w:r>
-        <w:rPr>
-          <w:b/>
-        </w:rPr>
-        <w:t xml:space="preserve">WHAT ACTUALLY HAPPENED: </w:t>
-      </w:r>
-      <w:r>
-        <w:t>Not established by independent, source-reviewed comparable evidence.</w:t>
-      </w:r>
-    </w:p>
-    <w:p>
-      <w:r>
-        <w:rPr>
-          <w:b/>
-        </w:rPr>
-        <w:t xml:space="preserve">Verification status: </w:t>
-      </w:r>
-      <w:r>
-        <w:t>Needs original passage, published date, metric/geography/target and later official observations</w:t>
-      </w:r>
-    </w:p>
-    <w:p>
-      <w:r>
-        <w:rPr>
-          <w:b/>
-        </w:rPr>
-        <w:t xml:space="preserve">Last failed automated attempt: </w:t>
-      </w:r>
-      <w:r>
-        <w:t>2026-10-20T12:48:12.960111+00:00</w:t>
-      </w:r>
-    </w:p>
-    <w:p>
-      <w:r>
-        <w:rPr>
-          <w:b/>
-        </w:rPr>
-        <w:t xml:space="preserve">Last research error: </w:t>
-      </w:r>
-      <w:r>
-        <w:t>HTTP Error 429: Too Many Requests</w:t>
+        <w:t>2. Scenarios on European energy security: Outcomes of natural gas strategy in 2020</w:t>
+      </w:r>
+    </w:p>
+    <w:p>
+      <w:r>
+        <w:rPr>
+          <w:b/>
+        </w:rPr>
+        <w:t xml:space="preserve">WHAT WAS SAID / EXPECTED: </w:t>
+      </w:r>
+      <w:r>
+        <w:t>Scenarios on European energy security: Outcomes of natural gas strategy in 2020</w:t>
+      </w:r>
+    </w:p>
+    <w:p>
+      <w:r>
+        <w:rPr>
+          <w:b/>
+        </w:rPr>
+        <w:t xml:space="preserve">LATER STUDIES / WHAT THEY REPORT: </w:t>
+      </w:r>
+      <w:r>
+        <w:t>Later scholarly abstracts report: 2019: Although State Grid Corporation of China can nominate two members of CDP Reti’s board of directors, we find that there is no direct threat to national security.</w:t>
+      </w:r>
+    </w:p>
+    <w:p>
+      <w:r>
+        <w:rPr>
+          <w:b/>
+        </w:rPr>
+        <w:t xml:space="preserve">TENTATIVE ASSESSMENT: </w:t>
+      </w:r>
+      <w:r>
+        <w:t>2 related later studies found; 1 contain result-like abstract passages (which may describe models rather than real-world measurements). This suggests follow-up, but direction and comparability with the earlier claim are not established.</w:t>
+      </w:r>
+    </w:p>
+    <w:p>
+      <w:r>
+        <w:rPr>
+          <w:b/>
+        </w:rPr>
+        <w:t xml:space="preserve">Confidence / limitations: </w:t>
+      </w:r>
+      <w:r>
+        <w:t>Original record is a research lead, not a validated dated forecast. This is a topic-level comparison.</w:t>
+      </w:r>
+    </w:p>
+    <w:p>
+      <w:r>
+        <w:rPr>
+          <w:b/>
+        </w:rPr>
+        <w:t xml:space="preserve">Topic: </w:t>
+      </w:r>
+      <w:r>
+        <w:t>Climate and energy</w:t>
+      </w:r>
+    </w:p>
+    <w:p>
+      <w:r>
+        <w:rPr>
+          <w:b/>
+        </w:rPr>
+        <w:t xml:space="preserve">EU institutional attribution: </w:t>
+      </w:r>
+      <w:r>
+        <w:t>EU institutional authorship NOT established (EU-related research is not necessarily EU Commission foresight)</w:t>
+      </w:r>
+    </w:p>
+    <w:p>
+      <w:r>
+        <w:rPr>
+          <w:b/>
+        </w:rPr>
+        <w:t xml:space="preserve">Original research: </w:t>
+      </w:r>
+      <w:r>
+        <w:t>https://doi.org/10.1016/j.futures.2011.07.007</w:t>
+      </w:r>
+    </w:p>
+    <w:p>
+      <w:r>
+        <w:rPr>
+          <w:b/>
+        </w:rPr>
+        <w:t xml:space="preserve">Search method and date: </w:t>
+      </w:r>
+      <w:r>
+        <w:t>existing_scanner_catalogue (saved OpenAlex/Crossref records) | 2026-10-20T15:19</w:t>
+      </w:r>
+    </w:p>
+    <w:p>
+      <w:r>
+        <w:rPr>
+          <w:b/>
+        </w:rPr>
+        <w:t xml:space="preserve">Later study (2019; abstract_reports_results): </w:t>
+      </w:r>
+      <w:r>
+        <w:t>Motivations, security threats and geopolitical implications of Chinese investment in the EU energy sector: the case of CDP Reti | https://doi.org/10.1177/1354066119871350</w:t>
+      </w:r>
+    </w:p>
+    <w:p>
+      <w:r>
+        <w:rPr>
+          <w:b/>
+        </w:rPr>
+        <w:t xml:space="preserve">Its abstract states: </w:t>
+      </w:r>
+      <w:r>
+        <w:t>Although State Grid Corporation of China can nominate two members of CDP Reti’s board of directors, we find that there is no direct threat to national security.</w:t>
+      </w:r>
+    </w:p>
+    <w:p>
+      <w:r>
+        <w:rPr>
+          <w:b/>
+        </w:rPr>
+        <w:t xml:space="preserve">Later study (2025; related_study_or_model): </w:t>
+      </w:r>
+      <w:r>
+        <w:t>Pricing the Shock: How TTF Futures Reflected Europe's Energy Security Crisis After Russia's Gas Cutoff and the Nordstream Sabotage | https://doi.org/10.1002/gas.22606</w:t>
       </w:r>
     </w:p>
     <w:p>
@@ -514,84 +755,128 @@
         <w:pStyle w:val="Heading2"/>
       </w:pPr>
       <w:r>
-        <w:t>3. Mapping out the scenarios of ocean energy scale-up based on the development of offshore wind</w:t>
-      </w:r>
-    </w:p>
-    <w:p>
-      <w:r>
-        <w:rPr>
-          <w:b/>
-        </w:rPr>
-        <w:t xml:space="preserve">WHAT WAS EXPECTED (unverified abstract excerpt): </w:t>
-      </w:r>
-      <w:r>
-        <w:t>By 2022, ocean energy, and in particular wave and tidal energy have reached a pre-commercial phase in their development.</w:t>
-      </w:r>
-    </w:p>
-    <w:p>
-      <w:r>
-        <w:rPr>
-          <w:b/>
-        </w:rPr>
-        <w:t xml:space="preserve">Original research URL: </w:t>
-      </w:r>
-      <w:r>
-        <w:t>https://doi.org/10.12688/openreseurope.15906.1</w:t>
-      </w:r>
-    </w:p>
-    <w:p>
-      <w:r>
-        <w:rPr>
-          <w:b/>
-        </w:rPr>
-        <w:t xml:space="preserve">Possible target year (unconfirmed): </w:t>
-      </w:r>
-      <w:r>
-        <w:t>2022</w:t>
-      </w:r>
-    </w:p>
-    <w:p>
-      <w:r>
-        <w:rPr>
-          <w:b/>
-        </w:rPr>
-        <w:t xml:space="preserve">WHAT ACTUALLY HAPPENED: </w:t>
-      </w:r>
-      <w:r>
-        <w:t>Not established by independent, source-reviewed comparable evidence.</w:t>
-      </w:r>
-    </w:p>
-    <w:p>
-      <w:r>
-        <w:rPr>
-          <w:b/>
-        </w:rPr>
-        <w:t xml:space="preserve">Verification status: </w:t>
-      </w:r>
-      <w:r>
-        <w:t>Needs original passage, published date, metric/geography/target and later official observations</w:t>
-      </w:r>
-    </w:p>
-    <w:p>
-      <w:r>
-        <w:rPr>
-          <w:b/>
-        </w:rPr>
-        <w:t xml:space="preserve">Last failed automated attempt: </w:t>
-      </w:r>
-      <w:r>
-        <w:t>2026-10-20T12:48:02.487316+00:00</w:t>
-      </w:r>
-    </w:p>
-    <w:p>
-      <w:r>
-        <w:rPr>
-          <w:b/>
-        </w:rPr>
-        <w:t xml:space="preserve">Last research error: </w:t>
-      </w:r>
-      <w:r>
-        <w:t>HTTP Error 429: Too Many Requests</w:t>
+        <w:t>3. Extreme Floods and Droughts under Future Climate Scenarios</w:t>
+      </w:r>
+    </w:p>
+    <w:p>
+      <w:r>
+        <w:rPr>
+          <w:b/>
+        </w:rPr>
+        <w:t xml:space="preserve">WHAT WAS SAID / EXPECTED: </w:t>
+      </w:r>
+      <w:r>
+        <w:t>Climate projections indicate that in many regions of the world the risk of increased flooding or more severe droughts will be higher in the future. To account for these trends, hydrologists search for the best planning and management measures in an increasingly complex and uncertain environment. The collection of manuscripts in this Special Issue quantifies the changes in projected hydroclimatic extremes and their impacts using a suite of innovative approaches applied to regions in North America, Asia, and Europe. To reduce the uncertainty and warrant the applicability of the research on projections of future floods and droughts, their continued development and testing using newly acquired observational data are critical.</w:t>
+      </w:r>
+    </w:p>
+    <w:p>
+      <w:r>
+        <w:rPr>
+          <w:b/>
+        </w:rPr>
+        <w:t xml:space="preserve">LATER STUDIES / WHAT THEY REPORT: </w:t>
+      </w:r>
+      <w:r>
+        <w:t>Later scholarly abstracts report: 2023: The E-OBS dataset is used as a reference for evaluating the NEX-GDDP’s capability to simulate the features of the observed historical extreme heat events.</w:t>
+      </w:r>
+    </w:p>
+    <w:p>
+      <w:r>
+        <w:rPr>
+          <w:b/>
+        </w:rPr>
+        <w:t xml:space="preserve">TENTATIVE ASSESSMENT: </w:t>
+      </w:r>
+      <w:r>
+        <w:t>2 related later studies found; 1 contain result-like abstract passages (which may describe models rather than real-world measurements). This suggests follow-up, but direction and comparability with the earlier claim are not established.</w:t>
+      </w:r>
+    </w:p>
+    <w:p>
+      <w:r>
+        <w:rPr>
+          <w:b/>
+        </w:rPr>
+        <w:t xml:space="preserve">Confidence / limitations: </w:t>
+      </w:r>
+      <w:r>
+        <w:t>Original record is a research lead, not a validated dated forecast. This is a topic-level comparison.</w:t>
+      </w:r>
+    </w:p>
+    <w:p>
+      <w:r>
+        <w:rPr>
+          <w:b/>
+        </w:rPr>
+        <w:t xml:space="preserve">Topic: </w:t>
+      </w:r>
+      <w:r>
+        <w:t>Climate and energy</w:t>
+      </w:r>
+    </w:p>
+    <w:p>
+      <w:r>
+        <w:rPr>
+          <w:b/>
+        </w:rPr>
+        <w:t xml:space="preserve">EU institutional attribution: </w:t>
+      </w:r>
+      <w:r>
+        <w:t>EU institutional authorship NOT established (EU-related research is not necessarily EU Commission foresight)</w:t>
+      </w:r>
+    </w:p>
+    <w:p>
+      <w:r>
+        <w:rPr>
+          <w:b/>
+        </w:rPr>
+        <w:t xml:space="preserve">Original research: </w:t>
+      </w:r>
+      <w:r>
+        <w:t>https://doi.org/10.3390/w11081720</w:t>
+      </w:r>
+    </w:p>
+    <w:p>
+      <w:r>
+        <w:rPr>
+          <w:b/>
+        </w:rPr>
+        <w:t xml:space="preserve">Search method and date: </w:t>
+      </w:r>
+      <w:r>
+        <w:t>existing_scanner_catalogue (saved OpenAlex/Crossref records) | 2026-10-20T15:19</w:t>
+      </w:r>
+    </w:p>
+    <w:p>
+      <w:r>
+        <w:rPr>
+          <w:b/>
+        </w:rPr>
+        <w:t xml:space="preserve">Later study (2023; abstract_reports_results): </w:t>
+      </w:r>
+      <w:r>
+        <w:t>Extreme Heat Events over Southeast Europe Based on NEX-GDDP Ensemble: Present Climate Evaluation and Future Projections | https://doi.org/10.3390/atmos14061000</w:t>
+      </w:r>
+    </w:p>
+    <w:p>
+      <w:r>
+        <w:rPr>
+          <w:b/>
+        </w:rPr>
+        <w:t xml:space="preserve">Its abstract states: </w:t>
+      </w:r>
+      <w:r>
+        <w:t>The E-OBS dataset is used as a reference for evaluating the NEX-GDDP’s capability to simulate the features of the observed historical extreme heat events.</w:t>
+      </w:r>
+    </w:p>
+    <w:p>
+      <w:r>
+        <w:rPr>
+          <w:b/>
+        </w:rPr>
+        <w:t xml:space="preserve">Later study (2021; related_study_or_model): </w:t>
+      </w:r>
+      <w:r>
+        <w:t>Extreme wind projections over Europe from the Euro-CORDEX regional climate models | https://doi.org/10.1016/j.wace.2021.100363</w:t>
       </w:r>
     </w:p>
     <w:p>
@@ -599,84 +884,117 @@
         <w:pStyle w:val="Heading2"/>
       </w:pPr>
       <w:r>
-        <w:t>4. Mapping out the scenarios of ocean energy scale-up based on the development of offshore wind</w:t>
-      </w:r>
-    </w:p>
-    <w:p>
-      <w:r>
-        <w:rPr>
-          <w:b/>
-        </w:rPr>
-        <w:t xml:space="preserve">WHAT WAS EXPECTED (unverified abstract excerpt): </w:t>
-      </w:r>
-      <w:r>
-        <w:t>By 2022, marine energy, and in particular wave and tidal energy have reached a pre-commercial phase in their development.</w:t>
-      </w:r>
-    </w:p>
-    <w:p>
-      <w:r>
-        <w:rPr>
-          <w:b/>
-        </w:rPr>
-        <w:t xml:space="preserve">Original research URL: </w:t>
-      </w:r>
-      <w:r>
-        <w:t>https://doi.org/10.12688/openreseurope.15906.2</w:t>
-      </w:r>
-    </w:p>
-    <w:p>
-      <w:r>
-        <w:rPr>
-          <w:b/>
-        </w:rPr>
-        <w:t xml:space="preserve">Possible target year (unconfirmed): </w:t>
-      </w:r>
-      <w:r>
-        <w:t>2022</w:t>
-      </w:r>
-    </w:p>
-    <w:p>
-      <w:r>
-        <w:rPr>
-          <w:b/>
-        </w:rPr>
-        <w:t xml:space="preserve">WHAT ACTUALLY HAPPENED: </w:t>
-      </w:r>
-      <w:r>
-        <w:t>Not established by independent, source-reviewed comparable evidence.</w:t>
-      </w:r>
-    </w:p>
-    <w:p>
-      <w:r>
-        <w:rPr>
-          <w:b/>
-        </w:rPr>
-        <w:t xml:space="preserve">Verification status: </w:t>
-      </w:r>
-      <w:r>
-        <w:t>Needs original passage, published date, metric/geography/target and later official observations</w:t>
-      </w:r>
-    </w:p>
-    <w:p>
-      <w:r>
-        <w:rPr>
-          <w:b/>
-        </w:rPr>
-        <w:t xml:space="preserve">Last failed automated attempt: </w:t>
-      </w:r>
-      <w:r>
-        <w:t>2026-10-20T12:48:06.942217+00:00</w:t>
-      </w:r>
-    </w:p>
-    <w:p>
-      <w:r>
-        <w:rPr>
-          <w:b/>
-        </w:rPr>
-        <w:t xml:space="preserve">Last research error: </w:t>
-      </w:r>
-      <w:r>
-        <w:t>HTTP Error 429: Too Many Requests</w:t>
+        <w:t>4. Record dry summer in 2015 challenges precipitation projections in Central Europe</w:t>
+      </w:r>
+    </w:p>
+    <w:p>
+      <w:r>
+        <w:rPr>
+          <w:b/>
+        </w:rPr>
+        <w:t xml:space="preserve">WHAT WAS SAID / EXPECTED: </w:t>
+      </w:r>
+      <w:r>
+        <w:t>Abstract Central Europe was characterized by a humid-temperate climate in the 20 th century. Climate change projections suggest that climate in this area will shift towards warmer temperatures by the end of the 21 st century, while projected precipitation changes are highly uncertain. Here we show that the 2015 summer rainfall was the lowest on record since 1901 in Central Europe and that climate models that perform best in the three driest years of the historical time period 1901–2015 project stronger drying trends in the 21 st century than models that perform best in the remaining years. Analyses of precipitation and derived soil moisture reveal that the 2015 event was drier than both the recent 2003 or 2010 extreme summers in Central Europe. Additionally there are large anomalies in satellite-derived vegetation greenness. In terms of precipitation and temperature anomalies, the 2015 summer in Central Europe is found to lie between historical climate in the region and that characteristic of the Mediterranean area. Even though the models best capturing past droughts are not necessar</w:t>
+      </w:r>
+    </w:p>
+    <w:p>
+      <w:r>
+        <w:rPr>
+          <w:b/>
+        </w:rPr>
+        <w:t xml:space="preserve">LATER STUDIES / WHAT THEY REPORT: </w:t>
+      </w:r>
+      <w:r>
+        <w:t>Later scholarly abstracts report: 2018: We find a divergent behavior in long-term projections of summer precipitation until the end of the 21st century, resulting in a trimodal distribution of precipitation (wet, dry and very dry).</w:t>
+      </w:r>
+    </w:p>
+    <w:p>
+      <w:r>
+        <w:rPr>
+          <w:b/>
+        </w:rPr>
+        <w:t xml:space="preserve">TENTATIVE ASSESSMENT: </w:t>
+      </w:r>
+      <w:r>
+        <w:t>1 related later studies found; 1 contain result-like abstract passages (which may describe models rather than real-world measurements). This suggests follow-up, but direction and comparability with the earlier claim are not established.</w:t>
+      </w:r>
+    </w:p>
+    <w:p>
+      <w:r>
+        <w:rPr>
+          <w:b/>
+        </w:rPr>
+        <w:t xml:space="preserve">Confidence / limitations: </w:t>
+      </w:r>
+      <w:r>
+        <w:t>Original record is a research lead, not a validated dated forecast. This is a topic-level comparison.</w:t>
+      </w:r>
+    </w:p>
+    <w:p>
+      <w:r>
+        <w:rPr>
+          <w:b/>
+        </w:rPr>
+        <w:t xml:space="preserve">Topic: </w:t>
+      </w:r>
+      <w:r>
+        <w:t>Other European foresight research</w:t>
+      </w:r>
+    </w:p>
+    <w:p>
+      <w:r>
+        <w:rPr>
+          <w:b/>
+        </w:rPr>
+        <w:t xml:space="preserve">EU institutional attribution: </w:t>
+      </w:r>
+      <w:r>
+        <w:t>EU institutional authorship NOT established (EU-related research is not necessarily EU Commission foresight)</w:t>
+      </w:r>
+    </w:p>
+    <w:p>
+      <w:r>
+        <w:rPr>
+          <w:b/>
+        </w:rPr>
+        <w:t xml:space="preserve">Original research: </w:t>
+      </w:r>
+      <w:r>
+        <w:t>https://doi.org/10.1038/srep28334</w:t>
+      </w:r>
+    </w:p>
+    <w:p>
+      <w:r>
+        <w:rPr>
+          <w:b/>
+        </w:rPr>
+        <w:t xml:space="preserve">Search method and date: </w:t>
+      </w:r>
+      <w:r>
+        <w:t>existing_scanner_catalogue (saved OpenAlex/Crossref records) | 2026-10-20T15:19</w:t>
+      </w:r>
+    </w:p>
+    <w:p>
+      <w:r>
+        <w:rPr>
+          <w:b/>
+        </w:rPr>
+        <w:t xml:space="preserve">Later study (2018; abstract_reports_results): </w:t>
+      </w:r>
+      <w:r>
+        <w:t>Varying soil moisture–atmosphere feedbacks explain divergent temperature extremes and precipitation projections in central Europe | https://doi.org/10.5194/esd-9-1107-2018</w:t>
+      </w:r>
+    </w:p>
+    <w:p>
+      <w:r>
+        <w:rPr>
+          <w:b/>
+        </w:rPr>
+        <w:t xml:space="preserve">Its abstract states: </w:t>
+      </w:r>
+      <w:r>
+        <w:t>We find a divergent behavior in long-term projections of summer precipitation until the end of the 21st century, resulting in a trimodal distribution of precipitation (wet, dry and very dry).</w:t>
       </w:r>
     </w:p>
     <w:p>
@@ -684,84 +1002,117 @@
         <w:pStyle w:val="Heading2"/>
       </w:pPr>
       <w:r>
-        <w:t>5. The European Solar Communication—Will It Pave the Road to Achieve 1 TW of Photovoltaic System Capacity in the European Union by 2030?</w:t>
-      </w:r>
-    </w:p>
-    <w:p>
-      <w:r>
-        <w:rPr>
-          <w:b/>
-        </w:rPr>
-        <w:t xml:space="preserve">WHAT WAS EXPECTED (unverified abstract excerpt): </w:t>
-      </w:r>
-      <w:r>
-        <w:t>According to the market trend between 2017 and 2022, the currently average EU installed capacity of 474.55 Wp/capita will not reach the necessary 2246 Wp/capita or 1 TWp target by 2030.</w:t>
-      </w:r>
-    </w:p>
-    <w:p>
-      <w:r>
-        <w:rPr>
-          <w:b/>
-        </w:rPr>
-        <w:t xml:space="preserve">Original research URL: </w:t>
-      </w:r>
-      <w:r>
-        <w:t>https://doi.org/10.3390/su15086531</w:t>
-      </w:r>
-    </w:p>
-    <w:p>
-      <w:r>
-        <w:rPr>
-          <w:b/>
-        </w:rPr>
-        <w:t xml:space="preserve">Possible target year (unconfirmed): </w:t>
-      </w:r>
-      <w:r>
-        <w:t>2022</w:t>
-      </w:r>
-    </w:p>
-    <w:p>
-      <w:r>
-        <w:rPr>
-          <w:b/>
-        </w:rPr>
-        <w:t xml:space="preserve">WHAT ACTUALLY HAPPENED: </w:t>
-      </w:r>
-      <w:r>
-        <w:t>Not established by independent, source-reviewed comparable evidence.</w:t>
-      </w:r>
-    </w:p>
-    <w:p>
-      <w:r>
-        <w:rPr>
-          <w:b/>
-        </w:rPr>
-        <w:t xml:space="preserve">Verification status: </w:t>
-      </w:r>
-      <w:r>
-        <w:t>Needs original passage, published date, metric/geography/target and later official observations</w:t>
-      </w:r>
-    </w:p>
-    <w:p>
-      <w:r>
-        <w:rPr>
-          <w:b/>
-        </w:rPr>
-        <w:t xml:space="preserve">Last failed automated attempt: </w:t>
-      </w:r>
-      <w:r>
-        <w:t>2026-10-20T12:48:18.837620+00:00</w:t>
-      </w:r>
-    </w:p>
-    <w:p>
-      <w:r>
-        <w:rPr>
-          <w:b/>
-        </w:rPr>
-        <w:t xml:space="preserve">Last research error: </w:t>
-      </w:r>
-      <w:r>
-        <w:t>HTTP Error 429: Too Many Requests</w:t>
+        <w:t>5. Projections of Future Precipitation Extremes Over Europe: A Multimodel Assessment of Climate Simulations</w:t>
+      </w:r>
+    </w:p>
+    <w:p>
+      <w:r>
+        <w:rPr>
+          <w:b/>
+        </w:rPr>
+        <w:t xml:space="preserve">WHAT WAS SAID / EXPECTED: </w:t>
+      </w:r>
+      <w:r>
+        <w:t>Abstract Projections of precipitation and its extremes over the European continent are analyzed in an extensive multimodel ensemble of 12 and 50 km resolution EURO‐CORDEX Regional Climate Models (RCMs) forced by RCP2.6, RCP4.5, and RCP8.5 (Representative Concentration Pathway) aerosol and greenhouse gas emission scenarios. A systematic intercomparison with ENSEMBLES RCMs is carried out, such that in total information is provided for an unprecedentedly large data set of 100 RCM simulations. An evaluation finds very reasonable skill for the EURO‐CORDEX models in simulating temporal and geographical variations of (mean and heavy) precipitation at both horizontal resolutions. Heavy and extreme precipitation events are projected to intensify across most of Europe throughout the whole year. All considered models agree on a distinct intensification of extremes by often more than +20% in winter and fall and over central and northern Europe. A reduction of rainy days and mean precipitation in summer is simulated by a large majority of models in the Mediterranean area, but intermodel spread be</w:t>
+      </w:r>
+    </w:p>
+    <w:p>
+      <w:r>
+        <w:rPr>
+          <w:b/>
+        </w:rPr>
+        <w:t xml:space="preserve">LATER STUDIES / WHAT THEY REPORT: </w:t>
+      </w:r>
+      <w:r>
+        <w:t>Later scholarly abstracts report: 2018: We find a divergent behavior in long-term projections of summer precipitation until the end of the 21st century, resulting in a trimodal distribution of precipitation (wet, dry and very dry).</w:t>
+      </w:r>
+    </w:p>
+    <w:p>
+      <w:r>
+        <w:rPr>
+          <w:b/>
+        </w:rPr>
+        <w:t xml:space="preserve">TENTATIVE ASSESSMENT: </w:t>
+      </w:r>
+      <w:r>
+        <w:t>1 related later studies found; 1 contain result-like abstract passages (which may describe models rather than real-world measurements). This suggests follow-up, but direction and comparability with the earlier claim are not established.</w:t>
+      </w:r>
+    </w:p>
+    <w:p>
+      <w:r>
+        <w:rPr>
+          <w:b/>
+        </w:rPr>
+        <w:t xml:space="preserve">Confidence / limitations: </w:t>
+      </w:r>
+      <w:r>
+        <w:t>Original record is a research lead, not a validated dated forecast. This is a topic-level comparison.</w:t>
+      </w:r>
+    </w:p>
+    <w:p>
+      <w:r>
+        <w:rPr>
+          <w:b/>
+        </w:rPr>
+        <w:t xml:space="preserve">Topic: </w:t>
+      </w:r>
+      <w:r>
+        <w:t>Climate and energy</w:t>
+      </w:r>
+    </w:p>
+    <w:p>
+      <w:r>
+        <w:rPr>
+          <w:b/>
+        </w:rPr>
+        <w:t xml:space="preserve">EU institutional attribution: </w:t>
+      </w:r>
+      <w:r>
+        <w:t>EU institutional authorship NOT established (EU-related research is not necessarily EU Commission foresight)</w:t>
+      </w:r>
+    </w:p>
+    <w:p>
+      <w:r>
+        <w:rPr>
+          <w:b/>
+        </w:rPr>
+        <w:t xml:space="preserve">Original research: </w:t>
+      </w:r>
+      <w:r>
+        <w:t>https://doi.org/10.1002/2017jd027176</w:t>
+      </w:r>
+    </w:p>
+    <w:p>
+      <w:r>
+        <w:rPr>
+          <w:b/>
+        </w:rPr>
+        <w:t xml:space="preserve">Search method and date: </w:t>
+      </w:r>
+      <w:r>
+        <w:t>existing_scanner_catalogue (saved OpenAlex/Crossref records) | 2026-10-20T15:19</w:t>
+      </w:r>
+    </w:p>
+    <w:p>
+      <w:r>
+        <w:rPr>
+          <w:b/>
+        </w:rPr>
+        <w:t xml:space="preserve">Later study (2018; abstract_reports_results): </w:t>
+      </w:r>
+      <w:r>
+        <w:t>Varying soil moisture–atmosphere feedbacks explain divergent temperature extremes and precipitation projections in central Europe | https://doi.org/10.5194/esd-9-1107-2018</w:t>
+      </w:r>
+    </w:p>
+    <w:p>
+      <w:r>
+        <w:rPr>
+          <w:b/>
+        </w:rPr>
+        <w:t xml:space="preserve">Its abstract states: </w:t>
+      </w:r>
+      <w:r>
+        <w:t>We find a divergent behavior in long-term projections of summer precipitation until the end of the 21st century, resulting in a trimodal distribution of precipitation (wet, dry and very dry).</w:t>
       </w:r>
     </w:p>
     <w:p>
@@ -769,73 +1120,117 @@
         <w:pStyle w:val="Heading2"/>
       </w:pPr>
       <w:r>
-        <w:t>6. 28.G. Workshop: Foresight studies at the global, European and national level: what can we learn from them?</w:t>
-      </w:r>
-    </w:p>
-    <w:p>
-      <w:r>
-        <w:rPr>
-          <w:b/>
-        </w:rPr>
-        <w:t xml:space="preserve">WHAT WAS EXPECTED (unverified abstract excerpt): </w:t>
-      </w:r>
-      <w:r>
-        <w:t>Next, EURO-HEALTHY project will present the Scenarios for population health inequalities in 2030 in Europe, partly based on a Web-Delphi process with a multidisciplinary panel.</w:t>
-      </w:r>
-    </w:p>
-    <w:p>
-      <w:r>
-        <w:rPr>
-          <w:b/>
-        </w:rPr>
-        <w:t xml:space="preserve">Original research URL: </w:t>
-      </w:r>
-      <w:r>
-        <w:t>https://doi.org/10.1093/eurpub/ckaa165.1286</w:t>
-      </w:r>
-    </w:p>
-    <w:p>
-      <w:r>
-        <w:rPr>
-          <w:b/>
-        </w:rPr>
-        <w:t xml:space="preserve">Possible target year (unconfirmed): </w:t>
-      </w:r>
-      <w:r>
-        <w:t>2030</w:t>
-      </w:r>
-    </w:p>
-    <w:p>
-      <w:r>
-        <w:rPr>
-          <w:b/>
-        </w:rPr>
-        <w:t xml:space="preserve">WHAT ACTUALLY HAPPENED: </w:t>
-      </w:r>
-      <w:r>
-        <w:t>Not established by independent, source-reviewed comparable evidence.</w:t>
-      </w:r>
-    </w:p>
-    <w:p>
-      <w:r>
-        <w:rPr>
-          <w:b/>
-        </w:rPr>
-        <w:t xml:space="preserve">Verification status: </w:t>
-      </w:r>
-      <w:r>
-        <w:t>Needs original passage, published date, metric/geography/target and later official observations</w:t>
-      </w:r>
-    </w:p>
-    <w:p>
-      <w:r>
-        <w:rPr>
-          <w:b/>
-        </w:rPr>
-        <w:t xml:space="preserve">Last automated evidence-search attempt: </w:t>
-      </w:r>
-      <w:r>
-        <w:t>2026-10-20T12:46:49.522059+00:00</w:t>
+        <w:t>6. Assessment of Future Heat Stress Risk in European Regions: Towards a better Integration of Socio-economic Scenarios</w:t>
+      </w:r>
+    </w:p>
+    <w:p>
+      <w:r>
+        <w:rPr>
+          <w:b/>
+        </w:rPr>
+        <w:t xml:space="preserve">WHAT WAS SAID / EXPECTED: </w:t>
+      </w:r>
+      <w:r>
+        <w:t>Assessment of Future Heat Stress Risk in European Regions: Towards a better Integration of Socio-economic Scenarios</w:t>
+      </w:r>
+    </w:p>
+    <w:p>
+      <w:r>
+        <w:rPr>
+          <w:b/>
+        </w:rPr>
+        <w:t xml:space="preserve">LATER STUDIES / WHAT THEY REPORT: </w:t>
+      </w:r>
+      <w:r>
+        <w:t>Later scholarly abstracts report: 2021: Our results illustrate that heat mortality increases by about 0.9%/decade in Germany, 1.7%/decade in France and 7.9%/decade in Spain for RCP8.5 by 2050.</w:t>
+      </w:r>
+    </w:p>
+    <w:p>
+      <w:r>
+        <w:rPr>
+          <w:b/>
+        </w:rPr>
+        <w:t xml:space="preserve">TENTATIVE ASSESSMENT: </w:t>
+      </w:r>
+      <w:r>
+        <w:t>1 related later studies found; 1 contain result-like abstract passages (which may describe models rather than real-world measurements). This suggests follow-up, but direction and comparability with the earlier claim are not established.</w:t>
+      </w:r>
+    </w:p>
+    <w:p>
+      <w:r>
+        <w:rPr>
+          <w:b/>
+        </w:rPr>
+        <w:t xml:space="preserve">Confidence / limitations: </w:t>
+      </w:r>
+      <w:r>
+        <w:t>Original record is a research lead, not a validated dated forecast. This is a topic-level comparison.</w:t>
+      </w:r>
+    </w:p>
+    <w:p>
+      <w:r>
+        <w:rPr>
+          <w:b/>
+        </w:rPr>
+        <w:t xml:space="preserve">Topic: </w:t>
+      </w:r>
+      <w:r>
+        <w:t>Economy and finance</w:t>
+      </w:r>
+    </w:p>
+    <w:p>
+      <w:r>
+        <w:rPr>
+          <w:b/>
+        </w:rPr>
+        <w:t xml:space="preserve">EU institutional attribution: </w:t>
+      </w:r>
+      <w:r>
+        <w:t>EU institutional authorship NOT established (EU-related research is not necessarily EU Commission foresight)</w:t>
+      </w:r>
+    </w:p>
+    <w:p>
+      <w:r>
+        <w:rPr>
+          <w:b/>
+        </w:rPr>
+        <w:t xml:space="preserve">Original research: </w:t>
+      </w:r>
+      <w:r>
+        <w:t>https://doi.org/10.1553/giscience2017_01_s341</w:t>
+      </w:r>
+    </w:p>
+    <w:p>
+      <w:r>
+        <w:rPr>
+          <w:b/>
+        </w:rPr>
+        <w:t xml:space="preserve">Search method and date: </w:t>
+      </w:r>
+      <w:r>
+        <w:t>existing_scanner_catalogue (saved OpenAlex/Crossref records) | 2026-10-20T15:19</w:t>
+      </w:r>
+    </w:p>
+    <w:p>
+      <w:r>
+        <w:rPr>
+          <w:b/>
+        </w:rPr>
+        <w:t xml:space="preserve">Later study (2021; abstract_reports_results): </w:t>
+      </w:r>
+      <w:r>
+        <w:t>Future Projections of Heat Mortality Risk for Major European Cities | https://doi.org/10.1175/wcas-d-20-0142.1</w:t>
+      </w:r>
+    </w:p>
+    <w:p>
+      <w:r>
+        <w:rPr>
+          <w:b/>
+        </w:rPr>
+        <w:t xml:space="preserve">Its abstract states: </w:t>
+      </w:r>
+      <w:r>
+        <w:t>Our results illustrate that heat mortality increases by about 0.9%/decade in Germany, 1.7%/decade in France and 7.9%/decade in Spain for RCP8.5 by 2050.</w:t>
       </w:r>
     </w:p>
     <w:p>
@@ -843,73 +1238,117 @@
         <w:pStyle w:val="Heading2"/>
       </w:pPr>
       <w:r>
-        <w:t>7. Achieving agricultural greenhouse gas emission reductions in the EU post‐2030: What options do we have?</w:t>
-      </w:r>
-    </w:p>
-    <w:p>
-      <w:r>
-        <w:rPr>
-          <w:b/>
-        </w:rPr>
-        <w:t xml:space="preserve">WHAT WAS EXPECTED (unverified abstract excerpt): </w:t>
-      </w:r>
-      <w:r>
-        <w:t>Abstract By 2030, the European Union (EU) must have regulatory instruments in place that not only reduce greenhouse gas emissions from agriculture, but that also increase carbon sequestration, increase resilience of agricultural production, improve biodiversity in rural areas and contribute to providing nutritious and healthy food to a growing world population.</w:t>
-      </w:r>
-    </w:p>
-    <w:p>
-      <w:r>
-        <w:rPr>
-          <w:b/>
-        </w:rPr>
-        <w:t xml:space="preserve">Original research URL: </w:t>
-      </w:r>
-      <w:r>
-        <w:t>https://doi.org/10.1111/reel.12448</w:t>
-      </w:r>
-    </w:p>
-    <w:p>
-      <w:r>
-        <w:rPr>
-          <w:b/>
-        </w:rPr>
-        <w:t xml:space="preserve">Possible target year (unconfirmed): </w:t>
-      </w:r>
-      <w:r>
-        <w:t>2030</w:t>
-      </w:r>
-    </w:p>
-    <w:p>
-      <w:r>
-        <w:rPr>
-          <w:b/>
-        </w:rPr>
-        <w:t xml:space="preserve">WHAT ACTUALLY HAPPENED: </w:t>
-      </w:r>
-      <w:r>
-        <w:t>Not established by independent, source-reviewed comparable evidence.</w:t>
-      </w:r>
-    </w:p>
-    <w:p>
-      <w:r>
-        <w:rPr>
-          <w:b/>
-        </w:rPr>
-        <w:t xml:space="preserve">Verification status: </w:t>
-      </w:r>
-      <w:r>
-        <w:t>Needs original passage, published date, metric/geography/target and later official observations</w:t>
-      </w:r>
-    </w:p>
-    <w:p>
-      <w:r>
-        <w:rPr>
-          <w:b/>
-        </w:rPr>
-        <w:t xml:space="preserve">Last automated evidence-search attempt: </w:t>
-      </w:r>
-      <w:r>
-        <w:t>2026-10-20T12:47:44.438062+00:00</w:t>
+        <w:t>7. How Sustainable Development Goals interlinkages influence European Union countries’ progress towards the 2030 Agenda</w:t>
+      </w:r>
+    </w:p>
+    <w:p>
+      <w:r>
+        <w:rPr>
+          <w:b/>
+        </w:rPr>
+        <w:t xml:space="preserve">WHAT WAS SAID / EXPECTED: </w:t>
+      </w:r>
+      <w:r>
+        <w:t>Abstract The analysis of interlinkages between the sustainable development goals (SDGs) and the assessment of countries' progress towards the goals are two prominent research areas in the debate around the 2030 Agenda. The central questions are whether countries are progressing towards the goals at sufficient speed, and whether the SDGs can be achieved in their entirety. While it is evident that trade‐offs between the 2030 Agenda's objectives might prevent countries from achieving all 17 SDGs simultaneously, the extent to which interactions (synergies and trade‐offs) between the goals facilitate or hinder countries' progress towards achieving the 2030 Agenda has so far received little attention. The present study combines the two topics by linking the analysis of synergies and trade‐offs between the SDGs in the European Union (EU) member states with a longitudinal assessment of these countries' progress towards the goals. SDG interlinkages are assessed through Spearman's rank order correlation, while progress is calculated according to Eurostat's progress measure. Using regression an</w:t>
+      </w:r>
+    </w:p>
+    <w:p>
+      <w:r>
+        <w:rPr>
+          <w:b/>
+        </w:rPr>
+        <w:t xml:space="preserve">LATER STUDIES / WHAT THEY REPORT: </w:t>
+      </w:r>
+      <w:r>
+        <w:t>Later scholarly abstracts report: 2023: The results show that Northern countries have better overall sustainability performance in all dimensions except the environment.</w:t>
+      </w:r>
+    </w:p>
+    <w:p>
+      <w:r>
+        <w:rPr>
+          <w:b/>
+        </w:rPr>
+        <w:t xml:space="preserve">TENTATIVE ASSESSMENT: </w:t>
+      </w:r>
+      <w:r>
+        <w:t>1 related later studies found; 1 contain result-like abstract passages (which may describe models rather than real-world measurements). This suggests follow-up, but direction and comparability with the earlier claim are not established.</w:t>
+      </w:r>
+    </w:p>
+    <w:p>
+      <w:r>
+        <w:rPr>
+          <w:b/>
+        </w:rPr>
+        <w:t xml:space="preserve">Confidence / limitations: </w:t>
+      </w:r>
+      <w:r>
+        <w:t>Original record is a research lead, not a validated dated forecast. This is a topic-level comparison.</w:t>
+      </w:r>
+    </w:p>
+    <w:p>
+      <w:r>
+        <w:rPr>
+          <w:b/>
+        </w:rPr>
+        <w:t xml:space="preserve">Topic: </w:t>
+      </w:r>
+      <w:r>
+        <w:t>Other European foresight research</w:t>
+      </w:r>
+    </w:p>
+    <w:p>
+      <w:r>
+        <w:rPr>
+          <w:b/>
+        </w:rPr>
+        <w:t xml:space="preserve">EU institutional attribution: </w:t>
+      </w:r>
+      <w:r>
+        <w:t>EU institutional authorship NOT established (EU-related research is not necessarily EU Commission foresight)</w:t>
+      </w:r>
+    </w:p>
+    <w:p>
+      <w:r>
+        <w:rPr>
+          <w:b/>
+        </w:rPr>
+        <w:t xml:space="preserve">Original research: </w:t>
+      </w:r>
+      <w:r>
+        <w:t>https://doi.org/10.1002/sd.2290</w:t>
+      </w:r>
+    </w:p>
+    <w:p>
+      <w:r>
+        <w:rPr>
+          <w:b/>
+        </w:rPr>
+        <w:t xml:space="preserve">Search method and date: </w:t>
+      </w:r>
+      <w:r>
+        <w:t>existing_scanner_catalogue (saved OpenAlex/Crossref records) | 2026-10-20T15:19</w:t>
+      </w:r>
+    </w:p>
+    <w:p>
+      <w:r>
+        <w:rPr>
+          <w:b/>
+        </w:rPr>
+        <w:t xml:space="preserve">Later study (2023; abstract_reports_results): </w:t>
+      </w:r>
+      <w:r>
+        <w:t>Sustainable development according to 2030 agenda in European Union countries: Evidence of the enlargement policy | https://doi.org/10.1002/sd.2758</w:t>
+      </w:r>
+    </w:p>
+    <w:p>
+      <w:r>
+        <w:rPr>
+          <w:b/>
+        </w:rPr>
+        <w:t xml:space="preserve">Its abstract states: </w:t>
+      </w:r>
+      <w:r>
+        <w:t>The results show that Northern countries have better overall sustainability performance in all dimensions except the environment.</w:t>
       </w:r>
     </w:p>
     <w:p>
@@ -917,84 +1356,117 @@
         <w:pStyle w:val="Heading2"/>
       </w:pPr>
       <w:r>
-        <w:t>8. Carbon Neutrality and Resilient Districts, a Common Strategy in European Union Countries in 2050</w:t>
-      </w:r>
-    </w:p>
-    <w:p>
-      <w:r>
-        <w:rPr>
-          <w:b/>
-        </w:rPr>
-        <w:t xml:space="preserve">WHAT WAS EXPECTED (unverified abstract excerpt): </w:t>
-      </w:r>
-      <w:r>
-        <w:t>Most European Union (EU) member states have pledged to cut their net greenhouse gas emissions by at least 55% by 2030 and reach full carbon neutrality by 2050, using 1990 as the baseline year.</w:t>
-      </w:r>
-    </w:p>
-    <w:p>
-      <w:r>
-        <w:rPr>
-          <w:b/>
-        </w:rPr>
-        <w:t xml:space="preserve">Original research URL: </w:t>
-      </w:r>
-      <w:r>
-        <w:t>https://doi.org/10.3390/atmos16050508</w:t>
-      </w:r>
-    </w:p>
-    <w:p>
-      <w:r>
-        <w:rPr>
-          <w:b/>
-        </w:rPr>
-        <w:t xml:space="preserve">Possible target year (unconfirmed): </w:t>
-      </w:r>
-      <w:r>
-        <w:t>2030</w:t>
-      </w:r>
-    </w:p>
-    <w:p>
-      <w:r>
-        <w:rPr>
-          <w:b/>
-        </w:rPr>
-        <w:t xml:space="preserve">WHAT ACTUALLY HAPPENED: </w:t>
-      </w:r>
-      <w:r>
-        <w:t>Not established by independent, source-reviewed comparable evidence.</w:t>
-      </w:r>
-    </w:p>
-    <w:p>
-      <w:r>
-        <w:rPr>
-          <w:b/>
-        </w:rPr>
-        <w:t xml:space="preserve">Verification status: </w:t>
-      </w:r>
-      <w:r>
-        <w:t>Needs original passage, published date, metric/geography/target and later official observations</w:t>
-      </w:r>
-    </w:p>
-    <w:p>
-      <w:r>
-        <w:rPr>
-          <w:b/>
-        </w:rPr>
-        <w:t xml:space="preserve">Last failed automated attempt: </w:t>
-      </w:r>
-      <w:r>
-        <w:t>2026-10-20T12:47:59.291696+00:00</w:t>
-      </w:r>
-    </w:p>
-    <w:p>
-      <w:r>
-        <w:rPr>
-          <w:b/>
-        </w:rPr>
-        <w:t xml:space="preserve">Last research error: </w:t>
-      </w:r>
-      <w:r>
-        <w:t>HTTP Error 429: Too Many Requests</w:t>
+        <w:t>8. Towards the 2030 Agenda: Measuring the Progress of the European Union Countries through the SDGs Achievement Index</w:t>
+      </w:r>
+    </w:p>
+    <w:p>
+      <w:r>
+        <w:rPr>
+          <w:b/>
+        </w:rPr>
+        <w:t xml:space="preserve">WHAT WAS SAID / EXPECTED: </w:t>
+      </w:r>
+      <w:r>
+        <w:t>The 2030 Agenda and Sustainable Development Goals were adopted by the United Nations in 2015 as a universal call to action to end poverty, protect the planet, and ensure that by 2030 all people enjoy peace and prosperity. The success or failure in their implementation largely depends on the national implementation effort, measured within wide and compound indicator frameworks. Due to such complexity, providing a simple but comprehensive view on the progress to achieve the SDGs is a priority. Moreover, the measure of the progress allows the consistency among the different dimensions of sustainable development to be assessed. The purpose of this work is to evaluate the results accomplished by European Union Countries in achieving SDGs. In particular, the paper proposed the SDGs achievement index (SDG-AI), a multicriteria-based index, including six different dimensions and applied to EU countries. The SDG-AI allows the differences across the EU countries to be highlighted, and also assesses the contribution of the different dimensions to the final result. The use of such an index will a</w:t>
+      </w:r>
+    </w:p>
+    <w:p>
+      <w:r>
+        <w:rPr>
+          <w:b/>
+        </w:rPr>
+        <w:t xml:space="preserve">LATER STUDIES / WHAT THEY REPORT: </w:t>
+      </w:r>
+      <w:r>
+        <w:t>Later scholarly abstracts report: 2023: The results show that Northern countries have better overall sustainability performance in all dimensions except the environment.</w:t>
+      </w:r>
+    </w:p>
+    <w:p>
+      <w:r>
+        <w:rPr>
+          <w:b/>
+        </w:rPr>
+        <w:t xml:space="preserve">TENTATIVE ASSESSMENT: </w:t>
+      </w:r>
+      <w:r>
+        <w:t>1 related later studies found; 1 contain result-like abstract passages (which may describe models rather than real-world measurements). This suggests follow-up, but direction and comparability with the earlier claim are not established.</w:t>
+      </w:r>
+    </w:p>
+    <w:p>
+      <w:r>
+        <w:rPr>
+          <w:b/>
+        </w:rPr>
+        <w:t xml:space="preserve">Confidence / limitations: </w:t>
+      </w:r>
+      <w:r>
+        <w:t>Original record is a research lead, not a validated dated forecast. This is a topic-level comparison.</w:t>
+      </w:r>
+    </w:p>
+    <w:p>
+      <w:r>
+        <w:rPr>
+          <w:b/>
+        </w:rPr>
+        <w:t xml:space="preserve">Topic: </w:t>
+      </w:r>
+      <w:r>
+        <w:t>Other European foresight research</w:t>
+      </w:r>
+    </w:p>
+    <w:p>
+      <w:r>
+        <w:rPr>
+          <w:b/>
+        </w:rPr>
+        <w:t xml:space="preserve">EU institutional attribution: </w:t>
+      </w:r>
+      <w:r>
+        <w:t>EU institutional authorship NOT established (EU-related research is not necessarily EU Commission foresight)</w:t>
+      </w:r>
+    </w:p>
+    <w:p>
+      <w:r>
+        <w:rPr>
+          <w:b/>
+        </w:rPr>
+        <w:t xml:space="preserve">Original research: </w:t>
+      </w:r>
+      <w:r>
+        <w:t>https://doi.org/10.3390/su14063563</w:t>
+      </w:r>
+    </w:p>
+    <w:p>
+      <w:r>
+        <w:rPr>
+          <w:b/>
+        </w:rPr>
+        <w:t xml:space="preserve">Search method and date: </w:t>
+      </w:r>
+      <w:r>
+        <w:t>existing_scanner_catalogue (saved OpenAlex/Crossref records) | 2026-10-20T15:19</w:t>
+      </w:r>
+    </w:p>
+    <w:p>
+      <w:r>
+        <w:rPr>
+          <w:b/>
+        </w:rPr>
+        <w:t xml:space="preserve">Later study (2023; abstract_reports_results): </w:t>
+      </w:r>
+      <w:r>
+        <w:t>Sustainable development according to 2030 agenda in European Union countries: Evidence of the enlargement policy | https://doi.org/10.1002/sd.2758</w:t>
+      </w:r>
+    </w:p>
+    <w:p>
+      <w:r>
+        <w:rPr>
+          <w:b/>
+        </w:rPr>
+        <w:t xml:space="preserve">Its abstract states: </w:t>
+      </w:r>
+      <w:r>
+        <w:t>The results show that Northern countries have better overall sustainability performance in all dimensions except the environment.</w:t>
       </w:r>
     </w:p>
     <w:p>
@@ -1002,84 +1474,139 @@
         <w:pStyle w:val="Heading2"/>
       </w:pPr>
       <w:r>
-        <w:t>9. ECONOMIC GROWTH PROJECTION FOR EUROPEAN UNION BY 2030</w:t>
-      </w:r>
-    </w:p>
-    <w:p>
-      <w:r>
-        <w:rPr>
-          <w:b/>
-        </w:rPr>
-        <w:t xml:space="preserve">WHAT WAS EXPECTED (unverified abstract excerpt): </w:t>
-      </w:r>
-      <w:r>
-        <w:t>Feeding the estimated production function for the 2018-2030 forecast has employed projected population by Eurostat, while private capital investment has been generated by an ARIMA model.</w:t>
-      </w:r>
-    </w:p>
-    <w:p>
-      <w:r>
-        <w:rPr>
-          <w:b/>
-        </w:rPr>
-        <w:t xml:space="preserve">Original research URL: </w:t>
-      </w:r>
-      <w:r>
-        <w:t>https://doi.org/10.5755/j01.eis.0.13.23709</w:t>
-      </w:r>
-    </w:p>
-    <w:p>
-      <w:r>
-        <w:rPr>
-          <w:b/>
-        </w:rPr>
-        <w:t xml:space="preserve">Possible target year (unconfirmed): </w:t>
-      </w:r>
-      <w:r>
-        <w:t>2030</w:t>
-      </w:r>
-    </w:p>
-    <w:p>
-      <w:r>
-        <w:rPr>
-          <w:b/>
-        </w:rPr>
-        <w:t xml:space="preserve">WHAT ACTUALLY HAPPENED: </w:t>
-      </w:r>
-      <w:r>
-        <w:t>Not established by independent, source-reviewed comparable evidence.</w:t>
-      </w:r>
-    </w:p>
-    <w:p>
-      <w:r>
-        <w:rPr>
-          <w:b/>
-        </w:rPr>
-        <w:t xml:space="preserve">Verification status: </w:t>
-      </w:r>
-      <w:r>
-        <w:t>Needs original passage, published date, metric/geography/target and later official observations</w:t>
-      </w:r>
-    </w:p>
-    <w:p>
-      <w:r>
-        <w:rPr>
-          <w:b/>
-        </w:rPr>
-        <w:t xml:space="preserve">Last automated evidence-search attempt: </w:t>
-      </w:r>
-      <w:r>
-        <w:t>2026-10-20T12:23:35.822034+00:00</w:t>
-      </w:r>
-    </w:p>
-    <w:p>
-      <w:r>
-        <w:rPr>
-          <w:b/>
-        </w:rPr>
-        <w:t xml:space="preserve">Last research error: </w:t>
-      </w:r>
-      <w:r>
-        <w:t>HTTP Error 429: Too Many Requests</w:t>
+        <w:t>9. EU Carbon Futures Market: The Aspects of Price Discovery</w:t>
+      </w:r>
+    </w:p>
+    <w:p>
+      <w:r>
+        <w:rPr>
+          <w:b/>
+        </w:rPr>
+        <w:t xml:space="preserve">WHAT WAS SAID / EXPECTED: </w:t>
+      </w:r>
+      <w:r>
+        <w:t>The main purpose of this article is to study the relationship between the spot and future price of European emissionallowances in order to test market efficiency hypothesis and determine which price leads the price discovery process.The work consists of several parts: presentation of theoretical background of model cost of carry; validation of cost of carrymodel assumptions; analysis of price development and conclusion.The cost of carry and cointegration theory is provided as well as overview of the related literature and existing research.The empirical examination reveals structural breaks in data and evidence that spot and futures prices are linked by the cost-ofcarryapproach in the second half of the analysed period. The examination of price development in the market indicated futures price leadership.Conclusion summarized the main results of the performed research.</w:t>
+      </w:r>
+    </w:p>
+    <w:p>
+      <w:r>
+        <w:rPr>
+          <w:b/>
+        </w:rPr>
+        <w:t xml:space="preserve">LATER STUDIES / WHAT THEY REPORT: </w:t>
+      </w:r>
+      <w:r>
+        <w:t>4 related later studies were identified on this subject. Their available abstracts do not provide directly comparable measured outcomes.</w:t>
+      </w:r>
+    </w:p>
+    <w:p>
+      <w:r>
+        <w:rPr>
+          <w:b/>
+        </w:rPr>
+        <w:t xml:space="preserve">TENTATIVE ASSESSMENT: </w:t>
+      </w:r>
+      <w:r>
+        <w:t>The subject remains under research; no supported accuracy judgment can be drawn from these papers alone.</w:t>
+      </w:r>
+    </w:p>
+    <w:p>
+      <w:r>
+        <w:rPr>
+          <w:b/>
+        </w:rPr>
+        <w:t xml:space="preserve">Confidence / limitations: </w:t>
+      </w:r>
+      <w:r>
+        <w:t>Original record is a research lead, not a validated dated forecast. This is a topic-level comparison.</w:t>
+      </w:r>
+    </w:p>
+    <w:p>
+      <w:r>
+        <w:rPr>
+          <w:b/>
+        </w:rPr>
+        <w:t xml:space="preserve">Topic: </w:t>
+      </w:r>
+      <w:r>
+        <w:t>Climate and energy</w:t>
+      </w:r>
+    </w:p>
+    <w:p>
+      <w:r>
+        <w:rPr>
+          <w:b/>
+        </w:rPr>
+        <w:t xml:space="preserve">EU institutional attribution: </w:t>
+      </w:r>
+      <w:r>
+        <w:t>EU institutional authorship NOT established (EU-related research is not necessarily EU Commission foresight)</w:t>
+      </w:r>
+    </w:p>
+    <w:p>
+      <w:r>
+        <w:rPr>
+          <w:b/>
+        </w:rPr>
+        <w:t xml:space="preserve">Original research: </w:t>
+      </w:r>
+      <w:r>
+        <w:t>https://doi.org/10.15388/ljs.2011.13913</w:t>
+      </w:r>
+    </w:p>
+    <w:p>
+      <w:r>
+        <w:rPr>
+          <w:b/>
+        </w:rPr>
+        <w:t xml:space="preserve">Search method and date: </w:t>
+      </w:r>
+      <w:r>
+        <w:t>existing_scanner_catalogue (saved OpenAlex/Crossref records) | 2026-10-20T15:19</w:t>
+      </w:r>
+    </w:p>
+    <w:p>
+      <w:r>
+        <w:rPr>
+          <w:b/>
+        </w:rPr>
+        <w:t xml:space="preserve">Later study (2023; related_study_or_model): </w:t>
+      </w:r>
+      <w:r>
+        <w:t>Re-examining the efficiency of the EU carbon futures market in phase Ⅱ: price discovery and intertemporal arbitrage | https://doi.org/10.3389/fenrg.2023.1236488</w:t>
+      </w:r>
+    </w:p>
+    <w:p>
+      <w:r>
+        <w:rPr>
+          <w:b/>
+        </w:rPr>
+        <w:t xml:space="preserve">Later study (2021; related_study_or_model): </w:t>
+      </w:r>
+      <w:r>
+        <w:t>Research on the Correlation Between WTI Crude Oil Futures Price and European Carbon Futures Price | https://doi.org/10.3389/fenrg.2021.735665</w:t>
+      </w:r>
+    </w:p>
+    <w:p>
+      <w:r>
+        <w:rPr>
+          <w:b/>
+        </w:rPr>
+        <w:t xml:space="preserve">Later study (2014; related_study_or_model): </w:t>
+      </w:r>
+      <w:r>
+        <w:t>Modelling the dynamics of European carbon futures price: A Zipf analysis | https://doi.org/10.1016/j.econmod.2014.01.020</w:t>
+      </w:r>
+    </w:p>
+    <w:p>
+      <w:r>
+        <w:rPr>
+          <w:b/>
+        </w:rPr>
+        <w:t xml:space="preserve">Later study (2014; related_study_or_model): </w:t>
+      </w:r>
+      <w:r>
+        <w:t>An Empirical Study on Price discovery between Emission Spot and Futures Markets in EU ETS Emission Markets | https://doi.org/10.29214/damis.2014.33.3.006</w:t>
       </w:r>
     </w:p>
     <w:p>
@@ -1087,73 +1614,139 @@
         <w:pStyle w:val="Heading2"/>
       </w:pPr>
       <w:r>
-        <w:t>10. Fifty shades of binding: Appraising the enforcement toolkit for the EU’s 2030 renewable energy targets</w:t>
-      </w:r>
-    </w:p>
-    <w:p>
-      <w:r>
-        <w:rPr>
-          <w:b/>
-        </w:rPr>
-        <w:t xml:space="preserve">WHAT WAS EXPECTED (unverified abstract excerpt): </w:t>
-      </w:r>
-      <w:r>
-        <w:t>In December 2018, the European Union (EU) adopted a recast of the Renewable Energy Directive (RED II), which introduces a new target of 32 percent renewable energy to be reached at the EU level by 2030.</w:t>
-      </w:r>
-    </w:p>
-    <w:p>
-      <w:r>
-        <w:rPr>
-          <w:b/>
-        </w:rPr>
-        <w:t xml:space="preserve">Original research URL: </w:t>
-      </w:r>
-      <w:r>
-        <w:t>https://doi.org/10.1111/reel.12330</w:t>
-      </w:r>
-    </w:p>
-    <w:p>
-      <w:r>
-        <w:rPr>
-          <w:b/>
-        </w:rPr>
-        <w:t xml:space="preserve">Possible target year (unconfirmed): </w:t>
-      </w:r>
-      <w:r>
-        <w:t>2030</w:t>
-      </w:r>
-    </w:p>
-    <w:p>
-      <w:r>
-        <w:rPr>
-          <w:b/>
-        </w:rPr>
-        <w:t xml:space="preserve">WHAT ACTUALLY HAPPENED: </w:t>
-      </w:r>
-      <w:r>
-        <w:t>Not established by independent, source-reviewed comparable evidence.</w:t>
-      </w:r>
-    </w:p>
-    <w:p>
-      <w:r>
-        <w:rPr>
-          <w:b/>
-        </w:rPr>
-        <w:t xml:space="preserve">Verification status: </w:t>
-      </w:r>
-      <w:r>
-        <w:t>Needs original passage, published date, metric/geography/target and later official observations</w:t>
-      </w:r>
-    </w:p>
-    <w:p>
-      <w:r>
-        <w:rPr>
-          <w:b/>
-        </w:rPr>
-        <w:t xml:space="preserve">Last automated evidence-search attempt: </w:t>
-      </w:r>
-      <w:r>
-        <w:t>2026-10-20T12:47:43.427675+00:00</w:t>
+        <w:t>10. Carbon Content of Electricity Futures in Phase II of the EU ETS</w:t>
+      </w:r>
+    </w:p>
+    <w:p>
+      <w:r>
+        <w:rPr>
+          <w:b/>
+        </w:rPr>
+        <w:t xml:space="preserve">WHAT WAS SAID / EXPECTED: </w:t>
+      </w:r>
+      <w:r>
+        <w:t>Carbon Content of Electricity Futures in Phase II of the EU ETS</w:t>
+      </w:r>
+    </w:p>
+    <w:p>
+      <w:r>
+        <w:rPr>
+          <w:b/>
+        </w:rPr>
+        <w:t xml:space="preserve">LATER STUDIES / WHAT THEY REPORT: </w:t>
+      </w:r>
+      <w:r>
+        <w:t>4 related later studies were identified on this subject. Their available abstracts do not provide directly comparable measured outcomes.</w:t>
+      </w:r>
+    </w:p>
+    <w:p>
+      <w:r>
+        <w:rPr>
+          <w:b/>
+        </w:rPr>
+        <w:t xml:space="preserve">TENTATIVE ASSESSMENT: </w:t>
+      </w:r>
+      <w:r>
+        <w:t>The subject remains under research; no supported accuracy judgment can be drawn from these papers alone.</w:t>
+      </w:r>
+    </w:p>
+    <w:p>
+      <w:r>
+        <w:rPr>
+          <w:b/>
+        </w:rPr>
+        <w:t xml:space="preserve">Confidence / limitations: </w:t>
+      </w:r>
+      <w:r>
+        <w:t>Original record is a research lead, not a validated dated forecast. This is a topic-level comparison.</w:t>
+      </w:r>
+    </w:p>
+    <w:p>
+      <w:r>
+        <w:rPr>
+          <w:b/>
+        </w:rPr>
+        <w:t xml:space="preserve">Topic: </w:t>
+      </w:r>
+      <w:r>
+        <w:t>Climate and energy</w:t>
+      </w:r>
+    </w:p>
+    <w:p>
+      <w:r>
+        <w:rPr>
+          <w:b/>
+        </w:rPr>
+        <w:t xml:space="preserve">EU institutional attribution: </w:t>
+      </w:r>
+      <w:r>
+        <w:t>EU institutional authorship NOT established (EU-related research is not necessarily EU Commission foresight)</w:t>
+      </w:r>
+    </w:p>
+    <w:p>
+      <w:r>
+        <w:rPr>
+          <w:b/>
+        </w:rPr>
+        <w:t xml:space="preserve">Original research: </w:t>
+      </w:r>
+      <w:r>
+        <w:t>https://doi.org/10.2139/ssrn.2319821</w:t>
+      </w:r>
+    </w:p>
+    <w:p>
+      <w:r>
+        <w:rPr>
+          <w:b/>
+        </w:rPr>
+        <w:t xml:space="preserve">Search method and date: </w:t>
+      </w:r>
+      <w:r>
+        <w:t>existing_scanner_catalogue (saved OpenAlex/Crossref records) | 2026-10-20T15:19</w:t>
+      </w:r>
+    </w:p>
+    <w:p>
+      <w:r>
+        <w:rPr>
+          <w:b/>
+        </w:rPr>
+        <w:t xml:space="preserve">Later study (2024; related_study_or_model): </w:t>
+      </w:r>
+      <w:r>
+        <w:t>Investment Scenarios for Low Carbon Electricity in Europe | https://doi.org/10.24084/repqj11.323</w:t>
+      </w:r>
+    </w:p>
+    <w:p>
+      <w:r>
+        <w:rPr>
+          <w:b/>
+        </w:rPr>
+        <w:t xml:space="preserve">Later study (2023; related_study_or_model): </w:t>
+      </w:r>
+      <w:r>
+        <w:t>Re-examining the efficiency of the EU carbon futures market in phase Ⅱ: price discovery and intertemporal arbitrage | https://doi.org/10.3389/fenrg.2023.1236488</w:t>
+      </w:r>
+    </w:p>
+    <w:p>
+      <w:r>
+        <w:rPr>
+          <w:b/>
+        </w:rPr>
+        <w:t xml:space="preserve">Later study (2020; related_study_or_model): </w:t>
+      </w:r>
+      <w:r>
+        <w:t>The Linkages of Carbon Spot-Futures: Evidence from EU-ETS in the Third Phase | https://doi.org/10.3390/su12062517</w:t>
+      </w:r>
+    </w:p>
+    <w:p>
+      <w:r>
+        <w:rPr>
+          <w:b/>
+        </w:rPr>
+        <w:t xml:space="preserve">Later study (2014; related_study_or_model): </w:t>
+      </w:r>
+      <w:r>
+        <w:t>The relationship between European electricity markets and emission allowance futures prices in phase II of the EU (European Union) emission trading scheme | https://doi.org/10.1016/j.energy.2014.07.024</w:t>
       </w:r>
     </w:p>
     <w:p>
@@ -1161,84 +1754,139 @@
         <w:pStyle w:val="Heading2"/>
       </w:pPr>
       <w:r>
-        <w:t>11. Foresighting Scenarios for Green Hydrogen in Portugal: Systematization of Potential Futures and Identification of Bottlenecks and Const</w:t>
-      </w:r>
-    </w:p>
-    <w:p>
-      <w:r>
-        <w:rPr>
-          <w:b/>
-        </w:rPr>
-        <w:t xml:space="preserve">WHAT WAS EXPECTED (unverified abstract excerpt): </w:t>
-      </w:r>
-      <w:r>
-        <w:t>This study intends to provide stakeholders a deep understanding of the factors influencing green hydrogen's role in Portugal's push towards a sustainable energy landscape by 2030.</w:t>
-      </w:r>
-    </w:p>
-    <w:p>
-      <w:r>
-        <w:rPr>
-          <w:b/>
-        </w:rPr>
-        <w:t xml:space="preserve">Original research URL: </w:t>
-      </w:r>
-      <w:r>
-        <w:t>https://doi.org/10.1002/ffo2.70022</w:t>
-      </w:r>
-    </w:p>
-    <w:p>
-      <w:r>
-        <w:rPr>
-          <w:b/>
-        </w:rPr>
-        <w:t xml:space="preserve">Possible target year (unconfirmed): </w:t>
-      </w:r>
-      <w:r>
-        <w:t>2030</w:t>
-      </w:r>
-    </w:p>
-    <w:p>
-      <w:r>
-        <w:rPr>
-          <w:b/>
-        </w:rPr>
-        <w:t xml:space="preserve">WHAT ACTUALLY HAPPENED: </w:t>
-      </w:r>
-      <w:r>
-        <w:t>Not established by independent, source-reviewed comparable evidence.</w:t>
-      </w:r>
-    </w:p>
-    <w:p>
-      <w:r>
-        <w:rPr>
-          <w:b/>
-        </w:rPr>
-        <w:t xml:space="preserve">Verification status: </w:t>
-      </w:r>
-      <w:r>
-        <w:t>Needs original passage, published date, metric/geography/target and later official observations</w:t>
-      </w:r>
-    </w:p>
-    <w:p>
-      <w:r>
-        <w:rPr>
-          <w:b/>
-        </w:rPr>
-        <w:t xml:space="preserve">Last automated evidence-search attempt: </w:t>
-      </w:r>
-      <w:r>
-        <w:t>2026-10-20T12:23:48.266710+00:00</w:t>
-      </w:r>
-    </w:p>
-    <w:p>
-      <w:r>
-        <w:rPr>
-          <w:b/>
-        </w:rPr>
-        <w:t xml:space="preserve">Last research error: </w:t>
-      </w:r>
-      <w:r>
-        <w:t>HTTP Error 429: Too Many Requests</w:t>
+        <w:t>11. Carbon Emissions Scenarios in Europe Based on an Endogenous Growth Model</w:t>
+      </w:r>
+    </w:p>
+    <w:p>
+      <w:r>
+        <w:rPr>
+          <w:b/>
+        </w:rPr>
+        <w:t xml:space="preserve">WHAT WAS SAID / EXPECTED: </w:t>
+      </w:r>
+      <w:r>
+        <w:t>Carbon Emissions Scenarios in Europe Based on an Endogenous Growth Model</w:t>
+      </w:r>
+    </w:p>
+    <w:p>
+      <w:r>
+        <w:rPr>
+          <w:b/>
+        </w:rPr>
+        <w:t xml:space="preserve">LATER STUDIES / WHAT THEY REPORT: </w:t>
+      </w:r>
+      <w:r>
+        <w:t>4 related later studies were identified on this subject. Their available abstracts do not provide directly comparable measured outcomes.</w:t>
+      </w:r>
+    </w:p>
+    <w:p>
+      <w:r>
+        <w:rPr>
+          <w:b/>
+        </w:rPr>
+        <w:t xml:space="preserve">TENTATIVE ASSESSMENT: </w:t>
+      </w:r>
+      <w:r>
+        <w:t>The subject remains under research; no supported accuracy judgment can be drawn from these papers alone.</w:t>
+      </w:r>
+    </w:p>
+    <w:p>
+      <w:r>
+        <w:rPr>
+          <w:b/>
+        </w:rPr>
+        <w:t xml:space="preserve">Confidence / limitations: </w:t>
+      </w:r>
+      <w:r>
+        <w:t>Original record is a research lead, not a validated dated forecast. This is a topic-level comparison.</w:t>
+      </w:r>
+    </w:p>
+    <w:p>
+      <w:r>
+        <w:rPr>
+          <w:b/>
+        </w:rPr>
+        <w:t xml:space="preserve">Topic: </w:t>
+      </w:r>
+      <w:r>
+        <w:t>Climate and energy</w:t>
+      </w:r>
+    </w:p>
+    <w:p>
+      <w:r>
+        <w:rPr>
+          <w:b/>
+        </w:rPr>
+        <w:t xml:space="preserve">EU institutional attribution: </w:t>
+      </w:r>
+      <w:r>
+        <w:t>EU institutional authorship NOT established (EU-related research is not necessarily EU Commission foresight)</w:t>
+      </w:r>
+    </w:p>
+    <w:p>
+      <w:r>
+        <w:rPr>
+          <w:b/>
+        </w:rPr>
+        <w:t xml:space="preserve">Original research: </w:t>
+      </w:r>
+      <w:r>
+        <w:t>https://doi.org/10.2139/ssrn.2506531</w:t>
+      </w:r>
+    </w:p>
+    <w:p>
+      <w:r>
+        <w:rPr>
+          <w:b/>
+        </w:rPr>
+        <w:t xml:space="preserve">Search method and date: </w:t>
+      </w:r>
+      <w:r>
+        <w:t>existing_scanner_catalogue (saved OpenAlex/Crossref records) | 2026-10-20T15:19</w:t>
+      </w:r>
+    </w:p>
+    <w:p>
+      <w:r>
+        <w:rPr>
+          <w:b/>
+        </w:rPr>
+        <w:t xml:space="preserve">Later study (2026; related_study_or_model): </w:t>
+      </w:r>
+      <w:r>
+        <w:t>CO2 Emissions Scenarios in the European Union—The Urgency of Carbon Capture and Controlled Economic Growth | https://doi.org/10.3390/su18021043</w:t>
+      </w:r>
+    </w:p>
+    <w:p>
+      <w:r>
+        <w:rPr>
+          <w:b/>
+        </w:rPr>
+        <w:t xml:space="preserve">Later study (2024; related_study_or_model): </w:t>
+      </w:r>
+      <w:r>
+        <w:t>Global spillovers of US climate policy risk: Evidence from EU carbon emissions futures | https://doi.org/10.1016/j.eneco.2024.107931</w:t>
+      </w:r>
+    </w:p>
+    <w:p>
+      <w:r>
+        <w:rPr>
+          <w:b/>
+        </w:rPr>
+        <w:t xml:space="preserve">Later study (2022; related_study_or_model): </w:t>
+      </w:r>
+      <w:r>
+        <w:t>GHG emissions, trade balance, and carbon leakage: Insights from modeling thirty-one European decarbonization pathways towards 2050 | https://doi.org/10.1016/j.eneco.2022.106240</w:t>
+      </w:r>
+    </w:p>
+    <w:p>
+      <w:r>
+        <w:rPr>
+          <w:b/>
+        </w:rPr>
+        <w:t xml:space="preserve">Later study (2022; related_study_or_model): </w:t>
+      </w:r>
+      <w:r>
+        <w:t>Global Spillovers of US Climate Policy Risk: Evidence from EU Carbon Emissions Futures | https://doi.org/10.2139/ssrn.4170198</w:t>
       </w:r>
     </w:p>
     <w:p>
@@ -1246,84 +1894,139 @@
         <w:pStyle w:val="Heading2"/>
       </w:pPr>
       <w:r>
-        <w:t>12. Improved local weather forecasting using machine learning</w:t>
-      </w:r>
-    </w:p>
-    <w:p>
-      <w:r>
-        <w:rPr>
-          <w:b/>
-        </w:rPr>
-        <w:t xml:space="preserve">WHAT WAS EXPECTED (unverified abstract excerpt): </w:t>
-      </w:r>
-      <w:r>
-        <w:t>Despite its primary reliance on mainland energy supplies, the German North Sea Island Borkum, integrates local renewable energy sources and storage solutions, aiming to phase out fossil fuel sources by 2030.</w:t>
-      </w:r>
-    </w:p>
-    <w:p>
-      <w:r>
-        <w:rPr>
-          <w:b/>
-        </w:rPr>
-        <w:t xml:space="preserve">Original research URL: </w:t>
-      </w:r>
-      <w:r>
-        <w:t>https://doi.org/10.12688/openreseurope.20255.1</w:t>
-      </w:r>
-    </w:p>
-    <w:p>
-      <w:r>
-        <w:rPr>
-          <w:b/>
-        </w:rPr>
-        <w:t xml:space="preserve">Possible target year (unconfirmed): </w:t>
-      </w:r>
-      <w:r>
-        <w:t>2030</w:t>
-      </w:r>
-    </w:p>
-    <w:p>
-      <w:r>
-        <w:rPr>
-          <w:b/>
-        </w:rPr>
-        <w:t xml:space="preserve">WHAT ACTUALLY HAPPENED: </w:t>
-      </w:r>
-      <w:r>
-        <w:t>Not established by independent, source-reviewed comparable evidence.</w:t>
-      </w:r>
-    </w:p>
-    <w:p>
-      <w:r>
-        <w:rPr>
-          <w:b/>
-        </w:rPr>
-        <w:t xml:space="preserve">Verification status: </w:t>
-      </w:r>
-      <w:r>
-        <w:t>Needs original passage, published date, metric/geography/target and later official observations</w:t>
-      </w:r>
-    </w:p>
-    <w:p>
-      <w:r>
-        <w:rPr>
-          <w:b/>
-        </w:rPr>
-        <w:t xml:space="preserve">Last failed automated attempt: </w:t>
-      </w:r>
-      <w:r>
-        <w:t>2026-10-20T12:48:18.084269+00:00</w:t>
-      </w:r>
-    </w:p>
-    <w:p>
-      <w:r>
-        <w:rPr>
-          <w:b/>
-        </w:rPr>
-        <w:t xml:space="preserve">Last research error: </w:t>
-      </w:r>
-      <w:r>
-        <w:t>HTTP Error 429: Too Many Requests</w:t>
+        <w:t>12. Potential impacts of climate change on European wind energy resource under the CMIP5 future climate projections</w:t>
+      </w:r>
+    </w:p>
+    <w:p>
+      <w:r>
+        <w:rPr>
+          <w:b/>
+        </w:rPr>
+        <w:t xml:space="preserve">WHAT WAS SAID / EXPECTED: </w:t>
+      </w:r>
+      <w:r>
+        <w:t>Potential impacts of climate change on European wind energy resource under the CMIP5 future climate projections</w:t>
+      </w:r>
+    </w:p>
+    <w:p>
+      <w:r>
+        <w:rPr>
+          <w:b/>
+        </w:rPr>
+        <w:t xml:space="preserve">LATER STUDIES / WHAT THEY REPORT: </w:t>
+      </w:r>
+      <w:r>
+        <w:t>4 related later studies were identified on this subject. Their available abstracts do not provide directly comparable measured outcomes.</w:t>
+      </w:r>
+    </w:p>
+    <w:p>
+      <w:r>
+        <w:rPr>
+          <w:b/>
+        </w:rPr>
+        <w:t xml:space="preserve">TENTATIVE ASSESSMENT: </w:t>
+      </w:r>
+      <w:r>
+        <w:t>The subject remains under research; no supported accuracy judgment can be drawn from these papers alone.</w:t>
+      </w:r>
+    </w:p>
+    <w:p>
+      <w:r>
+        <w:rPr>
+          <w:b/>
+        </w:rPr>
+        <w:t xml:space="preserve">Confidence / limitations: </w:t>
+      </w:r>
+      <w:r>
+        <w:t>Original record is a research lead, not a validated dated forecast. This is a topic-level comparison.</w:t>
+      </w:r>
+    </w:p>
+    <w:p>
+      <w:r>
+        <w:rPr>
+          <w:b/>
+        </w:rPr>
+        <w:t xml:space="preserve">Topic: </w:t>
+      </w:r>
+      <w:r>
+        <w:t>Climate and energy</w:t>
+      </w:r>
+    </w:p>
+    <w:p>
+      <w:r>
+        <w:rPr>
+          <w:b/>
+        </w:rPr>
+        <w:t xml:space="preserve">EU institutional attribution: </w:t>
+      </w:r>
+      <w:r>
+        <w:t>EU institutional authorship NOT established (EU-related research is not necessarily EU Commission foresight)</w:t>
+      </w:r>
+    </w:p>
+    <w:p>
+      <w:r>
+        <w:rPr>
+          <w:b/>
+        </w:rPr>
+        <w:t xml:space="preserve">Original research: </w:t>
+      </w:r>
+      <w:r>
+        <w:t>https://doi.org/10.1016/j.renene.2016.08.036</w:t>
+      </w:r>
+    </w:p>
+    <w:p>
+      <w:r>
+        <w:rPr>
+          <w:b/>
+        </w:rPr>
+        <w:t xml:space="preserve">Search method and date: </w:t>
+      </w:r>
+      <w:r>
+        <w:t>existing_scanner_catalogue (saved OpenAlex/Crossref records) | 2026-10-20T15:19</w:t>
+      </w:r>
+    </w:p>
+    <w:p>
+      <w:r>
+        <w:rPr>
+          <w:b/>
+        </w:rPr>
+        <w:t xml:space="preserve">Later study (2025; related_study_or_model): </w:t>
+      </w:r>
+      <w:r>
+        <w:t>Mapping out the scenarios of ocean energy scale-up based on the development of offshore wind | https://doi.org/10.12688/openreseurope.15906.2</w:t>
+      </w:r>
+    </w:p>
+    <w:p>
+      <w:r>
+        <w:rPr>
+          <w:b/>
+        </w:rPr>
+        <w:t xml:space="preserve">Later study (2023; related_study_or_model): </w:t>
+      </w:r>
+      <w:r>
+        <w:t>Mapping out the scenarios of ocean energy scale-up based on the development of offshore wind | https://doi.org/10.12688/openreseurope.15906.1</w:t>
+      </w:r>
+    </w:p>
+    <w:p>
+      <w:r>
+        <w:rPr>
+          <w:b/>
+        </w:rPr>
+        <w:t xml:space="preserve">Later study (2022; related_study_or_model): </w:t>
+      </w:r>
+      <w:r>
+        <w:t>Projections of energy yield- and complementarity-driven wind energy expansion scenarios in the European Union | https://doi.org/10.1016/j.enconman.2022.116160</w:t>
+      </w:r>
+    </w:p>
+    <w:p>
+      <w:r>
+        <w:rPr>
+          <w:b/>
+        </w:rPr>
+        <w:t xml:space="preserve">Later study (2021; related_study_or_model): </w:t>
+      </w:r>
+      <w:r>
+        <w:t>Extreme wind projections over Europe from the Euro-CORDEX regional climate models | https://doi.org/10.1016/j.wace.2021.100363</w:t>
       </w:r>
     </w:p>
     <w:p>
@@ -1331,73 +2034,139 @@
         <w:pStyle w:val="Heading2"/>
       </w:pPr>
       <w:r>
-        <w:t>13. International migration by 2030: impact of immigration policies scenarios on growth and employment</w:t>
-      </w:r>
-    </w:p>
-    <w:p>
-      <w:r>
-        <w:rPr>
-          <w:b/>
-        </w:rPr>
-        <w:t xml:space="preserve">WHAT WAS EXPECTED (unverified abstract excerpt): </w:t>
-      </w:r>
-      <w:r>
-        <w:t>Purpose – The aim of this paper is to estimate the dynamic of international migration between the different regions of the world for 2030 and to measure the impact of different kind of migration policies on the economic and social evolution.</w:t>
-      </w:r>
-    </w:p>
-    <w:p>
-      <w:r>
-        <w:rPr>
-          <w:b/>
-        </w:rPr>
-        <w:t xml:space="preserve">Original research URL: </w:t>
-      </w:r>
-      <w:r>
-        <w:t>https://doi.org/10.1108/fs-06-2012-0045</w:t>
-      </w:r>
-    </w:p>
-    <w:p>
-      <w:r>
-        <w:rPr>
-          <w:b/>
-        </w:rPr>
-        <w:t xml:space="preserve">Possible target year (unconfirmed): </w:t>
-      </w:r>
-      <w:r>
-        <w:t>2030</w:t>
-      </w:r>
-    </w:p>
-    <w:p>
-      <w:r>
-        <w:rPr>
-          <w:b/>
-        </w:rPr>
-        <w:t xml:space="preserve">WHAT ACTUALLY HAPPENED: </w:t>
-      </w:r>
-      <w:r>
-        <w:t>Not established by independent, source-reviewed comparable evidence.</w:t>
-      </w:r>
-    </w:p>
-    <w:p>
-      <w:r>
-        <w:rPr>
-          <w:b/>
-        </w:rPr>
-        <w:t xml:space="preserve">Verification status: </w:t>
-      </w:r>
-      <w:r>
-        <w:t>Needs original passage, published date, metric/geography/target and later official observations</w:t>
-      </w:r>
-    </w:p>
-    <w:p>
-      <w:r>
-        <w:rPr>
-          <w:b/>
-        </w:rPr>
-        <w:t xml:space="preserve">Last automated evidence-search attempt: </w:t>
-      </w:r>
-      <w:r>
-        <w:t>2026-10-20T12:47:40.484264+00:00</w:t>
+        <w:t>13. The EU and artificial intelligence: A human-centred perspective</w:t>
+      </w:r>
+    </w:p>
+    <w:p>
+      <w:r>
+        <w:rPr>
+          <w:b/>
+        </w:rPr>
+        <w:t xml:space="preserve">WHAT WAS SAID / EXPECTED: </w:t>
+      </w:r>
+      <w:r>
+        <w:t>This article analyses the potential benefits and drawbacks of artificial intelligence (AI). It argues that the EU should become a leading force in AI development. As a goal that captures the public imagination and mobilises a variety of actors, the EU should develop mission-based innovations that focus on using this technological leadership to solve the most pressing societal problems of our time whilst avoiding potential dangers and risks. This leadership could be achieved either by adapting the EU’s available instruments to focus on AI development or by designing new ones. Be it seeking a visionary future for AI or addressing concerns about it, progress should always be driven with the human-centred perspective in mind, that is, one that seeks to augment human intelligence and capacity, and not to supersede it.</w:t>
+      </w:r>
+    </w:p>
+    <w:p>
+      <w:r>
+        <w:rPr>
+          <w:b/>
+        </w:rPr>
+        <w:t xml:space="preserve">LATER STUDIES / WHAT THEY REPORT: </w:t>
+      </w:r>
+      <w:r>
+        <w:t>4 related later studies were identified on this subject. Their available abstracts do not provide directly comparable measured outcomes.</w:t>
+      </w:r>
+    </w:p>
+    <w:p>
+      <w:r>
+        <w:rPr>
+          <w:b/>
+        </w:rPr>
+        <w:t xml:space="preserve">TENTATIVE ASSESSMENT: </w:t>
+      </w:r>
+      <w:r>
+        <w:t>The subject remains under research; no supported accuracy judgment can be drawn from these papers alone.</w:t>
+      </w:r>
+    </w:p>
+    <w:p>
+      <w:r>
+        <w:rPr>
+          <w:b/>
+        </w:rPr>
+        <w:t xml:space="preserve">Confidence / limitations: </w:t>
+      </w:r>
+      <w:r>
+        <w:t>Original record is a research lead, not a validated dated forecast. This is a topic-level comparison.</w:t>
+      </w:r>
+    </w:p>
+    <w:p>
+      <w:r>
+        <w:rPr>
+          <w:b/>
+        </w:rPr>
+        <w:t xml:space="preserve">Topic: </w:t>
+      </w:r>
+      <w:r>
+        <w:t>Technology and digital</w:t>
+      </w:r>
+    </w:p>
+    <w:p>
+      <w:r>
+        <w:rPr>
+          <w:b/>
+        </w:rPr>
+        <w:t xml:space="preserve">EU institutional attribution: </w:t>
+      </w:r>
+      <w:r>
+        <w:t>EU institutional authorship NOT established (EU-related research is not necessarily EU Commission foresight)</w:t>
+      </w:r>
+    </w:p>
+    <w:p>
+      <w:r>
+        <w:rPr>
+          <w:b/>
+        </w:rPr>
+        <w:t xml:space="preserve">Original research: </w:t>
+      </w:r>
+      <w:r>
+        <w:t>https://doi.org/10.1177/1781685818764821</w:t>
+      </w:r>
+    </w:p>
+    <w:p>
+      <w:r>
+        <w:rPr>
+          <w:b/>
+        </w:rPr>
+        <w:t xml:space="preserve">Search method and date: </w:t>
+      </w:r>
+      <w:r>
+        <w:t>existing_scanner_catalogue (saved OpenAlex/Crossref records) | 2026-10-20T15:19</w:t>
+      </w:r>
+    </w:p>
+    <w:p>
+      <w:r>
+        <w:rPr>
+          <w:b/>
+        </w:rPr>
+        <w:t xml:space="preserve">Later study (2026; related_study_or_model): </w:t>
+      </w:r>
+      <w:r>
+        <w:t>Citizenwashing EU Tech Policy: EU Deliberative Mini‐Publics on Virtual Worlds and Artificial Intelligence | https://doi.org/10.17645/pag.10468</w:t>
+      </w:r>
+    </w:p>
+    <w:p>
+      <w:r>
+        <w:rPr>
+          <w:b/>
+        </w:rPr>
+        <w:t xml:space="preserve">Later study (2025; related_study_or_model): </w:t>
+      </w:r>
+      <w:r>
+        <w:t>Artificial Intelligence in the Public Sphere: Legal and Security Culture in the EU | https://doi.org/10.32084/tkp.9640</w:t>
+      </w:r>
+    </w:p>
+    <w:p>
+      <w:r>
+        <w:rPr>
+          <w:b/>
+        </w:rPr>
+        <w:t xml:space="preserve">Later study (2020; related_study_or_model): </w:t>
+      </w:r>
+      <w:r>
+        <w:t>Peculiarities of application of artificial intelligence in the financial services sector: EU experience | https://doi.org/10.37772/2309-9275-2020-1(14)-9</w:t>
+      </w:r>
+    </w:p>
+    <w:p>
+      <w:r>
+        <w:rPr>
+          <w:b/>
+        </w:rPr>
+        <w:t xml:space="preserve">Later study (2020; related_study_or_model): </w:t>
+      </w:r>
+      <w:r>
+        <w:t>Prospective Policy Study on Artificial Intelligence and EU Trade Policy | https://doi.org/10.2139/ssrn.3524254</w:t>
       </w:r>
     </w:p>
     <w:p>
@@ -1405,84 +2174,128 @@
         <w:pStyle w:val="Heading2"/>
       </w:pPr>
       <w:r>
-        <w:t>14. Investigating European Union Decarbonization Strategies: Evaluating the Pathway to Carbon Neutrality by 2050</w:t>
-      </w:r>
-    </w:p>
-    <w:p>
-      <w:r>
-        <w:rPr>
-          <w:b/>
-        </w:rPr>
-        <w:t xml:space="preserve">WHAT WAS EXPECTED (unverified abstract excerpt): </w:t>
-      </w:r>
-      <w:r>
-        <w:t>Despite the rich and extensive documentation provided by European Member States and the European Commission in describing National Energy and Climates Plans and Long-Term Strategy plans, it is still very difficult to evaluate where and how the European Union as a whole has positioned itself on the path to achieving the Green Deal objectives, named the Fit 55% package in 2030 and the achievement of carbon neutrality by 2050.</w:t>
-      </w:r>
-    </w:p>
-    <w:p>
-      <w:r>
-        <w:rPr>
-          <w:b/>
-        </w:rPr>
-        <w:t xml:space="preserve">Original research URL: </w:t>
-      </w:r>
-      <w:r>
-        <w:t>https://doi.org/10.3390/su14084728</w:t>
-      </w:r>
-    </w:p>
-    <w:p>
-      <w:r>
-        <w:rPr>
-          <w:b/>
-        </w:rPr>
-        <w:t xml:space="preserve">Possible target year (unconfirmed): </w:t>
-      </w:r>
-      <w:r>
-        <w:t>2030</w:t>
-      </w:r>
-    </w:p>
-    <w:p>
-      <w:r>
-        <w:rPr>
-          <w:b/>
-        </w:rPr>
-        <w:t xml:space="preserve">WHAT ACTUALLY HAPPENED: </w:t>
-      </w:r>
-      <w:r>
-        <w:t>Not established by independent, source-reviewed comparable evidence.</w:t>
-      </w:r>
-    </w:p>
-    <w:p>
-      <w:r>
-        <w:rPr>
-          <w:b/>
-        </w:rPr>
-        <w:t xml:space="preserve">Verification status: </w:t>
-      </w:r>
-      <w:r>
-        <w:t>Needs original passage, published date, metric/geography/target and later official observations</w:t>
-      </w:r>
-    </w:p>
-    <w:p>
-      <w:r>
-        <w:rPr>
-          <w:b/>
-        </w:rPr>
-        <w:t xml:space="preserve">Last automated evidence-search attempt: </w:t>
-      </w:r>
-      <w:r>
-        <w:t>2026-10-20T12:23:54.079298+00:00</w:t>
-      </w:r>
-    </w:p>
-    <w:p>
-      <w:r>
-        <w:rPr>
-          <w:b/>
-        </w:rPr>
-        <w:t xml:space="preserve">Last research error: </w:t>
-      </w:r>
-      <w:r>
-        <w:t>HTTP Error 429: Too Many Requests</w:t>
+        <w:t>14. Road transport and power system scenarios for Northern Europe in 2030</w:t>
+      </w:r>
+    </w:p>
+    <w:p>
+      <w:r>
+        <w:rPr>
+          <w:b/>
+        </w:rPr>
+        <w:t xml:space="preserve">WHAT WAS SAID / EXPECTED: </w:t>
+      </w:r>
+      <w:r>
+        <w:t>Road transport and power system scenarios for Northern Europe in 2030</w:t>
+      </w:r>
+    </w:p>
+    <w:p>
+      <w:r>
+        <w:rPr>
+          <w:b/>
+        </w:rPr>
+        <w:t xml:space="preserve">LATER STUDIES / WHAT THEY REPORT: </w:t>
+      </w:r>
+      <w:r>
+        <w:t>3 related later studies were identified on this subject. Their available abstracts do not provide directly comparable measured outcomes.</w:t>
+      </w:r>
+    </w:p>
+    <w:p>
+      <w:r>
+        <w:rPr>
+          <w:b/>
+        </w:rPr>
+        <w:t xml:space="preserve">TENTATIVE ASSESSMENT: </w:t>
+      </w:r>
+      <w:r>
+        <w:t>The subject remains under research; no supported accuracy judgment can be drawn from these papers alone.</w:t>
+      </w:r>
+    </w:p>
+    <w:p>
+      <w:r>
+        <w:rPr>
+          <w:b/>
+        </w:rPr>
+        <w:t xml:space="preserve">Confidence / limitations: </w:t>
+      </w:r>
+      <w:r>
+        <w:t>Original record is a research lead, not a validated dated forecast. This is a topic-level comparison.</w:t>
+      </w:r>
+    </w:p>
+    <w:p>
+      <w:r>
+        <w:rPr>
+          <w:b/>
+        </w:rPr>
+        <w:t xml:space="preserve">Topic: </w:t>
+      </w:r>
+      <w:r>
+        <w:t>Other European foresight research</w:t>
+      </w:r>
+    </w:p>
+    <w:p>
+      <w:r>
+        <w:rPr>
+          <w:b/>
+        </w:rPr>
+        <w:t xml:space="preserve">EU institutional attribution: </w:t>
+      </w:r>
+      <w:r>
+        <w:t>EU institutional authorship NOT established (EU-related research is not necessarily EU Commission foresight)</w:t>
+      </w:r>
+    </w:p>
+    <w:p>
+      <w:r>
+        <w:rPr>
+          <w:b/>
+        </w:rPr>
+        <w:t xml:space="preserve">Original research: </w:t>
+      </w:r>
+      <w:r>
+        <w:t>https://doi.org/10.1016/j.apenergy.2011.11.074</w:t>
+      </w:r>
+    </w:p>
+    <w:p>
+      <w:r>
+        <w:rPr>
+          <w:b/>
+        </w:rPr>
+        <w:t xml:space="preserve">Search method and date: </w:t>
+      </w:r>
+      <w:r>
+        <w:t>existing_scanner_catalogue (saved OpenAlex/Crossref records) | 2026-10-20T15:19</w:t>
+      </w:r>
+    </w:p>
+    <w:p>
+      <w:r>
+        <w:rPr>
+          <w:b/>
+        </w:rPr>
+        <w:t xml:space="preserve">Later study (2016; related_study_or_model): </w:t>
+      </w:r>
+      <w:r>
+        <w:t>A system dynamics based market agent model simulating future powertrain technology transition: Scenarios in the EU light duty vehicle road transport sector | https://doi.org/10.1016/j.techfore.2015.11.028</w:t>
+      </w:r>
+    </w:p>
+    <w:p>
+      <w:r>
+        <w:rPr>
+          <w:b/>
+        </w:rPr>
+        <w:t xml:space="preserve">Later study (2023; related_study_or_model): </w:t>
+      </w:r>
+      <w:r>
+        <w:t>The European Solar Communication—Will It Pave the Road to Achieve 1 TW of Photovoltaic System Capacity in the European Union by 2030? | https://doi.org/10.3390/su15086531</w:t>
+      </w:r>
+    </w:p>
+    <w:p>
+      <w:r>
+        <w:rPr>
+          <w:b/>
+        </w:rPr>
+        <w:t xml:space="preserve">Later study (2016; related_study_or_model): </w:t>
+      </w:r>
+      <w:r>
+        <w:t>A scenario discovery study of the impact of uncertainties in the global container transport system on European ports | https://doi.org/10.1016/j.futures.2015.09.004</w:t>
       </w:r>
     </w:p>
     <w:p>
@@ -1490,84 +2303,128 @@
         <w:pStyle w:val="Heading2"/>
       </w:pPr>
       <w:r>
-        <w:t>15. Poverty and social exclusion in the EU: third-order priorities, hybrid governance and the future potential of the field</w:t>
-      </w:r>
-    </w:p>
-    <w:p>
-      <w:r>
-        <w:rPr>
-          <w:b/>
-        </w:rPr>
-        <w:t xml:space="preserve">WHAT WAS EXPECTED (unverified abstract excerpt): </w:t>
-      </w:r>
-      <w:r>
-        <w:t>EU leaders have agreed to reduce the number of people who are at risk of poverty or social exclusion by 15 million (including at least five million children) by 2030.</w:t>
-      </w:r>
-    </w:p>
-    <w:p>
-      <w:r>
-        <w:rPr>
-          <w:b/>
-        </w:rPr>
-        <w:t xml:space="preserve">Original research URL: </w:t>
-      </w:r>
-      <w:r>
-        <w:t>https://doi.org/10.1177/10242589231171091</w:t>
-      </w:r>
-    </w:p>
-    <w:p>
-      <w:r>
-        <w:rPr>
-          <w:b/>
-        </w:rPr>
-        <w:t xml:space="preserve">Possible target year (unconfirmed): </w:t>
-      </w:r>
-      <w:r>
-        <w:t>2030</w:t>
-      </w:r>
-    </w:p>
-    <w:p>
-      <w:r>
-        <w:rPr>
-          <w:b/>
-        </w:rPr>
-        <w:t xml:space="preserve">WHAT ACTUALLY HAPPENED: </w:t>
-      </w:r>
-      <w:r>
-        <w:t>Not established by independent, source-reviewed comparable evidence.</w:t>
-      </w:r>
-    </w:p>
-    <w:p>
-      <w:r>
-        <w:rPr>
-          <w:b/>
-        </w:rPr>
-        <w:t xml:space="preserve">Verification status: </w:t>
-      </w:r>
-      <w:r>
-        <w:t>Needs original passage, published date, metric/geography/target and later official observations</w:t>
-      </w:r>
-    </w:p>
-    <w:p>
-      <w:r>
-        <w:rPr>
-          <w:b/>
-        </w:rPr>
-        <w:t xml:space="preserve">Last failed automated attempt: </w:t>
-      </w:r>
-      <w:r>
-        <w:t>2026-10-20T12:48:12.597246+00:00</w:t>
-      </w:r>
-    </w:p>
-    <w:p>
-      <w:r>
-        <w:rPr>
-          <w:b/>
-        </w:rPr>
-        <w:t xml:space="preserve">Last research error: </w:t>
-      </w:r>
-      <w:r>
-        <w:t>HTTP Error 429: Too Many Requests</w:t>
+        <w:t>15. WEB 2.0 FORESIGHT FOR INNOVATION POLICY: A CASE OF STRATEGIC AGENDA SETTING IN EUROPEAN INNOVATION</w:t>
+      </w:r>
+    </w:p>
+    <w:p>
+      <w:r>
+        <w:rPr>
+          <w:b/>
+        </w:rPr>
+        <w:t xml:space="preserve">WHAT WAS SAID / EXPECTED: </w:t>
+      </w:r>
+      <w:r>
+        <w:t>WEB 2.0 FORESIGHT FOR INNOVATION POLICY: A CASE OF STRATEGIC AGENDA SETTING IN EUROPEAN INNOVATION</w:t>
+      </w:r>
+    </w:p>
+    <w:p>
+      <w:r>
+        <w:rPr>
+          <w:b/>
+        </w:rPr>
+        <w:t xml:space="preserve">LATER STUDIES / WHAT THEY REPORT: </w:t>
+      </w:r>
+      <w:r>
+        <w:t>3 related later studies were identified on this subject. Their available abstracts do not provide directly comparable measured outcomes.</w:t>
+      </w:r>
+    </w:p>
+    <w:p>
+      <w:r>
+        <w:rPr>
+          <w:b/>
+        </w:rPr>
+        <w:t xml:space="preserve">TENTATIVE ASSESSMENT: </w:t>
+      </w:r>
+      <w:r>
+        <w:t>The subject remains under research; no supported accuracy judgment can be drawn from these papers alone.</w:t>
+      </w:r>
+    </w:p>
+    <w:p>
+      <w:r>
+        <w:rPr>
+          <w:b/>
+        </w:rPr>
+        <w:t xml:space="preserve">Confidence / limitations: </w:t>
+      </w:r>
+      <w:r>
+        <w:t>Original record is a research lead, not a validated dated forecast. This is a topic-level comparison.</w:t>
+      </w:r>
+    </w:p>
+    <w:p>
+      <w:r>
+        <w:rPr>
+          <w:b/>
+        </w:rPr>
+        <w:t xml:space="preserve">Topic: </w:t>
+      </w:r>
+      <w:r>
+        <w:t>Technology and digital</w:t>
+      </w:r>
+    </w:p>
+    <w:p>
+      <w:r>
+        <w:rPr>
+          <w:b/>
+        </w:rPr>
+        <w:t xml:space="preserve">EU institutional attribution: </w:t>
+      </w:r>
+      <w:r>
+        <w:t>EU institutional authorship NOT established (EU-related research is not necessarily EU Commission foresight)</w:t>
+      </w:r>
+    </w:p>
+    <w:p>
+      <w:r>
+        <w:rPr>
+          <w:b/>
+        </w:rPr>
+        <w:t xml:space="preserve">Original research: </w:t>
+      </w:r>
+      <w:r>
+        <w:t>https://doi.org/10.5172/impp.2012.2461</w:t>
+      </w:r>
+    </w:p>
+    <w:p>
+      <w:r>
+        <w:rPr>
+          <w:b/>
+        </w:rPr>
+        <w:t xml:space="preserve">Search method and date: </w:t>
+      </w:r>
+      <w:r>
+        <w:t>existing_scanner_catalogue (saved OpenAlex/Crossref records) | 2026-10-20T15:19</w:t>
+      </w:r>
+    </w:p>
+    <w:p>
+      <w:r>
+        <w:rPr>
+          <w:b/>
+        </w:rPr>
+        <w:t xml:space="preserve">Later study (2021; related_study_or_model): </w:t>
+      </w:r>
+      <w:r>
+        <w:t>Participatory foresight and reflexive innovation: setting policy goals and developing strategies in a bottom-up, mission-oriented, sustainable way | https://doi.org/10.1186/s40309-021-00171-6</w:t>
+      </w:r>
+    </w:p>
+    <w:p>
+      <w:r>
+        <w:rPr>
+          <w:b/>
+        </w:rPr>
+        <w:t xml:space="preserve">Later study (2021; related_study_or_model): </w:t>
+      </w:r>
+      <w:r>
+        <w:t>Democratising utopian thought in participatory agenda setting | https://doi.org/10.1186/s40309-021-00174-3</w:t>
+      </w:r>
+    </w:p>
+    <w:p>
+      <w:r>
+        <w:rPr>
+          <w:b/>
+        </w:rPr>
+        <w:t xml:space="preserve">Later study (2018; related_study_or_model): </w:t>
+      </w:r>
+      <w:r>
+        <w:t>Toward a Socially Desirable EU Research and Innovation Agenda on Urban Waste: A Transnational EU Citizen Consultation | https://doi.org/10.3390/su10051641</w:t>
       </w:r>
     </w:p>
     <w:p>
@@ -1575,84 +2432,128 @@
         <w:pStyle w:val="Heading2"/>
       </w:pPr>
       <w:r>
-        <w:t xml:space="preserve">16. Renewable jet fuel supply scenarios in the European Union in 2021–2030 in the context of proposed biofuel policy and competing biomass </w:t>
-      </w:r>
-    </w:p>
-    <w:p>
-      <w:r>
-        <w:rPr>
-          <w:b/>
-        </w:rPr>
-        <w:t xml:space="preserve">WHAT WAS EXPECTED (unverified abstract excerpt): </w:t>
-      </w:r>
-      <w:r>
-        <w:t>RJF reduces aviation‐related combustion emission by 12–19 Mt/year CO 2 ‐eq by 2030, offsetting 53%–84% of projected emission growth of the sector in the EU relative to 2020.</w:t>
-      </w:r>
-    </w:p>
-    <w:p>
-      <w:r>
-        <w:rPr>
-          <w:b/>
-        </w:rPr>
-        <w:t xml:space="preserve">Original research URL: </w:t>
-      </w:r>
-      <w:r>
-        <w:t>https://doi.org/10.1111/gcbb.12525</w:t>
-      </w:r>
-    </w:p>
-    <w:p>
-      <w:r>
-        <w:rPr>
-          <w:b/>
-        </w:rPr>
-        <w:t xml:space="preserve">Possible target year (unconfirmed): </w:t>
-      </w:r>
-      <w:r>
-        <w:t>2030</w:t>
-      </w:r>
-    </w:p>
-    <w:p>
-      <w:r>
-        <w:rPr>
-          <w:b/>
-        </w:rPr>
-        <w:t xml:space="preserve">WHAT ACTUALLY HAPPENED: </w:t>
-      </w:r>
-      <w:r>
-        <w:t>Not established by independent, source-reviewed comparable evidence.</w:t>
-      </w:r>
-    </w:p>
-    <w:p>
-      <w:r>
-        <w:rPr>
-          <w:b/>
-        </w:rPr>
-        <w:t xml:space="preserve">Verification status: </w:t>
-      </w:r>
-      <w:r>
-        <w:t>Needs original passage, published date, metric/geography/target and later official observations</w:t>
-      </w:r>
-    </w:p>
-    <w:p>
-      <w:r>
-        <w:rPr>
-          <w:b/>
-        </w:rPr>
-        <w:t xml:space="preserve">Last failed automated attempt: </w:t>
-      </w:r>
-      <w:r>
-        <w:t>2026-10-20T12:47:58.565851+00:00</w:t>
-      </w:r>
-    </w:p>
-    <w:p>
-      <w:r>
-        <w:rPr>
-          <w:b/>
-        </w:rPr>
-        <w:t xml:space="preserve">Last research error: </w:t>
-      </w:r>
-      <w:r>
-        <w:t>HTTP Error 429: Too Many Requests</w:t>
+        <w:t>16. MARKET DRIVEN POWER PLANT INVESTMENT PERSPECTIVES IN EUROPE: CLIMATE POLICY AND TECHNOLOGY SCENARIOS UNTIL 2050 IN THE M</w:t>
+      </w:r>
+    </w:p>
+    <w:p>
+      <w:r>
+        <w:rPr>
+          <w:b/>
+        </w:rPr>
+        <w:t xml:space="preserve">WHAT WAS SAID / EXPECTED: </w:t>
+      </w:r>
+      <w:r>
+        <w:t>In the framework of the Energy Modeling Forum 28, we investigate how climate policy regimes affect market developments under different technology availabilities on the European power markets. We use the partial equilibrium model EMELIE-ESY with focus on electricity markets in order to determine how private investors optimize their generation capacity investment and operation over the horizon 2010 to 2050. For the year 2050, the model projects a minor increase of power consumption of 10% under current climate policy, and a balanced pathway for consumption under ambitious climate policy compared to 2010 levels. These results contrast with findings of POLES and PRIMES models that predict strong consumption increases of 44% to 48% by 2050 and claim competitiveness of nuclear power and CCS options. Under ambitious climate policy, our findings correspond with major increases of wholesale electricity market prices and comparatively less pronounced emission price increases, which trigger no investments into Carbon Capture and Storage (CCS) and a strongly diminishing share of nuclear energy.</w:t>
+      </w:r>
+    </w:p>
+    <w:p>
+      <w:r>
+        <w:rPr>
+          <w:b/>
+        </w:rPr>
+        <w:t xml:space="preserve">LATER STUDIES / WHAT THEY REPORT: </w:t>
+      </w:r>
+      <w:r>
+        <w:t>3 related later studies were identified on this subject. Their available abstracts do not provide directly comparable measured outcomes.</w:t>
+      </w:r>
+    </w:p>
+    <w:p>
+      <w:r>
+        <w:rPr>
+          <w:b/>
+        </w:rPr>
+        <w:t xml:space="preserve">TENTATIVE ASSESSMENT: </w:t>
+      </w:r>
+      <w:r>
+        <w:t>The subject remains under research; no supported accuracy judgment can be drawn from these papers alone.</w:t>
+      </w:r>
+    </w:p>
+    <w:p>
+      <w:r>
+        <w:rPr>
+          <w:b/>
+        </w:rPr>
+        <w:t xml:space="preserve">Confidence / limitations: </w:t>
+      </w:r>
+      <w:r>
+        <w:t>Original record is a research lead, not a validated dated forecast. This is a topic-level comparison.</w:t>
+      </w:r>
+    </w:p>
+    <w:p>
+      <w:r>
+        <w:rPr>
+          <w:b/>
+        </w:rPr>
+        <w:t xml:space="preserve">Topic: </w:t>
+      </w:r>
+      <w:r>
+        <w:t>Climate and energy</w:t>
+      </w:r>
+    </w:p>
+    <w:p>
+      <w:r>
+        <w:rPr>
+          <w:b/>
+        </w:rPr>
+        <w:t xml:space="preserve">EU institutional attribution: </w:t>
+      </w:r>
+      <w:r>
+        <w:t>EU institutional authorship NOT established (EU-related research is not necessarily EU Commission foresight)</w:t>
+      </w:r>
+    </w:p>
+    <w:p>
+      <w:r>
+        <w:rPr>
+          <w:b/>
+        </w:rPr>
+        <w:t xml:space="preserve">Original research: </w:t>
+      </w:r>
+      <w:r>
+        <w:t>https://doi.org/10.1142/s2010007813400071</w:t>
+      </w:r>
+    </w:p>
+    <w:p>
+      <w:r>
+        <w:rPr>
+          <w:b/>
+        </w:rPr>
+        <w:t xml:space="preserve">Search method and date: </w:t>
+      </w:r>
+      <w:r>
+        <w:t>existing_scanner_catalogue (saved OpenAlex/Crossref records) | 2026-10-20T15:19</w:t>
+      </w:r>
+    </w:p>
+    <w:p>
+      <w:r>
+        <w:rPr>
+          <w:b/>
+        </w:rPr>
+        <w:t xml:space="preserve">Later study (2016; related_study_or_model): </w:t>
+      </w:r>
+      <w:r>
+        <w:t>A system dynamics based market agent model simulating future powertrain technology transition: Scenarios in the EU light duty vehicle road transport sector | https://doi.org/10.1016/j.techfore.2015.11.028</w:t>
+      </w:r>
+    </w:p>
+    <w:p>
+      <w:r>
+        <w:rPr>
+          <w:b/>
+        </w:rPr>
+        <w:t xml:space="preserve">Later study (2016; related_study_or_model): </w:t>
+      </w:r>
+      <w:r>
+        <w:t>European Scenarios of CO2 Infrastructure Investment until 2050 | https://doi.org/10.5547/01956574.37.si3.poei.ojea</w:t>
+      </w:r>
+    </w:p>
+    <w:p>
+      <w:r>
+        <w:rPr>
+          <w:b/>
+        </w:rPr>
+        <w:t xml:space="preserve">Later study (2016; related_study_or_model): </w:t>
+      </w:r>
+      <w:r>
+        <w:t>European Scenarios of CO2 Infrastructure Investment until 2050 | https://doi.org/10.5547/01956574.37.si3.poei</w:t>
       </w:r>
     </w:p>
     <w:p>
@@ -1660,84 +2561,128 @@
         <w:pStyle w:val="Heading2"/>
       </w:pPr>
       <w:r>
-        <w:t>17. The Extraterritorial Effects of EU Energy and Climate Law</w:t>
-      </w:r>
-    </w:p>
-    <w:p>
-      <w:r>
-        <w:rPr>
-          <w:b/>
-        </w:rPr>
-        <w:t xml:space="preserve">WHAT WAS EXPECTED (unverified abstract excerpt): </w:t>
-      </w:r>
-      <w:r>
-        <w:t>The EU has adopted a comprehensive set of laws aiming to reduce EU greenhouse gas emissions by at least 55% by 2030 and achieve climate neutrality by 2050.</w:t>
-      </w:r>
-    </w:p>
-    <w:p>
-      <w:r>
-        <w:rPr>
-          <w:b/>
-        </w:rPr>
-        <w:t xml:space="preserve">Original research URL: </w:t>
-      </w:r>
-      <w:r>
-        <w:t>https://doi.org/10.3366/gels.2026.0150</w:t>
-      </w:r>
-    </w:p>
-    <w:p>
-      <w:r>
-        <w:rPr>
-          <w:b/>
-        </w:rPr>
-        <w:t xml:space="preserve">Possible target year (unconfirmed): </w:t>
-      </w:r>
-      <w:r>
-        <w:t>2030</w:t>
-      </w:r>
-    </w:p>
-    <w:p>
-      <w:r>
-        <w:rPr>
-          <w:b/>
-        </w:rPr>
-        <w:t xml:space="preserve">WHAT ACTUALLY HAPPENED: </w:t>
-      </w:r>
-      <w:r>
-        <w:t>Not established by independent, source-reviewed comparable evidence.</w:t>
-      </w:r>
-    </w:p>
-    <w:p>
-      <w:r>
-        <w:rPr>
-          <w:b/>
-        </w:rPr>
-        <w:t xml:space="preserve">Verification status: </w:t>
-      </w:r>
-      <w:r>
-        <w:t>Needs original passage, published date, metric/geography/target and later official observations</w:t>
-      </w:r>
-    </w:p>
-    <w:p>
-      <w:r>
-        <w:rPr>
-          <w:b/>
-        </w:rPr>
-        <w:t xml:space="preserve">Last failed automated attempt: </w:t>
-      </w:r>
-      <w:r>
-        <w:t>2026-10-20T12:48:04.117401+00:00</w:t>
-      </w:r>
-    </w:p>
-    <w:p>
-      <w:r>
-        <w:rPr>
-          <w:b/>
-        </w:rPr>
-        <w:t xml:space="preserve">Last research error: </w:t>
-      </w:r>
-      <w:r>
-        <w:t>HTTP Error 429: Too Many Requests</w:t>
+        <w:t>17. Web 2.0 foresight for innovation policy: A case of strategic agenda setting in European innovation</w:t>
+      </w:r>
+    </w:p>
+    <w:p>
+      <w:r>
+        <w:rPr>
+          <w:b/>
+        </w:rPr>
+        <w:t xml:space="preserve">WHAT WAS SAID / EXPECTED: </w:t>
+      </w:r>
+      <w:r>
+        <w:t>Web 2.0 foresight for innovation policy: A case of strategic agenda setting in European innovation</w:t>
+      </w:r>
+    </w:p>
+    <w:p>
+      <w:r>
+        <w:rPr>
+          <w:b/>
+        </w:rPr>
+        <w:t xml:space="preserve">LATER STUDIES / WHAT THEY REPORT: </w:t>
+      </w:r>
+      <w:r>
+        <w:t>3 related later studies were identified on this subject. Their available abstracts do not provide directly comparable measured outcomes.</w:t>
+      </w:r>
+    </w:p>
+    <w:p>
+      <w:r>
+        <w:rPr>
+          <w:b/>
+        </w:rPr>
+        <w:t xml:space="preserve">TENTATIVE ASSESSMENT: </w:t>
+      </w:r>
+      <w:r>
+        <w:t>The subject remains under research; no supported accuracy judgment can be drawn from these papers alone.</w:t>
+      </w:r>
+    </w:p>
+    <w:p>
+      <w:r>
+        <w:rPr>
+          <w:b/>
+        </w:rPr>
+        <w:t xml:space="preserve">Confidence / limitations: </w:t>
+      </w:r>
+      <w:r>
+        <w:t>Original record is a research lead, not a validated dated forecast. This is a topic-level comparison.</w:t>
+      </w:r>
+    </w:p>
+    <w:p>
+      <w:r>
+        <w:rPr>
+          <w:b/>
+        </w:rPr>
+        <w:t xml:space="preserve">Topic: </w:t>
+      </w:r>
+      <w:r>
+        <w:t>Technology and digital</w:t>
+      </w:r>
+    </w:p>
+    <w:p>
+      <w:r>
+        <w:rPr>
+          <w:b/>
+        </w:rPr>
+        <w:t xml:space="preserve">EU institutional attribution: </w:t>
+      </w:r>
+      <w:r>
+        <w:t>EU institutional authorship NOT established (EU-related research is not necessarily EU Commission foresight)</w:t>
+      </w:r>
+    </w:p>
+    <w:p>
+      <w:r>
+        <w:rPr>
+          <w:b/>
+        </w:rPr>
+        <w:t xml:space="preserve">Original research: </w:t>
+      </w:r>
+      <w:r>
+        <w:t>https://doi.org/10.5172/impp.2012.14.3.446</w:t>
+      </w:r>
+    </w:p>
+    <w:p>
+      <w:r>
+        <w:rPr>
+          <w:b/>
+        </w:rPr>
+        <w:t xml:space="preserve">Search method and date: </w:t>
+      </w:r>
+      <w:r>
+        <w:t>existing_scanner_catalogue (saved OpenAlex/Crossref records) | 2026-10-20T15:19</w:t>
+      </w:r>
+    </w:p>
+    <w:p>
+      <w:r>
+        <w:rPr>
+          <w:b/>
+        </w:rPr>
+        <w:t xml:space="preserve">Later study (2021; related_study_or_model): </w:t>
+      </w:r>
+      <w:r>
+        <w:t>Participatory foresight and reflexive innovation: setting policy goals and developing strategies in a bottom-up, mission-oriented, sustainable way | https://doi.org/10.1186/s40309-021-00171-6</w:t>
+      </w:r>
+    </w:p>
+    <w:p>
+      <w:r>
+        <w:rPr>
+          <w:b/>
+        </w:rPr>
+        <w:t xml:space="preserve">Later study (2021; related_study_or_model): </w:t>
+      </w:r>
+      <w:r>
+        <w:t>Democratising utopian thought in participatory agenda setting | https://doi.org/10.1186/s40309-021-00174-3</w:t>
+      </w:r>
+    </w:p>
+    <w:p>
+      <w:r>
+        <w:rPr>
+          <w:b/>
+        </w:rPr>
+        <w:t xml:space="preserve">Later study (2018; related_study_or_model): </w:t>
+      </w:r>
+      <w:r>
+        <w:t>Toward a Socially Desirable EU Research and Innovation Agenda on Urban Waste: A Transnational EU Citizen Consultation | https://doi.org/10.3390/su10051641</w:t>
       </w:r>
     </w:p>
     <w:p>
@@ -1745,84 +2690,128 @@
         <w:pStyle w:val="Heading2"/>
       </w:pPr>
       <w:r>
-        <w:t>18. The evolution of agricultural energy transition in Eastern European Union countries between 1993 and 2022</w:t>
-      </w:r>
-    </w:p>
-    <w:p>
-      <w:r>
-        <w:rPr>
-          <w:b/>
-        </w:rPr>
-        <w:t xml:space="preserve">WHAT WAS EXPECTED (unverified abstract excerpt): </w:t>
-      </w:r>
-      <w:r>
-        <w:t>In response, the EU has set itself the target of reducing greenhouse gas emissions by 55% by 2030 and becoming completely carbon neutral by 2050.</w:t>
-      </w:r>
-    </w:p>
-    <w:p>
-      <w:r>
-        <w:rPr>
-          <w:b/>
-        </w:rPr>
-        <w:t xml:space="preserve">Original research URL: </w:t>
-      </w:r>
-      <w:r>
-        <w:t>https://doi.org/10.34659/eis.2025.94.3.1046</w:t>
-      </w:r>
-    </w:p>
-    <w:p>
-      <w:r>
-        <w:rPr>
-          <w:b/>
-        </w:rPr>
-        <w:t xml:space="preserve">Possible target year (unconfirmed): </w:t>
-      </w:r>
-      <w:r>
-        <w:t>2030</w:t>
-      </w:r>
-    </w:p>
-    <w:p>
-      <w:r>
-        <w:rPr>
-          <w:b/>
-        </w:rPr>
-        <w:t xml:space="preserve">WHAT ACTUALLY HAPPENED: </w:t>
-      </w:r>
-      <w:r>
-        <w:t>Not established by independent, source-reviewed comparable evidence.</w:t>
-      </w:r>
-    </w:p>
-    <w:p>
-      <w:r>
-        <w:rPr>
-          <w:b/>
-        </w:rPr>
-        <w:t xml:space="preserve">Verification status: </w:t>
-      </w:r>
-      <w:r>
-        <w:t>Needs original passage, published date, metric/geography/target and later official observations</w:t>
-      </w:r>
-    </w:p>
-    <w:p>
-      <w:r>
-        <w:rPr>
-          <w:b/>
-        </w:rPr>
-        <w:t xml:space="preserve">Last automated evidence-search attempt: </w:t>
-      </w:r>
-      <w:r>
-        <w:t>2026-10-20T12:23:38.601963+00:00</w:t>
-      </w:r>
-    </w:p>
-    <w:p>
-      <w:r>
-        <w:rPr>
-          <w:b/>
-        </w:rPr>
-        <w:t xml:space="preserve">Last research error: </w:t>
-      </w:r>
-      <w:r>
-        <w:t>HTTP Error 429: Too Many Requests</w:t>
+        <w:t>18. Carbon Content of Electricity Futures in Phase II of the EU ETS</w:t>
+      </w:r>
+    </w:p>
+    <w:p>
+      <w:r>
+        <w:rPr>
+          <w:b/>
+        </w:rPr>
+        <w:t xml:space="preserve">WHAT WAS SAID / EXPECTED: </w:t>
+      </w:r>
+      <w:r>
+        <w:t>We estimate the relationship between electricity, fuel and carbon prices in Germany, France, the Netherlands, the Nord Pool market and Spain, using one-year futures for base and peakload prices for the years 2008-2011, corresponding to physical settlement during the second market phase of the EU ETS. We employ a series of estimation methods that allow for an increasing interaction between electricity and input prices on the one hand, and between electricity markets on the other. The results vary by country due to different generation portfolios. Overall, we find that (a) carbon costs are passed through fully in most countries; (b) under some model specifications, cost pass-through is higher during peakload than during baseload for France, Germany and the Netherlands; and (c) the results are sensitive to the degree of cross-commodity and cross-market interaction allowed.</w:t>
+      </w:r>
+    </w:p>
+    <w:p>
+      <w:r>
+        <w:rPr>
+          <w:b/>
+        </w:rPr>
+        <w:t xml:space="preserve">LATER STUDIES / WHAT THEY REPORT: </w:t>
+      </w:r>
+      <w:r>
+        <w:t>3 related later studies were identified on this subject. Their available abstracts do not provide directly comparable measured outcomes.</w:t>
+      </w:r>
+    </w:p>
+    <w:p>
+      <w:r>
+        <w:rPr>
+          <w:b/>
+        </w:rPr>
+        <w:t xml:space="preserve">TENTATIVE ASSESSMENT: </w:t>
+      </w:r>
+      <w:r>
+        <w:t>The subject remains under research; no supported accuracy judgment can be drawn from these papers alone.</w:t>
+      </w:r>
+    </w:p>
+    <w:p>
+      <w:r>
+        <w:rPr>
+          <w:b/>
+        </w:rPr>
+        <w:t xml:space="preserve">Confidence / limitations: </w:t>
+      </w:r>
+      <w:r>
+        <w:t>Original record is a research lead, not a validated dated forecast. This is a topic-level comparison.</w:t>
+      </w:r>
+    </w:p>
+    <w:p>
+      <w:r>
+        <w:rPr>
+          <w:b/>
+        </w:rPr>
+        <w:t xml:space="preserve">Topic: </w:t>
+      </w:r>
+      <w:r>
+        <w:t>Climate and energy</w:t>
+      </w:r>
+    </w:p>
+    <w:p>
+      <w:r>
+        <w:rPr>
+          <w:b/>
+        </w:rPr>
+        <w:t xml:space="preserve">EU institutional attribution: </w:t>
+      </w:r>
+      <w:r>
+        <w:t>EU institutional authorship NOT established (EU-related research is not necessarily EU Commission foresight)</w:t>
+      </w:r>
+    </w:p>
+    <w:p>
+      <w:r>
+        <w:rPr>
+          <w:b/>
+        </w:rPr>
+        <w:t xml:space="preserve">Original research: </w:t>
+      </w:r>
+      <w:r>
+        <w:t>https://doi.org/10.5547/01956574.36.4.hfel</w:t>
+      </w:r>
+    </w:p>
+    <w:p>
+      <w:r>
+        <w:rPr>
+          <w:b/>
+        </w:rPr>
+        <w:t xml:space="preserve">Search method and date: </w:t>
+      </w:r>
+      <w:r>
+        <w:t>existing_scanner_catalogue (saved OpenAlex/Crossref records) | 2026-10-20T15:19</w:t>
+      </w:r>
+    </w:p>
+    <w:p>
+      <w:r>
+        <w:rPr>
+          <w:b/>
+        </w:rPr>
+        <w:t xml:space="preserve">Later study (2024; related_study_or_model): </w:t>
+      </w:r>
+      <w:r>
+        <w:t>Investment Scenarios for Low Carbon Electricity in Europe | https://doi.org/10.24084/repqj11.323</w:t>
+      </w:r>
+    </w:p>
+    <w:p>
+      <w:r>
+        <w:rPr>
+          <w:b/>
+        </w:rPr>
+        <w:t xml:space="preserve">Later study (2023; related_study_or_model): </w:t>
+      </w:r>
+      <w:r>
+        <w:t>Re-examining the efficiency of the EU carbon futures market in phase Ⅱ: price discovery and intertemporal arbitrage | https://doi.org/10.3389/fenrg.2023.1236488</w:t>
+      </w:r>
+    </w:p>
+    <w:p>
+      <w:r>
+        <w:rPr>
+          <w:b/>
+        </w:rPr>
+        <w:t xml:space="preserve">Later study (2020; related_study_or_model): </w:t>
+      </w:r>
+      <w:r>
+        <w:t>The Linkages of Carbon Spot-Futures: Evidence from EU-ETS in the Third Phase | https://doi.org/10.3390/su12062517</w:t>
       </w:r>
     </w:p>
     <w:p>
@@ -1830,84 +2819,128 @@
         <w:pStyle w:val="Heading2"/>
       </w:pPr>
       <w:r>
-        <w:t>19. Forecasting Renewable Scenarios and Uncertainty Analysis in Microgrids for Self-Sufficiency and Reliability: Estimation of Extreme Scen</w:t>
-      </w:r>
-    </w:p>
-    <w:p>
-      <w:r>
-        <w:rPr>
-          <w:b/>
-        </w:rPr>
-        <w:t xml:space="preserve">WHAT WAS EXPECTED (unverified abstract excerpt): </w:t>
-      </w:r>
-      <w:r>
-        <w:t>By 2040, the island’s energy demand is projected to reach 80–110 GWh annually, assuming full economic decarbonization.</w:t>
-      </w:r>
-    </w:p>
-    <w:p>
-      <w:r>
-        <w:rPr>
-          <w:b/>
-        </w:rPr>
-        <w:t xml:space="preserve">Original research URL: </w:t>
-      </w:r>
-      <w:r>
-        <w:t>https://doi.org/10.3390/app152111815</w:t>
-      </w:r>
-    </w:p>
-    <w:p>
-      <w:r>
-        <w:rPr>
-          <w:b/>
-        </w:rPr>
-        <w:t xml:space="preserve">Possible target year (unconfirmed): </w:t>
-      </w:r>
-      <w:r>
-        <w:t>2040</w:t>
-      </w:r>
-    </w:p>
-    <w:p>
-      <w:r>
-        <w:rPr>
-          <w:b/>
-        </w:rPr>
-        <w:t xml:space="preserve">WHAT ACTUALLY HAPPENED: </w:t>
-      </w:r>
-      <w:r>
-        <w:t>Not established by independent, source-reviewed comparable evidence.</w:t>
-      </w:r>
-    </w:p>
-    <w:p>
-      <w:r>
-        <w:rPr>
-          <w:b/>
-        </w:rPr>
-        <w:t xml:space="preserve">Verification status: </w:t>
-      </w:r>
-      <w:r>
-        <w:t>Needs original passage, published date, metric/geography/target and later official observations</w:t>
-      </w:r>
-    </w:p>
-    <w:p>
-      <w:r>
-        <w:rPr>
-          <w:b/>
-        </w:rPr>
-        <w:t xml:space="preserve">Last failed automated attempt: </w:t>
-      </w:r>
-      <w:r>
-        <w:t>2026-10-20T12:48:15.492258+00:00</w:t>
-      </w:r>
-    </w:p>
-    <w:p>
-      <w:r>
-        <w:rPr>
-          <w:b/>
-        </w:rPr>
-        <w:t xml:space="preserve">Last research error: </w:t>
-      </w:r>
-      <w:r>
-        <w:t>HTTP Error 429: Too Many Requests</w:t>
+        <w:t>19. Horizon Scanning in Foresight – Why Horizon Scanning is only a part of the game</w:t>
+      </w:r>
+    </w:p>
+    <w:p>
+      <w:r>
+        <w:rPr>
+          <w:b/>
+        </w:rPr>
+        <w:t xml:space="preserve">WHAT WAS SAID / EXPECTED: </w:t>
+      </w:r>
+      <w:r>
+        <w:t>Abstract Foresight and Horizon Scanning are often regarded as identical concepts with identical models and purposes. But they can be completely different activities, both in and for any kind of prospective activity as well as for strategy purposes. Scanning is no debate and no strategy building. Whereas Foresight is more process‐oriented and always includes a Horizon Scanning phase, Horizon Scanning is rather found at the beginning of any forward‐looking activity and can be an automatized stand‐alone approach for identifying “things to come” ‐ which often means the identification of new science and technology and providing information about them. This paper wants to shed light on some of the confusions in Foresight and Horizon Scanning (HS) that often occur in organizations, among researchers and practitioners being thus of practical and scientific relevance for using an integrated model. The contribution is backed up by a study conducted for the European Commission (Cuhls et al., 2015) conducted to clarify for the Commission’s Foresight department (A6) how the strategic intelligence</w:t>
+      </w:r>
+    </w:p>
+    <w:p>
+      <w:r>
+        <w:rPr>
+          <w:b/>
+        </w:rPr>
+        <w:t xml:space="preserve">LATER STUDIES / WHAT THEY REPORT: </w:t>
+      </w:r>
+      <w:r>
+        <w:t>3 related later studies were identified on this subject. Their available abstracts do not provide directly comparable measured outcomes.</w:t>
+      </w:r>
+    </w:p>
+    <w:p>
+      <w:r>
+        <w:rPr>
+          <w:b/>
+        </w:rPr>
+        <w:t xml:space="preserve">TENTATIVE ASSESSMENT: </w:t>
+      </w:r>
+      <w:r>
+        <w:t>The subject remains under research; no supported accuracy judgment can be drawn from these papers alone.</w:t>
+      </w:r>
+    </w:p>
+    <w:p>
+      <w:r>
+        <w:rPr>
+          <w:b/>
+        </w:rPr>
+        <w:t xml:space="preserve">Confidence / limitations: </w:t>
+      </w:r>
+      <w:r>
+        <w:t>Original record is a research lead, not a validated dated forecast. This is a topic-level comparison.</w:t>
+      </w:r>
+    </w:p>
+    <w:p>
+      <w:r>
+        <w:rPr>
+          <w:b/>
+        </w:rPr>
+        <w:t xml:space="preserve">Topic: </w:t>
+      </w:r>
+      <w:r>
+        <w:t>Other European foresight research</w:t>
+      </w:r>
+    </w:p>
+    <w:p>
+      <w:r>
+        <w:rPr>
+          <w:b/>
+        </w:rPr>
+        <w:t xml:space="preserve">EU institutional attribution: </w:t>
+      </w:r>
+      <w:r>
+        <w:t>EU institutional authorship NOT established (EU-related research is not necessarily EU Commission foresight)</w:t>
+      </w:r>
+    </w:p>
+    <w:p>
+      <w:r>
+        <w:rPr>
+          <w:b/>
+        </w:rPr>
+        <w:t xml:space="preserve">Original research: </w:t>
+      </w:r>
+      <w:r>
+        <w:t>https://doi.org/10.1002/ffo2.23</w:t>
+      </w:r>
+    </w:p>
+    <w:p>
+      <w:r>
+        <w:rPr>
+          <w:b/>
+        </w:rPr>
+        <w:t xml:space="preserve">Search method and date: </w:t>
+      </w:r>
+      <w:r>
+        <w:t>existing_scanner_catalogue (saved OpenAlex/Crossref records) | 2026-10-20T15:19</w:t>
+      </w:r>
+    </w:p>
+    <w:p>
+      <w:r>
+        <w:rPr>
+          <w:b/>
+        </w:rPr>
+        <w:t xml:space="preserve">Later study (2026; related_study_or_model): </w:t>
+      </w:r>
+      <w:r>
+        <w:t>Evaluating international collaboration on horizon scanning for pharmaceuticals: developing key performance indicators for the international horizon scanning initiative | https://doi.org/10.1017/s0266462325103358</w:t>
+      </w:r>
+    </w:p>
+    <w:p>
+      <w:r>
+        <w:rPr>
+          <w:b/>
+        </w:rPr>
+        <w:t xml:space="preserve">Later study (2025; related_study_or_model): </w:t>
+      </w:r>
+      <w:r>
+        <w:t>PP66 International Horizon Scanning Initiative (IHSI) : Time to Review the Need for Stand-Alone National Horizon Scanning? | https://doi.org/10.1017/s026646232400237x</w:t>
+      </w:r>
+    </w:p>
+    <w:p>
+      <w:r>
+        <w:rPr>
+          <w:b/>
+        </w:rPr>
+        <w:t xml:space="preserve">Later study (2025; related_study_or_model): </w:t>
+      </w:r>
+      <w:r>
+        <w:t>Health Technology Assessment and Horizon Scanning: A Review | https://doi.org/10.70852/tmj.1786306</w:t>
       </w:r>
     </w:p>
     <w:p>
@@ -1915,84 +2948,128 @@
         <w:pStyle w:val="Heading2"/>
       </w:pPr>
       <w:r>
-        <w:t>20. Hydrological drought projections across Europe under climate change</w:t>
-      </w:r>
-    </w:p>
-    <w:p>
-      <w:r>
-        <w:rPr>
-          <w:b/>
-        </w:rPr>
-        <w:t xml:space="preserve">WHAT WAS EXPECTED (unverified abstract excerpt): </w:t>
-      </w:r>
-      <w:r>
-        <w:t>SRI was calculated at 1- and 3-month timescales for the historical period (1990–2014) and near-future period (2015–2049) based on downscaled climate data from Coupled Model Intercomparison Project Phase 6 (CMIP6) under two emission scenarios: SSP1-2.6 and SSP5-8.5, where SSP stands for shared socioeconomic pathways.</w:t>
-      </w:r>
-    </w:p>
-    <w:p>
-      <w:r>
-        <w:rPr>
-          <w:b/>
-        </w:rPr>
-        <w:t xml:space="preserve">Original research URL: </w:t>
-      </w:r>
-      <w:r>
-        <w:t>https://doi.org/10.1038/s44304-025-00152-w</w:t>
-      </w:r>
-    </w:p>
-    <w:p>
-      <w:r>
-        <w:rPr>
-          <w:b/>
-        </w:rPr>
-        <w:t xml:space="preserve">Possible target year (unconfirmed): </w:t>
-      </w:r>
-      <w:r>
-        <w:t>2049</w:t>
-      </w:r>
-    </w:p>
-    <w:p>
-      <w:r>
-        <w:rPr>
-          <w:b/>
-        </w:rPr>
-        <w:t xml:space="preserve">WHAT ACTUALLY HAPPENED: </w:t>
-      </w:r>
-      <w:r>
-        <w:t>Not established by independent, source-reviewed comparable evidence.</w:t>
-      </w:r>
-    </w:p>
-    <w:p>
-      <w:r>
-        <w:rPr>
-          <w:b/>
-        </w:rPr>
-        <w:t xml:space="preserve">Verification status: </w:t>
-      </w:r>
-      <w:r>
-        <w:t>Needs original passage, published date, metric/geography/target and later official observations</w:t>
-      </w:r>
-    </w:p>
-    <w:p>
-      <w:r>
-        <w:rPr>
-          <w:b/>
-        </w:rPr>
-        <w:t xml:space="preserve">Last automated evidence-search attempt: </w:t>
-      </w:r>
-      <w:r>
-        <w:t>2026-10-20T12:23:24.271102+00:00</w:t>
-      </w:r>
-    </w:p>
-    <w:p>
-      <w:r>
-        <w:rPr>
-          <w:b/>
-        </w:rPr>
-        <w:t xml:space="preserve">Last research error: </w:t>
-      </w:r>
-      <w:r>
-        <w:t>HTTP Error 429: Too Many Requests</w:t>
+        <w:t>20. Energy Transition Scenarios for Energy Poverty Alleviation: Analysis of the Delphi Study</w:t>
+      </w:r>
+    </w:p>
+    <w:p>
+      <w:r>
+        <w:rPr>
+          <w:b/>
+        </w:rPr>
+        <w:t xml:space="preserve">WHAT WAS SAID / EXPECTED: </w:t>
+      </w:r>
+      <w:r>
+        <w:t>Energy poverty is a phenomenon that is affecting an increasing number of EU citizens. It occurs when people are unable to buy enough energy to meet their needs at a socially acceptable level. Despite the many efforts and measures taken to prevent this negative phenomenon, the looming energy crisis could exacerbate it. On the one hand, efforts towards energy transition are intended to prevent this phenomenon, but on the other hand, inadequate restraint on the energy market may lead to its escalation. Various scenarios need to be analysed to ensure that the risks associated with energy shortages do not lead to even greater levels of energy poverty, with negative consequences for societies, economies, and the environment. Using a scenario approach and expert research, as well as mathematical–statistical tools, the article presents possible scenarios related to the implementation of measures affecting energy transformation and the transition to renewable energy sources in economies. These measures can change the phenomenon of energy poverty. The results of the analysis conducted in the a</w:t>
+      </w:r>
+    </w:p>
+    <w:p>
+      <w:r>
+        <w:rPr>
+          <w:b/>
+        </w:rPr>
+        <w:t xml:space="preserve">LATER STUDIES / WHAT THEY REPORT: </w:t>
+      </w:r>
+      <w:r>
+        <w:t>3 related later studies were identified on this subject. Their available abstracts do not provide directly comparable measured outcomes.</w:t>
+      </w:r>
+    </w:p>
+    <w:p>
+      <w:r>
+        <w:rPr>
+          <w:b/>
+        </w:rPr>
+        <w:t xml:space="preserve">TENTATIVE ASSESSMENT: </w:t>
+      </w:r>
+      <w:r>
+        <w:t>The subject remains under research; no supported accuracy judgment can be drawn from these papers alone.</w:t>
+      </w:r>
+    </w:p>
+    <w:p>
+      <w:r>
+        <w:rPr>
+          <w:b/>
+        </w:rPr>
+        <w:t xml:space="preserve">Confidence / limitations: </w:t>
+      </w:r>
+      <w:r>
+        <w:t>Original record is a research lead, not a validated dated forecast. This is a topic-level comparison.</w:t>
+      </w:r>
+    </w:p>
+    <w:p>
+      <w:r>
+        <w:rPr>
+          <w:b/>
+        </w:rPr>
+        <w:t xml:space="preserve">Topic: </w:t>
+      </w:r>
+      <w:r>
+        <w:t>Climate and energy</w:t>
+      </w:r>
+    </w:p>
+    <w:p>
+      <w:r>
+        <w:rPr>
+          <w:b/>
+        </w:rPr>
+        <w:t xml:space="preserve">EU institutional attribution: </w:t>
+      </w:r>
+      <w:r>
+        <w:t>EU institutional authorship NOT established (EU-related research is not necessarily EU Commission foresight)</w:t>
+      </w:r>
+    </w:p>
+    <w:p>
+      <w:r>
+        <w:rPr>
+          <w:b/>
+        </w:rPr>
+        <w:t xml:space="preserve">Original research: </w:t>
+      </w:r>
+      <w:r>
+        <w:t>https://doi.org/10.3390/en16041870</w:t>
+      </w:r>
+    </w:p>
+    <w:p>
+      <w:r>
+        <w:rPr>
+          <w:b/>
+        </w:rPr>
+        <w:t xml:space="preserve">Search method and date: </w:t>
+      </w:r>
+      <w:r>
+        <w:t>existing_scanner_catalogue (saved OpenAlex/Crossref records) | 2026-10-20T15:19</w:t>
+      </w:r>
+    </w:p>
+    <w:p>
+      <w:r>
+        <w:rPr>
+          <w:b/>
+        </w:rPr>
+        <w:t xml:space="preserve">Later study (2025; related_study_or_model): </w:t>
+      </w:r>
+      <w:r>
+        <w:t>Modelling in support of the European energy transition: Pathways towards the 2030 targets and the vision of climate neutrality by 2050 | https://doi.org/10.1016/j.energy.2025.136441</w:t>
+      </w:r>
+    </w:p>
+    <w:p>
+      <w:r>
+        <w:rPr>
+          <w:b/>
+        </w:rPr>
+        <w:t xml:space="preserve">Later study (2025; related_study_or_model): </w:t>
+      </w:r>
+      <w:r>
+        <w:t>The evolution of agricultural energy transition in Eastern European Union countries between 1993 and 2022 | https://doi.org/10.34659/eis.2025.94.3.1046</w:t>
+      </w:r>
+    </w:p>
+    <w:p>
+      <w:r>
+        <w:rPr>
+          <w:b/>
+        </w:rPr>
+        <w:t xml:space="preserve">Later study (2025; related_study_or_model): </w:t>
+      </w:r>
+      <w:r>
+        <w:t>ENERGY TRANSITION IN ROMANIA AND THE EUROPEAN UNION: DEVELOPMENTS, CHALLENGES AND PERSPECTIVES | https://doi.org/10.56043/reveco-2025-0018</w:t>
       </w:r>
     </w:p>
     <w:p>
@@ -2000,84 +3077,117 @@
         <w:pStyle w:val="Heading2"/>
       </w:pPr>
       <w:r>
-        <w:t>21. European Water Footprint Scenarios for 2050</w:t>
-      </w:r>
-    </w:p>
-    <w:p>
-      <w:r>
-        <w:rPr>
-          <w:b/>
-        </w:rPr>
-        <w:t xml:space="preserve">WHAT WAS EXPECTED (unverified abstract excerpt): </w:t>
-      </w:r>
-      <w:r>
-        <w:t>This study develops water footprint scenarios for Europe for 2050, at the country level, based on projections regarding population and economic growth, production and trade patterns, consumption patterns (diets and bioenergy use) and technological development.</w:t>
-      </w:r>
-    </w:p>
-    <w:p>
-      <w:r>
-        <w:rPr>
-          <w:b/>
-        </w:rPr>
-        <w:t xml:space="preserve">Original research URL: </w:t>
-      </w:r>
-      <w:r>
-        <w:t>https://doi.org/10.3390/w8060226</w:t>
-      </w:r>
-    </w:p>
-    <w:p>
-      <w:r>
-        <w:rPr>
-          <w:b/>
-        </w:rPr>
-        <w:t xml:space="preserve">Possible target year (unconfirmed): </w:t>
-      </w:r>
-      <w:r>
-        <w:t>2050</w:t>
-      </w:r>
-    </w:p>
-    <w:p>
-      <w:r>
-        <w:rPr>
-          <w:b/>
-        </w:rPr>
-        <w:t xml:space="preserve">WHAT ACTUALLY HAPPENED: </w:t>
-      </w:r>
-      <w:r>
-        <w:t>Not established by independent, source-reviewed comparable evidence.</w:t>
-      </w:r>
-    </w:p>
-    <w:p>
-      <w:r>
-        <w:rPr>
-          <w:b/>
-        </w:rPr>
-        <w:t xml:space="preserve">Verification status: </w:t>
-      </w:r>
-      <w:r>
-        <w:t>Needs original passage, published date, metric/geography/target and later official observations</w:t>
-      </w:r>
-    </w:p>
-    <w:p>
-      <w:r>
-        <w:rPr>
-          <w:b/>
-        </w:rPr>
-        <w:t xml:space="preserve">Last failed automated attempt: </w:t>
-      </w:r>
-      <w:r>
-        <w:t>2026-10-20T12:48:11.326632+00:00</w:t>
-      </w:r>
-    </w:p>
-    <w:p>
-      <w:r>
-        <w:rPr>
-          <w:b/>
-        </w:rPr>
-        <w:t xml:space="preserve">Last research error: </w:t>
-      </w:r>
-      <w:r>
-        <w:t>HTTP Error 429: Too Many Requests</w:t>
+        <w:t>21. Analysis of uncertainty in large scale climate change projections over Europe</w:t>
+      </w:r>
+    </w:p>
+    <w:p>
+      <w:r>
+        <w:rPr>
+          <w:b/>
+        </w:rPr>
+        <w:t xml:space="preserve">WHAT WAS SAID / EXPECTED: </w:t>
+      </w:r>
+      <w:r>
+        <w:t>Analysis of uncertainty in large scale climate change projections over Europe</w:t>
+      </w:r>
+    </w:p>
+    <w:p>
+      <w:r>
+        <w:rPr>
+          <w:b/>
+        </w:rPr>
+        <w:t xml:space="preserve">LATER STUDIES / WHAT THEY REPORT: </w:t>
+      </w:r>
+      <w:r>
+        <w:t>2 related later studies were identified on this subject. Their available abstracts do not provide directly comparable measured outcomes.</w:t>
+      </w:r>
+    </w:p>
+    <w:p>
+      <w:r>
+        <w:rPr>
+          <w:b/>
+        </w:rPr>
+        <w:t xml:space="preserve">TENTATIVE ASSESSMENT: </w:t>
+      </w:r>
+      <w:r>
+        <w:t>The subject remains under research; no supported accuracy judgment can be drawn from these papers alone.</w:t>
+      </w:r>
+    </w:p>
+    <w:p>
+      <w:r>
+        <w:rPr>
+          <w:b/>
+        </w:rPr>
+        <w:t xml:space="preserve">Confidence / limitations: </w:t>
+      </w:r>
+      <w:r>
+        <w:t>Original record is a research lead, not a validated dated forecast. This is a topic-level comparison.</w:t>
+      </w:r>
+    </w:p>
+    <w:p>
+      <w:r>
+        <w:rPr>
+          <w:b/>
+        </w:rPr>
+        <w:t xml:space="preserve">Topic: </w:t>
+      </w:r>
+      <w:r>
+        <w:t>Climate and energy</w:t>
+      </w:r>
+    </w:p>
+    <w:p>
+      <w:r>
+        <w:rPr>
+          <w:b/>
+        </w:rPr>
+        <w:t xml:space="preserve">EU institutional attribution: </w:t>
+      </w:r>
+      <w:r>
+        <w:t>EU institutional authorship NOT established (EU-related research is not necessarily EU Commission foresight)</w:t>
+      </w:r>
+    </w:p>
+    <w:p>
+      <w:r>
+        <w:rPr>
+          <w:b/>
+        </w:rPr>
+        <w:t xml:space="preserve">Original research: </w:t>
+      </w:r>
+      <w:r>
+        <w:t>https://doi.org/10.1127/0941-2948/2011/0286</w:t>
+      </w:r>
+    </w:p>
+    <w:p>
+      <w:r>
+        <w:rPr>
+          <w:b/>
+        </w:rPr>
+        <w:t xml:space="preserve">Search method and date: </w:t>
+      </w:r>
+      <w:r>
+        <w:t>existing_scanner_catalogue (saved OpenAlex/Crossref records) | 2026-10-20T15:19</w:t>
+      </w:r>
+    </w:p>
+    <w:p>
+      <w:r>
+        <w:rPr>
+          <w:b/>
+        </w:rPr>
+        <w:t xml:space="preserve">Later study (2022; related_study_or_model): </w:t>
+      </w:r>
+      <w:r>
+        <w:t>Water resources availability in southern Europe at the basin scale in response to climate change scenarios | https://doi.org/10.1186/s12302-022-00649-5</w:t>
+      </w:r>
+    </w:p>
+    <w:p>
+      <w:r>
+        <w:rPr>
+          <w:b/>
+        </w:rPr>
+        <w:t xml:space="preserve">Later study (2017; related_study_or_model): </w:t>
+      </w:r>
+      <w:r>
+        <w:t>A Simulation and Mapping Tool for the Evaluation of Building Systems for Future Climate Scenarios on European Scale | https://doi.org/10.1016/j.egypro.2017.09.705</w:t>
       </w:r>
     </w:p>
     <w:p>
@@ -2085,73 +3195,117 @@
         <w:pStyle w:val="Heading2"/>
       </w:pPr>
       <w:r>
-        <w:t>22. Evaluating the European Union’s Green Deal Role in Climate Change Mitigation and Sustainability Transitions (2030-2050)</w:t>
-      </w:r>
-    </w:p>
-    <w:p>
-      <w:r>
-        <w:rPr>
-          <w:b/>
-        </w:rPr>
-        <w:t xml:space="preserve">WHAT WAS EXPECTED (unverified abstract excerpt): </w:t>
-      </w:r>
-      <w:r>
-        <w:t>In parallel, observation techniques were employed in both formal and informal settings such as public climate forums, municipal planning meetings, and grassroots environmental campaigns to document behaviours, interactions, and decision-making processes related to climate change mitigation and adaptation The study identifies that, in order to achieve the ambitious climate goals of the European Green Deal by 2050, the EU must strengthen its efforts in several key areas like: accelerating renewable energy deployment, improving energy efficiency, promoting sustainable agriculture, and enhancing climate adaptation measures are critical.</w:t>
-      </w:r>
-    </w:p>
-    <w:p>
-      <w:r>
-        <w:rPr>
-          <w:b/>
-        </w:rPr>
-        <w:t xml:space="preserve">Original research URL: </w:t>
-      </w:r>
-      <w:r>
-        <w:t>https://doi.org/10.47772/ijriss.2025.90500026</w:t>
-      </w:r>
-    </w:p>
-    <w:p>
-      <w:r>
-        <w:rPr>
-          <w:b/>
-        </w:rPr>
-        <w:t xml:space="preserve">Possible target year (unconfirmed): </w:t>
-      </w:r>
-      <w:r>
-        <w:t>2050</w:t>
-      </w:r>
-    </w:p>
-    <w:p>
-      <w:r>
-        <w:rPr>
-          <w:b/>
-        </w:rPr>
-        <w:t xml:space="preserve">WHAT ACTUALLY HAPPENED: </w:t>
-      </w:r>
-      <w:r>
-        <w:t>Not established by independent, source-reviewed comparable evidence.</w:t>
-      </w:r>
-    </w:p>
-    <w:p>
-      <w:r>
-        <w:rPr>
-          <w:b/>
-        </w:rPr>
-        <w:t xml:space="preserve">Verification status: </w:t>
-      </w:r>
-      <w:r>
-        <w:t>Needs original passage, published date, metric/geography/target and later official observations</w:t>
-      </w:r>
-    </w:p>
-    <w:p>
-      <w:r>
-        <w:rPr>
-          <w:b/>
-        </w:rPr>
-        <w:t xml:space="preserve">Last automated evidence-search attempt: </w:t>
-      </w:r>
-      <w:r>
-        <w:t>2026-10-20T12:46:56.504220+00:00</w:t>
+        <w:t>22. Carbon capture &amp; storage in power generation and wind energy: Flexibility and reliability issues in scenarios for Northw</w:t>
+      </w:r>
+    </w:p>
+    <w:p>
+      <w:r>
+        <w:rPr>
+          <w:b/>
+        </w:rPr>
+        <w:t xml:space="preserve">WHAT WAS SAID / EXPECTED: </w:t>
+      </w:r>
+      <w:r>
+        <w:t>Carbon capture &amp; storage in power generation and wind energy: Flexibility and reliability issues in scenarios for Northwest Europe</w:t>
+      </w:r>
+    </w:p>
+    <w:p>
+      <w:r>
+        <w:rPr>
+          <w:b/>
+        </w:rPr>
+        <w:t xml:space="preserve">LATER STUDIES / WHAT THEY REPORT: </w:t>
+      </w:r>
+      <w:r>
+        <w:t>2 related later studies were identified on this subject. Their available abstracts do not provide directly comparable measured outcomes.</w:t>
+      </w:r>
+    </w:p>
+    <w:p>
+      <w:r>
+        <w:rPr>
+          <w:b/>
+        </w:rPr>
+        <w:t xml:space="preserve">TENTATIVE ASSESSMENT: </w:t>
+      </w:r>
+      <w:r>
+        <w:t>The subject remains under research; no supported accuracy judgment can be drawn from these papers alone.</w:t>
+      </w:r>
+    </w:p>
+    <w:p>
+      <w:r>
+        <w:rPr>
+          <w:b/>
+        </w:rPr>
+        <w:t xml:space="preserve">Confidence / limitations: </w:t>
+      </w:r>
+      <w:r>
+        <w:t>Original record is a research lead, not a validated dated forecast. This is a topic-level comparison.</w:t>
+      </w:r>
+    </w:p>
+    <w:p>
+      <w:r>
+        <w:rPr>
+          <w:b/>
+        </w:rPr>
+        <w:t xml:space="preserve">Topic: </w:t>
+      </w:r>
+      <w:r>
+        <w:t>Climate and energy</w:t>
+      </w:r>
+    </w:p>
+    <w:p>
+      <w:r>
+        <w:rPr>
+          <w:b/>
+        </w:rPr>
+        <w:t xml:space="preserve">EU institutional attribution: </w:t>
+      </w:r>
+      <w:r>
+        <w:t>EU institutional authorship NOT established (EU-related research is not necessarily EU Commission foresight)</w:t>
+      </w:r>
+    </w:p>
+    <w:p>
+      <w:r>
+        <w:rPr>
+          <w:b/>
+        </w:rPr>
+        <w:t xml:space="preserve">Original research: </w:t>
+      </w:r>
+      <w:r>
+        <w:t>https://doi.org/10.1016/j.egypro.2011.02.587</w:t>
+      </w:r>
+    </w:p>
+    <w:p>
+      <w:r>
+        <w:rPr>
+          <w:b/>
+        </w:rPr>
+        <w:t xml:space="preserve">Search method and date: </w:t>
+      </w:r>
+      <w:r>
+        <w:t>existing_scanner_catalogue (saved OpenAlex/Crossref records) | 2026-10-20T15:19</w:t>
+      </w:r>
+    </w:p>
+    <w:p>
+      <w:r>
+        <w:rPr>
+          <w:b/>
+        </w:rPr>
+        <w:t xml:space="preserve">Later study (2022; related_study_or_model): </w:t>
+      </w:r>
+      <w:r>
+        <w:t>Projections of energy yield- and complementarity-driven wind energy expansion scenarios in the European Union | https://doi.org/10.1016/j.enconman.2022.116160</w:t>
+      </w:r>
+    </w:p>
+    <w:p>
+      <w:r>
+        <w:rPr>
+          <w:b/>
+        </w:rPr>
+        <w:t xml:space="preserve">Later study (2017; related_study_or_model): </w:t>
+      </w:r>
+      <w:r>
+        <w:t>Potential impacts of climate change on European wind energy resource under the CMIP5 future climate projections | https://doi.org/10.1016/j.renene.2016.08.036</w:t>
       </w:r>
     </w:p>
     <w:p>
@@ -2159,84 +3313,117 @@
         <w:pStyle w:val="Heading2"/>
       </w:pPr>
       <w:r>
-        <w:t>23. Future Projections of Heat Mortality Risk for Major European Cities</w:t>
-      </w:r>
-    </w:p>
-    <w:p>
-      <w:r>
-        <w:rPr>
-          <w:b/>
-        </w:rPr>
-        <w:t xml:space="preserve">WHAT WAS EXPECTED (unverified abstract excerpt): </w:t>
-      </w:r>
-      <w:r>
-        <w:t>Our results illustrate that heat mortality increases by about 0.9%/decade in Germany, 1.7%/decade in France and 7.9%/decade in Spain for RCP8.5 by 2050.</w:t>
-      </w:r>
-    </w:p>
-    <w:p>
-      <w:r>
-        <w:rPr>
-          <w:b/>
-        </w:rPr>
-        <w:t xml:space="preserve">Original research URL: </w:t>
-      </w:r>
-      <w:r>
-        <w:t>https://doi.org/10.1175/wcas-d-20-0142.1</w:t>
-      </w:r>
-    </w:p>
-    <w:p>
-      <w:r>
-        <w:rPr>
-          <w:b/>
-        </w:rPr>
-        <w:t xml:space="preserve">Possible target year (unconfirmed): </w:t>
-      </w:r>
-      <w:r>
-        <w:t>2050</w:t>
-      </w:r>
-    </w:p>
-    <w:p>
-      <w:r>
-        <w:rPr>
-          <w:b/>
-        </w:rPr>
-        <w:t xml:space="preserve">WHAT ACTUALLY HAPPENED: </w:t>
-      </w:r>
-      <w:r>
-        <w:t>Not established by independent, source-reviewed comparable evidence.</w:t>
-      </w:r>
-    </w:p>
-    <w:p>
-      <w:r>
-        <w:rPr>
-          <w:b/>
-        </w:rPr>
-        <w:t xml:space="preserve">Verification status: </w:t>
-      </w:r>
-      <w:r>
-        <w:t>Needs original passage, published date, metric/geography/target and later official observations</w:t>
-      </w:r>
-    </w:p>
-    <w:p>
-      <w:r>
-        <w:rPr>
-          <w:b/>
-        </w:rPr>
-        <w:t xml:space="preserve">Last automated evidence-search attempt: </w:t>
-      </w:r>
-      <w:r>
-        <w:t>2026-10-20T12:23:48.039696+00:00</w:t>
-      </w:r>
-    </w:p>
-    <w:p>
-      <w:r>
-        <w:rPr>
-          <w:b/>
-        </w:rPr>
-        <w:t xml:space="preserve">Last research error: </w:t>
-      </w:r>
-      <w:r>
-        <w:t>HTTP Error 429: Too Many Requests</w:t>
+        <w:t>23. Modelling the dynamics of European carbon futures price: A Zipf analysis</w:t>
+      </w:r>
+    </w:p>
+    <w:p>
+      <w:r>
+        <w:rPr>
+          <w:b/>
+        </w:rPr>
+        <w:t xml:space="preserve">WHAT WAS SAID / EXPECTED: </w:t>
+      </w:r>
+      <w:r>
+        <w:t>Modelling the dynamics of European carbon futures price: A Zipf analysis</w:t>
+      </w:r>
+    </w:p>
+    <w:p>
+      <w:r>
+        <w:rPr>
+          <w:b/>
+        </w:rPr>
+        <w:t xml:space="preserve">LATER STUDIES / WHAT THEY REPORT: </w:t>
+      </w:r>
+      <w:r>
+        <w:t>2 related later studies were identified on this subject. Their available abstracts do not provide directly comparable measured outcomes.</w:t>
+      </w:r>
+    </w:p>
+    <w:p>
+      <w:r>
+        <w:rPr>
+          <w:b/>
+        </w:rPr>
+        <w:t xml:space="preserve">TENTATIVE ASSESSMENT: </w:t>
+      </w:r>
+      <w:r>
+        <w:t>The subject remains under research; no supported accuracy judgment can be drawn from these papers alone.</w:t>
+      </w:r>
+    </w:p>
+    <w:p>
+      <w:r>
+        <w:rPr>
+          <w:b/>
+        </w:rPr>
+        <w:t xml:space="preserve">Confidence / limitations: </w:t>
+      </w:r>
+      <w:r>
+        <w:t>Original record is a research lead, not a validated dated forecast. This is a topic-level comparison.</w:t>
+      </w:r>
+    </w:p>
+    <w:p>
+      <w:r>
+        <w:rPr>
+          <w:b/>
+        </w:rPr>
+        <w:t xml:space="preserve">Topic: </w:t>
+      </w:r>
+      <w:r>
+        <w:t>Climate and energy</w:t>
+      </w:r>
+    </w:p>
+    <w:p>
+      <w:r>
+        <w:rPr>
+          <w:b/>
+        </w:rPr>
+        <w:t xml:space="preserve">EU institutional attribution: </w:t>
+      </w:r>
+      <w:r>
+        <w:t>EU institutional authorship NOT established (EU-related research is not necessarily EU Commission foresight)</w:t>
+      </w:r>
+    </w:p>
+    <w:p>
+      <w:r>
+        <w:rPr>
+          <w:b/>
+        </w:rPr>
+        <w:t xml:space="preserve">Original research: </w:t>
+      </w:r>
+      <w:r>
+        <w:t>https://doi.org/10.1016/j.econmod.2014.01.020</w:t>
+      </w:r>
+    </w:p>
+    <w:p>
+      <w:r>
+        <w:rPr>
+          <w:b/>
+        </w:rPr>
+        <w:t xml:space="preserve">Search method and date: </w:t>
+      </w:r>
+      <w:r>
+        <w:t>existing_scanner_catalogue (saved OpenAlex/Crossref records) | 2026-10-20T15:19</w:t>
+      </w:r>
+    </w:p>
+    <w:p>
+      <w:r>
+        <w:rPr>
+          <w:b/>
+        </w:rPr>
+        <w:t xml:space="preserve">Later study (2023; related_study_or_model): </w:t>
+      </w:r>
+      <w:r>
+        <w:t>Re-examining the efficiency of the EU carbon futures market in phase Ⅱ: price discovery and intertemporal arbitrage | https://doi.org/10.3389/fenrg.2023.1236488</w:t>
+      </w:r>
+    </w:p>
+    <w:p>
+      <w:r>
+        <w:rPr>
+          <w:b/>
+        </w:rPr>
+        <w:t xml:space="preserve">Later study (2021; related_study_or_model): </w:t>
+      </w:r>
+      <w:r>
+        <w:t>Research on the Correlation Between WTI Crude Oil Futures Price and European Carbon Futures Price | https://doi.org/10.3389/fenrg.2021.735665</w:t>
       </w:r>
     </w:p>
     <w:p>
@@ -2244,73 +3431,117 @@
         <w:pStyle w:val="Heading2"/>
       </w:pPr>
       <w:r>
-        <w:t>24. Modeling the Green Transition in the European Union: An Organic Market-Oriented Perspective</w:t>
-      </w:r>
-    </w:p>
-    <w:p>
-      <w:r>
-        <w:rPr>
-          <w:b/>
-        </w:rPr>
-        <w:t xml:space="preserve">WHAT WAS EXPECTED (unverified abstract excerpt): </w:t>
-      </w:r>
-      <w:r>
-        <w:t>In the context created by the short-term energy market disruptions generated by the war in Ukraine and the longer-term concern for achieving a climate-neutral continent by 2050, the European Commission issued, in May 2022, the REPowerEU plan aiming to reduce significantly the dependence on fossil-based energy sources by 2027.</w:t>
-      </w:r>
-    </w:p>
-    <w:p>
-      <w:r>
-        <w:rPr>
-          <w:b/>
-        </w:rPr>
-        <w:t xml:space="preserve">Original research URL: </w:t>
-      </w:r>
-      <w:r>
-        <w:t>https://doi.org/10.14207/ejsd.2025.v14n3p103</w:t>
-      </w:r>
-    </w:p>
-    <w:p>
-      <w:r>
-        <w:rPr>
-          <w:b/>
-        </w:rPr>
-        <w:t xml:space="preserve">Possible target year (unconfirmed): </w:t>
-      </w:r>
-      <w:r>
-        <w:t>2050</w:t>
-      </w:r>
-    </w:p>
-    <w:p>
-      <w:r>
-        <w:rPr>
-          <w:b/>
-        </w:rPr>
-        <w:t xml:space="preserve">WHAT ACTUALLY HAPPENED: </w:t>
-      </w:r>
-      <w:r>
-        <w:t>Not established by independent, source-reviewed comparable evidence.</w:t>
-      </w:r>
-    </w:p>
-    <w:p>
-      <w:r>
-        <w:rPr>
-          <w:b/>
-        </w:rPr>
-        <w:t xml:space="preserve">Verification status: </w:t>
-      </w:r>
-      <w:r>
-        <w:t>Needs original passage, published date, metric/geography/target and later official observations</w:t>
-      </w:r>
-    </w:p>
-    <w:p>
-      <w:r>
-        <w:rPr>
-          <w:b/>
-        </w:rPr>
-        <w:t xml:space="preserve">Last automated evidence-search attempt: </w:t>
-      </w:r>
-      <w:r>
-        <w:t>2026-10-20T12:47:46.914028+00:00</w:t>
+        <w:t>24. The relationship between European electricity markets and emission allowance futures prices in phase II of the EU (Europ</w:t>
+      </w:r>
+    </w:p>
+    <w:p>
+      <w:r>
+        <w:rPr>
+          <w:b/>
+        </w:rPr>
+        <w:t xml:space="preserve">WHAT WAS SAID / EXPECTED: </w:t>
+      </w:r>
+      <w:r>
+        <w:t>The relationship between European electricity markets and emission allowance futures prices in phase II of the EU (European Union) emission trading scheme</w:t>
+      </w:r>
+    </w:p>
+    <w:p>
+      <w:r>
+        <w:rPr>
+          <w:b/>
+        </w:rPr>
+        <w:t xml:space="preserve">LATER STUDIES / WHAT THEY REPORT: </w:t>
+      </w:r>
+      <w:r>
+        <w:t>2 related later studies were identified on this subject. Their available abstracts do not provide directly comparable measured outcomes.</w:t>
+      </w:r>
+    </w:p>
+    <w:p>
+      <w:r>
+        <w:rPr>
+          <w:b/>
+        </w:rPr>
+        <w:t xml:space="preserve">TENTATIVE ASSESSMENT: </w:t>
+      </w:r>
+      <w:r>
+        <w:t>The subject remains under research; no supported accuracy judgment can be drawn from these papers alone.</w:t>
+      </w:r>
+    </w:p>
+    <w:p>
+      <w:r>
+        <w:rPr>
+          <w:b/>
+        </w:rPr>
+        <w:t xml:space="preserve">Confidence / limitations: </w:t>
+      </w:r>
+      <w:r>
+        <w:t>Original record is a research lead, not a validated dated forecast. This is a topic-level comparison.</w:t>
+      </w:r>
+    </w:p>
+    <w:p>
+      <w:r>
+        <w:rPr>
+          <w:b/>
+        </w:rPr>
+        <w:t xml:space="preserve">Topic: </w:t>
+      </w:r>
+      <w:r>
+        <w:t>Climate and energy</w:t>
+      </w:r>
+    </w:p>
+    <w:p>
+      <w:r>
+        <w:rPr>
+          <w:b/>
+        </w:rPr>
+        <w:t xml:space="preserve">EU institutional attribution: </w:t>
+      </w:r>
+      <w:r>
+        <w:t>EU institutional authorship NOT established (EU-related research is not necessarily EU Commission foresight)</w:t>
+      </w:r>
+    </w:p>
+    <w:p>
+      <w:r>
+        <w:rPr>
+          <w:b/>
+        </w:rPr>
+        <w:t xml:space="preserve">Original research: </w:t>
+      </w:r>
+      <w:r>
+        <w:t>https://doi.org/10.1016/j.energy.2014.07.024</w:t>
+      </w:r>
+    </w:p>
+    <w:p>
+      <w:r>
+        <w:rPr>
+          <w:b/>
+        </w:rPr>
+        <w:t xml:space="preserve">Search method and date: </w:t>
+      </w:r>
+      <w:r>
+        <w:t>existing_scanner_catalogue (saved OpenAlex/Crossref records) | 2026-10-20T15:19</w:t>
+      </w:r>
+    </w:p>
+    <w:p>
+      <w:r>
+        <w:rPr>
+          <w:b/>
+        </w:rPr>
+        <w:t xml:space="preserve">Later study (2024; related_study_or_model): </w:t>
+      </w:r>
+      <w:r>
+        <w:t>Research on the risk spillover effect of carbon emission trading market and various industry markets in China and the European Union | https://doi.org/10.1002/ese3.1907</w:t>
+      </w:r>
+    </w:p>
+    <w:p>
+      <w:r>
+        <w:rPr>
+          <w:b/>
+        </w:rPr>
+        <w:t xml:space="preserve">Later study (2015; related_study_or_model): </w:t>
+      </w:r>
+      <w:r>
+        <w:t>Carbon Content of Electricity Futures in Phase II of the EU ETS | https://doi.org/10.5547/01956574.36.4.hfel</w:t>
       </w:r>
     </w:p>
     <w:p>
@@ -2318,84 +3549,117 @@
         <w:pStyle w:val="Heading2"/>
       </w:pPr>
       <w:r>
-        <w:t>25. Modelling Bioeconomy Scenario Pathways for the Forest Products Markets with Emerging Lignocellulosic Products</w:t>
-      </w:r>
-    </w:p>
-    <w:p>
-      <w:r>
-        <w:rPr>
-          <w:b/>
-        </w:rPr>
-        <w:t xml:space="preserve">WHAT WAS EXPECTED (unverified abstract excerpt): </w:t>
-      </w:r>
-      <w:r>
-        <w:t>Simultaneously, wood-based panels are finding increasing application (+196% by 2050) and thus are taking over potential markets for sawn wood, for which production growth remains limited.</w:t>
-      </w:r>
-    </w:p>
-    <w:p>
-      <w:r>
-        <w:rPr>
-          <w:b/>
-        </w:rPr>
-        <w:t xml:space="preserve">Original research URL: </w:t>
-      </w:r>
-      <w:r>
-        <w:t>https://doi.org/10.3390/su122410540</w:t>
-      </w:r>
-    </w:p>
-    <w:p>
-      <w:r>
-        <w:rPr>
-          <w:b/>
-        </w:rPr>
-        <w:t xml:space="preserve">Possible target year (unconfirmed): </w:t>
-      </w:r>
-      <w:r>
-        <w:t>2050</w:t>
-      </w:r>
-    </w:p>
-    <w:p>
-      <w:r>
-        <w:rPr>
-          <w:b/>
-        </w:rPr>
-        <w:t xml:space="preserve">WHAT ACTUALLY HAPPENED: </w:t>
-      </w:r>
-      <w:r>
-        <w:t>Not established by independent, source-reviewed comparable evidence.</w:t>
-      </w:r>
-    </w:p>
-    <w:p>
-      <w:r>
-        <w:rPr>
-          <w:b/>
-        </w:rPr>
-        <w:t xml:space="preserve">Verification status: </w:t>
-      </w:r>
-      <w:r>
-        <w:t>Needs original passage, published date, metric/geography/target and later official observations</w:t>
-      </w:r>
-    </w:p>
-    <w:p>
-      <w:r>
-        <w:rPr>
-          <w:b/>
-        </w:rPr>
-        <w:t xml:space="preserve">Last failed automated attempt: </w:t>
-      </w:r>
-      <w:r>
-        <w:t>2026-10-20T12:48:15.895468+00:00</w:t>
-      </w:r>
-    </w:p>
-    <w:p>
-      <w:r>
-        <w:rPr>
-          <w:b/>
-        </w:rPr>
-        <w:t xml:space="preserve">Last research error: </w:t>
-      </w:r>
-      <w:r>
-        <w:t>HTTP Error 429: Too Many Requests</w:t>
+        <w:t>25. Investigating scenario planning – a European tourism perspective</w:t>
+      </w:r>
+    </w:p>
+    <w:p>
+      <w:r>
+        <w:rPr>
+          <w:b/>
+        </w:rPr>
+        <w:t xml:space="preserve">WHAT WAS SAID / EXPECTED: </w:t>
+      </w:r>
+      <w:r>
+        <w:t>Purpose The purpose of this paper is to discuss the scenario planning approach developed and used by the European Tourism Futures Institute (ETFI). Design/methodology/approach This paper contains the following sections: mission and aims of the research group; epistemological and methodological positioning, conceptual framework and research lines for an applied scenario planning approach. Findings This paper highlights the research methodology of the scenario planning group of the European Tourism Research Institute. It provides insight in the research foundations of the scenario planning approach in a tourism context and ETFI's conceptual framework for scenario planning. Originality/value The paper provides an insight to how Europe's first tourism futures research centre developed and uses a conceptual framework for scenario planning thus demonstrating best practice success.</w:t>
+      </w:r>
+    </w:p>
+    <w:p>
+      <w:r>
+        <w:rPr>
+          <w:b/>
+        </w:rPr>
+        <w:t xml:space="preserve">LATER STUDIES / WHAT THEY REPORT: </w:t>
+      </w:r>
+      <w:r>
+        <w:t>2 related later studies were identified on this subject. Their available abstracts do not provide directly comparable measured outcomes.</w:t>
+      </w:r>
+    </w:p>
+    <w:p>
+      <w:r>
+        <w:rPr>
+          <w:b/>
+        </w:rPr>
+        <w:t xml:space="preserve">TENTATIVE ASSESSMENT: </w:t>
+      </w:r>
+      <w:r>
+        <w:t>The subject remains under research; no supported accuracy judgment can be drawn from these papers alone.</w:t>
+      </w:r>
+    </w:p>
+    <w:p>
+      <w:r>
+        <w:rPr>
+          <w:b/>
+        </w:rPr>
+        <w:t xml:space="preserve">Confidence / limitations: </w:t>
+      </w:r>
+      <w:r>
+        <w:t>Original record is a research lead, not a validated dated forecast. This is a topic-level comparison.</w:t>
+      </w:r>
+    </w:p>
+    <w:p>
+      <w:r>
+        <w:rPr>
+          <w:b/>
+        </w:rPr>
+        <w:t xml:space="preserve">Topic: </w:t>
+      </w:r>
+      <w:r>
+        <w:t>Other European foresight research</w:t>
+      </w:r>
+    </w:p>
+    <w:p>
+      <w:r>
+        <w:rPr>
+          <w:b/>
+        </w:rPr>
+        <w:t xml:space="preserve">EU institutional attribution: </w:t>
+      </w:r>
+      <w:r>
+        <w:t>EU institutional authorship NOT established (EU-related research is not necessarily EU Commission foresight)</w:t>
+      </w:r>
+    </w:p>
+    <w:p>
+      <w:r>
+        <w:rPr>
+          <w:b/>
+        </w:rPr>
+        <w:t xml:space="preserve">Original research: </w:t>
+      </w:r>
+      <w:r>
+        <w:t>https://doi.org/10.1108/jtf-12-2014-0020</w:t>
+      </w:r>
+    </w:p>
+    <w:p>
+      <w:r>
+        <w:rPr>
+          <w:b/>
+        </w:rPr>
+        <w:t xml:space="preserve">Search method and date: </w:t>
+      </w:r>
+      <w:r>
+        <w:t>existing_scanner_catalogue (saved OpenAlex/Crossref records) | 2026-10-20T15:19</w:t>
+      </w:r>
+    </w:p>
+    <w:p>
+      <w:r>
+        <w:rPr>
+          <w:b/>
+        </w:rPr>
+        <w:t xml:space="preserve">Later study (2024; related_study_or_model): </w:t>
+      </w:r>
+      <w:r>
+        <w:t>The future of tourism: evolution and future of scenario planning and strategic foresight in tourism with Albert Postma | https://doi.org/10.1108/jtf-09-2024-0213</w:t>
+      </w:r>
+    </w:p>
+    <w:p>
+      <w:r>
+        <w:rPr>
+          <w:b/>
+        </w:rPr>
+        <w:t xml:space="preserve">Later study (2022; related_study_or_model): </w:t>
+      </w:r>
+      <w:r>
+        <w:t>A scenario planning framework for (post-)pandemic tourism in European destinations | https://doi.org/10.1080/09654313.2022.2045571</w:t>
       </w:r>
     </w:p>
     <w:p>
@@ -2403,84 +3667,117 @@
         <w:pStyle w:val="Heading2"/>
       </w:pPr>
       <w:r>
-        <w:t>26. Pathways to Decarbonise the European Car Fleet: A Scenario Analysis Using the Backcasting Approach</w:t>
-      </w:r>
-    </w:p>
-    <w:p>
-      <w:r>
-        <w:rPr>
-          <w:b/>
-        </w:rPr>
-        <w:t xml:space="preserve">WHAT WAS EXPECTED (unverified abstract excerpt): </w:t>
-      </w:r>
-      <w:r>
-        <w:t>The analysis showed that if car mobility and ownership continue to increase as expected in a ‘business as usual’ case, a share of 97% plug-in hybrid or battery electric vehicles might be required by 2050, together with a substantial decrease in greenhouse gas emission from electricity production.</w:t>
-      </w:r>
-    </w:p>
-    <w:p>
-      <w:r>
-        <w:rPr>
-          <w:b/>
-        </w:rPr>
-        <w:t xml:space="preserve">Original research URL: </w:t>
-      </w:r>
-      <w:r>
-        <w:t>https://doi.org/10.3390/en11010020</w:t>
-      </w:r>
-    </w:p>
-    <w:p>
-      <w:r>
-        <w:rPr>
-          <w:b/>
-        </w:rPr>
-        <w:t xml:space="preserve">Possible target year (unconfirmed): </w:t>
-      </w:r>
-      <w:r>
-        <w:t>2050</w:t>
-      </w:r>
-    </w:p>
-    <w:p>
-      <w:r>
-        <w:rPr>
-          <w:b/>
-        </w:rPr>
-        <w:t xml:space="preserve">WHAT ACTUALLY HAPPENED: </w:t>
-      </w:r>
-      <w:r>
-        <w:t>Not established by independent, source-reviewed comparable evidence.</w:t>
-      </w:r>
-    </w:p>
-    <w:p>
-      <w:r>
-        <w:rPr>
-          <w:b/>
-        </w:rPr>
-        <w:t xml:space="preserve">Verification status: </w:t>
-      </w:r>
-      <w:r>
-        <w:t>Needs original passage, published date, metric/geography/target and later official observations</w:t>
-      </w:r>
-    </w:p>
-    <w:p>
-      <w:r>
-        <w:rPr>
-          <w:b/>
-        </w:rPr>
-        <w:t xml:space="preserve">Last automated evidence-search attempt: </w:t>
-      </w:r>
-      <w:r>
-        <w:t>2026-10-20T12:23:20.439756+00:00</w:t>
-      </w:r>
-    </w:p>
-    <w:p>
-      <w:r>
-        <w:rPr>
-          <w:b/>
-        </w:rPr>
-        <w:t xml:space="preserve">Last research error: </w:t>
-      </w:r>
-      <w:r>
-        <w:t>HTTP Error 429: Too Many Requests</w:t>
+        <w:t>26. Demographic Challenges in Central and Eastern Europe in 21st Century</w:t>
+      </w:r>
+    </w:p>
+    <w:p>
+      <w:r>
+        <w:rPr>
+          <w:b/>
+        </w:rPr>
+        <w:t xml:space="preserve">WHAT WAS SAID / EXPECTED: </w:t>
+      </w:r>
+      <w:r>
+        <w:t>Due to the fact that the least favorable situation in terms of population is in the countries of Central and Eastern Europe, the article presents the demographic position of these countries, the challenges and risks associated with the demographic crisis, the existing policy guidelines for families and points to the long-term perspective to the next 60 years (graying society). The aim of this article is to present the scale of the demographic crisis but also describe the consequences associated with it, and the challenges faced by each country in the future in the relation to the aging population. The research methods used in this work is desk research, analysis and interpretation of available statistical data and descriptive method based on the available literature.</w:t>
+      </w:r>
+    </w:p>
+    <w:p>
+      <w:r>
+        <w:rPr>
+          <w:b/>
+        </w:rPr>
+        <w:t xml:space="preserve">LATER STUDIES / WHAT THEY REPORT: </w:t>
+      </w:r>
+      <w:r>
+        <w:t>2 related later studies were identified on this subject. Their available abstracts do not provide directly comparable measured outcomes.</w:t>
+      </w:r>
+    </w:p>
+    <w:p>
+      <w:r>
+        <w:rPr>
+          <w:b/>
+        </w:rPr>
+        <w:t xml:space="preserve">TENTATIVE ASSESSMENT: </w:t>
+      </w:r>
+      <w:r>
+        <w:t>The subject remains under research; no supported accuracy judgment can be drawn from these papers alone.</w:t>
+      </w:r>
+    </w:p>
+    <w:p>
+      <w:r>
+        <w:rPr>
+          <w:b/>
+        </w:rPr>
+        <w:t xml:space="preserve">Confidence / limitations: </w:t>
+      </w:r>
+      <w:r>
+        <w:t>Original record is a research lead, not a validated dated forecast. This is a topic-level comparison.</w:t>
+      </w:r>
+    </w:p>
+    <w:p>
+      <w:r>
+        <w:rPr>
+          <w:b/>
+        </w:rPr>
+        <w:t xml:space="preserve">Topic: </w:t>
+      </w:r>
+      <w:r>
+        <w:t>Population and work</w:t>
+      </w:r>
+    </w:p>
+    <w:p>
+      <w:r>
+        <w:rPr>
+          <w:b/>
+        </w:rPr>
+        <w:t xml:space="preserve">EU institutional attribution: </w:t>
+      </w:r>
+      <w:r>
+        <w:t>EU institutional authorship NOT established (EU-related research is not necessarily EU Commission foresight)</w:t>
+      </w:r>
+    </w:p>
+    <w:p>
+      <w:r>
+        <w:rPr>
+          <w:b/>
+        </w:rPr>
+        <w:t xml:space="preserve">Original research: </w:t>
+      </w:r>
+      <w:r>
+        <w:t>https://doi.org/10.17770/sie2015vol3.370</w:t>
+      </w:r>
+    </w:p>
+    <w:p>
+      <w:r>
+        <w:rPr>
+          <w:b/>
+        </w:rPr>
+        <w:t xml:space="preserve">Search method and date: </w:t>
+      </w:r>
+      <w:r>
+        <w:t>existing_scanner_catalogue (saved OpenAlex/Crossref records) | 2026-10-20T15:19</w:t>
+      </w:r>
+    </w:p>
+    <w:p>
+      <w:r>
+        <w:rPr>
+          <w:b/>
+        </w:rPr>
+        <w:t xml:space="preserve">Later study (2026; related_study_or_model): </w:t>
+      </w:r>
+      <w:r>
+        <w:t>A Paradigm Shift: The Geopolitical Awakening of the European Union and Central and Eastern Europe States as Full-Fledged Security Actors in the Context of Russia’s War in Ukraine | https://doi.org/10.1177/08883254251394658</w:t>
+      </w:r>
+    </w:p>
+    <w:p>
+      <w:r>
+        <w:rPr>
+          <w:b/>
+        </w:rPr>
+        <w:t xml:space="preserve">Later study (2018; related_study_or_model): </w:t>
+      </w:r>
+      <w:r>
+        <w:t>Educational policies in Central and Eastern Europe: legacies of state socialism, modernization aspirations and challenges of semi-peripheral contexts | https://doi.org/10.1177/1478210318777415</w:t>
       </w:r>
     </w:p>
     <w:p>
@@ -2488,84 +3785,117 @@
         <w:pStyle w:val="Heading2"/>
       </w:pPr>
       <w:r>
-        <w:t>27. Policy Modelling for Ambitious Energy Efficiency Investment in the EU Residential Buildings</w:t>
-      </w:r>
-    </w:p>
-    <w:p>
-      <w:r>
-        <w:rPr>
-          <w:b/>
-        </w:rPr>
-        <w:t xml:space="preserve">WHAT WAS EXPECTED (unverified abstract excerpt): </w:t>
-      </w:r>
-      <w:r>
-        <w:t>This paper presents the challenges of increasing the energy efficiency investments in European Union (EU) residential buildings in the context of achieving climate neutrality by 2050.</w:t>
-      </w:r>
-    </w:p>
-    <w:p>
-      <w:r>
-        <w:rPr>
-          <w:b/>
-        </w:rPr>
-        <w:t xml:space="preserve">Original research URL: </w:t>
-      </w:r>
-      <w:r>
-        <w:t>https://doi.org/10.3390/en15062233</w:t>
-      </w:r>
-    </w:p>
-    <w:p>
-      <w:r>
-        <w:rPr>
-          <w:b/>
-        </w:rPr>
-        <w:t xml:space="preserve">Possible target year (unconfirmed): </w:t>
-      </w:r>
-      <w:r>
-        <w:t>2050</w:t>
-      </w:r>
-    </w:p>
-    <w:p>
-      <w:r>
-        <w:rPr>
-          <w:b/>
-        </w:rPr>
-        <w:t xml:space="preserve">WHAT ACTUALLY HAPPENED: </w:t>
-      </w:r>
-      <w:r>
-        <w:t>Not established by independent, source-reviewed comparable evidence.</w:t>
-      </w:r>
-    </w:p>
-    <w:p>
-      <w:r>
-        <w:rPr>
-          <w:b/>
-        </w:rPr>
-        <w:t xml:space="preserve">Verification status: </w:t>
-      </w:r>
-      <w:r>
-        <w:t>Needs original passage, published date, metric/geography/target and later official observations</w:t>
-      </w:r>
-    </w:p>
-    <w:p>
-      <w:r>
-        <w:rPr>
-          <w:b/>
-        </w:rPr>
-        <w:t xml:space="preserve">Last automated evidence-search attempt: </w:t>
-      </w:r>
-      <w:r>
-        <w:t>2026-10-20T12:23:37.894843+00:00</w:t>
-      </w:r>
-    </w:p>
-    <w:p>
-      <w:r>
-        <w:rPr>
-          <w:b/>
-        </w:rPr>
-        <w:t xml:space="preserve">Last research error: </w:t>
-      </w:r>
-      <w:r>
-        <w:t>HTTP Error 429: Too Many Requests</w:t>
+        <w:t>27. Trans-national horizon scanning for invasive non-native species: a case study in western Europe</w:t>
+      </w:r>
+    </w:p>
+    <w:p>
+      <w:r>
+        <w:rPr>
+          <w:b/>
+        </w:rPr>
+        <w:t xml:space="preserve">WHAT WAS SAID / EXPECTED: </w:t>
+      </w:r>
+      <w:r>
+        <w:t>Trans-national horizon scanning for invasive non-native species: a case study in western Europe</w:t>
+      </w:r>
+    </w:p>
+    <w:p>
+      <w:r>
+        <w:rPr>
+          <w:b/>
+        </w:rPr>
+        <w:t xml:space="preserve">LATER STUDIES / WHAT THEY REPORT: </w:t>
+      </w:r>
+      <w:r>
+        <w:t>2 related later studies were identified on this subject. Their available abstracts do not provide directly comparable measured outcomes.</w:t>
+      </w:r>
+    </w:p>
+    <w:p>
+      <w:r>
+        <w:rPr>
+          <w:b/>
+        </w:rPr>
+        <w:t xml:space="preserve">TENTATIVE ASSESSMENT: </w:t>
+      </w:r>
+      <w:r>
+        <w:t>The subject remains under research; no supported accuracy judgment can be drawn from these papers alone.</w:t>
+      </w:r>
+    </w:p>
+    <w:p>
+      <w:r>
+        <w:rPr>
+          <w:b/>
+        </w:rPr>
+        <w:t xml:space="preserve">Confidence / limitations: </w:t>
+      </w:r>
+      <w:r>
+        <w:t>Original record is a research lead, not a validated dated forecast. This is a topic-level comparison.</w:t>
+      </w:r>
+    </w:p>
+    <w:p>
+      <w:r>
+        <w:rPr>
+          <w:b/>
+        </w:rPr>
+        <w:t xml:space="preserve">Topic: </w:t>
+      </w:r>
+      <w:r>
+        <w:t>Other European foresight research</w:t>
+      </w:r>
+    </w:p>
+    <w:p>
+      <w:r>
+        <w:rPr>
+          <w:b/>
+        </w:rPr>
+        <w:t xml:space="preserve">EU institutional attribution: </w:t>
+      </w:r>
+      <w:r>
+        <w:t>EU institutional authorship NOT established (EU-related research is not necessarily EU Commission foresight)</w:t>
+      </w:r>
+    </w:p>
+    <w:p>
+      <w:r>
+        <w:rPr>
+          <w:b/>
+        </w:rPr>
+        <w:t xml:space="preserve">Original research: </w:t>
+      </w:r>
+      <w:r>
+        <w:t>https://doi.org/10.1007/s10530-015-0986-0</w:t>
+      </w:r>
+    </w:p>
+    <w:p>
+      <w:r>
+        <w:rPr>
+          <w:b/>
+        </w:rPr>
+        <w:t xml:space="preserve">Search method and date: </w:t>
+      </w:r>
+      <w:r>
+        <w:t>existing_scanner_catalogue (saved OpenAlex/Crossref records) | 2026-10-20T15:19</w:t>
+      </w:r>
+    </w:p>
+    <w:p>
+      <w:r>
+        <w:rPr>
+          <w:b/>
+        </w:rPr>
+        <w:t xml:space="preserve">Later study (2025; related_study_or_model): </w:t>
+      </w:r>
+      <w:r>
+        <w:t>Health Technology Assessment and Horizon Scanning: A Review | https://doi.org/10.70852/tmj.1786306</w:t>
+      </w:r>
+    </w:p>
+    <w:p>
+      <w:r>
+        <w:rPr>
+          <w:b/>
+        </w:rPr>
+        <w:t xml:space="preserve">Later study (2019; related_study_or_model): </w:t>
+      </w:r>
+      <w:r>
+        <w:t>Horizon Scanning in Foresight – Why Horizon Scanning is only a part of the game | https://doi.org/10.1002/ffo2.23</w:t>
       </w:r>
     </w:p>
     <w:p>
@@ -2573,84 +3903,1522 @@
         <w:pStyle w:val="Heading2"/>
       </w:pPr>
       <w:r>
-        <w:t>28. Toward sustainability of territorial agro-food systems in Europe: indicators for assessing alternative scenarios</w:t>
-      </w:r>
-    </w:p>
-    <w:p>
-      <w:r>
-        <w:rPr>
-          <w:b/>
-        </w:rPr>
-        <w:t xml:space="preserve">WHAT WAS EXPECTED (unverified abstract excerpt): </w:t>
-      </w:r>
-      <w:r>
-        <w:t>Both scenarios consider the projected European population at 2050, a dietary change toward less animal protein (30% and 20%, instead of 57% for the reference situation, Ref 2015–2019) and are based on the widespread use of organic crop rotations and the banning of synthetic fertilizers and feed imports.</w:t>
-      </w:r>
-    </w:p>
-    <w:p>
-      <w:r>
-        <w:rPr>
-          <w:b/>
-        </w:rPr>
-        <w:t xml:space="preserve">Original research URL: </w:t>
-      </w:r>
-      <w:r>
-        <w:t>https://doi.org/10.1088/1748-9326/adf97e</w:t>
-      </w:r>
-    </w:p>
-    <w:p>
-      <w:r>
-        <w:rPr>
-          <w:b/>
-        </w:rPr>
-        <w:t xml:space="preserve">Possible target year (unconfirmed): </w:t>
-      </w:r>
-      <w:r>
-        <w:t>2050</w:t>
-      </w:r>
-    </w:p>
-    <w:p>
-      <w:r>
-        <w:rPr>
-          <w:b/>
-        </w:rPr>
-        <w:t xml:space="preserve">WHAT ACTUALLY HAPPENED: </w:t>
-      </w:r>
-      <w:r>
-        <w:t>Not established by independent, source-reviewed comparable evidence.</w:t>
-      </w:r>
-    </w:p>
-    <w:p>
-      <w:r>
-        <w:rPr>
-          <w:b/>
-        </w:rPr>
-        <w:t xml:space="preserve">Verification status: </w:t>
-      </w:r>
-      <w:r>
-        <w:t>Needs original passage, published date, metric/geography/target and later official observations</w:t>
-      </w:r>
-    </w:p>
-    <w:p>
-      <w:r>
-        <w:rPr>
-          <w:b/>
-        </w:rPr>
-        <w:t xml:space="preserve">Last automated evidence-search attempt: </w:t>
-      </w:r>
-      <w:r>
-        <w:t>2026-10-20T12:23:31.832345+00:00</w:t>
-      </w:r>
-    </w:p>
-    <w:p>
-      <w:r>
-        <w:rPr>
-          <w:b/>
-        </w:rPr>
-        <w:t xml:space="preserve">Last research error: </w:t>
-      </w:r>
-      <w:r>
-        <w:t>HTTP Error 429: Too Many Requests</w:t>
+        <w:t>28. A scenario discovery study of the impact of uncertainties in the global container transport system on European ports</w:t>
+      </w:r>
+    </w:p>
+    <w:p>
+      <w:r>
+        <w:rPr>
+          <w:b/>
+        </w:rPr>
+        <w:t xml:space="preserve">WHAT WAS SAID / EXPECTED: </w:t>
+      </w:r>
+      <w:r>
+        <w:t>A scenario discovery study of the impact of uncertainties in the global container transport system on European ports</w:t>
+      </w:r>
+    </w:p>
+    <w:p>
+      <w:r>
+        <w:rPr>
+          <w:b/>
+        </w:rPr>
+        <w:t xml:space="preserve">LATER STUDIES / WHAT THEY REPORT: </w:t>
+      </w:r>
+      <w:r>
+        <w:t>2 related later studies were identified on this subject. Their available abstracts do not provide directly comparable measured outcomes.</w:t>
+      </w:r>
+    </w:p>
+    <w:p>
+      <w:r>
+        <w:rPr>
+          <w:b/>
+        </w:rPr>
+        <w:t xml:space="preserve">TENTATIVE ASSESSMENT: </w:t>
+      </w:r>
+      <w:r>
+        <w:t>The subject remains under research; no supported accuracy judgment can be drawn from these papers alone.</w:t>
+      </w:r>
+    </w:p>
+    <w:p>
+      <w:r>
+        <w:rPr>
+          <w:b/>
+        </w:rPr>
+        <w:t xml:space="preserve">Confidence / limitations: </w:t>
+      </w:r>
+      <w:r>
+        <w:t>Original record is a research lead, not a validated dated forecast. This is a topic-level comparison.</w:t>
+      </w:r>
+    </w:p>
+    <w:p>
+      <w:r>
+        <w:rPr>
+          <w:b/>
+        </w:rPr>
+        <w:t xml:space="preserve">Topic: </w:t>
+      </w:r>
+      <w:r>
+        <w:t>Other European foresight research</w:t>
+      </w:r>
+    </w:p>
+    <w:p>
+      <w:r>
+        <w:rPr>
+          <w:b/>
+        </w:rPr>
+        <w:t xml:space="preserve">EU institutional attribution: </w:t>
+      </w:r>
+      <w:r>
+        <w:t>EU institutional authorship NOT established (EU-related research is not necessarily EU Commission foresight)</w:t>
+      </w:r>
+    </w:p>
+    <w:p>
+      <w:r>
+        <w:rPr>
+          <w:b/>
+        </w:rPr>
+        <w:t xml:space="preserve">Original research: </w:t>
+      </w:r>
+      <w:r>
+        <w:t>https://doi.org/10.1016/j.futures.2015.09.004</w:t>
+      </w:r>
+    </w:p>
+    <w:p>
+      <w:r>
+        <w:rPr>
+          <w:b/>
+        </w:rPr>
+        <w:t xml:space="preserve">Search method and date: </w:t>
+      </w:r>
+      <w:r>
+        <w:t>existing_scanner_catalogue (saved OpenAlex/Crossref records) | 2026-10-20T15:19</w:t>
+      </w:r>
+    </w:p>
+    <w:p>
+      <w:r>
+        <w:rPr>
+          <w:b/>
+        </w:rPr>
+        <w:t xml:space="preserve">Later study (2020; related_study_or_model): </w:t>
+      </w:r>
+      <w:r>
+        <w:t>China’s participation in European container ports: Drivers and possible future scenarios | https://doi.org/10.3917/e.ris.117.0041</w:t>
+      </w:r>
+    </w:p>
+    <w:p>
+      <w:r>
+        <w:rPr>
+          <w:b/>
+        </w:rPr>
+        <w:t xml:space="preserve">Later study (2020; related_study_or_model): </w:t>
+      </w:r>
+      <w:r>
+        <w:t>China’s Participation in European Container Ports: Drivers and Possible Future Scenarios | https://doi.org/10.3917/ris.117.0041</w:t>
+      </w:r>
+    </w:p>
+    <w:p>
+      <w:pPr>
+        <w:pStyle w:val="Heading2"/>
+      </w:pPr>
+      <w:r>
+        <w:t>29. Renewable energy scenarios for costs reductions in the European Union</w:t>
+      </w:r>
+    </w:p>
+    <w:p>
+      <w:r>
+        <w:rPr>
+          <w:b/>
+        </w:rPr>
+        <w:t xml:space="preserve">WHAT WAS SAID / EXPECTED: </w:t>
+      </w:r>
+      <w:r>
+        <w:t>Renewable energy scenarios for costs reductions in the European Union</w:t>
+      </w:r>
+    </w:p>
+    <w:p>
+      <w:r>
+        <w:rPr>
+          <w:b/>
+        </w:rPr>
+        <w:t xml:space="preserve">LATER STUDIES / WHAT THEY REPORT: </w:t>
+      </w:r>
+      <w:r>
+        <w:t>2 related later studies were identified on this subject. Their available abstracts do not provide directly comparable measured outcomes.</w:t>
+      </w:r>
+    </w:p>
+    <w:p>
+      <w:r>
+        <w:rPr>
+          <w:b/>
+        </w:rPr>
+        <w:t xml:space="preserve">TENTATIVE ASSESSMENT: </w:t>
+      </w:r>
+      <w:r>
+        <w:t>The subject remains under research; no supported accuracy judgment can be drawn from these papers alone.</w:t>
+      </w:r>
+    </w:p>
+    <w:p>
+      <w:r>
+        <w:rPr>
+          <w:b/>
+        </w:rPr>
+        <w:t xml:space="preserve">Confidence / limitations: </w:t>
+      </w:r>
+      <w:r>
+        <w:t>Original record is a research lead, not a validated dated forecast. This is a topic-level comparison.</w:t>
+      </w:r>
+    </w:p>
+    <w:p>
+      <w:r>
+        <w:rPr>
+          <w:b/>
+        </w:rPr>
+        <w:t xml:space="preserve">Topic: </w:t>
+      </w:r>
+      <w:r>
+        <w:t>Climate and energy</w:t>
+      </w:r>
+    </w:p>
+    <w:p>
+      <w:r>
+        <w:rPr>
+          <w:b/>
+        </w:rPr>
+        <w:t xml:space="preserve">EU institutional attribution: </w:t>
+      </w:r>
+      <w:r>
+        <w:t>EU institutional authorship NOT established (EU-related research is not necessarily EU Commission foresight)</w:t>
+      </w:r>
+    </w:p>
+    <w:p>
+      <w:r>
+        <w:rPr>
+          <w:b/>
+        </w:rPr>
+        <w:t xml:space="preserve">Original research: </w:t>
+      </w:r>
+      <w:r>
+        <w:t>https://doi.org/10.1016/j.renene.2016.04.024</w:t>
+      </w:r>
+    </w:p>
+    <w:p>
+      <w:r>
+        <w:rPr>
+          <w:b/>
+        </w:rPr>
+        <w:t xml:space="preserve">Search method and date: </w:t>
+      </w:r>
+      <w:r>
+        <w:t>existing_scanner_catalogue (saved OpenAlex/Crossref records) | 2026-10-20T15:19</w:t>
+      </w:r>
+    </w:p>
+    <w:p>
+      <w:r>
+        <w:rPr>
+          <w:b/>
+        </w:rPr>
+        <w:t xml:space="preserve">Later study (2021; related_study_or_model): </w:t>
+      </w:r>
+      <w:r>
+        <w:t>Sustainable renewable energy supply networks optimization – The gradual transition to a renewable energy system within the European Union by 2050 | https://doi.org/10.1016/j.rser.2021.111186</w:t>
+      </w:r>
+    </w:p>
+    <w:p>
+      <w:r>
+        <w:rPr>
+          <w:b/>
+        </w:rPr>
+        <w:t xml:space="preserve">Later study (2020; related_study_or_model): </w:t>
+      </w:r>
+      <w:r>
+        <w:t>Fifty shades of binding: Appraising the enforcement toolkit for the EU’s 2030 renewable energy targets | https://doi.org/10.1111/reel.12330</w:t>
+      </w:r>
+    </w:p>
+    <w:p>
+      <w:pPr>
+        <w:pStyle w:val="Heading2"/>
+      </w:pPr>
+      <w:r>
+        <w:t>30. Volatility Spillovers and Causality of Carbon Emissions, Oil and Coal Spot and Futures for the EU and USA</w:t>
+      </w:r>
+    </w:p>
+    <w:p>
+      <w:r>
+        <w:rPr>
+          <w:b/>
+        </w:rPr>
+        <w:t xml:space="preserve">WHAT WAS SAID / EXPECTED: </w:t>
+      </w:r>
+      <w:r>
+        <w:t>Recent research shows that the efforts to limit climate change should focus on reducing the emissions of carbon dioxide over other greenhouse gases or air pollutants. Many countries are paying substantial attention to carbon emissions to improve air quality and public health. The largest source of carbon emissions from human activities in some countries in Europe and elsewhere is from burning fossil fuels for electricity, heat, and transportation. The prices of fuel and carbon emissions can influence each other. Owing to the importance of carbon emissions and their connection to fossil fuels, and the possibility of [1] Granger (1980) causality in spot and futures prices, returns, and volatility of carbon emissions, crude oil and coal have recently become very important research topics. For the USA, daily spot and futures prices are available for crude oil and coal, but there are no daily futures prices for carbon emissions. For the European Union (EU), there are no daily spot prices for coal or carbon emissions, but there are daily futures prices for crude oil, coal and carbon emissi</w:t>
+      </w:r>
+    </w:p>
+    <w:p>
+      <w:r>
+        <w:rPr>
+          <w:b/>
+        </w:rPr>
+        <w:t xml:space="preserve">LATER STUDIES / WHAT THEY REPORT: </w:t>
+      </w:r>
+      <w:r>
+        <w:t>2 related later studies were identified on this subject. Their available abstracts do not provide directly comparable measured outcomes.</w:t>
+      </w:r>
+    </w:p>
+    <w:p>
+      <w:r>
+        <w:rPr>
+          <w:b/>
+        </w:rPr>
+        <w:t xml:space="preserve">TENTATIVE ASSESSMENT: </w:t>
+      </w:r>
+      <w:r>
+        <w:t>The subject remains under research; no supported accuracy judgment can be drawn from these papers alone.</w:t>
+      </w:r>
+    </w:p>
+    <w:p>
+      <w:r>
+        <w:rPr>
+          <w:b/>
+        </w:rPr>
+        <w:t xml:space="preserve">Confidence / limitations: </w:t>
+      </w:r>
+      <w:r>
+        <w:t>Original record is a research lead, not a validated dated forecast. This is a topic-level comparison.</w:t>
+      </w:r>
+    </w:p>
+    <w:p>
+      <w:r>
+        <w:rPr>
+          <w:b/>
+        </w:rPr>
+        <w:t xml:space="preserve">Topic: </w:t>
+      </w:r>
+      <w:r>
+        <w:t>Climate and energy</w:t>
+      </w:r>
+    </w:p>
+    <w:p>
+      <w:r>
+        <w:rPr>
+          <w:b/>
+        </w:rPr>
+        <w:t xml:space="preserve">EU institutional attribution: </w:t>
+      </w:r>
+      <w:r>
+        <w:t>EU institutional authorship NOT established (EU-related research is not necessarily EU Commission foresight)</w:t>
+      </w:r>
+    </w:p>
+    <w:p>
+      <w:r>
+        <w:rPr>
+          <w:b/>
+        </w:rPr>
+        <w:t xml:space="preserve">Original research: </w:t>
+      </w:r>
+      <w:r>
+        <w:t>https://doi.org/10.3390/su9101789</w:t>
+      </w:r>
+    </w:p>
+    <w:p>
+      <w:r>
+        <w:rPr>
+          <w:b/>
+        </w:rPr>
+        <w:t xml:space="preserve">Search method and date: </w:t>
+      </w:r>
+      <w:r>
+        <w:t>existing_scanner_catalogue (saved OpenAlex/Crossref records) | 2026-10-20T15:19</w:t>
+      </w:r>
+    </w:p>
+    <w:p>
+      <w:r>
+        <w:rPr>
+          <w:b/>
+        </w:rPr>
+        <w:t xml:space="preserve">Later study (2024; related_study_or_model): </w:t>
+      </w:r>
+      <w:r>
+        <w:t>Global spillovers of US climate policy risk: Evidence from EU carbon emissions futures | https://doi.org/10.1016/j.eneco.2024.107931</w:t>
+      </w:r>
+    </w:p>
+    <w:p>
+      <w:r>
+        <w:rPr>
+          <w:b/>
+        </w:rPr>
+        <w:t xml:space="preserve">Later study (2022; related_study_or_model): </w:t>
+      </w:r>
+      <w:r>
+        <w:t>Global Spillovers of US Climate Policy Risk: Evidence from EU Carbon Emissions Futures | https://doi.org/10.2139/ssrn.4170198</w:t>
+      </w:r>
+    </w:p>
+    <w:p>
+      <w:pPr>
+        <w:pStyle w:val="Heading2"/>
+      </w:pPr>
+      <w:r>
+        <w:t>31. The Court of Justice and the Ban on Bulk Data Retention: Expansive Potential and Future Scenarios</w:t>
+      </w:r>
+    </w:p>
+    <w:p>
+      <w:r>
+        <w:rPr>
+          <w:b/>
+        </w:rPr>
+        <w:t xml:space="preserve">WHAT WAS SAID / EXPECTED: </w:t>
+      </w:r>
+      <w:r>
+        <w:t>Data retention saga – Interpretative strategy of the Court of Justice – Expansive potential of the principles set by the Court of Justice – ‘Reverse’ effet utile and conflict of competence – EU acts under threat – Domino effect on national security measures – Future scenarios – Twilight of the model of bulk data retention – Modulation of the ban on bulk data retention according to the vulnerability of data processing or depending on the prior unknowability of the threats – Divergence from the European Court of Human Rights – Legitimisation of bulk data retention ‘ Equo ne credite, Teucri! Quidquid id est, timeo Danaos et dona ferentes ’ — Virgil, Aeneid , II, 48-49</w:t>
+      </w:r>
+    </w:p>
+    <w:p>
+      <w:r>
+        <w:rPr>
+          <w:b/>
+        </w:rPr>
+        <w:t xml:space="preserve">LATER STUDIES / WHAT THEY REPORT: </w:t>
+      </w:r>
+      <w:r>
+        <w:t>2 related later studies were identified on this subject. Their available abstracts do not provide directly comparable measured outcomes.</w:t>
+      </w:r>
+    </w:p>
+    <w:p>
+      <w:r>
+        <w:rPr>
+          <w:b/>
+        </w:rPr>
+        <w:t xml:space="preserve">TENTATIVE ASSESSMENT: </w:t>
+      </w:r>
+      <w:r>
+        <w:t>The subject remains under research; no supported accuracy judgment can be drawn from these papers alone.</w:t>
+      </w:r>
+    </w:p>
+    <w:p>
+      <w:r>
+        <w:rPr>
+          <w:b/>
+        </w:rPr>
+        <w:t xml:space="preserve">Confidence / limitations: </w:t>
+      </w:r>
+      <w:r>
+        <w:t>Original record is a research lead, not a validated dated forecast. This is a topic-level comparison.</w:t>
+      </w:r>
+    </w:p>
+    <w:p>
+      <w:r>
+        <w:rPr>
+          <w:b/>
+        </w:rPr>
+        <w:t xml:space="preserve">Topic: </w:t>
+      </w:r>
+      <w:r>
+        <w:t>Other European foresight research</w:t>
+      </w:r>
+    </w:p>
+    <w:p>
+      <w:r>
+        <w:rPr>
+          <w:b/>
+        </w:rPr>
+        <w:t xml:space="preserve">EU institutional attribution: </w:t>
+      </w:r>
+      <w:r>
+        <w:t>EU institutional authorship NOT established (EU-related research is not necessarily EU Commission foresight)</w:t>
+      </w:r>
+    </w:p>
+    <w:p>
+      <w:r>
+        <w:rPr>
+          <w:b/>
+        </w:rPr>
+        <w:t xml:space="preserve">Original research: </w:t>
+      </w:r>
+      <w:r>
+        <w:t>https://doi.org/10.1017/s1574019619000038</w:t>
+      </w:r>
+    </w:p>
+    <w:p>
+      <w:r>
+        <w:rPr>
+          <w:b/>
+        </w:rPr>
+        <w:t xml:space="preserve">Search method and date: </w:t>
+      </w:r>
+      <w:r>
+        <w:t>existing_scanner_catalogue (saved OpenAlex/Crossref records) | 2026-10-20T15:19</w:t>
+      </w:r>
+    </w:p>
+    <w:p>
+      <w:r>
+        <w:rPr>
+          <w:b/>
+        </w:rPr>
+        <w:t xml:space="preserve">Later study (2026; related_study_or_model): </w:t>
+      </w:r>
+      <w:r>
+        <w:t>The politics of the Court of Justice of the European Union: A review | https://doi.org/10.1177/14651165251405487</w:t>
+      </w:r>
+    </w:p>
+    <w:p>
+      <w:r>
+        <w:rPr>
+          <w:b/>
+        </w:rPr>
+        <w:t xml:space="preserve">Later study (2025; related_study_or_model): </w:t>
+      </w:r>
+      <w:r>
+        <w:t>The European Court of Justice and legal European integration | https://doi.org/10.1177/14651165251395303</w:t>
+      </w:r>
+    </w:p>
+    <w:p>
+      <w:pPr>
+        <w:pStyle w:val="Heading2"/>
+      </w:pPr>
+      <w:r>
+        <w:t>32. Aligning integrated assessment modelling with socio-technical transition insights: An application to low-carbon energy s</w:t>
+      </w:r>
+    </w:p>
+    <w:p>
+      <w:r>
+        <w:rPr>
+          <w:b/>
+        </w:rPr>
+        <w:t xml:space="preserve">WHAT WAS SAID / EXPECTED: </w:t>
+      </w:r>
+      <w:r>
+        <w:t>Aligning integrated assessment modelling with socio-technical transition insights: An application to low-carbon energy scenario analysis in Europe</w:t>
+      </w:r>
+    </w:p>
+    <w:p>
+      <w:r>
+        <w:rPr>
+          <w:b/>
+        </w:rPr>
+        <w:t xml:space="preserve">LATER STUDIES / WHAT THEY REPORT: </w:t>
+      </w:r>
+      <w:r>
+        <w:t>2 related later studies were identified on this subject. Their available abstracts do not provide directly comparable measured outcomes.</w:t>
+      </w:r>
+    </w:p>
+    <w:p>
+      <w:r>
+        <w:rPr>
+          <w:b/>
+        </w:rPr>
+        <w:t xml:space="preserve">TENTATIVE ASSESSMENT: </w:t>
+      </w:r>
+      <w:r>
+        <w:t>The subject remains under research; no supported accuracy judgment can be drawn from these papers alone.</w:t>
+      </w:r>
+    </w:p>
+    <w:p>
+      <w:r>
+        <w:rPr>
+          <w:b/>
+        </w:rPr>
+        <w:t xml:space="preserve">Confidence / limitations: </w:t>
+      </w:r>
+      <w:r>
+        <w:t>Original record is a research lead, not a validated dated forecast. This is a topic-level comparison.</w:t>
+      </w:r>
+    </w:p>
+    <w:p>
+      <w:r>
+        <w:rPr>
+          <w:b/>
+        </w:rPr>
+        <w:t xml:space="preserve">Topic: </w:t>
+      </w:r>
+      <w:r>
+        <w:t>Climate and energy</w:t>
+      </w:r>
+    </w:p>
+    <w:p>
+      <w:r>
+        <w:rPr>
+          <w:b/>
+        </w:rPr>
+        <w:t xml:space="preserve">EU institutional attribution: </w:t>
+      </w:r>
+      <w:r>
+        <w:t>EU institutional authorship NOT established (EU-related research is not necessarily EU Commission foresight)</w:t>
+      </w:r>
+    </w:p>
+    <w:p>
+      <w:r>
+        <w:rPr>
+          <w:b/>
+        </w:rPr>
+        <w:t xml:space="preserve">Original research: </w:t>
+      </w:r>
+      <w:r>
+        <w:t>https://doi.org/10.1016/j.techfore.2017.10.024</w:t>
+      </w:r>
+    </w:p>
+    <w:p>
+      <w:r>
+        <w:rPr>
+          <w:b/>
+        </w:rPr>
+        <w:t xml:space="preserve">Search method and date: </w:t>
+      </w:r>
+      <w:r>
+        <w:t>existing_scanner_catalogue (saved OpenAlex/Crossref records) | 2026-10-20T15:19</w:t>
+      </w:r>
+    </w:p>
+    <w:p>
+      <w:r>
+        <w:rPr>
+          <w:b/>
+        </w:rPr>
+        <w:t xml:space="preserve">Later study (2025; related_study_or_model): </w:t>
+      </w:r>
+      <w:r>
+        <w:t>ENERGY TRANSITION IN ROMANIA AND THE EUROPEAN UNION: DEVELOPMENTS, CHALLENGES AND PERSPECTIVES | https://doi.org/10.56043/reveco-2025-0018</w:t>
+      </w:r>
+    </w:p>
+    <w:p>
+      <w:r>
+        <w:rPr>
+          <w:b/>
+        </w:rPr>
+        <w:t xml:space="preserve">Later study (2023; related_study_or_model): </w:t>
+      </w:r>
+      <w:r>
+        <w:t>Energy Transition Scenarios for Energy Poverty Alleviation: Analysis of the Delphi Study | https://doi.org/10.3390/en16041870</w:t>
+      </w:r>
+    </w:p>
+    <w:p>
+      <w:pPr>
+        <w:pStyle w:val="Heading2"/>
+      </w:pPr>
+      <w:r>
+        <w:t>33. Prospective Policy Study on Artificial Intelligence and EU Trade Policy</w:t>
+      </w:r>
+    </w:p>
+    <w:p>
+      <w:r>
+        <w:rPr>
+          <w:b/>
+        </w:rPr>
+        <w:t xml:space="preserve">WHAT WAS SAID / EXPECTED: </w:t>
+      </w:r>
+      <w:r>
+        <w:t>Prospective Policy Study on Artificial Intelligence and EU Trade Policy</w:t>
+      </w:r>
+    </w:p>
+    <w:p>
+      <w:r>
+        <w:rPr>
+          <w:b/>
+        </w:rPr>
+        <w:t xml:space="preserve">LATER STUDIES / WHAT THEY REPORT: </w:t>
+      </w:r>
+      <w:r>
+        <w:t>2 related later studies were identified on this subject. Their available abstracts do not provide directly comparable measured outcomes.</w:t>
+      </w:r>
+    </w:p>
+    <w:p>
+      <w:r>
+        <w:rPr>
+          <w:b/>
+        </w:rPr>
+        <w:t xml:space="preserve">TENTATIVE ASSESSMENT: </w:t>
+      </w:r>
+      <w:r>
+        <w:t>The subject remains under research; no supported accuracy judgment can be drawn from these papers alone.</w:t>
+      </w:r>
+    </w:p>
+    <w:p>
+      <w:r>
+        <w:rPr>
+          <w:b/>
+        </w:rPr>
+        <w:t xml:space="preserve">Confidence / limitations: </w:t>
+      </w:r>
+      <w:r>
+        <w:t>Original record is a research lead, not a validated dated forecast. This is a topic-level comparison.</w:t>
+      </w:r>
+    </w:p>
+    <w:p>
+      <w:r>
+        <w:rPr>
+          <w:b/>
+        </w:rPr>
+        <w:t xml:space="preserve">Topic: </w:t>
+      </w:r>
+      <w:r>
+        <w:t>Economy and finance</w:t>
+      </w:r>
+    </w:p>
+    <w:p>
+      <w:r>
+        <w:rPr>
+          <w:b/>
+        </w:rPr>
+        <w:t xml:space="preserve">EU institutional attribution: </w:t>
+      </w:r>
+      <w:r>
+        <w:t>EU institutional authorship NOT established (EU-related research is not necessarily EU Commission foresight)</w:t>
+      </w:r>
+    </w:p>
+    <w:p>
+      <w:r>
+        <w:rPr>
+          <w:b/>
+        </w:rPr>
+        <w:t xml:space="preserve">Original research: </w:t>
+      </w:r>
+      <w:r>
+        <w:t>https://doi.org/10.2139/ssrn.3524254</w:t>
+      </w:r>
+    </w:p>
+    <w:p>
+      <w:r>
+        <w:rPr>
+          <w:b/>
+        </w:rPr>
+        <w:t xml:space="preserve">Search method and date: </w:t>
+      </w:r>
+      <w:r>
+        <w:t>existing_scanner_catalogue (saved OpenAlex/Crossref records) | 2026-10-20T15:19</w:t>
+      </w:r>
+    </w:p>
+    <w:p>
+      <w:r>
+        <w:rPr>
+          <w:b/>
+        </w:rPr>
+        <w:t xml:space="preserve">Later study (2026; related_study_or_model): </w:t>
+      </w:r>
+      <w:r>
+        <w:t>Citizenwashing EU Tech Policy: EU Deliberative Mini‐Publics on Virtual Worlds and Artificial Intelligence | https://doi.org/10.17645/pag.10468</w:t>
+      </w:r>
+    </w:p>
+    <w:p>
+      <w:r>
+        <w:rPr>
+          <w:b/>
+        </w:rPr>
+        <w:t xml:space="preserve">Later study (2025; related_study_or_model): </w:t>
+      </w:r>
+      <w:r>
+        <w:t>Artificial Intelligence in the Public Sphere: Legal and Security Culture in the EU | https://doi.org/10.32084/tkp.9640</w:t>
+      </w:r>
+    </w:p>
+    <w:p>
+      <w:pPr>
+        <w:pStyle w:val="Heading2"/>
+      </w:pPr>
+      <w:r>
+        <w:t>34. Sustainable renewable energy supply networks optimization – The gradual transition to a renewable energy system within t</w:t>
+      </w:r>
+    </w:p>
+    <w:p>
+      <w:r>
+        <w:rPr>
+          <w:b/>
+        </w:rPr>
+        <w:t xml:space="preserve">WHAT WAS SAID / EXPECTED: </w:t>
+      </w:r>
+      <w:r>
+        <w:t>Sustainable renewable energy supply networks optimization – The gradual transition to a renewable energy system within the European Union by 2050</w:t>
+      </w:r>
+    </w:p>
+    <w:p>
+      <w:r>
+        <w:rPr>
+          <w:b/>
+        </w:rPr>
+        <w:t xml:space="preserve">LATER STUDIES / WHAT THEY REPORT: </w:t>
+      </w:r>
+      <w:r>
+        <w:t>2 related later studies were identified on this subject. Their available abstracts do not provide directly comparable measured outcomes.</w:t>
+      </w:r>
+    </w:p>
+    <w:p>
+      <w:r>
+        <w:rPr>
+          <w:b/>
+        </w:rPr>
+        <w:t xml:space="preserve">TENTATIVE ASSESSMENT: </w:t>
+      </w:r>
+      <w:r>
+        <w:t>The subject remains under research; no supported accuracy judgment can be drawn from these papers alone.</w:t>
+      </w:r>
+    </w:p>
+    <w:p>
+      <w:r>
+        <w:rPr>
+          <w:b/>
+        </w:rPr>
+        <w:t xml:space="preserve">Confidence / limitations: </w:t>
+      </w:r>
+      <w:r>
+        <w:t>Original record is a research lead, not a validated dated forecast. This is a topic-level comparison.</w:t>
+      </w:r>
+    </w:p>
+    <w:p>
+      <w:r>
+        <w:rPr>
+          <w:b/>
+        </w:rPr>
+        <w:t xml:space="preserve">Topic: </w:t>
+      </w:r>
+      <w:r>
+        <w:t>Climate and energy</w:t>
+      </w:r>
+    </w:p>
+    <w:p>
+      <w:r>
+        <w:rPr>
+          <w:b/>
+        </w:rPr>
+        <w:t xml:space="preserve">EU institutional attribution: </w:t>
+      </w:r>
+      <w:r>
+        <w:t>EU institutional authorship NOT established (EU-related research is not necessarily EU Commission foresight)</w:t>
+      </w:r>
+    </w:p>
+    <w:p>
+      <w:r>
+        <w:rPr>
+          <w:b/>
+        </w:rPr>
+        <w:t xml:space="preserve">Original research: </w:t>
+      </w:r>
+      <w:r>
+        <w:t>https://doi.org/10.1016/j.rser.2021.111186</w:t>
+      </w:r>
+    </w:p>
+    <w:p>
+      <w:r>
+        <w:rPr>
+          <w:b/>
+        </w:rPr>
+        <w:t xml:space="preserve">Search method and date: </w:t>
+      </w:r>
+      <w:r>
+        <w:t>existing_scanner_catalogue (saved OpenAlex/Crossref records) | 2026-10-20T15:19</w:t>
+      </w:r>
+    </w:p>
+    <w:p>
+      <w:r>
+        <w:rPr>
+          <w:b/>
+        </w:rPr>
+        <w:t xml:space="preserve">Later study (2025; related_study_or_model): </w:t>
+      </w:r>
+      <w:r>
+        <w:t>ENERGY TRANSITION IN ROMANIA AND THE EUROPEAN UNION: DEVELOPMENTS, CHALLENGES AND PERSPECTIVES | https://doi.org/10.56043/reveco-2025-0018</w:t>
+      </w:r>
+    </w:p>
+    <w:p>
+      <w:r>
+        <w:rPr>
+          <w:b/>
+        </w:rPr>
+        <w:t xml:space="preserve">Later study (2023; related_study_or_model): </w:t>
+      </w:r>
+      <w:r>
+        <w:t>Energy Transition Scenarios for Energy Poverty Alleviation: Analysis of the Delphi Study | https://doi.org/10.3390/en16041870</w:t>
+      </w:r>
+    </w:p>
+    <w:p>
+      <w:pPr>
+        <w:pStyle w:val="Heading2"/>
+      </w:pPr>
+      <w:r>
+        <w:t>35. Projections of energy yield- and complementarity-driven wind energy expansion scenarios in the European Union</w:t>
+      </w:r>
+    </w:p>
+    <w:p>
+      <w:r>
+        <w:rPr>
+          <w:b/>
+        </w:rPr>
+        <w:t xml:space="preserve">WHAT WAS SAID / EXPECTED: </w:t>
+      </w:r>
+      <w:r>
+        <w:t>Projections of energy yield- and complementarity-driven wind energy expansion scenarios in the European Union</w:t>
+      </w:r>
+    </w:p>
+    <w:p>
+      <w:r>
+        <w:rPr>
+          <w:b/>
+        </w:rPr>
+        <w:t xml:space="preserve">LATER STUDIES / WHAT THEY REPORT: </w:t>
+      </w:r>
+      <w:r>
+        <w:t>2 related later studies were identified on this subject. Their available abstracts do not provide directly comparable measured outcomes.</w:t>
+      </w:r>
+    </w:p>
+    <w:p>
+      <w:r>
+        <w:rPr>
+          <w:b/>
+        </w:rPr>
+        <w:t xml:space="preserve">TENTATIVE ASSESSMENT: </w:t>
+      </w:r>
+      <w:r>
+        <w:t>The subject remains under research; no supported accuracy judgment can be drawn from these papers alone.</w:t>
+      </w:r>
+    </w:p>
+    <w:p>
+      <w:r>
+        <w:rPr>
+          <w:b/>
+        </w:rPr>
+        <w:t xml:space="preserve">Confidence / limitations: </w:t>
+      </w:r>
+      <w:r>
+        <w:t>Original record is a research lead, not a validated dated forecast. This is a topic-level comparison.</w:t>
+      </w:r>
+    </w:p>
+    <w:p>
+      <w:r>
+        <w:rPr>
+          <w:b/>
+        </w:rPr>
+        <w:t xml:space="preserve">Topic: </w:t>
+      </w:r>
+      <w:r>
+        <w:t>Climate and energy</w:t>
+      </w:r>
+    </w:p>
+    <w:p>
+      <w:r>
+        <w:rPr>
+          <w:b/>
+        </w:rPr>
+        <w:t xml:space="preserve">EU institutional attribution: </w:t>
+      </w:r>
+      <w:r>
+        <w:t>EU institutional authorship NOT established (EU-related research is not necessarily EU Commission foresight)</w:t>
+      </w:r>
+    </w:p>
+    <w:p>
+      <w:r>
+        <w:rPr>
+          <w:b/>
+        </w:rPr>
+        <w:t xml:space="preserve">Original research: </w:t>
+      </w:r>
+      <w:r>
+        <w:t>https://doi.org/10.1016/j.enconman.2022.116160</w:t>
+      </w:r>
+    </w:p>
+    <w:p>
+      <w:r>
+        <w:rPr>
+          <w:b/>
+        </w:rPr>
+        <w:t xml:space="preserve">Search method and date: </w:t>
+      </w:r>
+      <w:r>
+        <w:t>existing_scanner_catalogue (saved OpenAlex/Crossref records) | 2026-10-20T15:19</w:t>
+      </w:r>
+    </w:p>
+    <w:p>
+      <w:r>
+        <w:rPr>
+          <w:b/>
+        </w:rPr>
+        <w:t xml:space="preserve">Later study (2025; related_study_or_model): </w:t>
+      </w:r>
+      <w:r>
+        <w:t>Mapping out the scenarios of ocean energy scale-up based on the development of offshore wind | https://doi.org/10.12688/openreseurope.15906.2</w:t>
+      </w:r>
+    </w:p>
+    <w:p>
+      <w:r>
+        <w:rPr>
+          <w:b/>
+        </w:rPr>
+        <w:t xml:space="preserve">Later study (2023; related_study_or_model): </w:t>
+      </w:r>
+      <w:r>
+        <w:t>Mapping out the scenarios of ocean energy scale-up based on the development of offshore wind | https://doi.org/10.12688/openreseurope.15906.1</w:t>
+      </w:r>
+    </w:p>
+    <w:p>
+      <w:pPr>
+        <w:pStyle w:val="Heading2"/>
+      </w:pPr>
+      <w:r>
+        <w:t>36. Evaluating current effects of upcoming EU Carbon Border Adjustment Mechanism: Evidence from China's futures market</w:t>
+      </w:r>
+    </w:p>
+    <w:p>
+      <w:r>
+        <w:rPr>
+          <w:b/>
+        </w:rPr>
+        <w:t xml:space="preserve">WHAT WAS SAID / EXPECTED: </w:t>
+      </w:r>
+      <w:r>
+        <w:t>Evaluating current effects of upcoming EU Carbon Border Adjustment Mechanism: Evidence from China's futures market</w:t>
+      </w:r>
+    </w:p>
+    <w:p>
+      <w:r>
+        <w:rPr>
+          <w:b/>
+        </w:rPr>
+        <w:t xml:space="preserve">LATER STUDIES / WHAT THEY REPORT: </w:t>
+      </w:r>
+      <w:r>
+        <w:t>2 related later studies were identified on this subject. Their available abstracts do not provide directly comparable measured outcomes.</w:t>
+      </w:r>
+    </w:p>
+    <w:p>
+      <w:r>
+        <w:rPr>
+          <w:b/>
+        </w:rPr>
+        <w:t xml:space="preserve">TENTATIVE ASSESSMENT: </w:t>
+      </w:r>
+      <w:r>
+        <w:t>The subject remains under research; no supported accuracy judgment can be drawn from these papers alone.</w:t>
+      </w:r>
+    </w:p>
+    <w:p>
+      <w:r>
+        <w:rPr>
+          <w:b/>
+        </w:rPr>
+        <w:t xml:space="preserve">Confidence / limitations: </w:t>
+      </w:r>
+      <w:r>
+        <w:t>Original record is a research lead, not a validated dated forecast. This is a topic-level comparison.</w:t>
+      </w:r>
+    </w:p>
+    <w:p>
+      <w:r>
+        <w:rPr>
+          <w:b/>
+        </w:rPr>
+        <w:t xml:space="preserve">Topic: </w:t>
+      </w:r>
+      <w:r>
+        <w:t>Climate and energy</w:t>
+      </w:r>
+    </w:p>
+    <w:p>
+      <w:r>
+        <w:rPr>
+          <w:b/>
+        </w:rPr>
+        <w:t xml:space="preserve">EU institutional attribution: </w:t>
+      </w:r>
+      <w:r>
+        <w:t>EU institutional authorship NOT established (EU-related research is not necessarily EU Commission foresight)</w:t>
+      </w:r>
+    </w:p>
+    <w:p>
+      <w:r>
+        <w:rPr>
+          <w:b/>
+        </w:rPr>
+        <w:t xml:space="preserve">Original research: </w:t>
+      </w:r>
+      <w:r>
+        <w:t>https://doi.org/10.1016/j.enpol.2023.113573</w:t>
+      </w:r>
+    </w:p>
+    <w:p>
+      <w:r>
+        <w:rPr>
+          <w:b/>
+        </w:rPr>
+        <w:t xml:space="preserve">Search method and date: </w:t>
+      </w:r>
+      <w:r>
+        <w:t>existing_scanner_catalogue (saved OpenAlex/Crossref records) | 2026-10-20T15:19</w:t>
+      </w:r>
+    </w:p>
+    <w:p>
+      <w:r>
+        <w:rPr>
+          <w:b/>
+        </w:rPr>
+        <w:t xml:space="preserve">Later study (2025; related_study_or_model): </w:t>
+      </w:r>
+      <w:r>
+        <w:t>Scenarios for embedding phosphorus recovery into the international regime through EU’s carbon border adjustment mechanism | https://doi.org/10.1016/j.sftr.2025.101504</w:t>
+      </w:r>
+    </w:p>
+    <w:p>
+      <w:r>
+        <w:rPr>
+          <w:b/>
+        </w:rPr>
+        <w:t xml:space="preserve">Later study (2024; related_study_or_model): </w:t>
+      </w:r>
+      <w:r>
+        <w:t>Research on the risk spillover effect of carbon emission trading market and various industry markets in China and the European Union | https://doi.org/10.1002/ese3.1907</w:t>
+      </w:r>
+    </w:p>
+    <w:p>
+      <w:pPr>
+        <w:pStyle w:val="Heading2"/>
+      </w:pPr>
+      <w:r>
+        <w:t>37. Future of European Security Policies: Is Geopolitical Europe Possible?</w:t>
+      </w:r>
+    </w:p>
+    <w:p>
+      <w:r>
+        <w:rPr>
+          <w:b/>
+        </w:rPr>
+        <w:t xml:space="preserve">WHAT WAS SAID / EXPECTED: </w:t>
+      </w:r>
+      <w:r>
+        <w:t>Since the aftermath of World War II, the pursuit of European autonomy in ensuring its security began with the 1950s French proposal for a pan-European defense force, though never realized. The Lisbon Treaty facilitated Union representation as a legal entity and introduced Permanent Structured Cooperation (PESCO) to deepen defense ties. Geopolitical ambitions increased with von Der Leyen's 2019 call for a Geopolitical Commission, preceding the Russia-Ukraine conflict. Global geopolitical shifts amplify the need for a robust European role. However, EU's historical struggle in forging a strong security policy fuels skepticism. This study assesses the EU's foreign policy in the Mediterranean and Black Sea amidst regional turmoil, employing a neo-classical realist lens and a global perspective.</w:t>
+      </w:r>
+    </w:p>
+    <w:p>
+      <w:r>
+        <w:rPr>
+          <w:b/>
+        </w:rPr>
+        <w:t xml:space="preserve">LATER STUDIES / WHAT THEY REPORT: </w:t>
+      </w:r>
+      <w:r>
+        <w:t>2 related later studies were identified on this subject. Their available abstracts do not provide directly comparable measured outcomes.</w:t>
+      </w:r>
+    </w:p>
+    <w:p>
+      <w:r>
+        <w:rPr>
+          <w:b/>
+        </w:rPr>
+        <w:t xml:space="preserve">TENTATIVE ASSESSMENT: </w:t>
+      </w:r>
+      <w:r>
+        <w:t>The subject remains under research; no supported accuracy judgment can be drawn from these papers alone.</w:t>
+      </w:r>
+    </w:p>
+    <w:p>
+      <w:r>
+        <w:rPr>
+          <w:b/>
+        </w:rPr>
+        <w:t xml:space="preserve">Confidence / limitations: </w:t>
+      </w:r>
+      <w:r>
+        <w:t>Original record is a research lead, not a validated dated forecast. This is a topic-level comparison.</w:t>
+      </w:r>
+    </w:p>
+    <w:p>
+      <w:r>
+        <w:rPr>
+          <w:b/>
+        </w:rPr>
+        <w:t xml:space="preserve">Topic: </w:t>
+      </w:r>
+      <w:r>
+        <w:t>Security and governance</w:t>
+      </w:r>
+    </w:p>
+    <w:p>
+      <w:r>
+        <w:rPr>
+          <w:b/>
+        </w:rPr>
+        <w:t xml:space="preserve">EU institutional attribution: </w:t>
+      </w:r>
+      <w:r>
+        <w:t>EU institutional authorship NOT established (EU-related research is not necessarily EU Commission foresight)</w:t>
+      </w:r>
+    </w:p>
+    <w:p>
+      <w:r>
+        <w:rPr>
+          <w:b/>
+        </w:rPr>
+        <w:t xml:space="preserve">Original research: </w:t>
+      </w:r>
+      <w:r>
+        <w:t>https://doi.org/10.32450/aacd.1439529</w:t>
+      </w:r>
+    </w:p>
+    <w:p>
+      <w:r>
+        <w:rPr>
+          <w:b/>
+        </w:rPr>
+        <w:t xml:space="preserve">Search method and date: </w:t>
+      </w:r>
+      <w:r>
+        <w:t>existing_scanner_catalogue (saved OpenAlex/Crossref records) | 2026-10-20T15:19</w:t>
+      </w:r>
+    </w:p>
+    <w:p>
+      <w:r>
+        <w:rPr>
+          <w:b/>
+        </w:rPr>
+        <w:t xml:space="preserve">Later study (2026; related_study_or_model): </w:t>
+      </w:r>
+      <w:r>
+        <w:t>A Paradigm Shift: The Geopolitical Awakening of the European Union and Central and Eastern Europe States as Full-Fledged Security Actors in the Context of Russia’s War in Ukraine | https://doi.org/10.1177/08883254251394658</w:t>
+      </w:r>
+    </w:p>
+    <w:p>
+      <w:r>
+        <w:rPr>
+          <w:b/>
+        </w:rPr>
+        <w:t xml:space="preserve">Later study (2024; related_study_or_model): </w:t>
+      </w:r>
+      <w:r>
+        <w:t>The Inﬂuence of a New Geopolitical Environment on the Peace and Security of the Western Balkans | https://doi.org/10.33067/se.3.2024.3</w:t>
+      </w:r>
+    </w:p>
+    <w:p>
+      <w:pPr>
+        <w:pStyle w:val="Heading2"/>
+      </w:pPr>
+      <w:r>
+        <w:t>38. Towards a ‘security-centred’ energy transition: balancing the European Union’s ambitions and geopolitical realities</w:t>
+      </w:r>
+    </w:p>
+    <w:p>
+      <w:r>
+        <w:rPr>
+          <w:b/>
+        </w:rPr>
+        <w:t xml:space="preserve">WHAT WAS SAID / EXPECTED: </w:t>
+      </w:r>
+      <w:r>
+        <w:t>Abstract The European Union (EU) faces a pressing, multi-level energy crisis propelled by the perfect storm of Russia’s war in Ukraine and rapidly progressing climate change. As a result, the EU is scrambling to ensure it has sufficient energy supplies for the foreseeable future while reinventing its energy strategy in the long term. Since the EU is at a critical juncture for squaring EU energy security with European and international legal commitments, this article surveys this radical shift and its consequences. It analyses new EU-wide crisis-response tools and ad hoc bilateral arrangements with third countries against existing legal commitments. Recent developments are only the beginning of a much larger re-evaluation of core notions of the ‘trade-energy security’ nexus. To decarbonize, the EU must move towards a ‘security-centred’ energy transition, premised on ‘security first, compliance second’. This requires reassessing the notion of ‘protectionism’ in geopolitically sensitive areas and the current division of energy competences between the EU and its Member States.</w:t>
+      </w:r>
+    </w:p>
+    <w:p>
+      <w:r>
+        <w:rPr>
+          <w:b/>
+        </w:rPr>
+        <w:t xml:space="preserve">LATER STUDIES / WHAT THEY REPORT: </w:t>
+      </w:r>
+      <w:r>
+        <w:t>2 related later studies were identified on this subject. Their available abstracts do not provide directly comparable measured outcomes.</w:t>
+      </w:r>
+    </w:p>
+    <w:p>
+      <w:r>
+        <w:rPr>
+          <w:b/>
+        </w:rPr>
+        <w:t xml:space="preserve">TENTATIVE ASSESSMENT: </w:t>
+      </w:r>
+      <w:r>
+        <w:t>The subject remains under research; no supported accuracy judgment can be drawn from these papers alone.</w:t>
+      </w:r>
+    </w:p>
+    <w:p>
+      <w:r>
+        <w:rPr>
+          <w:b/>
+        </w:rPr>
+        <w:t xml:space="preserve">Confidence / limitations: </w:t>
+      </w:r>
+      <w:r>
+        <w:t>Original record is a research lead, not a validated dated forecast. This is a topic-level comparison.</w:t>
+      </w:r>
+    </w:p>
+    <w:p>
+      <w:r>
+        <w:rPr>
+          <w:b/>
+        </w:rPr>
+        <w:t xml:space="preserve">Topic: </w:t>
+      </w:r>
+      <w:r>
+        <w:t>Climate and energy</w:t>
+      </w:r>
+    </w:p>
+    <w:p>
+      <w:r>
+        <w:rPr>
+          <w:b/>
+        </w:rPr>
+        <w:t xml:space="preserve">EU institutional attribution: </w:t>
+      </w:r>
+      <w:r>
+        <w:t>EU institutional authorship NOT established (EU-related research is not necessarily EU Commission foresight)</w:t>
+      </w:r>
+    </w:p>
+    <w:p>
+      <w:r>
+        <w:rPr>
+          <w:b/>
+        </w:rPr>
+        <w:t xml:space="preserve">Original research: </w:t>
+      </w:r>
+      <w:r>
+        <w:t>https://doi.org/10.1093/jiel/jgad043</w:t>
+      </w:r>
+    </w:p>
+    <w:p>
+      <w:r>
+        <w:rPr>
+          <w:b/>
+        </w:rPr>
+        <w:t xml:space="preserve">Search method and date: </w:t>
+      </w:r>
+      <w:r>
+        <w:t>existing_scanner_catalogue (saved OpenAlex/Crossref records) | 2026-10-20T15:19</w:t>
+      </w:r>
+    </w:p>
+    <w:p>
+      <w:r>
+        <w:rPr>
+          <w:b/>
+        </w:rPr>
+        <w:t xml:space="preserve">Later study (2025; related_study_or_model): </w:t>
+      </w:r>
+      <w:r>
+        <w:t>Geopolitical Realities and Digital Futures: Technological Challenges and Opportunities for the European Union | https://doi.org/10.58679/ii36708</w:t>
+      </w:r>
+    </w:p>
+    <w:p>
+      <w:r>
+        <w:rPr>
+          <w:b/>
+        </w:rPr>
+        <w:t xml:space="preserve">Later study (2025; related_study_or_model): </w:t>
+      </w:r>
+      <w:r>
+        <w:t>ENERGY TRANSITION IN ROMANIA AND THE EUROPEAN UNION: DEVELOPMENTS, CHALLENGES AND PERSPECTIVES | https://doi.org/10.56043/reveco-2025-0018</w:t>
+      </w:r>
+    </w:p>
+    <w:p>
+      <w:pPr>
+        <w:pStyle w:val="Heading2"/>
+      </w:pPr>
+      <w:r>
+        <w:t xml:space="preserve">39. Assessment of Hungary's transition to environmental sustainability: the integration of green taxation in alignment with </w:t>
+      </w:r>
+    </w:p>
+    <w:p>
+      <w:r>
+        <w:rPr>
+          <w:b/>
+        </w:rPr>
+        <w:t xml:space="preserve">WHAT WAS SAID / EXPECTED: </w:t>
+      </w:r>
+      <w:r>
+        <w:t>The European Green Deal represents a significant development priority of the European Union to become the world's first climateneutral continent by 2050, as it is emerging as the most important tool in mitigating climate change. Environmental taxation is one of the most crucial mechanisms for determining the effectiveness of the implementation of the Green Deal policy. Hungary's government has begun to adopt the European Green Deal strategy by increasing its climate ambitions by legislating a carbon neutrality target for 2050. Achieving the 2050 target is possible if Hungary develops well-defined policy roadmaps with key milestones per sector. This study provides a comprehensive assessment of Hungary's commitments to environmental sustainability, with a particular focus on the integration of environmental taxation and carbon pricing measures. Hungary is aiming to align its environmental policies with the European Green Deal. The analysis examines Hungary's ongoing transition towards environmental sustainability. It assesses the effectiveness of the environmental tax initiative, inclu</w:t>
+      </w:r>
+    </w:p>
+    <w:p>
+      <w:r>
+        <w:rPr>
+          <w:b/>
+        </w:rPr>
+        <w:t xml:space="preserve">LATER STUDIES / WHAT THEY REPORT: </w:t>
+      </w:r>
+      <w:r>
+        <w:t>2 related later studies were identified on this subject. Their available abstracts do not provide directly comparable measured outcomes.</w:t>
+      </w:r>
+    </w:p>
+    <w:p>
+      <w:r>
+        <w:rPr>
+          <w:b/>
+        </w:rPr>
+        <w:t xml:space="preserve">TENTATIVE ASSESSMENT: </w:t>
+      </w:r>
+      <w:r>
+        <w:t>The subject remains under research; no supported accuracy judgment can be drawn from these papers alone.</w:t>
+      </w:r>
+    </w:p>
+    <w:p>
+      <w:r>
+        <w:rPr>
+          <w:b/>
+        </w:rPr>
+        <w:t xml:space="preserve">Confidence / limitations: </w:t>
+      </w:r>
+      <w:r>
+        <w:t>Original record is a research lead, not a validated dated forecast. This is a topic-level comparison.</w:t>
+      </w:r>
+    </w:p>
+    <w:p>
+      <w:r>
+        <w:rPr>
+          <w:b/>
+        </w:rPr>
+        <w:t xml:space="preserve">Topic: </w:t>
+      </w:r>
+      <w:r>
+        <w:t>Other European foresight research</w:t>
+      </w:r>
+    </w:p>
+    <w:p>
+      <w:r>
+        <w:rPr>
+          <w:b/>
+        </w:rPr>
+        <w:t xml:space="preserve">EU institutional attribution: </w:t>
+      </w:r>
+      <w:r>
+        <w:t>EU institutional authorship NOT established (EU-related research is not necessarily EU Commission foresight)</w:t>
+      </w:r>
+    </w:p>
+    <w:p>
+      <w:r>
+        <w:rPr>
+          <w:b/>
+        </w:rPr>
+        <w:t xml:space="preserve">Original research: </w:t>
+      </w:r>
+      <w:r>
+        <w:t>https://doi.org/10.47833/2024.3.eco.001</w:t>
+      </w:r>
+    </w:p>
+    <w:p>
+      <w:r>
+        <w:rPr>
+          <w:b/>
+        </w:rPr>
+        <w:t xml:space="preserve">Search method and date: </w:t>
+      </w:r>
+      <w:r>
+        <w:t>existing_scanner_catalogue (saved OpenAlex/Crossref records) | 2026-10-20T15:19</w:t>
+      </w:r>
+    </w:p>
+    <w:p>
+      <w:r>
+        <w:rPr>
+          <w:b/>
+        </w:rPr>
+        <w:t xml:space="preserve">Later study (2025; related_study_or_model): </w:t>
+      </w:r>
+      <w:r>
+        <w:t>Evaluating the European Union’s Green Deal Role in Climate Change Mitigation and Sustainability Transitions (2030-2050) | https://doi.org/10.47772/ijriss.2025.90500026</w:t>
+      </w:r>
+    </w:p>
+    <w:p>
+      <w:r>
+        <w:rPr>
+          <w:b/>
+        </w:rPr>
+        <w:t xml:space="preserve">Later study (2025; related_study_or_model): </w:t>
+      </w:r>
+      <w:r>
+        <w:t>Modeling the Green Transition in the European Union: An Organic Market-Oriented Perspective | https://doi.org/10.14207/ejsd.2025.v14n3p103</w:t>
+      </w:r>
+    </w:p>
+    <w:p>
+      <w:pPr>
+        <w:pStyle w:val="Heading2"/>
+      </w:pPr>
+      <w:r>
+        <w:t>40. Climate changes, environment and infection: Facts, scenarios and growing awareness from the public health community with</w:t>
+      </w:r>
+    </w:p>
+    <w:p>
+      <w:r>
+        <w:rPr>
+          <w:b/>
+        </w:rPr>
+        <w:t xml:space="preserve">WHAT WAS SAID / EXPECTED: </w:t>
+      </w:r>
+      <w:r>
+        <w:t>Climate changes, environment and infection: Facts, scenarios and growing awareness from the public health community within Europe</w:t>
+      </w:r>
+    </w:p>
+    <w:p>
+      <w:r>
+        <w:rPr>
+          <w:b/>
+        </w:rPr>
+        <w:t xml:space="preserve">LATER STUDIES / WHAT THEY REPORT: </w:t>
+      </w:r>
+      <w:r>
+        <w:t>1 related later studies were identified on this subject. Their available abstracts do not provide directly comparable measured outcomes.</w:t>
+      </w:r>
+    </w:p>
+    <w:p>
+      <w:r>
+        <w:rPr>
+          <w:b/>
+        </w:rPr>
+        <w:t xml:space="preserve">TENTATIVE ASSESSMENT: </w:t>
+      </w:r>
+      <w:r>
+        <w:t>The subject remains under research; no supported accuracy judgment can be drawn from these papers alone.</w:t>
+      </w:r>
+    </w:p>
+    <w:p>
+      <w:r>
+        <w:rPr>
+          <w:b/>
+        </w:rPr>
+        <w:t xml:space="preserve">Confidence / limitations: </w:t>
+      </w:r>
+      <w:r>
+        <w:t>Original record is a research lead, not a validated dated forecast. This is a topic-level comparison.</w:t>
+      </w:r>
+    </w:p>
+    <w:p>
+      <w:r>
+        <w:rPr>
+          <w:b/>
+        </w:rPr>
+        <w:t xml:space="preserve">Topic: </w:t>
+      </w:r>
+      <w:r>
+        <w:t>Climate and energy</w:t>
+      </w:r>
+    </w:p>
+    <w:p>
+      <w:r>
+        <w:rPr>
+          <w:b/>
+        </w:rPr>
+        <w:t xml:space="preserve">EU institutional attribution: </w:t>
+      </w:r>
+      <w:r>
+        <w:t>EU institutional authorship NOT established (EU-related research is not necessarily EU Commission foresight)</w:t>
+      </w:r>
+    </w:p>
+    <w:p>
+      <w:r>
+        <w:rPr>
+          <w:b/>
+        </w:rPr>
+        <w:t xml:space="preserve">Original research: </w:t>
+      </w:r>
+      <w:r>
+        <w:t>https://doi.org/10.1016/j.anaerobe.2011.05.016</w:t>
+      </w:r>
+    </w:p>
+    <w:p>
+      <w:r>
+        <w:rPr>
+          <w:b/>
+        </w:rPr>
+        <w:t xml:space="preserve">Search method and date: </w:t>
+      </w:r>
+      <w:r>
+        <w:t>existing_scanner_catalogue (saved OpenAlex/Crossref records) | 2026-10-20T15:19</w:t>
+      </w:r>
+    </w:p>
+    <w:p>
+      <w:r>
+        <w:rPr>
+          <w:b/>
+        </w:rPr>
+        <w:t xml:space="preserve">Later study (2022; related_study_or_model): </w:t>
+      </w:r>
+      <w:r>
+        <w:t>3.Q. Workshop: Using foresight to anticipate future public health challenges | https://doi.org/10.1093/eurpub/ckac129.198</w:t>
       </w:r>
     </w:p>
     <w:p>
@@ -2658,7 +5426,2092 @@
         <w:pStyle w:val="Heading1"/>
       </w:pPr>
       <w:r>
-        <w:t>4 | Coverage and method</w:t>
+        <w:t>4 | Forecast passages needing original-source validation</w:t>
+      </w:r>
+    </w:p>
+    <w:p>
+      <w:r>
+        <w:t>The following are candidates from abstracts only, NOT authenticated predictions. They have no source-reviewed actual-outcome verdict. Source-linked machine research, where available, is recorded as a lead for review only.</w:t>
+      </w:r>
+    </w:p>
+    <w:p>
+      <w:pPr>
+        <w:pStyle w:val="Heading2"/>
+      </w:pPr>
+      <w:r>
+        <w:t>1. Three Environments, One Problem: Forecasting Water Temperature in Central Europe in Response to Climate Change</w:t>
+      </w:r>
+    </w:p>
+    <w:p>
+      <w:r>
+        <w:rPr>
+          <w:b/>
+        </w:rPr>
+        <w:t xml:space="preserve">WHAT WAS EXPECTED (unverified abstract excerpt): </w:t>
+      </w:r>
+      <w:r>
+        <w:t>Under the SSP2-4.5 and SSP5-8.5 scenario-based simulations, projected air temperature increases in the period 2021–2100 could range from 1.5 °C to 1.7 °C and 4.7 to 5.1 °C.</w:t>
+      </w:r>
+    </w:p>
+    <w:p>
+      <w:r>
+        <w:rPr>
+          <w:b/>
+        </w:rPr>
+        <w:t xml:space="preserve">Original research URL: </w:t>
+      </w:r>
+      <w:r>
+        <w:t>https://doi.org/10.3390/forecast7020024</w:t>
+      </w:r>
+    </w:p>
+    <w:p>
+      <w:r>
+        <w:rPr>
+          <w:b/>
+        </w:rPr>
+        <w:t xml:space="preserve">Possible target year (unconfirmed): </w:t>
+      </w:r>
+      <w:r>
+        <w:t>2021</w:t>
+      </w:r>
+    </w:p>
+    <w:p>
+      <w:r>
+        <w:rPr>
+          <w:b/>
+        </w:rPr>
+        <w:t xml:space="preserve">WHAT ACTUALLY HAPPENED: </w:t>
+      </w:r>
+      <w:r>
+        <w:t>Not established by independent, source-reviewed comparable evidence.</w:t>
+      </w:r>
+    </w:p>
+    <w:p>
+      <w:r>
+        <w:rPr>
+          <w:b/>
+        </w:rPr>
+        <w:t xml:space="preserve">Verification status: </w:t>
+      </w:r>
+      <w:r>
+        <w:t>Needs original passage, published date, metric/geography/target and later official observations</w:t>
+      </w:r>
+    </w:p>
+    <w:p>
+      <w:r>
+        <w:rPr>
+          <w:b/>
+        </w:rPr>
+        <w:t xml:space="preserve">Last automated evidence-search attempt: </w:t>
+      </w:r>
+      <w:r>
+        <w:t>2026-10-20T12:23:42.772990+00:00</w:t>
+      </w:r>
+    </w:p>
+    <w:p>
+      <w:pPr>
+        <w:pStyle w:val="Heading2"/>
+      </w:pPr>
+      <w:r>
+        <w:t>2. Climate, Energy – and Environment? Reconciliation of EU Environmental Law with the Implementation Realities of EU Climate Law</w:t>
+      </w:r>
+    </w:p>
+    <w:p>
+      <w:r>
+        <w:rPr>
+          <w:b/>
+        </w:rPr>
+        <w:t xml:space="preserve">WHAT WAS EXPECTED (unverified abstract excerpt): </w:t>
+      </w:r>
+      <w:r>
+        <w:t>The European Union’s revised Trans European Network – Energy ( ten-E ) Regulation (June 2022) provides that energy infrastructure in the form of projects of common interest shall be deemed to be in the overriding public interest in the context of the Habitats Directive, an exception to that Directive’s prohibition on development that could negatively impact protected Natura 2000 features.</w:t>
+      </w:r>
+    </w:p>
+    <w:p>
+      <w:r>
+        <w:rPr>
+          <w:b/>
+        </w:rPr>
+        <w:t xml:space="preserve">Original research URL: </w:t>
+      </w:r>
+      <w:r>
+        <w:t>https://doi.org/10.1163/18786561-12030003</w:t>
+      </w:r>
+    </w:p>
+    <w:p>
+      <w:r>
+        <w:rPr>
+          <w:b/>
+        </w:rPr>
+        <w:t xml:space="preserve">Possible target year (unconfirmed): </w:t>
+      </w:r>
+      <w:r>
+        <w:t>2022</w:t>
+      </w:r>
+    </w:p>
+    <w:p>
+      <w:r>
+        <w:rPr>
+          <w:b/>
+        </w:rPr>
+        <w:t xml:space="preserve">WHAT ACTUALLY HAPPENED: </w:t>
+      </w:r>
+      <w:r>
+        <w:t>Not established by independent, source-reviewed comparable evidence.</w:t>
+      </w:r>
+    </w:p>
+    <w:p>
+      <w:r>
+        <w:rPr>
+          <w:b/>
+        </w:rPr>
+        <w:t xml:space="preserve">Verification status: </w:t>
+      </w:r>
+      <w:r>
+        <w:t>Needs original passage, published date, metric/geography/target and later official observations</w:t>
+      </w:r>
+    </w:p>
+    <w:p>
+      <w:r>
+        <w:rPr>
+          <w:b/>
+        </w:rPr>
+        <w:t xml:space="preserve">Last failed automated attempt: </w:t>
+      </w:r>
+      <w:r>
+        <w:t>2026-10-20T12:48:12.960111+00:00</w:t>
+      </w:r>
+    </w:p>
+    <w:p>
+      <w:pPr>
+        <w:pStyle w:val="Heading2"/>
+      </w:pPr>
+      <w:r>
+        <w:t>3. Mapping out the scenarios of ocean energy scale-up based on the development of offshore wind</w:t>
+      </w:r>
+    </w:p>
+    <w:p>
+      <w:r>
+        <w:rPr>
+          <w:b/>
+        </w:rPr>
+        <w:t xml:space="preserve">WHAT WAS EXPECTED (unverified abstract excerpt): </w:t>
+      </w:r>
+      <w:r>
+        <w:t>By 2022, ocean energy, and in particular wave and tidal energy have reached a pre-commercial phase in their development.</w:t>
+      </w:r>
+    </w:p>
+    <w:p>
+      <w:r>
+        <w:rPr>
+          <w:b/>
+        </w:rPr>
+        <w:t xml:space="preserve">Original research URL: </w:t>
+      </w:r>
+      <w:r>
+        <w:t>https://doi.org/10.12688/openreseurope.15906.1</w:t>
+      </w:r>
+    </w:p>
+    <w:p>
+      <w:r>
+        <w:rPr>
+          <w:b/>
+        </w:rPr>
+        <w:t xml:space="preserve">Possible target year (unconfirmed): </w:t>
+      </w:r>
+      <w:r>
+        <w:t>2022</w:t>
+      </w:r>
+    </w:p>
+    <w:p>
+      <w:r>
+        <w:rPr>
+          <w:b/>
+        </w:rPr>
+        <w:t xml:space="preserve">WHAT ACTUALLY HAPPENED: </w:t>
+      </w:r>
+      <w:r>
+        <w:t>Not established by independent, source-reviewed comparable evidence.</w:t>
+      </w:r>
+    </w:p>
+    <w:p>
+      <w:r>
+        <w:rPr>
+          <w:b/>
+        </w:rPr>
+        <w:t xml:space="preserve">Verification status: </w:t>
+      </w:r>
+      <w:r>
+        <w:t>Needs original passage, published date, metric/geography/target and later official observations</w:t>
+      </w:r>
+    </w:p>
+    <w:p>
+      <w:r>
+        <w:rPr>
+          <w:b/>
+        </w:rPr>
+        <w:t xml:space="preserve">Last failed automated attempt: </w:t>
+      </w:r>
+      <w:r>
+        <w:t>2026-10-20T12:48:02.487316+00:00</w:t>
+      </w:r>
+    </w:p>
+    <w:p>
+      <w:pPr>
+        <w:pStyle w:val="Heading2"/>
+      </w:pPr>
+      <w:r>
+        <w:t>4. Mapping out the scenarios of ocean energy scale-up based on the development of offshore wind</w:t>
+      </w:r>
+    </w:p>
+    <w:p>
+      <w:r>
+        <w:rPr>
+          <w:b/>
+        </w:rPr>
+        <w:t xml:space="preserve">WHAT WAS EXPECTED (unverified abstract excerpt): </w:t>
+      </w:r>
+      <w:r>
+        <w:t>By 2022, marine energy, and in particular wave and tidal energy have reached a pre-commercial phase in their development.</w:t>
+      </w:r>
+    </w:p>
+    <w:p>
+      <w:r>
+        <w:rPr>
+          <w:b/>
+        </w:rPr>
+        <w:t xml:space="preserve">Original research URL: </w:t>
+      </w:r>
+      <w:r>
+        <w:t>https://doi.org/10.12688/openreseurope.15906.2</w:t>
+      </w:r>
+    </w:p>
+    <w:p>
+      <w:r>
+        <w:rPr>
+          <w:b/>
+        </w:rPr>
+        <w:t xml:space="preserve">Possible target year (unconfirmed): </w:t>
+      </w:r>
+      <w:r>
+        <w:t>2022</w:t>
+      </w:r>
+    </w:p>
+    <w:p>
+      <w:r>
+        <w:rPr>
+          <w:b/>
+        </w:rPr>
+        <w:t xml:space="preserve">WHAT ACTUALLY HAPPENED: </w:t>
+      </w:r>
+      <w:r>
+        <w:t>Not established by independent, source-reviewed comparable evidence.</w:t>
+      </w:r>
+    </w:p>
+    <w:p>
+      <w:r>
+        <w:rPr>
+          <w:b/>
+        </w:rPr>
+        <w:t xml:space="preserve">Verification status: </w:t>
+      </w:r>
+      <w:r>
+        <w:t>Needs original passage, published date, metric/geography/target and later official observations</w:t>
+      </w:r>
+    </w:p>
+    <w:p>
+      <w:r>
+        <w:rPr>
+          <w:b/>
+        </w:rPr>
+        <w:t xml:space="preserve">Last failed automated attempt: </w:t>
+      </w:r>
+      <w:r>
+        <w:t>2026-10-20T12:48:06.942217+00:00</w:t>
+      </w:r>
+    </w:p>
+    <w:p>
+      <w:pPr>
+        <w:pStyle w:val="Heading2"/>
+      </w:pPr>
+      <w:r>
+        <w:t>5. The European Solar Communication—Will It Pave the Road to Achieve 1 TW of Photovoltaic System Capacity in the European Union by 2030?</w:t>
+      </w:r>
+    </w:p>
+    <w:p>
+      <w:r>
+        <w:rPr>
+          <w:b/>
+        </w:rPr>
+        <w:t xml:space="preserve">WHAT WAS EXPECTED (unverified abstract excerpt): </w:t>
+      </w:r>
+      <w:r>
+        <w:t>According to the market trend between 2017 and 2022, the currently average EU installed capacity of 474.55 Wp/capita will not reach the necessary 2246 Wp/capita or 1 TWp target by 2030.</w:t>
+      </w:r>
+    </w:p>
+    <w:p>
+      <w:r>
+        <w:rPr>
+          <w:b/>
+        </w:rPr>
+        <w:t xml:space="preserve">Original research URL: </w:t>
+      </w:r>
+      <w:r>
+        <w:t>https://doi.org/10.3390/su15086531</w:t>
+      </w:r>
+    </w:p>
+    <w:p>
+      <w:r>
+        <w:rPr>
+          <w:b/>
+        </w:rPr>
+        <w:t xml:space="preserve">Possible target year (unconfirmed): </w:t>
+      </w:r>
+      <w:r>
+        <w:t>2022</w:t>
+      </w:r>
+    </w:p>
+    <w:p>
+      <w:r>
+        <w:rPr>
+          <w:b/>
+        </w:rPr>
+        <w:t xml:space="preserve">WHAT ACTUALLY HAPPENED: </w:t>
+      </w:r>
+      <w:r>
+        <w:t>Not established by independent, source-reviewed comparable evidence.</w:t>
+      </w:r>
+    </w:p>
+    <w:p>
+      <w:r>
+        <w:rPr>
+          <w:b/>
+        </w:rPr>
+        <w:t xml:space="preserve">Verification status: </w:t>
+      </w:r>
+      <w:r>
+        <w:t>Needs original passage, published date, metric/geography/target and later official observations</w:t>
+      </w:r>
+    </w:p>
+    <w:p>
+      <w:r>
+        <w:rPr>
+          <w:b/>
+        </w:rPr>
+        <w:t xml:space="preserve">Last failed automated attempt: </w:t>
+      </w:r>
+      <w:r>
+        <w:t>2026-10-20T12:48:18.837620+00:00</w:t>
+      </w:r>
+    </w:p>
+    <w:p>
+      <w:pPr>
+        <w:pStyle w:val="Heading2"/>
+      </w:pPr>
+      <w:r>
+        <w:t>6. 28.G. Workshop: Foresight studies at the global, European and national level: what can we learn from them?</w:t>
+      </w:r>
+    </w:p>
+    <w:p>
+      <w:r>
+        <w:rPr>
+          <w:b/>
+        </w:rPr>
+        <w:t xml:space="preserve">WHAT WAS EXPECTED (unverified abstract excerpt): </w:t>
+      </w:r>
+      <w:r>
+        <w:t>Next, EURO-HEALTHY project will present the Scenarios for population health inequalities in 2030 in Europe, partly based on a Web-Delphi process with a multidisciplinary panel.</w:t>
+      </w:r>
+    </w:p>
+    <w:p>
+      <w:r>
+        <w:rPr>
+          <w:b/>
+        </w:rPr>
+        <w:t xml:space="preserve">Original research URL: </w:t>
+      </w:r>
+      <w:r>
+        <w:t>https://doi.org/10.1093/eurpub/ckaa165.1286</w:t>
+      </w:r>
+    </w:p>
+    <w:p>
+      <w:r>
+        <w:rPr>
+          <w:b/>
+        </w:rPr>
+        <w:t xml:space="preserve">Possible target year (unconfirmed): </w:t>
+      </w:r>
+      <w:r>
+        <w:t>2030</w:t>
+      </w:r>
+    </w:p>
+    <w:p>
+      <w:r>
+        <w:rPr>
+          <w:b/>
+        </w:rPr>
+        <w:t xml:space="preserve">WHAT ACTUALLY HAPPENED: </w:t>
+      </w:r>
+      <w:r>
+        <w:t>Not established by independent, source-reviewed comparable evidence.</w:t>
+      </w:r>
+    </w:p>
+    <w:p>
+      <w:r>
+        <w:rPr>
+          <w:b/>
+        </w:rPr>
+        <w:t xml:space="preserve">Verification status: </w:t>
+      </w:r>
+      <w:r>
+        <w:t>Needs original passage, published date, metric/geography/target and later official observations</w:t>
+      </w:r>
+    </w:p>
+    <w:p>
+      <w:r>
+        <w:rPr>
+          <w:b/>
+        </w:rPr>
+        <w:t xml:space="preserve">Last automated evidence-search attempt: </w:t>
+      </w:r>
+      <w:r>
+        <w:t>2026-10-20T12:46:49.522059+00:00</w:t>
+      </w:r>
+    </w:p>
+    <w:p>
+      <w:pPr>
+        <w:pStyle w:val="Heading2"/>
+      </w:pPr>
+      <w:r>
+        <w:t>7. Achieving agricultural greenhouse gas emission reductions in the EU post‐2030: What options do we have?</w:t>
+      </w:r>
+    </w:p>
+    <w:p>
+      <w:r>
+        <w:rPr>
+          <w:b/>
+        </w:rPr>
+        <w:t xml:space="preserve">WHAT WAS EXPECTED (unverified abstract excerpt): </w:t>
+      </w:r>
+      <w:r>
+        <w:t>Abstract By 2030, the European Union (EU) must have regulatory instruments in place that not only reduce greenhouse gas emissions from agriculture, but that also increase carbon sequestration, increase resilience of agricultural production, improve biodiversity in rural areas and contribute to providing nutritious and healthy food to a growing world population.</w:t>
+      </w:r>
+    </w:p>
+    <w:p>
+      <w:r>
+        <w:rPr>
+          <w:b/>
+        </w:rPr>
+        <w:t xml:space="preserve">Original research URL: </w:t>
+      </w:r>
+      <w:r>
+        <w:t>https://doi.org/10.1111/reel.12448</w:t>
+      </w:r>
+    </w:p>
+    <w:p>
+      <w:r>
+        <w:rPr>
+          <w:b/>
+        </w:rPr>
+        <w:t xml:space="preserve">Possible target year (unconfirmed): </w:t>
+      </w:r>
+      <w:r>
+        <w:t>2030</w:t>
+      </w:r>
+    </w:p>
+    <w:p>
+      <w:r>
+        <w:rPr>
+          <w:b/>
+        </w:rPr>
+        <w:t xml:space="preserve">WHAT ACTUALLY HAPPENED: </w:t>
+      </w:r>
+      <w:r>
+        <w:t>Not established by independent, source-reviewed comparable evidence.</w:t>
+      </w:r>
+    </w:p>
+    <w:p>
+      <w:r>
+        <w:rPr>
+          <w:b/>
+        </w:rPr>
+        <w:t xml:space="preserve">Verification status: </w:t>
+      </w:r>
+      <w:r>
+        <w:t>Needs original passage, published date, metric/geography/target and later official observations</w:t>
+      </w:r>
+    </w:p>
+    <w:p>
+      <w:r>
+        <w:rPr>
+          <w:b/>
+        </w:rPr>
+        <w:t xml:space="preserve">Last automated evidence-search attempt: </w:t>
+      </w:r>
+      <w:r>
+        <w:t>2026-10-20T12:47:44.438062+00:00</w:t>
+      </w:r>
+    </w:p>
+    <w:p>
+      <w:pPr>
+        <w:pStyle w:val="Heading2"/>
+      </w:pPr>
+      <w:r>
+        <w:t>8. Carbon Neutrality and Resilient Districts, a Common Strategy in European Union Countries in 2050</w:t>
+      </w:r>
+    </w:p>
+    <w:p>
+      <w:r>
+        <w:rPr>
+          <w:b/>
+        </w:rPr>
+        <w:t xml:space="preserve">WHAT WAS EXPECTED (unverified abstract excerpt): </w:t>
+      </w:r>
+      <w:r>
+        <w:t>Most European Union (EU) member states have pledged to cut their net greenhouse gas emissions by at least 55% by 2030 and reach full carbon neutrality by 2050, using 1990 as the baseline year.</w:t>
+      </w:r>
+    </w:p>
+    <w:p>
+      <w:r>
+        <w:rPr>
+          <w:b/>
+        </w:rPr>
+        <w:t xml:space="preserve">Original research URL: </w:t>
+      </w:r>
+      <w:r>
+        <w:t>https://doi.org/10.3390/atmos16050508</w:t>
+      </w:r>
+    </w:p>
+    <w:p>
+      <w:r>
+        <w:rPr>
+          <w:b/>
+        </w:rPr>
+        <w:t xml:space="preserve">Possible target year (unconfirmed): </w:t>
+      </w:r>
+      <w:r>
+        <w:t>2030</w:t>
+      </w:r>
+    </w:p>
+    <w:p>
+      <w:r>
+        <w:rPr>
+          <w:b/>
+        </w:rPr>
+        <w:t xml:space="preserve">WHAT ACTUALLY HAPPENED: </w:t>
+      </w:r>
+      <w:r>
+        <w:t>Not established by independent, source-reviewed comparable evidence.</w:t>
+      </w:r>
+    </w:p>
+    <w:p>
+      <w:r>
+        <w:rPr>
+          <w:b/>
+        </w:rPr>
+        <w:t xml:space="preserve">Verification status: </w:t>
+      </w:r>
+      <w:r>
+        <w:t>Needs original passage, published date, metric/geography/target and later official observations</w:t>
+      </w:r>
+    </w:p>
+    <w:p>
+      <w:r>
+        <w:rPr>
+          <w:b/>
+        </w:rPr>
+        <w:t xml:space="preserve">Last failed automated attempt: </w:t>
+      </w:r>
+      <w:r>
+        <w:t>2026-10-20T12:47:59.291696+00:00</w:t>
+      </w:r>
+    </w:p>
+    <w:p>
+      <w:pPr>
+        <w:pStyle w:val="Heading2"/>
+      </w:pPr>
+      <w:r>
+        <w:t>9. ECONOMIC GROWTH PROJECTION FOR EUROPEAN UNION BY 2030</w:t>
+      </w:r>
+    </w:p>
+    <w:p>
+      <w:r>
+        <w:rPr>
+          <w:b/>
+        </w:rPr>
+        <w:t xml:space="preserve">WHAT WAS EXPECTED (unverified abstract excerpt): </w:t>
+      </w:r>
+      <w:r>
+        <w:t>Feeding the estimated production function for the 2018-2030 forecast has employed projected population by Eurostat, while private capital investment has been generated by an ARIMA model.</w:t>
+      </w:r>
+    </w:p>
+    <w:p>
+      <w:r>
+        <w:rPr>
+          <w:b/>
+        </w:rPr>
+        <w:t xml:space="preserve">Original research URL: </w:t>
+      </w:r>
+      <w:r>
+        <w:t>https://doi.org/10.5755/j01.eis.0.13.23709</w:t>
+      </w:r>
+    </w:p>
+    <w:p>
+      <w:r>
+        <w:rPr>
+          <w:b/>
+        </w:rPr>
+        <w:t xml:space="preserve">Possible target year (unconfirmed): </w:t>
+      </w:r>
+      <w:r>
+        <w:t>2030</w:t>
+      </w:r>
+    </w:p>
+    <w:p>
+      <w:r>
+        <w:rPr>
+          <w:b/>
+        </w:rPr>
+        <w:t xml:space="preserve">WHAT ACTUALLY HAPPENED: </w:t>
+      </w:r>
+      <w:r>
+        <w:t>Not established by independent, source-reviewed comparable evidence.</w:t>
+      </w:r>
+    </w:p>
+    <w:p>
+      <w:r>
+        <w:rPr>
+          <w:b/>
+        </w:rPr>
+        <w:t xml:space="preserve">Verification status: </w:t>
+      </w:r>
+      <w:r>
+        <w:t>Needs original passage, published date, metric/geography/target and later official observations</w:t>
+      </w:r>
+    </w:p>
+    <w:p>
+      <w:r>
+        <w:rPr>
+          <w:b/>
+        </w:rPr>
+        <w:t xml:space="preserve">Last automated evidence-search attempt: </w:t>
+      </w:r>
+      <w:r>
+        <w:t>2026-10-20T12:23:35.822034+00:00</w:t>
+      </w:r>
+    </w:p>
+    <w:p>
+      <w:pPr>
+        <w:pStyle w:val="Heading2"/>
+      </w:pPr>
+      <w:r>
+        <w:t>10. Fifty shades of binding: Appraising the enforcement toolkit for the EU’s 2030 renewable energy targets</w:t>
+      </w:r>
+    </w:p>
+    <w:p>
+      <w:r>
+        <w:rPr>
+          <w:b/>
+        </w:rPr>
+        <w:t xml:space="preserve">WHAT WAS EXPECTED (unverified abstract excerpt): </w:t>
+      </w:r>
+      <w:r>
+        <w:t>In December 2018, the European Union (EU) adopted a recast of the Renewable Energy Directive (RED II), which introduces a new target of 32 percent renewable energy to be reached at the EU level by 2030.</w:t>
+      </w:r>
+    </w:p>
+    <w:p>
+      <w:r>
+        <w:rPr>
+          <w:b/>
+        </w:rPr>
+        <w:t xml:space="preserve">Original research URL: </w:t>
+      </w:r>
+      <w:r>
+        <w:t>https://doi.org/10.1111/reel.12330</w:t>
+      </w:r>
+    </w:p>
+    <w:p>
+      <w:r>
+        <w:rPr>
+          <w:b/>
+        </w:rPr>
+        <w:t xml:space="preserve">Possible target year (unconfirmed): </w:t>
+      </w:r>
+      <w:r>
+        <w:t>2030</w:t>
+      </w:r>
+    </w:p>
+    <w:p>
+      <w:r>
+        <w:rPr>
+          <w:b/>
+        </w:rPr>
+        <w:t xml:space="preserve">WHAT ACTUALLY HAPPENED: </w:t>
+      </w:r>
+      <w:r>
+        <w:t>Not established by independent, source-reviewed comparable evidence.</w:t>
+      </w:r>
+    </w:p>
+    <w:p>
+      <w:r>
+        <w:rPr>
+          <w:b/>
+        </w:rPr>
+        <w:t xml:space="preserve">Verification status: </w:t>
+      </w:r>
+      <w:r>
+        <w:t>Needs original passage, published date, metric/geography/target and later official observations</w:t>
+      </w:r>
+    </w:p>
+    <w:p>
+      <w:r>
+        <w:rPr>
+          <w:b/>
+        </w:rPr>
+        <w:t xml:space="preserve">Last automated evidence-search attempt: </w:t>
+      </w:r>
+      <w:r>
+        <w:t>2026-10-20T12:47:43.427675+00:00</w:t>
+      </w:r>
+    </w:p>
+    <w:p>
+      <w:pPr>
+        <w:pStyle w:val="Heading2"/>
+      </w:pPr>
+      <w:r>
+        <w:t>11. Foresighting Scenarios for Green Hydrogen in Portugal: Systematization of Potential Futures and Identification of Bottlenecks and Const</w:t>
+      </w:r>
+    </w:p>
+    <w:p>
+      <w:r>
+        <w:rPr>
+          <w:b/>
+        </w:rPr>
+        <w:t xml:space="preserve">WHAT WAS EXPECTED (unverified abstract excerpt): </w:t>
+      </w:r>
+      <w:r>
+        <w:t>This study intends to provide stakeholders a deep understanding of the factors influencing green hydrogen's role in Portugal's push towards a sustainable energy landscape by 2030.</w:t>
+      </w:r>
+    </w:p>
+    <w:p>
+      <w:r>
+        <w:rPr>
+          <w:b/>
+        </w:rPr>
+        <w:t xml:space="preserve">Original research URL: </w:t>
+      </w:r>
+      <w:r>
+        <w:t>https://doi.org/10.1002/ffo2.70022</w:t>
+      </w:r>
+    </w:p>
+    <w:p>
+      <w:r>
+        <w:rPr>
+          <w:b/>
+        </w:rPr>
+        <w:t xml:space="preserve">Possible target year (unconfirmed): </w:t>
+      </w:r>
+      <w:r>
+        <w:t>2030</w:t>
+      </w:r>
+    </w:p>
+    <w:p>
+      <w:r>
+        <w:rPr>
+          <w:b/>
+        </w:rPr>
+        <w:t xml:space="preserve">WHAT ACTUALLY HAPPENED: </w:t>
+      </w:r>
+      <w:r>
+        <w:t>Not established by independent, source-reviewed comparable evidence.</w:t>
+      </w:r>
+    </w:p>
+    <w:p>
+      <w:r>
+        <w:rPr>
+          <w:b/>
+        </w:rPr>
+        <w:t xml:space="preserve">Verification status: </w:t>
+      </w:r>
+      <w:r>
+        <w:t>Needs original passage, published date, metric/geography/target and later official observations</w:t>
+      </w:r>
+    </w:p>
+    <w:p>
+      <w:r>
+        <w:rPr>
+          <w:b/>
+        </w:rPr>
+        <w:t xml:space="preserve">Last automated evidence-search attempt: </w:t>
+      </w:r>
+      <w:r>
+        <w:t>2026-10-20T12:23:48.266710+00:00</w:t>
+      </w:r>
+    </w:p>
+    <w:p>
+      <w:pPr>
+        <w:pStyle w:val="Heading2"/>
+      </w:pPr>
+      <w:r>
+        <w:t>12. Improved local weather forecasting using machine learning</w:t>
+      </w:r>
+    </w:p>
+    <w:p>
+      <w:r>
+        <w:rPr>
+          <w:b/>
+        </w:rPr>
+        <w:t xml:space="preserve">WHAT WAS EXPECTED (unverified abstract excerpt): </w:t>
+      </w:r>
+      <w:r>
+        <w:t>Despite its primary reliance on mainland energy supplies, the German North Sea Island Borkum, integrates local renewable energy sources and storage solutions, aiming to phase out fossil fuel sources by 2030.</w:t>
+      </w:r>
+    </w:p>
+    <w:p>
+      <w:r>
+        <w:rPr>
+          <w:b/>
+        </w:rPr>
+        <w:t xml:space="preserve">Original research URL: </w:t>
+      </w:r>
+      <w:r>
+        <w:t>https://doi.org/10.12688/openreseurope.20255.1</w:t>
+      </w:r>
+    </w:p>
+    <w:p>
+      <w:r>
+        <w:rPr>
+          <w:b/>
+        </w:rPr>
+        <w:t xml:space="preserve">Possible target year (unconfirmed): </w:t>
+      </w:r>
+      <w:r>
+        <w:t>2030</w:t>
+      </w:r>
+    </w:p>
+    <w:p>
+      <w:r>
+        <w:rPr>
+          <w:b/>
+        </w:rPr>
+        <w:t xml:space="preserve">WHAT ACTUALLY HAPPENED: </w:t>
+      </w:r>
+      <w:r>
+        <w:t>Not established by independent, source-reviewed comparable evidence.</w:t>
+      </w:r>
+    </w:p>
+    <w:p>
+      <w:r>
+        <w:rPr>
+          <w:b/>
+        </w:rPr>
+        <w:t xml:space="preserve">Verification status: </w:t>
+      </w:r>
+      <w:r>
+        <w:t>Needs original passage, published date, metric/geography/target and later official observations</w:t>
+      </w:r>
+    </w:p>
+    <w:p>
+      <w:r>
+        <w:rPr>
+          <w:b/>
+        </w:rPr>
+        <w:t xml:space="preserve">Last failed automated attempt: </w:t>
+      </w:r>
+      <w:r>
+        <w:t>2026-10-20T12:48:18.084269+00:00</w:t>
+      </w:r>
+    </w:p>
+    <w:p>
+      <w:pPr>
+        <w:pStyle w:val="Heading2"/>
+      </w:pPr>
+      <w:r>
+        <w:t>13. International migration by 2030: impact of immigration policies scenarios on growth and employment</w:t>
+      </w:r>
+    </w:p>
+    <w:p>
+      <w:r>
+        <w:rPr>
+          <w:b/>
+        </w:rPr>
+        <w:t xml:space="preserve">WHAT WAS EXPECTED (unverified abstract excerpt): </w:t>
+      </w:r>
+      <w:r>
+        <w:t>Purpose – The aim of this paper is to estimate the dynamic of international migration between the different regions of the world for 2030 and to measure the impact of different kind of migration policies on the economic and social evolution.</w:t>
+      </w:r>
+    </w:p>
+    <w:p>
+      <w:r>
+        <w:rPr>
+          <w:b/>
+        </w:rPr>
+        <w:t xml:space="preserve">Original research URL: </w:t>
+      </w:r>
+      <w:r>
+        <w:t>https://doi.org/10.1108/fs-06-2012-0045</w:t>
+      </w:r>
+    </w:p>
+    <w:p>
+      <w:r>
+        <w:rPr>
+          <w:b/>
+        </w:rPr>
+        <w:t xml:space="preserve">Possible target year (unconfirmed): </w:t>
+      </w:r>
+      <w:r>
+        <w:t>2030</w:t>
+      </w:r>
+    </w:p>
+    <w:p>
+      <w:r>
+        <w:rPr>
+          <w:b/>
+        </w:rPr>
+        <w:t xml:space="preserve">WHAT ACTUALLY HAPPENED: </w:t>
+      </w:r>
+      <w:r>
+        <w:t>Not established by independent, source-reviewed comparable evidence.</w:t>
+      </w:r>
+    </w:p>
+    <w:p>
+      <w:r>
+        <w:rPr>
+          <w:b/>
+        </w:rPr>
+        <w:t xml:space="preserve">Verification status: </w:t>
+      </w:r>
+      <w:r>
+        <w:t>Needs original passage, published date, metric/geography/target and later official observations</w:t>
+      </w:r>
+    </w:p>
+    <w:p>
+      <w:r>
+        <w:rPr>
+          <w:b/>
+        </w:rPr>
+        <w:t xml:space="preserve">Last automated evidence-search attempt: </w:t>
+      </w:r>
+      <w:r>
+        <w:t>2026-10-20T12:47:40.484264+00:00</w:t>
+      </w:r>
+    </w:p>
+    <w:p>
+      <w:pPr>
+        <w:pStyle w:val="Heading2"/>
+      </w:pPr>
+      <w:r>
+        <w:t>14. Investigating European Union Decarbonization Strategies: Evaluating the Pathway to Carbon Neutrality by 2050</w:t>
+      </w:r>
+    </w:p>
+    <w:p>
+      <w:r>
+        <w:rPr>
+          <w:b/>
+        </w:rPr>
+        <w:t xml:space="preserve">WHAT WAS EXPECTED (unverified abstract excerpt): </w:t>
+      </w:r>
+      <w:r>
+        <w:t>Despite the rich and extensive documentation provided by European Member States and the European Commission in describing National Energy and Climates Plans and Long-Term Strategy plans, it is still very difficult to evaluate where and how the European Union as a whole has positioned itself on the path to achieving the Green Deal objectives, named the Fit 55% package in 2030 and the achievement of carbon neutrality by 2050.</w:t>
+      </w:r>
+    </w:p>
+    <w:p>
+      <w:r>
+        <w:rPr>
+          <w:b/>
+        </w:rPr>
+        <w:t xml:space="preserve">Original research URL: </w:t>
+      </w:r>
+      <w:r>
+        <w:t>https://doi.org/10.3390/su14084728</w:t>
+      </w:r>
+    </w:p>
+    <w:p>
+      <w:r>
+        <w:rPr>
+          <w:b/>
+        </w:rPr>
+        <w:t xml:space="preserve">Possible target year (unconfirmed): </w:t>
+      </w:r>
+      <w:r>
+        <w:t>2030</w:t>
+      </w:r>
+    </w:p>
+    <w:p>
+      <w:r>
+        <w:rPr>
+          <w:b/>
+        </w:rPr>
+        <w:t xml:space="preserve">WHAT ACTUALLY HAPPENED: </w:t>
+      </w:r>
+      <w:r>
+        <w:t>Not established by independent, source-reviewed comparable evidence.</w:t>
+      </w:r>
+    </w:p>
+    <w:p>
+      <w:r>
+        <w:rPr>
+          <w:b/>
+        </w:rPr>
+        <w:t xml:space="preserve">Verification status: </w:t>
+      </w:r>
+      <w:r>
+        <w:t>Needs original passage, published date, metric/geography/target and later official observations</w:t>
+      </w:r>
+    </w:p>
+    <w:p>
+      <w:r>
+        <w:rPr>
+          <w:b/>
+        </w:rPr>
+        <w:t xml:space="preserve">Last automated evidence-search attempt: </w:t>
+      </w:r>
+      <w:r>
+        <w:t>2026-10-20T12:23:54.079298+00:00</w:t>
+      </w:r>
+    </w:p>
+    <w:p>
+      <w:pPr>
+        <w:pStyle w:val="Heading2"/>
+      </w:pPr>
+      <w:r>
+        <w:t>15. Poverty and social exclusion in the EU: third-order priorities, hybrid governance and the future potential of the field</w:t>
+      </w:r>
+    </w:p>
+    <w:p>
+      <w:r>
+        <w:rPr>
+          <w:b/>
+        </w:rPr>
+        <w:t xml:space="preserve">WHAT WAS EXPECTED (unverified abstract excerpt): </w:t>
+      </w:r>
+      <w:r>
+        <w:t>EU leaders have agreed to reduce the number of people who are at risk of poverty or social exclusion by 15 million (including at least five million children) by 2030.</w:t>
+      </w:r>
+    </w:p>
+    <w:p>
+      <w:r>
+        <w:rPr>
+          <w:b/>
+        </w:rPr>
+        <w:t xml:space="preserve">Original research URL: </w:t>
+      </w:r>
+      <w:r>
+        <w:t>https://doi.org/10.1177/10242589231171091</w:t>
+      </w:r>
+    </w:p>
+    <w:p>
+      <w:r>
+        <w:rPr>
+          <w:b/>
+        </w:rPr>
+        <w:t xml:space="preserve">Possible target year (unconfirmed): </w:t>
+      </w:r>
+      <w:r>
+        <w:t>2030</w:t>
+      </w:r>
+    </w:p>
+    <w:p>
+      <w:r>
+        <w:rPr>
+          <w:b/>
+        </w:rPr>
+        <w:t xml:space="preserve">WHAT ACTUALLY HAPPENED: </w:t>
+      </w:r>
+      <w:r>
+        <w:t>Not established by independent, source-reviewed comparable evidence.</w:t>
+      </w:r>
+    </w:p>
+    <w:p>
+      <w:r>
+        <w:rPr>
+          <w:b/>
+        </w:rPr>
+        <w:t xml:space="preserve">Verification status: </w:t>
+      </w:r>
+      <w:r>
+        <w:t>Needs original passage, published date, metric/geography/target and later official observations</w:t>
+      </w:r>
+    </w:p>
+    <w:p>
+      <w:r>
+        <w:rPr>
+          <w:b/>
+        </w:rPr>
+        <w:t xml:space="preserve">Last failed automated attempt: </w:t>
+      </w:r>
+      <w:r>
+        <w:t>2026-10-20T12:48:12.597246+00:00</w:t>
+      </w:r>
+    </w:p>
+    <w:p>
+      <w:pPr>
+        <w:pStyle w:val="Heading2"/>
+      </w:pPr>
+      <w:r>
+        <w:t xml:space="preserve">16. Renewable jet fuel supply scenarios in the European Union in 2021–2030 in the context of proposed biofuel policy and competing biomass </w:t>
+      </w:r>
+    </w:p>
+    <w:p>
+      <w:r>
+        <w:rPr>
+          <w:b/>
+        </w:rPr>
+        <w:t xml:space="preserve">WHAT WAS EXPECTED (unverified abstract excerpt): </w:t>
+      </w:r>
+      <w:r>
+        <w:t>RJF reduces aviation‐related combustion emission by 12–19 Mt/year CO 2 ‐eq by 2030, offsetting 53%–84% of projected emission growth of the sector in the EU relative to 2020.</w:t>
+      </w:r>
+    </w:p>
+    <w:p>
+      <w:r>
+        <w:rPr>
+          <w:b/>
+        </w:rPr>
+        <w:t xml:space="preserve">Original research URL: </w:t>
+      </w:r>
+      <w:r>
+        <w:t>https://doi.org/10.1111/gcbb.12525</w:t>
+      </w:r>
+    </w:p>
+    <w:p>
+      <w:r>
+        <w:rPr>
+          <w:b/>
+        </w:rPr>
+        <w:t xml:space="preserve">Possible target year (unconfirmed): </w:t>
+      </w:r>
+      <w:r>
+        <w:t>2030</w:t>
+      </w:r>
+    </w:p>
+    <w:p>
+      <w:r>
+        <w:rPr>
+          <w:b/>
+        </w:rPr>
+        <w:t xml:space="preserve">WHAT ACTUALLY HAPPENED: </w:t>
+      </w:r>
+      <w:r>
+        <w:t>Not established by independent, source-reviewed comparable evidence.</w:t>
+      </w:r>
+    </w:p>
+    <w:p>
+      <w:r>
+        <w:rPr>
+          <w:b/>
+        </w:rPr>
+        <w:t xml:space="preserve">Verification status: </w:t>
+      </w:r>
+      <w:r>
+        <w:t>Needs original passage, published date, metric/geography/target and later official observations</w:t>
+      </w:r>
+    </w:p>
+    <w:p>
+      <w:r>
+        <w:rPr>
+          <w:b/>
+        </w:rPr>
+        <w:t xml:space="preserve">Last failed automated attempt: </w:t>
+      </w:r>
+      <w:r>
+        <w:t>2026-10-20T12:47:58.565851+00:00</w:t>
+      </w:r>
+    </w:p>
+    <w:p>
+      <w:pPr>
+        <w:pStyle w:val="Heading2"/>
+      </w:pPr>
+      <w:r>
+        <w:t>17. The Extraterritorial Effects of EU Energy and Climate Law</w:t>
+      </w:r>
+    </w:p>
+    <w:p>
+      <w:r>
+        <w:rPr>
+          <w:b/>
+        </w:rPr>
+        <w:t xml:space="preserve">WHAT WAS EXPECTED (unverified abstract excerpt): </w:t>
+      </w:r>
+      <w:r>
+        <w:t>The EU has adopted a comprehensive set of laws aiming to reduce EU greenhouse gas emissions by at least 55% by 2030 and achieve climate neutrality by 2050.</w:t>
+      </w:r>
+    </w:p>
+    <w:p>
+      <w:r>
+        <w:rPr>
+          <w:b/>
+        </w:rPr>
+        <w:t xml:space="preserve">Original research URL: </w:t>
+      </w:r>
+      <w:r>
+        <w:t>https://doi.org/10.3366/gels.2026.0150</w:t>
+      </w:r>
+    </w:p>
+    <w:p>
+      <w:r>
+        <w:rPr>
+          <w:b/>
+        </w:rPr>
+        <w:t xml:space="preserve">Possible target year (unconfirmed): </w:t>
+      </w:r>
+      <w:r>
+        <w:t>2030</w:t>
+      </w:r>
+    </w:p>
+    <w:p>
+      <w:r>
+        <w:rPr>
+          <w:b/>
+        </w:rPr>
+        <w:t xml:space="preserve">WHAT ACTUALLY HAPPENED: </w:t>
+      </w:r>
+      <w:r>
+        <w:t>Not established by independent, source-reviewed comparable evidence.</w:t>
+      </w:r>
+    </w:p>
+    <w:p>
+      <w:r>
+        <w:rPr>
+          <w:b/>
+        </w:rPr>
+        <w:t xml:space="preserve">Verification status: </w:t>
+      </w:r>
+      <w:r>
+        <w:t>Needs original passage, published date, metric/geography/target and later official observations</w:t>
+      </w:r>
+    </w:p>
+    <w:p>
+      <w:r>
+        <w:rPr>
+          <w:b/>
+        </w:rPr>
+        <w:t xml:space="preserve">Last failed automated attempt: </w:t>
+      </w:r>
+      <w:r>
+        <w:t>2026-10-20T12:48:04.117401+00:00</w:t>
+      </w:r>
+    </w:p>
+    <w:p>
+      <w:pPr>
+        <w:pStyle w:val="Heading2"/>
+      </w:pPr>
+      <w:r>
+        <w:t>18. The evolution of agricultural energy transition in Eastern European Union countries between 1993 and 2022</w:t>
+      </w:r>
+    </w:p>
+    <w:p>
+      <w:r>
+        <w:rPr>
+          <w:b/>
+        </w:rPr>
+        <w:t xml:space="preserve">WHAT WAS EXPECTED (unverified abstract excerpt): </w:t>
+      </w:r>
+      <w:r>
+        <w:t>In response, the EU has set itself the target of reducing greenhouse gas emissions by 55% by 2030 and becoming completely carbon neutral by 2050.</w:t>
+      </w:r>
+    </w:p>
+    <w:p>
+      <w:r>
+        <w:rPr>
+          <w:b/>
+        </w:rPr>
+        <w:t xml:space="preserve">Original research URL: </w:t>
+      </w:r>
+      <w:r>
+        <w:t>https://doi.org/10.34659/eis.2025.94.3.1046</w:t>
+      </w:r>
+    </w:p>
+    <w:p>
+      <w:r>
+        <w:rPr>
+          <w:b/>
+        </w:rPr>
+        <w:t xml:space="preserve">Possible target year (unconfirmed): </w:t>
+      </w:r>
+      <w:r>
+        <w:t>2030</w:t>
+      </w:r>
+    </w:p>
+    <w:p>
+      <w:r>
+        <w:rPr>
+          <w:b/>
+        </w:rPr>
+        <w:t xml:space="preserve">WHAT ACTUALLY HAPPENED: </w:t>
+      </w:r>
+      <w:r>
+        <w:t>Not established by independent, source-reviewed comparable evidence.</w:t>
+      </w:r>
+    </w:p>
+    <w:p>
+      <w:r>
+        <w:rPr>
+          <w:b/>
+        </w:rPr>
+        <w:t xml:space="preserve">Verification status: </w:t>
+      </w:r>
+      <w:r>
+        <w:t>Needs original passage, published date, metric/geography/target and later official observations</w:t>
+      </w:r>
+    </w:p>
+    <w:p>
+      <w:r>
+        <w:rPr>
+          <w:b/>
+        </w:rPr>
+        <w:t xml:space="preserve">Last automated evidence-search attempt: </w:t>
+      </w:r>
+      <w:r>
+        <w:t>2026-10-20T12:23:38.601963+00:00</w:t>
+      </w:r>
+    </w:p>
+    <w:p>
+      <w:pPr>
+        <w:pStyle w:val="Heading2"/>
+      </w:pPr>
+      <w:r>
+        <w:t>19. Forecasting Renewable Scenarios and Uncertainty Analysis in Microgrids for Self-Sufficiency and Reliability: Estimation of Extreme Scen</w:t>
+      </w:r>
+    </w:p>
+    <w:p>
+      <w:r>
+        <w:rPr>
+          <w:b/>
+        </w:rPr>
+        <w:t xml:space="preserve">WHAT WAS EXPECTED (unverified abstract excerpt): </w:t>
+      </w:r>
+      <w:r>
+        <w:t>By 2040, the island’s energy demand is projected to reach 80–110 GWh annually, assuming full economic decarbonization.</w:t>
+      </w:r>
+    </w:p>
+    <w:p>
+      <w:r>
+        <w:rPr>
+          <w:b/>
+        </w:rPr>
+        <w:t xml:space="preserve">Original research URL: </w:t>
+      </w:r>
+      <w:r>
+        <w:t>https://doi.org/10.3390/app152111815</w:t>
+      </w:r>
+    </w:p>
+    <w:p>
+      <w:r>
+        <w:rPr>
+          <w:b/>
+        </w:rPr>
+        <w:t xml:space="preserve">Possible target year (unconfirmed): </w:t>
+      </w:r>
+      <w:r>
+        <w:t>2040</w:t>
+      </w:r>
+    </w:p>
+    <w:p>
+      <w:r>
+        <w:rPr>
+          <w:b/>
+        </w:rPr>
+        <w:t xml:space="preserve">WHAT ACTUALLY HAPPENED: </w:t>
+      </w:r>
+      <w:r>
+        <w:t>Not established by independent, source-reviewed comparable evidence.</w:t>
+      </w:r>
+    </w:p>
+    <w:p>
+      <w:r>
+        <w:rPr>
+          <w:b/>
+        </w:rPr>
+        <w:t xml:space="preserve">Verification status: </w:t>
+      </w:r>
+      <w:r>
+        <w:t>Needs original passage, published date, metric/geography/target and later official observations</w:t>
+      </w:r>
+    </w:p>
+    <w:p>
+      <w:r>
+        <w:rPr>
+          <w:b/>
+        </w:rPr>
+        <w:t xml:space="preserve">Last failed automated attempt: </w:t>
+      </w:r>
+      <w:r>
+        <w:t>2026-10-20T12:48:15.492258+00:00</w:t>
+      </w:r>
+    </w:p>
+    <w:p>
+      <w:pPr>
+        <w:pStyle w:val="Heading2"/>
+      </w:pPr>
+      <w:r>
+        <w:t>20. Hydrological drought projections across Europe under climate change</w:t>
+      </w:r>
+    </w:p>
+    <w:p>
+      <w:r>
+        <w:rPr>
+          <w:b/>
+        </w:rPr>
+        <w:t xml:space="preserve">WHAT WAS EXPECTED (unverified abstract excerpt): </w:t>
+      </w:r>
+      <w:r>
+        <w:t>SRI was calculated at 1- and 3-month timescales for the historical period (1990–2014) and near-future period (2015–2049) based on downscaled climate data from Coupled Model Intercomparison Project Phase 6 (CMIP6) under two emission scenarios: SSP1-2.6 and SSP5-8.5, where SSP stands for shared socioeconomic pathways.</w:t>
+      </w:r>
+    </w:p>
+    <w:p>
+      <w:r>
+        <w:rPr>
+          <w:b/>
+        </w:rPr>
+        <w:t xml:space="preserve">Original research URL: </w:t>
+      </w:r>
+      <w:r>
+        <w:t>https://doi.org/10.1038/s44304-025-00152-w</w:t>
+      </w:r>
+    </w:p>
+    <w:p>
+      <w:r>
+        <w:rPr>
+          <w:b/>
+        </w:rPr>
+        <w:t xml:space="preserve">Possible target year (unconfirmed): </w:t>
+      </w:r>
+      <w:r>
+        <w:t>2049</w:t>
+      </w:r>
+    </w:p>
+    <w:p>
+      <w:r>
+        <w:rPr>
+          <w:b/>
+        </w:rPr>
+        <w:t xml:space="preserve">WHAT ACTUALLY HAPPENED: </w:t>
+      </w:r>
+      <w:r>
+        <w:t>Not established by independent, source-reviewed comparable evidence.</w:t>
+      </w:r>
+    </w:p>
+    <w:p>
+      <w:r>
+        <w:rPr>
+          <w:b/>
+        </w:rPr>
+        <w:t xml:space="preserve">Verification status: </w:t>
+      </w:r>
+      <w:r>
+        <w:t>Needs original passage, published date, metric/geography/target and later official observations</w:t>
+      </w:r>
+    </w:p>
+    <w:p>
+      <w:r>
+        <w:rPr>
+          <w:b/>
+        </w:rPr>
+        <w:t xml:space="preserve">Last automated evidence-search attempt: </w:t>
+      </w:r>
+      <w:r>
+        <w:t>2026-10-20T12:23:24.271102+00:00</w:t>
+      </w:r>
+    </w:p>
+    <w:p>
+      <w:pPr>
+        <w:pStyle w:val="Heading2"/>
+      </w:pPr>
+      <w:r>
+        <w:t>21. European Water Footprint Scenarios for 2050</w:t>
+      </w:r>
+    </w:p>
+    <w:p>
+      <w:r>
+        <w:rPr>
+          <w:b/>
+        </w:rPr>
+        <w:t xml:space="preserve">WHAT WAS EXPECTED (unverified abstract excerpt): </w:t>
+      </w:r>
+      <w:r>
+        <w:t>This study develops water footprint scenarios for Europe for 2050, at the country level, based on projections regarding population and economic growth, production and trade patterns, consumption patterns (diets and bioenergy use) and technological development.</w:t>
+      </w:r>
+    </w:p>
+    <w:p>
+      <w:r>
+        <w:rPr>
+          <w:b/>
+        </w:rPr>
+        <w:t xml:space="preserve">Original research URL: </w:t>
+      </w:r>
+      <w:r>
+        <w:t>https://doi.org/10.3390/w8060226</w:t>
+      </w:r>
+    </w:p>
+    <w:p>
+      <w:r>
+        <w:rPr>
+          <w:b/>
+        </w:rPr>
+        <w:t xml:space="preserve">Possible target year (unconfirmed): </w:t>
+      </w:r>
+      <w:r>
+        <w:t>2050</w:t>
+      </w:r>
+    </w:p>
+    <w:p>
+      <w:r>
+        <w:rPr>
+          <w:b/>
+        </w:rPr>
+        <w:t xml:space="preserve">WHAT ACTUALLY HAPPENED: </w:t>
+      </w:r>
+      <w:r>
+        <w:t>Not established by independent, source-reviewed comparable evidence.</w:t>
+      </w:r>
+    </w:p>
+    <w:p>
+      <w:r>
+        <w:rPr>
+          <w:b/>
+        </w:rPr>
+        <w:t xml:space="preserve">Verification status: </w:t>
+      </w:r>
+      <w:r>
+        <w:t>Needs original passage, published date, metric/geography/target and later official observations</w:t>
+      </w:r>
+    </w:p>
+    <w:p>
+      <w:r>
+        <w:rPr>
+          <w:b/>
+        </w:rPr>
+        <w:t xml:space="preserve">Last failed automated attempt: </w:t>
+      </w:r>
+      <w:r>
+        <w:t>2026-10-20T12:48:11.326632+00:00</w:t>
+      </w:r>
+    </w:p>
+    <w:p>
+      <w:pPr>
+        <w:pStyle w:val="Heading2"/>
+      </w:pPr>
+      <w:r>
+        <w:t>22. Evaluating the European Union’s Green Deal Role in Climate Change Mitigation and Sustainability Transitions (2030-2050)</w:t>
+      </w:r>
+    </w:p>
+    <w:p>
+      <w:r>
+        <w:rPr>
+          <w:b/>
+        </w:rPr>
+        <w:t xml:space="preserve">WHAT WAS EXPECTED (unverified abstract excerpt): </w:t>
+      </w:r>
+      <w:r>
+        <w:t>In parallel, observation techniques were employed in both formal and informal settings such as public climate forums, municipal planning meetings, and grassroots environmental campaigns to document behaviours, interactions, and decision-making processes related to climate change mitigation and adaptation The study identifies that, in order to achieve the ambitious climate goals of the European Green Deal by 2050, the EU must strengthen its efforts in several key areas like: accelerating renewable energy deployment, improving energy efficiency, promoting sustainable agriculture, and enhancing climate adaptation measures are critical.</w:t>
+      </w:r>
+    </w:p>
+    <w:p>
+      <w:r>
+        <w:rPr>
+          <w:b/>
+        </w:rPr>
+        <w:t xml:space="preserve">Original research URL: </w:t>
+      </w:r>
+      <w:r>
+        <w:t>https://doi.org/10.47772/ijriss.2025.90500026</w:t>
+      </w:r>
+    </w:p>
+    <w:p>
+      <w:r>
+        <w:rPr>
+          <w:b/>
+        </w:rPr>
+        <w:t xml:space="preserve">Possible target year (unconfirmed): </w:t>
+      </w:r>
+      <w:r>
+        <w:t>2050</w:t>
+      </w:r>
+    </w:p>
+    <w:p>
+      <w:r>
+        <w:rPr>
+          <w:b/>
+        </w:rPr>
+        <w:t xml:space="preserve">WHAT ACTUALLY HAPPENED: </w:t>
+      </w:r>
+      <w:r>
+        <w:t>Not established by independent, source-reviewed comparable evidence.</w:t>
+      </w:r>
+    </w:p>
+    <w:p>
+      <w:r>
+        <w:rPr>
+          <w:b/>
+        </w:rPr>
+        <w:t xml:space="preserve">Verification status: </w:t>
+      </w:r>
+      <w:r>
+        <w:t>Needs original passage, published date, metric/geography/target and later official observations</w:t>
+      </w:r>
+    </w:p>
+    <w:p>
+      <w:r>
+        <w:rPr>
+          <w:b/>
+        </w:rPr>
+        <w:t xml:space="preserve">Last automated evidence-search attempt: </w:t>
+      </w:r>
+      <w:r>
+        <w:t>2026-10-20T12:46:56.504220+00:00</w:t>
+      </w:r>
+    </w:p>
+    <w:p>
+      <w:pPr>
+        <w:pStyle w:val="Heading2"/>
+      </w:pPr>
+      <w:r>
+        <w:t>23. Future Projections of Heat Mortality Risk for Major European Cities</w:t>
+      </w:r>
+    </w:p>
+    <w:p>
+      <w:r>
+        <w:rPr>
+          <w:b/>
+        </w:rPr>
+        <w:t xml:space="preserve">WHAT WAS EXPECTED (unverified abstract excerpt): </w:t>
+      </w:r>
+      <w:r>
+        <w:t>Our results illustrate that heat mortality increases by about 0.9%/decade in Germany, 1.7%/decade in France and 7.9%/decade in Spain for RCP8.5 by 2050.</w:t>
+      </w:r>
+    </w:p>
+    <w:p>
+      <w:r>
+        <w:rPr>
+          <w:b/>
+        </w:rPr>
+        <w:t xml:space="preserve">Original research URL: </w:t>
+      </w:r>
+      <w:r>
+        <w:t>https://doi.org/10.1175/wcas-d-20-0142.1</w:t>
+      </w:r>
+    </w:p>
+    <w:p>
+      <w:r>
+        <w:rPr>
+          <w:b/>
+        </w:rPr>
+        <w:t xml:space="preserve">Possible target year (unconfirmed): </w:t>
+      </w:r>
+      <w:r>
+        <w:t>2050</w:t>
+      </w:r>
+    </w:p>
+    <w:p>
+      <w:r>
+        <w:rPr>
+          <w:b/>
+        </w:rPr>
+        <w:t xml:space="preserve">WHAT ACTUALLY HAPPENED: </w:t>
+      </w:r>
+      <w:r>
+        <w:t>Not established by independent, source-reviewed comparable evidence.</w:t>
+      </w:r>
+    </w:p>
+    <w:p>
+      <w:r>
+        <w:rPr>
+          <w:b/>
+        </w:rPr>
+        <w:t xml:space="preserve">Verification status: </w:t>
+      </w:r>
+      <w:r>
+        <w:t>Needs original passage, published date, metric/geography/target and later official observations</w:t>
+      </w:r>
+    </w:p>
+    <w:p>
+      <w:r>
+        <w:rPr>
+          <w:b/>
+        </w:rPr>
+        <w:t xml:space="preserve">Last automated evidence-search attempt: </w:t>
+      </w:r>
+      <w:r>
+        <w:t>2026-10-20T12:23:48.039696+00:00</w:t>
+      </w:r>
+    </w:p>
+    <w:p>
+      <w:pPr>
+        <w:pStyle w:val="Heading2"/>
+      </w:pPr>
+      <w:r>
+        <w:t>24. Modeling the Green Transition in the European Union: An Organic Market-Oriented Perspective</w:t>
+      </w:r>
+    </w:p>
+    <w:p>
+      <w:r>
+        <w:rPr>
+          <w:b/>
+        </w:rPr>
+        <w:t xml:space="preserve">WHAT WAS EXPECTED (unverified abstract excerpt): </w:t>
+      </w:r>
+      <w:r>
+        <w:t>In the context created by the short-term energy market disruptions generated by the war in Ukraine and the longer-term concern for achieving a climate-neutral continent by 2050, the European Commission issued, in May 2022, the REPowerEU plan aiming to reduce significantly the dependence on fossil-based energy sources by 2027.</w:t>
+      </w:r>
+    </w:p>
+    <w:p>
+      <w:r>
+        <w:rPr>
+          <w:b/>
+        </w:rPr>
+        <w:t xml:space="preserve">Original research URL: </w:t>
+      </w:r>
+      <w:r>
+        <w:t>https://doi.org/10.14207/ejsd.2025.v14n3p103</w:t>
+      </w:r>
+    </w:p>
+    <w:p>
+      <w:r>
+        <w:rPr>
+          <w:b/>
+        </w:rPr>
+        <w:t xml:space="preserve">Possible target year (unconfirmed): </w:t>
+      </w:r>
+      <w:r>
+        <w:t>2050</w:t>
+      </w:r>
+    </w:p>
+    <w:p>
+      <w:r>
+        <w:rPr>
+          <w:b/>
+        </w:rPr>
+        <w:t xml:space="preserve">WHAT ACTUALLY HAPPENED: </w:t>
+      </w:r>
+      <w:r>
+        <w:t>Not established by independent, source-reviewed comparable evidence.</w:t>
+      </w:r>
+    </w:p>
+    <w:p>
+      <w:r>
+        <w:rPr>
+          <w:b/>
+        </w:rPr>
+        <w:t xml:space="preserve">Verification status: </w:t>
+      </w:r>
+      <w:r>
+        <w:t>Needs original passage, published date, metric/geography/target and later official observations</w:t>
+      </w:r>
+    </w:p>
+    <w:p>
+      <w:r>
+        <w:rPr>
+          <w:b/>
+        </w:rPr>
+        <w:t xml:space="preserve">Last automated evidence-search attempt: </w:t>
+      </w:r>
+      <w:r>
+        <w:t>2026-10-20T12:47:46.914028+00:00</w:t>
+      </w:r>
+    </w:p>
+    <w:p>
+      <w:pPr>
+        <w:pStyle w:val="Heading2"/>
+      </w:pPr>
+      <w:r>
+        <w:t>25. Modelling Bioeconomy Scenario Pathways for the Forest Products Markets with Emerging Lignocellulosic Products</w:t>
+      </w:r>
+    </w:p>
+    <w:p>
+      <w:r>
+        <w:rPr>
+          <w:b/>
+        </w:rPr>
+        <w:t xml:space="preserve">WHAT WAS EXPECTED (unverified abstract excerpt): </w:t>
+      </w:r>
+      <w:r>
+        <w:t>Simultaneously, wood-based panels are finding increasing application (+196% by 2050) and thus are taking over potential markets for sawn wood, for which production growth remains limited.</w:t>
+      </w:r>
+    </w:p>
+    <w:p>
+      <w:r>
+        <w:rPr>
+          <w:b/>
+        </w:rPr>
+        <w:t xml:space="preserve">Original research URL: </w:t>
+      </w:r>
+      <w:r>
+        <w:t>https://doi.org/10.3390/su122410540</w:t>
+      </w:r>
+    </w:p>
+    <w:p>
+      <w:r>
+        <w:rPr>
+          <w:b/>
+        </w:rPr>
+        <w:t xml:space="preserve">Possible target year (unconfirmed): </w:t>
+      </w:r>
+      <w:r>
+        <w:t>2050</w:t>
+      </w:r>
+    </w:p>
+    <w:p>
+      <w:r>
+        <w:rPr>
+          <w:b/>
+        </w:rPr>
+        <w:t xml:space="preserve">WHAT ACTUALLY HAPPENED: </w:t>
+      </w:r>
+      <w:r>
+        <w:t>Not established by independent, source-reviewed comparable evidence.</w:t>
+      </w:r>
+    </w:p>
+    <w:p>
+      <w:r>
+        <w:rPr>
+          <w:b/>
+        </w:rPr>
+        <w:t xml:space="preserve">Verification status: </w:t>
+      </w:r>
+      <w:r>
+        <w:t>Needs original passage, published date, metric/geography/target and later official observations</w:t>
+      </w:r>
+    </w:p>
+    <w:p>
+      <w:r>
+        <w:rPr>
+          <w:b/>
+        </w:rPr>
+        <w:t xml:space="preserve">Last failed automated attempt: </w:t>
+      </w:r>
+      <w:r>
+        <w:t>2026-10-20T12:48:15.895468+00:00</w:t>
+      </w:r>
+    </w:p>
+    <w:p>
+      <w:pPr>
+        <w:pStyle w:val="Heading2"/>
+      </w:pPr>
+      <w:r>
+        <w:t>26. Pathways to Decarbonise the European Car Fleet: A Scenario Analysis Using the Backcasting Approach</w:t>
+      </w:r>
+    </w:p>
+    <w:p>
+      <w:r>
+        <w:rPr>
+          <w:b/>
+        </w:rPr>
+        <w:t xml:space="preserve">WHAT WAS EXPECTED (unverified abstract excerpt): </w:t>
+      </w:r>
+      <w:r>
+        <w:t>The analysis showed that if car mobility and ownership continue to increase as expected in a ‘business as usual’ case, a share of 97% plug-in hybrid or battery electric vehicles might be required by 2050, together with a substantial decrease in greenhouse gas emission from electricity production.</w:t>
+      </w:r>
+    </w:p>
+    <w:p>
+      <w:r>
+        <w:rPr>
+          <w:b/>
+        </w:rPr>
+        <w:t xml:space="preserve">Original research URL: </w:t>
+      </w:r>
+      <w:r>
+        <w:t>https://doi.org/10.3390/en11010020</w:t>
+      </w:r>
+    </w:p>
+    <w:p>
+      <w:r>
+        <w:rPr>
+          <w:b/>
+        </w:rPr>
+        <w:t xml:space="preserve">Possible target year (unconfirmed): </w:t>
+      </w:r>
+      <w:r>
+        <w:t>2050</w:t>
+      </w:r>
+    </w:p>
+    <w:p>
+      <w:r>
+        <w:rPr>
+          <w:b/>
+        </w:rPr>
+        <w:t xml:space="preserve">WHAT ACTUALLY HAPPENED: </w:t>
+      </w:r>
+      <w:r>
+        <w:t>Not established by independent, source-reviewed comparable evidence.</w:t>
+      </w:r>
+    </w:p>
+    <w:p>
+      <w:r>
+        <w:rPr>
+          <w:b/>
+        </w:rPr>
+        <w:t xml:space="preserve">Verification status: </w:t>
+      </w:r>
+      <w:r>
+        <w:t>Needs original passage, published date, metric/geography/target and later official observations</w:t>
+      </w:r>
+    </w:p>
+    <w:p>
+      <w:r>
+        <w:rPr>
+          <w:b/>
+        </w:rPr>
+        <w:t xml:space="preserve">Last automated evidence-search attempt: </w:t>
+      </w:r>
+      <w:r>
+        <w:t>2026-10-20T12:23:20.439756+00:00</w:t>
+      </w:r>
+    </w:p>
+    <w:p>
+      <w:pPr>
+        <w:pStyle w:val="Heading2"/>
+      </w:pPr>
+      <w:r>
+        <w:t>27. Policy Modelling for Ambitious Energy Efficiency Investment in the EU Residential Buildings</w:t>
+      </w:r>
+    </w:p>
+    <w:p>
+      <w:r>
+        <w:rPr>
+          <w:b/>
+        </w:rPr>
+        <w:t xml:space="preserve">WHAT WAS EXPECTED (unverified abstract excerpt): </w:t>
+      </w:r>
+      <w:r>
+        <w:t>This paper presents the challenges of increasing the energy efficiency investments in European Union (EU) residential buildings in the context of achieving climate neutrality by 2050.</w:t>
+      </w:r>
+    </w:p>
+    <w:p>
+      <w:r>
+        <w:rPr>
+          <w:b/>
+        </w:rPr>
+        <w:t xml:space="preserve">Original research URL: </w:t>
+      </w:r>
+      <w:r>
+        <w:t>https://doi.org/10.3390/en15062233</w:t>
+      </w:r>
+    </w:p>
+    <w:p>
+      <w:r>
+        <w:rPr>
+          <w:b/>
+        </w:rPr>
+        <w:t xml:space="preserve">Possible target year (unconfirmed): </w:t>
+      </w:r>
+      <w:r>
+        <w:t>2050</w:t>
+      </w:r>
+    </w:p>
+    <w:p>
+      <w:r>
+        <w:rPr>
+          <w:b/>
+        </w:rPr>
+        <w:t xml:space="preserve">WHAT ACTUALLY HAPPENED: </w:t>
+      </w:r>
+      <w:r>
+        <w:t>Not established by independent, source-reviewed comparable evidence.</w:t>
+      </w:r>
+    </w:p>
+    <w:p>
+      <w:r>
+        <w:rPr>
+          <w:b/>
+        </w:rPr>
+        <w:t xml:space="preserve">Verification status: </w:t>
+      </w:r>
+      <w:r>
+        <w:t>Needs original passage, published date, metric/geography/target and later official observations</w:t>
+      </w:r>
+    </w:p>
+    <w:p>
+      <w:r>
+        <w:rPr>
+          <w:b/>
+        </w:rPr>
+        <w:t xml:space="preserve">Last automated evidence-search attempt: </w:t>
+      </w:r>
+      <w:r>
+        <w:t>2026-10-20T12:23:37.894843+00:00</w:t>
+      </w:r>
+    </w:p>
+    <w:p>
+      <w:pPr>
+        <w:pStyle w:val="Heading2"/>
+      </w:pPr>
+      <w:r>
+        <w:t>28. Toward sustainability of territorial agro-food systems in Europe: indicators for assessing alternative scenarios</w:t>
+      </w:r>
+    </w:p>
+    <w:p>
+      <w:r>
+        <w:rPr>
+          <w:b/>
+        </w:rPr>
+        <w:t xml:space="preserve">WHAT WAS EXPECTED (unverified abstract excerpt): </w:t>
+      </w:r>
+      <w:r>
+        <w:t>Both scenarios consider the projected European population at 2050, a dietary change toward less animal protein (30% and 20%, instead of 57% for the reference situation, Ref 2015–2019) and are based on the widespread use of organic crop rotations and the banning of synthetic fertilizers and feed imports.</w:t>
+      </w:r>
+    </w:p>
+    <w:p>
+      <w:r>
+        <w:rPr>
+          <w:b/>
+        </w:rPr>
+        <w:t xml:space="preserve">Original research URL: </w:t>
+      </w:r>
+      <w:r>
+        <w:t>https://doi.org/10.1088/1748-9326/adf97e</w:t>
+      </w:r>
+    </w:p>
+    <w:p>
+      <w:r>
+        <w:rPr>
+          <w:b/>
+        </w:rPr>
+        <w:t xml:space="preserve">Possible target year (unconfirmed): </w:t>
+      </w:r>
+      <w:r>
+        <w:t>2050</w:t>
+      </w:r>
+    </w:p>
+    <w:p>
+      <w:r>
+        <w:rPr>
+          <w:b/>
+        </w:rPr>
+        <w:t xml:space="preserve">WHAT ACTUALLY HAPPENED: </w:t>
+      </w:r>
+      <w:r>
+        <w:t>Not established by independent, source-reviewed comparable evidence.</w:t>
+      </w:r>
+    </w:p>
+    <w:p>
+      <w:r>
+        <w:rPr>
+          <w:b/>
+        </w:rPr>
+        <w:t xml:space="preserve">Verification status: </w:t>
+      </w:r>
+      <w:r>
+        <w:t>Needs original passage, published date, metric/geography/target and later official observations</w:t>
+      </w:r>
+    </w:p>
+    <w:p>
+      <w:r>
+        <w:rPr>
+          <w:b/>
+        </w:rPr>
+        <w:t xml:space="preserve">Last automated evidence-search attempt: </w:t>
+      </w:r>
+      <w:r>
+        <w:t>2026-10-20T12:23:31.832345+00:00</w:t>
+      </w:r>
+    </w:p>
+    <w:p>
+      <w:pPr>
+        <w:pStyle w:val="Heading1"/>
+      </w:pPr>
+      <w:r>
+        <w:t>5 | Coverage and method</w:t>
       </w:r>
     </w:p>
     <w:p>

--- a/stuff/WHAT_WAS_EXPECTED_WHAT_HAPPENED.docx
+++ b/stuff/WHAT_WAS_EXPECTED_WHAT_HAPPENED.docx
@@ -2,6 +2,415 @@
 <file path=word/document.xml><?xml version="1.0" encoding="utf-8"?>
 <w:document xmlns:wpc="http://schemas.microsoft.com/office/word/2010/wordprocessingCanvas" xmlns:mo="http://schemas.microsoft.com/office/mac/office/2008/main" xmlns:mc="http://schemas.openxmlformats.org/markup-compatibility/2006" xmlns:mv="urn:schemas-microsoft-com:mac:vml" xmlns:o="urn:schemas-microsoft-com:office:office" xmlns:r="http://schemas.openxmlformats.org/officeDocument/2006/relationships" xmlns:m="http://schemas.openxmlformats.org/officeDocument/2006/math" xmlns:v="urn:schemas-microsoft-com:vml" xmlns:wp14="http://schemas.microsoft.com/office/word/2010/wordprocessingDrawing" xmlns:wp="http://schemas.openxmlformats.org/drawingml/2006/wordprocessingDrawing" xmlns:w10="urn:schemas-microsoft-com:office:word" xmlns:w="http://schemas.openxmlformats.org/wordprocessingml/2006/main" xmlns:w14="http://schemas.microsoft.com/office/word/2010/wordml" xmlns:wpg="http://schemas.microsoft.com/office/word/2010/wordprocessingGroup" xmlns:wpi="http://schemas.microsoft.com/office/word/2010/wordprocessingInk" xmlns:wne="http://schemas.microsoft.com/office/word/2006/wordml" xmlns:wps="http://schemas.microsoft.com/office/word/2010/wordprocessingShape" mc:Ignorable="w14 wp14">
   <w:body>
+    <w:p>
+      <w:pPr>
+        <w:pStyle w:val="Title"/>
+      </w:pPr>
+      <w:r>
+        <w:t>Back then. And now?</w:t>
+      </w:r>
+    </w:p>
+    <w:p>
+      <w:pPr>
+        <w:pStyle w:val="Subtitle"/>
+      </w:pPr>
+      <w:r>
+        <w:t>Ten documented stories about European futures and what followed</w:t>
+      </w:r>
+    </w:p>
+    <w:p>
+      <w:pPr/>
+      <w:r>
+        <w:t>Research edition · 28 October 2026 · Findings are LLM-assisted and source verification varies. No overall forecast-accuracy grade is implied.</w:t>
+      </w:r>
+    </w:p>
+    <w:p>
+      <w:pPr>
+        <w:pStyle w:val="Heading1"/>
+      </w:pPr>
+      <w:r>
+        <w:t>Before reading</w:t>
+      </w:r>
+    </w:p>
+    <w:p>
+      <w:r>
+        <w:t>These are historical-to-present comparative narratives, not ten verified prediction outcomes. A forecast, conditional scenario, policy aim and scientific warning are different propositions. The analysis covers evidence available by 28 October 2026. Some primary sources have not been checked in full.</w:t>
+      </w:r>
+    </w:p>
+    <w:p>
+      <w:pPr>
+        <w:pStyle w:val="Heading1"/>
+      </w:pPr>
+      <w:r>
+        <w:t>The recurring theme</w:t>
+      </w:r>
+    </w:p>
+    <w:p>
+      <w:r>
+        <w:t>Researchers frequently saw long-term pressures early: energy dependence, emissions, mobility, ageing, biological risks and structural transitions. The course of implementation—particularly geopolitical shocks, institutions, money, and substitute technologies—was often different. A scenario with a 2030 or 2050 horizon is still open in 2026.</w:t>
+      </w:r>
+    </w:p>
+    <w:p>
+      <w:pPr>
+        <w:pStyle w:val="Heading1"/>
+      </w:pPr>
+      <w:r>
+        <w:t>1. The gas pipeline that did arrive—and the security future that did not</w:t>
+      </w:r>
+    </w:p>
+    <w:p>
+      <w:r>
+        <w:t>In 2013, a European gas-security paper imagined rising gas consumption, increasing dependence on external supplies and a strategic role for the Southern Gas Corridor. It was written against a familiar background: European domestic extraction was weakening, industry still wanted natural gas and Russian supply posed concentration risks. The corridor’s advocates envisaged a new physical route from the Caspian region through Turkey and south-eastern Europe. These were not merely engineering questions. Infrastructure would determine which political relationships Europe could escape and which new relationships it might inherit.</w:t>
+      </w:r>
+    </w:p>
+    <w:p>
+      <w:r>
+        <w:t>A striking part of the warning proved relevant. The Southern Corridor ultimately became a functioning supply route, and the European Union became concerned enough about Russian dependence to adopt extraordinary diversification measures. Yet the most important divergence was that EU demand did not keep rising along the anticipated path. Eurostat reports gas demand fell by 13.3% in 2022 and by 7.4% in 2023, reaching the lowest recorded annual quantity in its monthly-cumulated series. The decisive shock was Russia’s full-scale invasion of Ukraine, not the smooth increase in imports the original discussion expected. Europe sought LNG, lower demand, renewable alternatives and supply contracts outside Russia. Regulation (EU) 2026/261, adopted on 26 January 2026, set a staged legal phase-out of Russian natural gas; exemptions and deadlines mean adoption must not be confused with complete physical phase-out in October 2026.</w:t>
+      </w:r>
+    </w:p>
+    <w:p>
+      <w:r>
+        <w:t>The corridor itself matters as an example of *directional relevance without strategic dominance*. A single pipeline can function successfully without becoming the central answer to a system-wide crisis. Its capacity is modest compared with the enormous continental market, and the original full article remains available in this review primarily through its abstract, so the precise 80% import-dependency figure needs verification against the authors’ own source. This is also why an apparent numerical hit—such as imports increasing while production contracts—cannot be presented as proof that every causal expectation held. What was expected to drive dependence matters as much as dependence itself.</w:t>
+      </w:r>
+    </w:p>
+    <w:p>
+      <w:r>
+        <w:t>The more general lesson is that critical infrastructure foresight must explore demand destruction, political rupture and substitutable supply chains alongside the planned new asset. A model that knows the future pipeline but not the future political market may correctly identify vulnerability and still misdescribe how governments will respond. For the next editorial edition, retain the 2013 structural warning, document the actual pipeline, and present gas consumption, indigenous production, supplier concentration and legal phase-out as four distinct indicators. The result is a more revealing European history than either “prediction fulfilled” or “forecast failed.”</w:t>
+      </w:r>
+    </w:p>
+    <w:p>
+      <w:r>
+        <w:t>Original and later sources. R24-01 (https://doi.org/10.54648/eerr2013040) (original); outcome evidence (https://ec.europa.eu/eurostat/web/main/data/database) (see workbook for dates, metrics and verification limits). R24-05 (https://doi.org/10.11610/isij.2912) (original); outcome evidence (https://eda.europa.eu/docs/default-source/eda-publications/2026-eda_defencedata_webpublic.pdf) (see workbook for dates, metrics and verification limits).</w:t>
+      </w:r>
+    </w:p>
+    <w:p>
+      <w:pPr>
+        <w:pStyle w:val="Heading1"/>
+      </w:pPr>
+      <w:r>
+        <w:t>2. Hydrogen, ocean energy and the difference between technical promise and actual markets</w:t>
+      </w:r>
+    </w:p>
+    <w:p>
+      <w:r>
+        <w:t>The 2015 JRC-EU-TIMES hydrogen paper offered a conditional possibility: hydrogen could become viable in a European decarbonisation pathway around 2030 if the model imposed a sustained, binding carbon constraint. A separate 2015 marine-energy review described wave and tidal power as prospective contributors to the low-carbon system. Both belonged to a wider period in which European researchers became adept at showing that a low-emission future was technologically conceivable. Such analysis is valuable because it explores combinations of energy supply, conversion, storage and industrial demand that no firm would build unaided. But technical feasibility is not an investment decision.</w:t>
+      </w:r>
+    </w:p>
+    <w:p>
+      <w:r>
+        <w:t>The empirical picture in the middle 2020s is far less expansive than the possibility space. The European Union Agency for the Cooperation of Energy Regulators measured only 308 MW of EU electrolyser capacity in 2024. In the same report, average renewable-hydrogen production costs were about four times those of conventional hydrogen. The European Court of Auditors' 2024 special report concluded that the Commission’s later 2030 renewable-hydrogen production and import goals were unrealistic without a reality check. The auditors identified uncertainty in definitions, incomplete demand commitments, high investment costs and infrastructure requirements. None of those later political goals can be read back into the 2015 model as if they were its original prediction.</w:t>
+      </w:r>
+    </w:p>
+    <w:p>
+      <w:r>
+        <w:t>Marine energy makes the market-formation distinction even clearer. Repository research cites the European Commission’s Blue Economy reporting of approximately 2.82 MW of operational emerging ocean-energy capacity in the EU at the end of 2024, excluding traditional tidal-range projects. Demonstration machines can establish that a technology works under particular conditions, while public electricity networks require reliable costs, maintenance operations, financing and a portfolio of bankable sites. The installed EU figure must not be compared directly with forecasts that include the United Kingdom, pilot plants or announced projects, because the denominators vary.</w:t>
+      </w:r>
+    </w:p>
+    <w:p>
+      <w:r>
+        <w:t>What links these cases is the often invisible chain connecting innovation to routine use. Technological learning changes costs, while regulation changes market value; investors require electricity and feedstock, off-takers require predictable supply, and infrastructure requires permission before any product can be delivered. A plausible carbon cap may improve long-run incentives without creating a short-run hydrogen customer. The original forecasts should therefore be tested in layers: physical feasibility, production cost, final investment decision, commissioned capacity, delivered volume and displacement of incumbent fuels. The same framework would allow genuinely positive developments to be recognized rather than lost inside the narrative of a delayed transition. The expectation was a conditional opportunity, and the observed result is a system still constructing the institutions needed to realize it.</w:t>
+      </w:r>
+    </w:p>
+    <w:p>
+      <w:r>
+        <w:t>Original and later sources. P26-01 (https://doi.org/10.1016/j.ijhydene.2015.09.004) (original); outcome evidence (https://www.eca.europa.eu/en/publications/SR-2024-11) (see workbook for dates, metrics and verification limits). P26-06 (https://doi.org/10.1016/j.ijome.2015.05.001) (original); outcome evidence (https://op.europa.eu/webpub/mare/eu-blue-economy-report-2025/blue-economic-sectors/marine-renewable-energy.html) (see workbook for dates, metrics and verification limits).</w:t>
+      </w:r>
+    </w:p>
+    <w:p>
+      <w:pPr>
+        <w:pStyle w:val="Heading1"/>
+      </w:pPr>
+      <w:r>
+        <w:t>3. A planned carbon network and a planned North African power bridge</w:t>
+      </w:r>
+    </w:p>
+    <w:p>
+      <w:r>
+        <w:t>Two 2014 scenario studies proposed continental scale in two very different infrastructures. European carbon-capture research argued that substantial deployment would require integrated CO2 collection and transport networks, connecting industrial emitters to long-term geological storage, especially in the North Sea. Renewable-electricity research about Morocco, Algeria, Tunisia, Libya and Egypt examined power systems with very high renewable shares by 2050 and variants in which electricity would flow north into Europe. Both ideas recognized a fact that is easy to neglect in energy futures: the geography of resources rarely matches the geography of consumption.</w:t>
+      </w:r>
+    </w:p>
+    <w:p>
+      <w:r>
+        <w:t>Later policy shows that European decision-makers have taken the carbon-network proposition seriously. The EU’s Net-Zero Industry Act of June 2024 sets a 2030 objective of at least 50 million tonnes per year of operational carbon-dioxide injection capacity. Its Industrial Carbon Management Strategy also describes shared transport and storage. Yet this statutory objective is not a measurement of annual stored carbon or an operating pan-European pipeline network. The Norwegian Northern Lights development demonstrates that cross-border shipping and geological injection can become operational, but the historical model’s integrated network is still emerging unevenly. Transport by ship, industrial clusters and storage hubs are not identical to the original continent-wide pipeline emphasis.</w:t>
+      </w:r>
+    </w:p>
+    <w:p>
+      <w:r>
+        <w:t>The North African electricity vision has followed a different route. Morocco has built renewable capacity and the region remains strategically relevant to European energy thinking, but intercontinental large-volume renewable-electricity exchange has not formed at the modeled scale by 2026. Some political and commercial attention has shifted toward hydrogen, ammonia and other derivatives. That may be a form of substitution, not simple abandonment: exports of molecules and exports of electricity have different loss rates, infrastructure, markets and development impacts. In addition, North African countries need growing supplies of their own; a highly renewable regional scenario is not an unconditional promise that Europe gets the surplus.</w:t>
+      </w:r>
+    </w:p>
+    <w:p>
+      <w:r>
+        <w:t>Neither study should be labelled wrong in 2026 for a target date in 2050. Both should, however, be audited for implementation prerequisites. Who will pay for network rights of way, permits, public guarantees and cross-border tariffs? How much of the asset is operational, not announced? Do importing regions retain the political legitimacy needed to sustain the transaction? A useful retrospective table would distinguish physical deliveries, financing, conditional model volumes and policy targets in separate columns. The combined lesson is that the bottleneck in a European energy transition can be *institutional distance* rather than geographical distance. Integration is not simply what an optimizer selects; it is what multiple jurisdictions and markets actually maintain.</w:t>
+      </w:r>
+    </w:p>
+    <w:p>
+      <w:r>
+        <w:t>Original and later sources. R24-03 (https://doi.org/10.1002/ghg.1410) (original); outcome evidence (https://eur-lex.europa.eu/eli/reg/2024/1735/oj) (see workbook for dates, metrics and verification limits). R24-02 (https://doi.org/10.12720/sgce.3.3.299-306) (original); outcome evidence (https://ourworldindata.org/grapher/share-electricity-renewables) (see workbook for dates, metrics and verification limits).</w:t>
+      </w:r>
+    </w:p>
+    <w:p>
+      <w:pPr>
+        <w:pStyle w:val="Heading1"/>
+      </w:pPr>
+      <w:r>
+        <w:t>4. Mosquitoes, trees, and why a climatic map is not a biological destiny</w:t>
+      </w:r>
+    </w:p>
+    <w:p>
+      <w:r>
+        <w:t>European climate research was capable of producing useful maps of future exposure well before all the feared consequences were measured. A 2012 study of Aedes albopictus, the Asian tiger mosquito, projected increasing climatic suitability across parts of northern and western Europe, while some areas of the south might become less suitable in hotter, drier conditions. A 2011 tree-migration study likewise rejected the assumption that a plant species could instantly occupy whatever geographical region acquires a suitable temperature. Forest dynamics depend on dispersal, habitat connectivity, competition, life stage and disturbance. One model concerns an invasive vector that humans can carry across borders; the other concerns long-lived trees that move by slow generations.</w:t>
+      </w:r>
+    </w:p>
+    <w:p>
+      <w:r>
+        <w:t>By April 2026, according to ECDC, Aedes albopictus was established in 384 EU/EEA administrative units in 16 countries. The evidence is unusually concrete: an entomological surveillance distribution can be mapped against the earlier region-of-risk proposition. But establishment is not a direct measurement of climate causation. Trade, transport, introductions, local breeding habitats and changes in surveillance intensity matter. The ECDC’s stated expansion of 14 units since June 2025 is not the same thing as mechanically subtracting two published totals, because underlying administrative units and revisions can differ. The original study predicted climate *suitability*, not the exact number of mosquito colonies or cases of dengue.</w:t>
+      </w:r>
+    </w:p>
+    <w:p>
+      <w:r>
+        <w:t>The tree study reveals an inverted biological problem. Field observations reported since 2011 show that many land species are relatively slow to track shifting climate, with some European tree juveniles not moving upslope as a simplistic warming account might suggest. European forest drought and mortality have also reshaped landscapes in ways a migration-cost model alone cannot anticipate. Apparent failure to move may be due to delayed reproduction, altered competition, poor connectivity or mortality. That means the appropriate retrospective comparison is not just a map of observed species locations; it is a decomposition of the processes that produce those locations.</w:t>
+      </w:r>
+    </w:p>
+    <w:p>
+      <w:r>
+        <w:t>Read together, the two studies offer one of foresight's strongest lessons: a hazard's *plausible ecological niche* is an actionable warning but not a claim that the hazard will occur at every suitable site. Public-health authorities can use potential establishment maps before outbreaks occur, while foresters need corridor, disturbance and regeneration scenarios before future distributions are realized. The most valuable follow-up would build matched climate-suitability versus occupancy data and species-specific migration panels, controlling for introductions and human land use. Doing so could produce a real test of early European ecological foresight—one more rigorous than counting later papers on related topics.</w:t>
+      </w:r>
+    </w:p>
+    <w:p>
+      <w:r>
+        <w:t>Original and later sources. R24-10 (https://doi.org/10.1098/rsif.2012.0138) (original); outcome evidence (https://www.ecdc.europa.eu/en/publications-data/aedes-albopictus-current-known-distribution-june-2025) (see workbook for dates, metrics and verification limits). P26-10 (https://doi.org/10.1111/j.1466-8238.2011.00669.x) (original); outcome evidence (https://doi.org/10.1111/gcb.12220) (see workbook for dates, metrics and verification limits).</w:t>
+      </w:r>
+    </w:p>
+    <w:p>
+      <w:pPr>
+        <w:pStyle w:val="Heading1"/>
+      </w:pPr>
+      <w:r>
+        <w:t>5. Better air quality, stubborn ozone, and the value of causal separation</w:t>
+      </w:r>
+    </w:p>
+    <w:p>
+      <w:r>
+        <w:t>In the early 2010s European atmospheric scientists used sophisticated chemistry-climate models to explore air quality in 2030 and 2050. They were not all presenting forecasts of the same variable. One 2013 study argued that future air-pollutant emissions, more than climate alone, would be the main driver of European air-quality trends. A 2012 multi-model ozone analysis considered changes in population exposure, high-percentile concentrations and averages under different precursor pathways. Another study isolated how climate change could affect ozone-related mortality, holding other drivers fixed. Without those distinctions, hindsight can manufacture contradictory verdicts from perfectly compatible scenarios.</w:t>
+      </w:r>
+    </w:p>
+    <w:p>
+      <w:r>
+        <w:t>The later evidence does show substantial progress in many precursor emissions. Research cited in the October 2026 package reports European nitrogen-oxide emissions falling by roughly 48% over 2000–2019. This sits alongside improvements in many air-quality indicators, especially where regulation changed combustion technologies and industrial emissions. Ozone is less straightforward. European urban observations can show reductions in intense peaks while background or mean concentrations behave differently. Mortality attributed to ozone depends additionally on who is exposed, on population ageing, on temperature, on geographic transport and on which exposure-response function is used. An air-quality success in one metric does not make a climate-only projection of ozone a failed prediction.</w:t>
+      </w:r>
+    </w:p>
+    <w:p>
+      <w:r>
+        <w:t>The key comparison problem is causal. Real Europe experienced simultaneous emission cuts, warming, extreme heat, technological change and shifting demographics. A modeled claim such as “climate alone adds ozone-related mortality in a fixed baseline” cannot be tested simply by checking whether total observed European ozone deaths increased. What actually occurred under the combined drivers may even move in the other direction. Likewise, a 2030 or 2050 exposure target is not settled by 2026 observations. It is legitimate to say that regulatory emissions reductions have been material, that climate pressures remain, and that multiple ozone measures have diverged. It is not legitimate to grade the original model without reconstructing its emissions scenario.</w:t>
+      </w:r>
+    </w:p>
+    <w:p>
+      <w:r>
+        <w:t>This is a constructive finding about foresight, not just a warning about accuracy. The old modeling studies help us identify the counterfactual question that public debate needs: how much better would European air quality have been without global warming, or how much worse without emissions controls? Follow-up authors should match observation stations, thresholds, averages and period definitions; then run updated chemistry models with one factor changed at a time. Only that design can separate a useful conditional anticipation from a coincidental similarity between graphs.</w:t>
+      </w:r>
+    </w:p>
+    <w:p>
+      <w:r>
+        <w:t>Original and later sources. R24-07 (https://doi.org/10.5194/acp-13-7451-2013) (original); outcome evidence (https://doi.org/10.4209/aaqr.230237) (see workbook for dates, metrics and verification limits). R24-08 (https://doi.org/10.5194/acp-12-10613-2012) (original); outcome evidence (https://doi.org/10.4209/aaqr.230237) (see workbook for dates, metrics and verification limits). R24-09 (https://doi.org/10.1183/09031936.00210411) (original); outcome evidence (https://doi.org/10.4209/aaqr.230237) (see workbook for dates, metrics and verification limits).</w:t>
+      </w:r>
+    </w:p>
+    <w:p>
+      <w:pPr>
+        <w:pStyle w:val="Heading1"/>
+      </w:pPr>
+      <w:r>
+        <w:t>6. Finland's carbon arithmetic and the unexpectedly weak forest sink</w:t>
+      </w:r>
+    </w:p>
+    <w:p>
+      <w:r>
+        <w:t>A 2012 Finnish backcasting study explored pathways to a low-emission society by 2050. Backcasting begins with a possible end state and asks which combinations of technology, social change and policy could plausibly reach it. In its historical context, the central story was about moving the energy economy away from carbon-intensive systems. Related European forest-management studies were already probing the tension between timber stocks, annual growth increments, harvesting and climate policy, but the various indicators were not always treated as a single coupled political problem.</w:t>
+      </w:r>
+    </w:p>
+    <w:p>
+      <w:r>
+        <w:t>The outcome to 2026 is illuminating because Finland did make rapid progress in one part of the carbon account. Official preliminary statistics put greenhouse-gas emissions excluding land use in 2025 at 36.5 million tonnes CO2 equivalent, about 49% below 1990. It would be tempting to call a low-emissions pathway fulfilled ahead of schedule. But Finland also had a 2025 land-use, land-use-change and forestry net emission source of 9.4 million tonnes CO2 equivalent. The full net balance was therefore very different from the energy/industry aggregate. Revisions in forest carbon measurement, timber harvesting, age structure and ecological disturbance make it risky to extrapolate the apparent sectoral success to 2035 neutrality.</w:t>
+      </w:r>
+    </w:p>
+    <w:p>
+      <w:r>
+        <w:t>This is not simply a statistical trick. A climate policy can reduce combustion emissions while additional harvesting and slower forest growth weaken the sink on which net neutrality depends. European forestry can also face competing goals: preserve carbon in standing trees, maximize biological increment, supply material substitution, and support biodiversity. No single indicator captures all four. The 2013 European woody biomass paper's proposition about maximizing increment rather than standing stock should be read as a conditional management proposal, not an observed verdict that EU stocks or sinks followed its recommendation.</w:t>
+      </w:r>
+    </w:p>
+    <w:p>
+      <w:r>
+        <w:t>The methodological lesson is that a future defined as “low emissions” differs from a future defined as “net zero,” and the accounting boundary may become politically decisive after the original paper is written. The Finnish case calls for a retrospective *ledger of policy definitions* as well as a ledger of actual emissions. Compare the baseline of the original backcasting pathways with energy-sector inventory, transport inventory, LULUCF net balances, and the date when national targets shifted. Determine whether a shortfall arose from slow technology change, altered policy goals or a forest sink behaving differently than assumed. Without that reconciliation, the same 2025 figures can be made to prove both that foresight succeeded and that it failed. The more scientifically interesting story is that the climate problem acquired a harder second accounting dimension.</w:t>
+      </w:r>
+    </w:p>
+    <w:p>
+      <w:r>
+        <w:t>Original and later sources. R24-13 (https://doi.org/10.1108/14636681211256099) (original); outcome evidence (https://stat.fi/en/statistics/khki) (see workbook for dates, metrics and verification limits). R24-11 (https://doi.org/10.1186/1750-0680-8-2) (original); outcome evidence (https://doi.org/10.1186/s13021-023-00234-0) (see workbook for dates, metrics and verification limits).</w:t>
+      </w:r>
+    </w:p>
+    <w:p>
+      <w:pPr>
+        <w:pStyle w:val="Heading1"/>
+      </w:pPr>
+      <w:r>
+        <w:t>7. NHS nurses, Irish obesity and the hazards of trend extrapolation</w:t>
+      </w:r>
+    </w:p>
+    <w:p>
+      <w:r>
+        <w:t>Two health foresight traditions illustrate opposite ways to be wrong about the amount of change while correctly recognizing what matters. A 2012 study of nursing staff in England warned that the NHS could lose qualified staff by 2022 if training commissions, retirement and retention followed adverse paths. A 2013 Irish obesity modeling paper projected severe increases in adult obesity and associated chronic disease costs by 2030 if earlier prevalence trends persisted. Both studies were conditional. They were designed to expose consequences of a particular continuation, not to guarantee that no policy, recruitment or behaviour would change.</w:t>
+      </w:r>
+    </w:p>
+    <w:p>
+      <w:r>
+        <w:t>The nursing case shows how a scenario can become obsolete because decision-makers intervene in precisely the variable it highlighted. Official UK government figures record an increase from 300,904 NHS full-time-equivalent nurses in September 2019 to 352,149 in September 2023, a gain of 51,245. Internationally educated recruits contributed heavily. Yet the original workforce study used headcounts across qualified nurses, midwives and health visitors, whereas these later figures cover registered nurses in an NHS FTE definition; they cannot be plotted as two endpoints of the same series without harmonization. Growth does not demonstrate a workforce free of shortages, vacancies or retention risk. It demonstrates that the contraction-risk branch was not the only possible pathway.</w:t>
+      </w:r>
+    </w:p>
+    <w:p>
+      <w:r>
+        <w:t>The obesity example runs the other way. The health burden remained substantial, but measured and modeled Irish prevalence in the 2020s has been lower than the dramatic 2013 continuation-of-trends extrapolations toward 2030. For comparison, England's 2024 Health Survey, published January 2026, put obesity at 30% of adults, with confidence intervals and survey-method constraints. No English percentage can validate an Irish forecast: age groups, measurement, geography and model populations are different. Even within Ireland, self-reported and measured BMI, NCD-RisC statistical estimates and changes in population structure cannot simply be merged.</w:t>
+      </w:r>
+    </w:p>
+    <w:p>
+      <w:r>
+        <w:t>The common failure mode is not “health forecasting is bad.” Rather, health systems are reflexive: people, institutions and medical technologies respond to what has been forecast, and the measurement of their response is itself changing. Nursing plans affect recruitment and training; public-health interventions, drugs, consumption and socioeconomic conditions affect obesity rates. A well-designed retrospective should recover each original scenario branch, inspect its assumptions at annual intervals, and re-estimate the uncertainty with consistent national data. The useful lesson for planners is to treat a frightening forecast as a *trigger for monitoring and possible action*, not as a destiny whose absence invalidates the scenario method. An older study can still have anticipated a real planning risk while being far off the later measured staffing or prevalence level.</w:t>
+      </w:r>
+    </w:p>
+    <w:p>
+      <w:r>
+        <w:t>Original and later sources. R24-16 (https://doi.org/10.1186/1478-4491-10-16) (original); outcome evidence (https://www.nao.org.uk/wp-content/uploads/2020/03/The-NHS-nursing-workforce-Summary.pdf) (see workbook for dates, metrics and verification limits). R24-15 (https://doi.org/10.1371/journal.pone.0079827) (original); outcome evidence (https://doi.org/10.1038/s41586-026-10383-0) (see workbook for dates, metrics and verification limits). R24-14 (https://doi.org/10.1136/jech.2011.142976b.14) (original); outcome evidence (https://assets.publishing.service.gov.uk/government/uploads/system/uploads/attachment_data/file/287937/07-1184x-tackling-obesities-future-choices-report.pdf) (see workbook for dates, metrics and verification limits).</w:t>
+      </w:r>
+    </w:p>
+    <w:p>
+      <w:pPr>
+        <w:pStyle w:val="Heading1"/>
+      </w:pPr>
+      <w:r>
+        <w:t>8. The European population without newcomers—and Bulgaria's rising productivity</w:t>
+      </w:r>
+    </w:p>
+    <w:p>
+      <w:r>
+        <w:t>Population ageing was a recurring theme in early European futures research, but it was too often discussed as though demographics mechanically dictated economics. A 2013 immigration study set out business-as-usual, replacement-migration and recruitment variants alongside a deliberate no-immigration shock scenario for the European Union. A 2011 Bulgarian study explored what changing life expectancy and age structure might imply for labour productivity to 2050. The two works ask different questions. The first concerns the role of newcomers in the EU's future population and labour supply. The second tests how demographic composition would affect one country's modeled productivity, with other parameters assumed.</w:t>
+      </w:r>
+    </w:p>
+    <w:p>
+      <w:r>
+        <w:t>By 2026, Eurostat reported the EU's population at 452 million, and explicitly noted that positive net migration had offset negative natural change since 2012. Actual migration did not follow a smooth manpower-recruitment pathway. The refugee arrivals of 2015, pandemic-year movement restrictions, temporary protection after Russia's full-scale invasion and subsequent labour migration involved different administrative and economic mechanisms. Thus the zero-immigration branch remains useful as a counterfactual: it is not a failed prediction merely because people moved. What matters is whether labor integration, skills recognition and settlement lead to productive participation, not only population headcount.</w:t>
+      </w:r>
+    </w:p>
+    <w:p>
+      <w:r>
+        <w:t>Bulgaria provides a second check on overly linear demographic reasoning. Eurostat series assembled in the repository show the country's population fell from approximately 7.37 million in 2011 to 6.44 million in 2025, while the proportion aged 65 and over rose. But real labour productivity per person increased by roughly 32% between 2011 and 2024. That does not prove population ageing has no economic cost: productivity per worker can grow through capital, skills, structural change, labour outflow and convergence even if a demographic sensitivity experiment shows a negative ageing contribution relative to another counterfactual. The original model was not an unconditional forecast of falling observed productivity.</w:t>
+      </w:r>
+    </w:p>
+    <w:p>
+      <w:r>
+        <w:t>The joint lesson is that demographic foresight needs two levels of analysis. Population and age-group arithmetic are comparatively predictable once initial cohorts are known, but migration and economic behaviour introduce politically contingent pathways. Economic pressure emerges from the *difference between scenarios*, not simply the sign of an aggregate indicator. Future reviews should preserve national geographic boundaries, rebuild productivity decompositions, and compare employment and integration alongside migration flows. That method can show what ageing research recognized without attributing to it claims it never made. The European future was not simply “older”; it was older, increasingly migration-dependent and economically divergent across regions.</w:t>
+      </w:r>
+    </w:p>
+    <w:p>
+      <w:r>
+        <w:t>Original and later sources. R24-18 (https://doi.org/10.2298/SOC1302169A) (original); outcome evidence (https://ec.europa.eu/eurostat/web/main/data/database) (see workbook for dates, metrics and verification limits). P26-11 (https://doi.org/10.5771/1435-2869-2011-4-521) (original); outcome evidence (https://ec.europa.eu/eurostat/databrowser/view/demo_pjanind/default/table?lang=en) (see workbook for dates, metrics and verification limits).</w:t>
+      </w:r>
+    </w:p>
+    <w:p>
+      <w:pPr>
+        <w:pStyle w:val="Heading1"/>
+      </w:pPr>
+      <w:r>
+        <w:t>9. Security foresight and a railway across an abruptly changed border</w:t>
+      </w:r>
+    </w:p>
+    <w:p>
+      <w:r>
+        <w:t>Researchers working on Europe's strategic future in 2011–2013 were already discussing the weakness of dependence on outside powers. The FOCUS security project explored possible EU roles in contrasting 2035 global contexts, while another paper warned that relying on the United States could not always be taken for granted. A contemporaneous Finnish-Russian rail study, by contrast, examined a more technical route to European integration: opening bilateral freight transport to competition. Placing these studies side by side reveals the very different assumptions under which Europe imagined connecting itself to the outside world.</w:t>
+      </w:r>
+    </w:p>
+    <w:p>
+      <w:r>
+        <w:t>The EU security papers were deliberative designs, not point forecasts of exactly which military organization would exist in 2035. Since 2022, Europe has substantially increased national defense spending and introduced EU-level security instruments. The European Defence Agency reported €418 billion of EU-27 member-state defence spending for 2025. That figure is not a measure of EU military unity: decisions and capabilities remain distributed across governments and NATO, and national strategic cultures do not instantly converge when spending rises. The security papers' early attention to dependence and fragmentation remains valuable, but later institutional change occurred under acute external pressure.</w:t>
+      </w:r>
+    </w:p>
+    <w:p>
+      <w:r>
+        <w:t>The Finnish-Russian rail case shows more forcefully how a scenario may lose its operating world. Finnish transport law and agreements enabled competitive possibilities, but the 2022 invasion, sanctions, border restrictions and commercial withdrawal disrupted the very cross-border market whose liberalisation had been studied. An observer who checks whether freight competition grew by 2026 and says “the 2011 forecast failed” would be obscuring the mechanism. The original proposition was a recommendation conditional on an operating bilateral trade regime, not a prediction of political peace. The meaningful questions are whether competitors entered before 2022, how tariffs and access rights worked, and exactly when war-related changes severed the potential benefits.</w:t>
+      </w:r>
+    </w:p>
+    <w:p>
+      <w:r>
+        <w:t>Read together, the papers teach that cross-border integration is not automatically a form of resilience. New European networks can create flexibility and exposure at the same time; the value of an open transport link can vanish if the relationship at its other end collapses. In future security scenarios, economic linkages, energy contracts and transport infrastructure should be tested against discontinuities in geopolitical sovereignty and alliance protection. In future hindsight work, researchers should keep separate the efficacy of a policy under its assumed conditions, whether those conditions materialized, and how authorities adjusted after they ceased to exist. That distinction preserves the intellectual usefulness of the FOCUS scenarios and explains why the rail question has been reframed rather than simply answered.</w:t>
+      </w:r>
+    </w:p>
+    <w:p>
+      <w:r>
+        <w:t>Original and later sources. R24-04 (https://doi.org/10.11610/isij.2902) (original); outcome evidence (https://data.consilium.europa.eu/doc/document/ST-6891-2023-INIT/en/pdf) (see workbook for dates, metrics and verification limits). R24-05 (https://doi.org/10.11610/isij.2912) (original); outcome evidence (https://eda.europa.eu/docs/default-source/eda-publications/2026-eda_defencedata_webpublic.pdf) (see workbook for dates, metrics and verification limits). R24-12 (https://doi.org/10.1504/IJSTL.2011.039377) (original); outcome evidence (https://www.finlex.fi) (see workbook for dates, metrics and verification limits).</w:t>
+      </w:r>
+    </w:p>
+    <w:p>
+      <w:pPr>
+        <w:pStyle w:val="Heading1"/>
+      </w:pPr>
+      <w:r>
+        <w:t>10. Organic food, paper markets and uneven structural substitution</w:t>
+      </w:r>
+    </w:p>
+    <w:p>
+      <w:r>
+        <w:t>Sometimes foresight succeeds most clearly not in a major geopolitical shock but in noticing a quietly unfolding market substitution. A 2011 study of organic food demand in Denmark, Italy and the United Kingdom explored continued expansion subject to retail access, prices, trust and policy support. Another 2011 scenario study of Swedish forest-products industries anticipated that information and communication technologies would strongly reduce consumption of printing and newsprint grades, even while packaging, timber construction and other wood products might follow different paths. Both rejected the simplistic idea that an entire sector would grow or shrink uniformly.</w:t>
+      </w:r>
+    </w:p>
+    <w:p>
+      <w:r>
+        <w:t>Later data show why it is essential to disaggregate. FiBL reported European organic retail sales of €58.7 billion in 2024, far above mid-2010s sales in nominal currency, but the European market also experienced a sales contraction in 2022. Reported euro turnover is not the same as inflation-adjusted food volumes; geography differs between the three original consumer markets and the later whole-Europe totals. An original 2015 scenario should be examined against its own 2015 window first, with later data treated as an extension of the question rather than an after-the-fact extension of its horizon.</w:t>
+      </w:r>
+    </w:p>
+    <w:p>
+      <w:r>
+        <w:t>The Swedish forest-products analysis provides a more specific substitution story. FAOSTAT material cited in the 2026 pilot shows Swedish graphic-paper production falling from about 5.51 million tonnes in 2010 to about 1.81 million tonnes in 2024, while “other paper and paperboard” rose modestly. ICT changed the market for printed information while e-commerce and packaging altered demand in other grades. The observation is strikingly closer to the original scenario's mechanism than a generic claim that “forestry changed.” It also corrects an earlier editorial account which had said Swedish market data were unavailable. Yet the full 2050 scenarios remain conditional on globalisation, climate concern and choices about timber and bioenergy.</w:t>
+      </w:r>
+    </w:p>
+    <w:p>
+      <w:r>
+        <w:t>The two cases reveal why market futures are best studied as *replacement processes*. New products substitute for old ones; firms repurpose capital, and consumers alter purchases because of prices as well as values. Headline sector revenue can grow while unit sales fall, and one product grade can collapse while an adjacent one grows. The evidence needed to assess a foresight claim is therefore the same level of product, geography and unit that its mechanism names. An editorial “held” label throws away that scientific detail. A better account specifies the observed substitution, reports what continued and what reversed, and acknowledges the parts of the scenario that remain beyond 2026. This is a more durable kind of foresight achievement than merely finding a line of statistics that happens to slope upward.</w:t>
+      </w:r>
+    </w:p>
+    <w:p>
+      <w:r>
+        <w:t>Original and later sources. P26-02 (https://doi.org/10.1016/j.njas.2011.01.005) (original); outcome evidence (https://www.fibl.org/en/info-centre/news/european-organic-market-continued-to-grow-in-2014) (see workbook for dates, metrics and verification limits). P26-08 (https://doi.org/10.3390/f2010147) (original); outcome evidence (https://www.fao.org/faostat/en/#data/FO) (see workbook for dates, metrics and verification limits).</w:t>
+      </w:r>
+    </w:p>
+    <w:p>
+      <w:pPr>
+        <w:pStyle w:val="Heading1"/>
+      </w:pPr>
+      <w:r>
+        <w:t>Evidence and limitations</w:t>
+      </w:r>
+    </w:p>
+    <w:p>
+      <w:r>
+        <w:t>The companion FORESIGHT-EVIDENCE-AND-UPDATE-TABLES research workbook, imported into the two master workbooks as “Retrospective cases 2026” and “Source evidence 2026”, contains source dates, source URLs, stable record IDs and quality caveats. No case has been automatically promoted to the formally verified outcomes register.</w:t>
+      </w:r>
+    </w:p>
+    <w:p>
+      <w:r>
+        <w:br w:type="page"/>
+      </w:r>
+    </w:p>
+    <w:p>
+      <w:pPr>
+        <w:pStyle w:val="Heading1"/>
+      </w:pPr>
+      <w:r>
+        <w:t>Previous edition — preserved original material</w:t>
+      </w:r>
+    </w:p>
+    <w:p>
+      <w:r>
+        <w:t>The following is the complete material from the earlier repository edition, retained for research continuity and provenance. The updated research and evidence classifications above take precedence. Earlier accuracy scores, tentative assessments, and source links below are historical records and should not be treated as newly verified findings.</w:t>
+      </w:r>
+    </w:p>
     <w:p>
       <w:pPr>
         <w:pStyle w:val="Eyebrow"/>
@@ -268,10 +677,9 @@
       </w:r>
     </w:p>
     <w:sectPr>
-      <w:headerReference w:type="default" r:id="rId9"/>
-      <w:footerReference w:type="default" r:id="rId10"/>
+      <w:footerReference w:type="default" r:id="rId9"/>
       <w:pgSz w:w="12240" w:h="15840"/>
-      <w:pgMar w:top="1181" w:right="1325" w:bottom="1080" w:left="1325" w:header="547" w:footer="504" w:gutter="0"/>
+      <w:pgMar w:top="1080" w:right="1267" w:bottom="1037" w:left="1267" w:header="720" w:footer="720" w:gutter="0"/>
       <w:cols w:space="720"/>
       <w:docGrid w:linePitch="360"/>
     </w:sectPr>
@@ -287,28 +695,10 @@
       <w:jc w:val="right"/>
     </w:pPr>
     <w:r>
-      <w:rPr>
-        <w:color w:val="586B72"/>
-        <w:sz w:val="16"/>
-      </w:rPr>
-      <w:t xml:space="preserve">Research digest  •  </w:t>
+      <w:t>VV FUTURES  |  Evidence-led research · 2026-10-28</w:t>
     </w:r>
-    <w:fldSimple w:instr="PAGE"/>
   </w:p>
 </w:ftr>
-</file>
-
-<file path=word/header1.xml><?xml version="1.0" encoding="utf-8"?>
-<w:hdr xmlns:m="http://schemas.openxmlformats.org/officeDocument/2006/math" xmlns:mc="http://schemas.openxmlformats.org/markup-compatibility/2006" xmlns:mo="http://schemas.microsoft.com/office/mac/office/2008/main" xmlns:mv="urn:schemas-microsoft-com:mac:vml" xmlns:o="urn:schemas-microsoft-com:office:office" xmlns:r="http://schemas.openxmlformats.org/officeDocument/2006/relationships" xmlns:v="urn:schemas-microsoft-com:vml" xmlns:w10="urn:schemas-microsoft-com:office:word" xmlns:w14="http://schemas.microsoft.com/office/word/2010/wordml" xmlns:w="http://schemas.openxmlformats.org/wordprocessingml/2006/main" xmlns:wne="http://schemas.microsoft.com/office/word/2006/wordml" xmlns:wp14="http://schemas.microsoft.com/office/word/2010/wordprocessingDrawing" xmlns:wp="http://schemas.openxmlformats.org/drawingml/2006/wordprocessingDrawing" xmlns:wpc="http://schemas.microsoft.com/office/word/2010/wordprocessingCanvas" xmlns:wpg="http://schemas.microsoft.com/office/word/2010/wordprocessingGroup" xmlns:wpi="http://schemas.microsoft.com/office/word/2010/wordprocessingInk" xmlns:wps="http://schemas.microsoft.com/office/word/2010/wordprocessingShape" mc:Ignorable="w14 wp14">
-  <w:p>
-    <w:pPr>
-      <w:pStyle w:val="Eyebrow"/>
-    </w:pPr>
-    <w:r>
-      <w:t>THE HINDSIGHT FILES  /  EUROPEAN FORESIGHT RADAR</w:t>
-    </w:r>
-  </w:p>
-</w:hdr>
 </file>
 
 <file path=word/numbering.xml><?xml version="1.0" encoding="utf-8"?>
@@ -675,12 +1065,11 @@
     <w:qFormat/>
     <w:rsid w:val="00FC693F"/>
     <w:pPr>
-      <w:spacing w:after="140" w:line="278" w:lineRule="auto"/>
+      <w:spacing w:after="100"/>
     </w:pPr>
     <w:rPr>
       <w:rFonts w:ascii="Aptos" w:hAnsi="Aptos"/>
-      <w:color w:val="1B3440"/>
-      <w:sz w:val="21"/>
+      <w:sz w:val="19"/>
     </w:rPr>
   </w:style>
   <w:style w:type="paragraph" w:styleId="Header">
@@ -738,15 +1127,15 @@
     <w:pPr>
       <w:keepNext/>
       <w:keepLines/>
-      <w:spacing w:before="240" w:after="120"/>
+      <w:spacing w:before="480" w:after="0"/>
       <w:outlineLvl w:val="0"/>
     </w:pPr>
     <w:rPr>
       <w:rFonts w:asciiTheme="majorHAnsi" w:eastAsiaTheme="majorEastAsia" w:hAnsiTheme="majorHAnsi" w:cstheme="majorBidi" w:ascii="Aptos Display" w:hAnsi="Aptos Display"/>
       <w:b/>
       <w:bCs/>
-      <w:color w:val="1B3440"/>
-      <w:sz w:val="38"/>
+      <w:color w:val="154353"/>
+      <w:sz w:val="30"/>
       <w:szCs w:val="28"/>
     </w:rPr>
   </w:style>
@@ -762,15 +1151,15 @@
     <w:pPr>
       <w:keepNext/>
       <w:keepLines/>
-      <w:spacing w:before="240" w:after="120"/>
+      <w:spacing w:before="200" w:after="0"/>
       <w:outlineLvl w:val="1"/>
     </w:pPr>
     <w:rPr>
       <w:rFonts w:asciiTheme="majorHAnsi" w:eastAsiaTheme="majorEastAsia" w:hAnsiTheme="majorHAnsi" w:cstheme="majorBidi" w:ascii="Aptos Display" w:hAnsi="Aptos Display"/>
       <w:b/>
       <w:bCs/>
-      <w:color w:val="1B3440"/>
-      <w:sz w:val="26"/>
+      <w:color w:val="154353"/>
+      <w:sz w:val="22"/>
       <w:szCs w:val="26"/>
     </w:rPr>
   </w:style>
@@ -1024,19 +1413,18 @@
     <w:qFormat/>
     <w:rsid w:val="00FC693F"/>
     <w:pPr>
-      <w:keepNext/>
       <w:pBdr>
         <w:bottom w:val="single" w:sz="8" w:space="4" w:color="4F81BD" w:themeColor="accent1"/>
       </w:pBdr>
-      <w:spacing w:after="120" w:line="240" w:lineRule="auto" w:before="240"/>
+      <w:spacing w:after="300" w:line="240" w:lineRule="auto"/>
       <w:contextualSpacing/>
     </w:pPr>
     <w:rPr>
       <w:rFonts w:asciiTheme="majorHAnsi" w:eastAsiaTheme="majorEastAsia" w:hAnsiTheme="majorHAnsi" w:cstheme="majorBidi" w:ascii="Aptos Display" w:hAnsi="Aptos Display"/>
-      <w:color w:val="1B3440"/>
+      <w:color w:val="154353"/>
       <w:spacing w:val="5"/>
       <w:kern w:val="28"/>
-      <w:sz w:val="66"/>
+      <w:sz w:val="46"/>
       <w:szCs w:val="52"/>
     </w:rPr>
   </w:style>
@@ -12365,18 +12753,6 @@
         <w:shd w:val="clear" w:color="auto" w:fill="FBCAA2" w:themeFill="accent6" w:themeFillTint="7F"/>
       </w:tcPr>
     </w:tblStylePr>
-  </w:style>
-  <w:style w:type="paragraph" w:customStyle="1" w:styleId="Eyebrow">
-    <w:name w:val="Eyebrow"/>
-    <w:pPr>
-      <w:spacing w:after="100"/>
-    </w:pPr>
-    <w:rPr>
-      <w:rFonts w:ascii="Aptos" w:hAnsi="Aptos"/>
-      <w:b/>
-      <w:color w:val="156866"/>
-      <w:sz w:val="16"/>
-    </w:rPr>
   </w:style>
 </w:styles>
 </file>
